--- a/推导.docx
+++ b/推导.docx
@@ -2,6 +2,2779 @@
 <file path=word/document.xml><?xml version="1.0" encoding="utf-8"?>
 <w:document xmlns:wpc="http://schemas.microsoft.com/office/word/2010/wordprocessingCanvas" xmlns:cx="http://schemas.microsoft.com/office/drawing/2014/chartex" xmlns:cx1="http://schemas.microsoft.com/office/drawing/2015/9/8/chartex" xmlns:cx2="http://schemas.microsoft.com/office/drawing/2015/10/21/chartex" xmlns:cx3="http://schemas.microsoft.com/office/drawing/2016/5/9/chartex" xmlns:cx4="http://schemas.microsoft.com/office/drawing/2016/5/10/chartex" xmlns:cx5="http://schemas.microsoft.com/office/drawing/2016/5/11/chartex" xmlns:cx6="http://schemas.microsoft.com/office/drawing/2016/5/12/chartex" xmlns:cx7="http://schemas.microsoft.com/office/drawing/2016/5/13/chartex" xmlns:cx8="http://schemas.microsoft.com/office/drawing/2016/5/14/chartex" xmlns:mc="http://schemas.openxmlformats.org/markup-compatibility/2006" xmlns:aink="http://schemas.microsoft.com/office/drawing/2016/ink" xmlns:am3d="http://schemas.microsoft.com/office/drawing/2017/model3d" xmlns:o="urn:schemas-microsoft-com:office:office" xmlns:oel="http://schemas.microsoft.com/office/2019/extlst" xmlns:r="http://schemas.openxmlformats.org/officeDocument/2006/relationships" xmlns:m="http://schemas.openxmlformats.org/officeDocument/2006/math" xmlns:v="urn:schemas-microsoft-com:vml" xmlns:wp14="http://schemas.microsoft.com/office/word/2010/wordprocessingDrawing" xmlns:wp="http://schemas.openxmlformats.org/drawingml/2006/wordprocessingDrawing" xmlns:w10="urn:schemas-microsoft-com:office:word" xmlns:w="http://schemas.openxmlformats.org/wordprocessingml/2006/main" xmlns:w14="http://schemas.microsoft.com/office/word/2010/wordml" xmlns:w15="http://schemas.microsoft.com/office/word/2012/wordml" xmlns:w16cex="http://schemas.microsoft.com/office/word/2018/wordml/cex" xmlns:w16cid="http://schemas.microsoft.com/office/word/2016/wordml/cid" xmlns:w16="http://schemas.microsoft.com/office/word/2018/wordml" xmlns:w16du="http://schemas.microsoft.com/office/word/2023/wordml/word16du" xmlns:w16sdtdh="http://schemas.microsoft.com/office/word/2020/wordml/sdtdatahash" xmlns:w16sdtfl="http://schemas.microsoft.com/office/word/2024/wordml/sdtformatlock" xmlns:w16se="http://schemas.microsoft.com/office/word/2015/wordml/symex" xmlns:wpg="http://schemas.microsoft.com/office/word/2010/wordprocessingGroup" xmlns:wpi="http://schemas.microsoft.com/office/word/2010/wordprocessingInk" xmlns:wne="http://schemas.microsoft.com/office/word/2006/wordml" xmlns:wps="http://schemas.microsoft.com/office/word/2010/wordprocessingShape" mc:Ignorable="w14 w15 w16se w16cid w16 w16cex w16sdtdh w16sdtfl w16du wp14">
   <w:body>
+    <w:p>
+      <w:pPr>
+        <w:pStyle w:val="1"/>
+      </w:pPr>
+      <w:r>
+        <w:rPr>
+          <w:rFonts w:hint="eastAsia"/>
+        </w:rPr>
+        <w:t>SVD</w:t>
+      </w:r>
+      <w:r>
+        <w:rPr>
+          <w:rFonts w:hint="eastAsia"/>
+        </w:rPr>
+        <w:t>和特征值分解</w:t>
+      </w:r>
+    </w:p>
+    <w:p>
+      <w:pPr>
+        <w:ind w:firstLine="480"/>
+      </w:pPr>
+      <w:r>
+        <w:rPr>
+          <w:rFonts w:hint="eastAsia"/>
+        </w:rPr>
+        <w:t>设有原数组</w:t>
+      </w:r>
+      <m:oMath>
+        <m:r>
+          <w:rPr>
+            <w:rFonts w:ascii="Cambria Math" w:hAnsi="Cambria Math"/>
+          </w:rPr>
+          <m:t>X∈100×10</m:t>
+        </m:r>
+      </m:oMath>
+      <w:r>
+        <w:rPr>
+          <w:rFonts w:hint="eastAsia"/>
+        </w:rPr>
+        <w:t>，有</w:t>
+      </w:r>
+      <w:r>
+        <w:rPr>
+          <w:rFonts w:hint="eastAsia"/>
+        </w:rPr>
+        <w:t>10</w:t>
+      </w:r>
+      <w:r>
+        <w:rPr>
+          <w:rFonts w:hint="eastAsia"/>
+        </w:rPr>
+        <w:t>个维度，</w:t>
+      </w:r>
+    </w:p>
+    <w:p>
+      <w:pPr>
+        <w:ind w:firstLine="480"/>
+      </w:pPr>
+      <w:r>
+        <w:rPr>
+          <w:rFonts w:hint="eastAsia"/>
+        </w:rPr>
+        <w:t>将其</w:t>
+      </w:r>
+      <w:proofErr w:type="spellStart"/>
+      <w:r>
+        <w:rPr>
+          <w:rFonts w:hint="eastAsia"/>
+        </w:rPr>
+        <w:t>svd</w:t>
+      </w:r>
+      <w:proofErr w:type="spellEnd"/>
+      <w:r>
+        <w:rPr>
+          <w:rFonts w:hint="eastAsia"/>
+        </w:rPr>
+        <w:t>分解，可得：</w:t>
+      </w:r>
+    </w:p>
+    <w:p>
+      <w:pPr>
+        <w:ind w:firstLine="480"/>
+      </w:pPr>
+      <m:oMathPara>
+        <m:oMath>
+          <m:eqArr>
+            <m:eqArrPr>
+              <m:maxDist m:val="1"/>
+              <m:ctrlPr>
+                <w:rPr>
+                  <w:rFonts w:ascii="Cambria Math" w:hAnsi="Cambria Math"/>
+                  <w:i/>
+                </w:rPr>
+              </m:ctrlPr>
+            </m:eqArrPr>
+            <m:e>
+              <m:r>
+                <w:rPr>
+                  <w:rFonts w:ascii="Cambria Math" w:hAnsi="Cambria Math"/>
+                </w:rPr>
+                <m:t>U</m:t>
+              </m:r>
+              <m:r>
+                <m:rPr>
+                  <m:sty m:val="p"/>
+                </m:rPr>
+                <w:rPr>
+                  <w:rFonts w:ascii="Cambria Math" w:hAnsi="Cambria Math"/>
+                </w:rPr>
+                <m:t>Σ</m:t>
+              </m:r>
+              <m:sSup>
+                <m:sSupPr>
+                  <m:ctrlPr>
+                    <w:rPr>
+                      <w:rFonts w:ascii="Cambria Math" w:hAnsi="Cambria Math"/>
+                      <w:i/>
+                    </w:rPr>
+                  </m:ctrlPr>
+                </m:sSupPr>
+                <m:e>
+                  <m:r>
+                    <w:rPr>
+                      <w:rFonts w:ascii="Cambria Math" w:hAnsi="Cambria Math"/>
+                    </w:rPr>
+                    <m:t>V</m:t>
+                  </m:r>
+                </m:e>
+                <m:sup>
+                  <m:r>
+                    <w:rPr>
+                      <w:rFonts w:ascii="Cambria Math" w:hAnsi="Cambria Math"/>
+                    </w:rPr>
+                    <m:t>T</m:t>
+                  </m:r>
+                </m:sup>
+              </m:sSup>
+              <m:r>
+                <w:rPr>
+                  <w:rFonts w:ascii="Cambria Math" w:hAnsi="Cambria Math"/>
+                </w:rPr>
+                <m:t>=X #</m:t>
+              </m:r>
+              <m:d>
+                <m:dPr>
+                  <m:ctrlPr>
+                    <w:rPr>
+                      <w:rFonts w:ascii="Cambria Math" w:hAnsi="Cambria Math"/>
+                      <w:i/>
+                    </w:rPr>
+                  </m:ctrlPr>
+                </m:dPr>
+                <m:e>
+                  <m:r>
+                    <w:rPr>
+                      <w:rFonts w:ascii="Cambria Math" w:hAnsi="Cambria Math"/>
+                    </w:rPr>
+                    <m:t>1</m:t>
+                  </m:r>
+                </m:e>
+              </m:d>
+            </m:e>
+          </m:eqArr>
+        </m:oMath>
+      </m:oMathPara>
+    </w:p>
+    <w:p>
+      <w:pPr>
+        <w:ind w:firstLine="480"/>
+      </w:pPr>
+      <w:r>
+        <w:rPr>
+          <w:rFonts w:hint="eastAsia"/>
+        </w:rPr>
+        <w:t>可知：</w:t>
+      </w:r>
+    </w:p>
+    <w:p>
+      <w:pPr>
+        <w:ind w:firstLineChars="100" w:firstLine="240"/>
+      </w:pPr>
+      <m:oMath>
+        <m:r>
+          <w:rPr>
+            <w:rFonts w:ascii="Cambria Math" w:hAnsi="Cambria Math"/>
+          </w:rPr>
+          <m:t xml:space="preserve">U∈100×100,  </m:t>
+        </m:r>
+        <m:r>
+          <m:rPr>
+            <m:sty m:val="p"/>
+          </m:rPr>
+          <w:rPr>
+            <w:rFonts w:ascii="Cambria Math" w:hAnsi="Cambria Math"/>
+          </w:rPr>
+          <m:t>Σ</m:t>
+        </m:r>
+        <m:r>
+          <w:rPr>
+            <w:rFonts w:ascii="Cambria Math" w:hAnsi="Cambria Math"/>
+          </w:rPr>
+          <m:t xml:space="preserve">∈100×10,  </m:t>
+        </m:r>
+        <m:sSup>
+          <m:sSupPr>
+            <m:ctrlPr>
+              <w:rPr>
+                <w:rFonts w:ascii="Cambria Math" w:hAnsi="Cambria Math"/>
+                <w:i/>
+              </w:rPr>
+            </m:ctrlPr>
+          </m:sSupPr>
+          <m:e>
+            <m:r>
+              <w:rPr>
+                <w:rFonts w:ascii="Cambria Math" w:hAnsi="Cambria Math"/>
+              </w:rPr>
+              <m:t>V</m:t>
+            </m:r>
+          </m:e>
+          <m:sup>
+            <m:r>
+              <w:rPr>
+                <w:rFonts w:ascii="Cambria Math" w:hAnsi="Cambria Math"/>
+              </w:rPr>
+              <m:t>T</m:t>
+            </m:r>
+          </m:sup>
+        </m:sSup>
+        <m:r>
+          <w:rPr>
+            <w:rFonts w:ascii="Cambria Math" w:hAnsi="Cambria Math"/>
+          </w:rPr>
+          <m:t>∈10×10</m:t>
+        </m:r>
+      </m:oMath>
+      <w:r>
+        <w:rPr>
+          <w:rFonts w:hint="eastAsia"/>
+        </w:rPr>
+        <w:t xml:space="preserve"> </w:t>
+      </w:r>
+    </w:p>
+    <w:p>
+      <w:pPr>
+        <w:ind w:firstLine="480"/>
+      </w:pPr>
+      <w:r>
+        <w:rPr>
+          <w:rFonts w:hint="eastAsia"/>
+        </w:rPr>
+        <w:t>式（</w:t>
+      </w:r>
+      <w:r>
+        <w:rPr>
+          <w:rFonts w:hint="eastAsia"/>
+        </w:rPr>
+        <w:t>1</w:t>
+      </w:r>
+      <w:r>
+        <w:rPr>
+          <w:rFonts w:hint="eastAsia"/>
+        </w:rPr>
+        <w:t>）等号</w:t>
+      </w:r>
+      <w:proofErr w:type="gramStart"/>
+      <w:r>
+        <w:rPr>
+          <w:rFonts w:hint="eastAsia"/>
+        </w:rPr>
+        <w:t>两侧各右乘以</w:t>
+      </w:r>
+      <w:proofErr w:type="gramEnd"/>
+      <m:oMath>
+        <m:r>
+          <w:rPr>
+            <w:rFonts w:ascii="Cambria Math" w:hAnsi="Cambria Math"/>
+          </w:rPr>
+          <m:t>V</m:t>
+        </m:r>
+      </m:oMath>
+      <w:r>
+        <w:rPr>
+          <w:rFonts w:hint="eastAsia"/>
+        </w:rPr>
+        <w:t>，得：</w:t>
+      </w:r>
+    </w:p>
+    <w:p>
+      <w:pPr>
+        <w:ind w:firstLine="480"/>
+      </w:pPr>
+      <m:oMathPara>
+        <m:oMath>
+          <m:eqArr>
+            <m:eqArrPr>
+              <m:maxDist m:val="1"/>
+              <m:ctrlPr>
+                <w:rPr>
+                  <w:rFonts w:ascii="Cambria Math" w:hAnsi="Cambria Math"/>
+                  <w:i/>
+                </w:rPr>
+              </m:ctrlPr>
+            </m:eqArrPr>
+            <m:e>
+              <m:r>
+                <w:rPr>
+                  <w:rFonts w:ascii="Cambria Math" w:hAnsi="Cambria Math"/>
+                </w:rPr>
+                <m:t>U</m:t>
+              </m:r>
+              <m:r>
+                <m:rPr>
+                  <m:sty m:val="p"/>
+                </m:rPr>
+                <w:rPr>
+                  <w:rFonts w:ascii="Cambria Math" w:hAnsi="Cambria Math"/>
+                </w:rPr>
+                <m:t>Σ</m:t>
+              </m:r>
+              <m:r>
+                <w:rPr>
+                  <w:rFonts w:ascii="Cambria Math" w:hAnsi="Cambria Math"/>
+                </w:rPr>
+                <m:t>=XV#</m:t>
+              </m:r>
+              <m:d>
+                <m:dPr>
+                  <m:ctrlPr>
+                    <w:rPr>
+                      <w:rFonts w:ascii="Cambria Math" w:hAnsi="Cambria Math"/>
+                      <w:i/>
+                    </w:rPr>
+                  </m:ctrlPr>
+                </m:dPr>
+                <m:e>
+                  <m:r>
+                    <w:rPr>
+                      <w:rFonts w:ascii="Cambria Math" w:hAnsi="Cambria Math"/>
+                    </w:rPr>
+                    <m:t>2</m:t>
+                  </m:r>
+                </m:e>
+              </m:d>
+            </m:e>
+          </m:eqArr>
+        </m:oMath>
+      </m:oMathPara>
+    </w:p>
+    <w:p>
+      <w:pPr>
+        <w:ind w:firstLine="480"/>
+      </w:pPr>
+      <w:r>
+        <w:rPr>
+          <w:rFonts w:hint="eastAsia"/>
+        </w:rPr>
+        <w:t>因此可以发现，</w:t>
+      </w:r>
+      <w:r>
+        <w:rPr>
+          <w:rFonts w:hint="eastAsia"/>
+        </w:rPr>
+        <w:t>X</w:t>
+      </w:r>
+      <w:r>
+        <w:rPr>
+          <w:rFonts w:hint="eastAsia"/>
+        </w:rPr>
+        <w:t>通过投影到</w:t>
+      </w:r>
+      <w:r>
+        <w:rPr>
+          <w:rFonts w:hint="eastAsia"/>
+        </w:rPr>
+        <w:t>V</w:t>
+      </w:r>
+      <w:r>
+        <w:rPr>
+          <w:rFonts w:hint="eastAsia"/>
+        </w:rPr>
+        <w:t>的多个列向量，完成了降维，如果只取</w:t>
+      </w:r>
+      <m:oMath>
+        <m:r>
+          <w:rPr>
+            <w:rFonts w:ascii="Cambria Math" w:hAnsi="Cambria Math"/>
+          </w:rPr>
+          <m:t>V</m:t>
+        </m:r>
+      </m:oMath>
+      <w:r>
+        <w:rPr>
+          <w:rFonts w:hint="eastAsia"/>
+        </w:rPr>
+        <w:t>的前</w:t>
+      </w:r>
+      <w:r>
+        <w:rPr>
+          <w:rFonts w:hint="eastAsia"/>
+        </w:rPr>
+        <w:t>3</w:t>
+      </w:r>
+      <w:r>
+        <w:rPr>
+          <w:rFonts w:hint="eastAsia"/>
+        </w:rPr>
+        <w:t>列，那么</w:t>
+      </w:r>
+      <w:r>
+        <w:rPr>
+          <w:rFonts w:hint="eastAsia"/>
+        </w:rPr>
+        <w:t>X</w:t>
+      </w:r>
+      <w:r>
+        <w:rPr>
+          <w:rFonts w:hint="eastAsia"/>
+        </w:rPr>
+        <w:t>经过</w:t>
+      </w:r>
+      <m:oMath>
+        <m:r>
+          <w:rPr>
+            <w:rFonts w:ascii="Cambria Math" w:hAnsi="Cambria Math"/>
+          </w:rPr>
+          <m:t>V</m:t>
+        </m:r>
+      </m:oMath>
+      <w:r>
+        <w:rPr>
+          <w:rFonts w:hint="eastAsia"/>
+        </w:rPr>
+        <w:t>的变换，</w:t>
+      </w:r>
+      <w:proofErr w:type="gramStart"/>
+      <w:r>
+        <w:rPr>
+          <w:rFonts w:hint="eastAsia"/>
+        </w:rPr>
+        <w:t>降维成了</w:t>
+      </w:r>
+      <w:proofErr w:type="gramEnd"/>
+      <m:oMath>
+        <m:r>
+          <w:rPr>
+            <w:rFonts w:ascii="Cambria Math" w:hAnsi="Cambria Math"/>
+          </w:rPr>
+          <m:t>100×3</m:t>
+        </m:r>
+      </m:oMath>
+      <w:r>
+        <w:rPr>
+          <w:rFonts w:hint="eastAsia"/>
+        </w:rPr>
+        <w:t>。</w:t>
+      </w:r>
+    </w:p>
+    <w:p>
+      <w:pPr>
+        <w:ind w:firstLine="480"/>
+      </w:pPr>
+      <w:r>
+        <w:rPr>
+          <w:rFonts w:hint="eastAsia"/>
+        </w:rPr>
+        <w:t>也就是</w:t>
+      </w:r>
+      <m:oMath>
+        <m:sSup>
+          <m:sSupPr>
+            <m:ctrlPr>
+              <w:rPr>
+                <w:rFonts w:ascii="Cambria Math" w:hAnsi="Cambria Math"/>
+                <w:i/>
+              </w:rPr>
+            </m:ctrlPr>
+          </m:sSupPr>
+          <m:e>
+            <m:r>
+              <w:rPr>
+                <w:rFonts w:ascii="Cambria Math" w:hAnsi="Cambria Math"/>
+              </w:rPr>
+              <m:t>V</m:t>
+            </m:r>
+          </m:e>
+          <m:sup>
+            <m:r>
+              <w:rPr>
+                <w:rFonts w:ascii="Cambria Math" w:hAnsi="Cambria Math"/>
+              </w:rPr>
+              <m:t>T</m:t>
+            </m:r>
+          </m:sup>
+        </m:sSup>
+      </m:oMath>
+      <w:r>
+        <w:rPr>
+          <w:rFonts w:hint="eastAsia"/>
+        </w:rPr>
+        <w:t>是和维</w:t>
+      </w:r>
+      <w:proofErr w:type="gramStart"/>
+      <w:r>
+        <w:rPr>
+          <w:rFonts w:hint="eastAsia"/>
+        </w:rPr>
+        <w:t>度相关</w:t>
+      </w:r>
+      <w:proofErr w:type="gramEnd"/>
+      <w:r>
+        <w:rPr>
+          <w:rFonts w:hint="eastAsia"/>
+        </w:rPr>
+        <w:t>的矩阵，那么假设如果我取前</w:t>
+      </w:r>
+      <w:r>
+        <w:rPr>
+          <w:rFonts w:hint="eastAsia"/>
+        </w:rPr>
+        <w:t>3</w:t>
+      </w:r>
+      <w:r>
+        <w:rPr>
+          <w:rFonts w:hint="eastAsia"/>
+        </w:rPr>
+        <w:t>个主成分，即：</w:t>
+      </w:r>
+    </w:p>
+    <w:p>
+      <w:pPr>
+        <w:ind w:firstLine="480"/>
+      </w:pPr>
+      <m:oMathPara>
+        <m:oMath>
+          <m:sSubSup>
+            <m:sSubSupPr>
+              <m:ctrlPr>
+                <w:rPr>
+                  <w:rFonts w:ascii="Cambria Math" w:hAnsi="Cambria Math"/>
+                  <w:i/>
+                </w:rPr>
+              </m:ctrlPr>
+            </m:sSubSupPr>
+            <m:e>
+              <m:r>
+                <w:rPr>
+                  <w:rFonts w:ascii="Cambria Math" w:hAnsi="Cambria Math"/>
+                </w:rPr>
+                <m:t>V</m:t>
+              </m:r>
+            </m:e>
+            <m:sub>
+              <m:r>
+                <w:rPr>
+                  <w:rFonts w:ascii="Cambria Math" w:hAnsi="Cambria Math"/>
+                </w:rPr>
+                <m:t>3</m:t>
+              </m:r>
+            </m:sub>
+            <m:sup>
+              <m:r>
+                <w:rPr>
+                  <w:rFonts w:ascii="Cambria Math" w:hAnsi="Cambria Math"/>
+                </w:rPr>
+                <m:t>T</m:t>
+              </m:r>
+            </m:sup>
+          </m:sSubSup>
+          <m:r>
+            <w:rPr>
+              <w:rFonts w:ascii="Cambria Math" w:hAnsi="Cambria Math"/>
+            </w:rPr>
+            <m:t>=</m:t>
+          </m:r>
+          <m:sSup>
+            <m:sSupPr>
+              <m:ctrlPr>
+                <w:rPr>
+                  <w:rFonts w:ascii="Cambria Math" w:hAnsi="Cambria Math"/>
+                  <w:i/>
+                </w:rPr>
+              </m:ctrlPr>
+            </m:sSupPr>
+            <m:e>
+              <m:r>
+                <w:rPr>
+                  <w:rFonts w:ascii="Cambria Math" w:hAnsi="Cambria Math"/>
+                </w:rPr>
+                <m:t>V</m:t>
+              </m:r>
+            </m:e>
+            <m:sup>
+              <m:r>
+                <w:rPr>
+                  <w:rFonts w:ascii="Cambria Math" w:hAnsi="Cambria Math"/>
+                </w:rPr>
+                <m:t>T</m:t>
+              </m:r>
+            </m:sup>
+          </m:sSup>
+          <m:d>
+            <m:dPr>
+              <m:begChr m:val="["/>
+              <m:endChr m:val="]"/>
+              <m:ctrlPr>
+                <w:rPr>
+                  <w:rFonts w:ascii="Cambria Math" w:hAnsi="Cambria Math"/>
+                  <w:i/>
+                </w:rPr>
+              </m:ctrlPr>
+            </m:dPr>
+            <m:e>
+              <m:r>
+                <w:rPr>
+                  <w:rFonts w:ascii="Cambria Math" w:hAnsi="Cambria Math"/>
+                </w:rPr>
+                <m:t>:3,:</m:t>
+              </m:r>
+            </m:e>
+          </m:d>
+          <m:r>
+            <w:rPr>
+              <w:rFonts w:ascii="Cambria Math" w:hAnsi="Cambria Math"/>
+            </w:rPr>
+            <m:t>∈10×3</m:t>
+          </m:r>
+        </m:oMath>
+      </m:oMathPara>
+    </w:p>
+    <w:p>
+      <w:pPr>
+        <w:ind w:firstLine="480"/>
+      </w:pPr>
+      <w:r>
+        <w:rPr>
+          <w:rFonts w:hint="eastAsia"/>
+        </w:rPr>
+        <w:t>那么就可以将</w:t>
+      </w:r>
+      <w:r>
+        <w:rPr>
+          <w:rFonts w:hint="eastAsia"/>
+        </w:rPr>
+        <w:t>X</w:t>
+      </w:r>
+      <w:proofErr w:type="gramStart"/>
+      <w:r>
+        <w:rPr>
+          <w:rFonts w:hint="eastAsia"/>
+        </w:rPr>
+        <w:t>降阶成</w:t>
+      </w:r>
+      <w:proofErr w:type="gramEnd"/>
+      <w:r>
+        <w:rPr>
+          <w:rFonts w:hint="eastAsia"/>
+        </w:rPr>
+        <w:t>3</w:t>
+      </w:r>
+      <w:r>
+        <w:rPr>
+          <w:rFonts w:hint="eastAsia"/>
+        </w:rPr>
+        <w:t>维，即：</w:t>
+      </w:r>
+    </w:p>
+    <w:p>
+      <w:pPr>
+        <w:ind w:firstLine="480"/>
+      </w:pPr>
+      <m:oMathPara>
+        <m:oMath>
+          <m:r>
+            <w:rPr>
+              <w:rFonts w:ascii="Cambria Math" w:hAnsi="Cambria Math"/>
+            </w:rPr>
+            <m:t>Z=X@</m:t>
+          </m:r>
+          <m:sSup>
+            <m:sSupPr>
+              <m:ctrlPr>
+                <w:rPr>
+                  <w:rFonts w:ascii="Cambria Math" w:hAnsi="Cambria Math"/>
+                  <w:i/>
+                </w:rPr>
+              </m:ctrlPr>
+            </m:sSupPr>
+            <m:e>
+              <m:d>
+                <m:dPr>
+                  <m:ctrlPr>
+                    <w:rPr>
+                      <w:rFonts w:ascii="Cambria Math" w:hAnsi="Cambria Math"/>
+                      <w:i/>
+                    </w:rPr>
+                  </m:ctrlPr>
+                </m:dPr>
+                <m:e>
+                  <m:sSubSup>
+                    <m:sSubSupPr>
+                      <m:ctrlPr>
+                        <w:rPr>
+                          <w:rFonts w:ascii="Cambria Math" w:hAnsi="Cambria Math"/>
+                          <w:i/>
+                        </w:rPr>
+                      </m:ctrlPr>
+                    </m:sSubSupPr>
+                    <m:e>
+                      <m:r>
+                        <w:rPr>
+                          <w:rFonts w:ascii="Cambria Math" w:hAnsi="Cambria Math"/>
+                        </w:rPr>
+                        <m:t>V</m:t>
+                      </m:r>
+                    </m:e>
+                    <m:sub>
+                      <m:r>
+                        <w:rPr>
+                          <w:rFonts w:ascii="Cambria Math" w:hAnsi="Cambria Math"/>
+                        </w:rPr>
+                        <m:t>3</m:t>
+                      </m:r>
+                    </m:sub>
+                    <m:sup>
+                      <m:r>
+                        <w:rPr>
+                          <w:rFonts w:ascii="Cambria Math" w:hAnsi="Cambria Math"/>
+                        </w:rPr>
+                        <m:t>T</m:t>
+                      </m:r>
+                    </m:sup>
+                  </m:sSubSup>
+                </m:e>
+              </m:d>
+            </m:e>
+            <m:sup>
+              <m:r>
+                <w:rPr>
+                  <w:rFonts w:ascii="Cambria Math" w:hAnsi="Cambria Math"/>
+                </w:rPr>
+                <m:t>T</m:t>
+              </m:r>
+            </m:sup>
+          </m:sSup>
+        </m:oMath>
+      </m:oMathPara>
+    </w:p>
+    <w:p>
+      <w:pPr>
+        <w:ind w:firstLine="480"/>
+      </w:pPr>
+      <w:r>
+        <w:rPr>
+          <w:rFonts w:hint="eastAsia"/>
+        </w:rPr>
+        <w:t>因此经</w:t>
+      </w:r>
+      <w:proofErr w:type="gramStart"/>
+      <w:r>
+        <w:rPr>
+          <w:rFonts w:hint="eastAsia"/>
+        </w:rPr>
+        <w:t>我诸博</w:t>
+      </w:r>
+      <w:proofErr w:type="gramEnd"/>
+      <w:r>
+        <w:rPr>
+          <w:rFonts w:hint="eastAsia"/>
+        </w:rPr>
+        <w:t>发现，</w:t>
+      </w:r>
+      <m:oMath>
+        <m:sSup>
+          <m:sSupPr>
+            <m:ctrlPr>
+              <w:rPr>
+                <w:rFonts w:ascii="Cambria Math" w:hAnsi="Cambria Math"/>
+                <w:i/>
+              </w:rPr>
+            </m:ctrlPr>
+          </m:sSupPr>
+          <m:e>
+            <m:r>
+              <w:rPr>
+                <w:rFonts w:ascii="Cambria Math" w:hAnsi="Cambria Math"/>
+              </w:rPr>
+              <m:t>V</m:t>
+            </m:r>
+          </m:e>
+          <m:sup>
+            <m:r>
+              <w:rPr>
+                <w:rFonts w:ascii="Cambria Math" w:hAnsi="Cambria Math"/>
+              </w:rPr>
+              <m:t>T</m:t>
+            </m:r>
+          </m:sup>
+        </m:sSup>
+      </m:oMath>
+      <w:r>
+        <w:rPr>
+          <w:rFonts w:hint="eastAsia"/>
+        </w:rPr>
+        <w:t>矩阵的每一行代表一个主方向，</w:t>
+      </w:r>
+      <m:oMath>
+        <m:r>
+          <w:rPr>
+            <w:rFonts w:ascii="Cambria Math" w:hAnsi="Cambria Math"/>
+          </w:rPr>
+          <m:t>Z</m:t>
+        </m:r>
+      </m:oMath>
+      <w:r>
+        <w:rPr>
+          <w:rFonts w:hint="eastAsia"/>
+        </w:rPr>
+        <w:t>就是</w:t>
+      </w:r>
+      <w:proofErr w:type="gramStart"/>
+      <w:r>
+        <w:rPr>
+          <w:rFonts w:hint="eastAsia"/>
+        </w:rPr>
+        <w:t>降维后</w:t>
+      </w:r>
+      <w:proofErr w:type="gramEnd"/>
+      <w:r>
+        <w:rPr>
+          <w:rFonts w:hint="eastAsia"/>
+        </w:rPr>
+        <w:t>的</w:t>
+      </w:r>
+      <m:oMath>
+        <m:r>
+          <w:rPr>
+            <w:rFonts w:ascii="Cambria Math" w:hAnsi="Cambria Math"/>
+          </w:rPr>
+          <m:t>X</m:t>
+        </m:r>
+      </m:oMath>
+      <w:r>
+        <w:rPr>
+          <w:rFonts w:hint="eastAsia"/>
+        </w:rPr>
+        <w:t>。</w:t>
+      </w:r>
+    </w:p>
+    <w:p>
+      <w:pPr>
+        <w:ind w:firstLine="480"/>
+      </w:pPr>
+      <w:proofErr w:type="gramStart"/>
+      <w:r>
+        <w:rPr>
+          <w:rFonts w:hint="eastAsia"/>
+        </w:rPr>
+        <w:t>丫总可</w:t>
+      </w:r>
+      <w:proofErr w:type="gramEnd"/>
+      <w:r>
+        <w:rPr>
+          <w:rFonts w:hint="eastAsia"/>
+        </w:rPr>
+        <w:t>作为参考分析。</w:t>
+      </w:r>
+    </w:p>
+    <w:p>
+      <w:pPr>
+        <w:ind w:firstLine="480"/>
+      </w:pPr>
+    </w:p>
+    <w:p>
+      <w:pPr>
+        <w:ind w:firstLine="480"/>
+      </w:pPr>
+    </w:p>
+    <w:p>
+      <w:pPr>
+        <w:ind w:firstLine="480"/>
+      </w:pPr>
+      <w:r>
+        <w:rPr>
+          <w:rFonts w:hint="eastAsia"/>
+        </w:rPr>
+        <w:t>接下来是数学证明：</w:t>
+      </w:r>
+    </w:p>
+    <w:p>
+      <w:pPr>
+        <w:ind w:firstLine="480"/>
+      </w:pPr>
+      <w:r>
+        <w:rPr>
+          <w:rFonts w:hint="eastAsia"/>
+        </w:rPr>
+        <w:t>先分析特征值分解，先计算</w:t>
+      </w:r>
+      <w:r>
+        <w:rPr>
+          <w:rFonts w:hint="eastAsia"/>
+        </w:rPr>
+        <w:t>X</w:t>
+      </w:r>
+      <w:r>
+        <w:rPr>
+          <w:rFonts w:hint="eastAsia"/>
+        </w:rPr>
+        <w:t>的协方差矩阵：</w:t>
+      </w:r>
+    </w:p>
+    <w:p>
+      <w:pPr>
+        <w:ind w:firstLine="480"/>
+      </w:pPr>
+      <m:oMathPara>
+        <m:oMath>
+          <m:r>
+            <w:rPr>
+              <w:rFonts w:ascii="Cambria Math" w:hAnsi="Cambria Math"/>
+            </w:rPr>
+            <m:t>C=</m:t>
+          </m:r>
+          <m:f>
+            <m:fPr>
+              <m:ctrlPr>
+                <w:rPr>
+                  <w:rFonts w:ascii="Cambria Math" w:hAnsi="Cambria Math"/>
+                  <w:i/>
+                </w:rPr>
+              </m:ctrlPr>
+            </m:fPr>
+            <m:num>
+              <m:r>
+                <w:rPr>
+                  <w:rFonts w:ascii="Cambria Math" w:hAnsi="Cambria Math"/>
+                </w:rPr>
+                <m:t>1</m:t>
+              </m:r>
+            </m:num>
+            <m:den>
+              <m:r>
+                <w:rPr>
+                  <w:rFonts w:ascii="Cambria Math" w:hAnsi="Cambria Math"/>
+                </w:rPr>
+                <m:t>N-1</m:t>
+              </m:r>
+            </m:den>
+          </m:f>
+          <m:sSup>
+            <m:sSupPr>
+              <m:ctrlPr>
+                <w:rPr>
+                  <w:rFonts w:ascii="Cambria Math" w:hAnsi="Cambria Math"/>
+                  <w:i/>
+                </w:rPr>
+              </m:ctrlPr>
+            </m:sSupPr>
+            <m:e>
+              <m:r>
+                <w:rPr>
+                  <w:rFonts w:ascii="Cambria Math" w:hAnsi="Cambria Math"/>
+                </w:rPr>
+                <m:t>X</m:t>
+              </m:r>
+            </m:e>
+            <m:sup>
+              <m:r>
+                <w:rPr>
+                  <w:rFonts w:ascii="Cambria Math" w:hAnsi="Cambria Math"/>
+                </w:rPr>
+                <m:t>T</m:t>
+              </m:r>
+            </m:sup>
+          </m:sSup>
+          <m:r>
+            <w:rPr>
+              <w:rFonts w:ascii="Cambria Math" w:hAnsi="Cambria Math"/>
+            </w:rPr>
+            <m:t>X</m:t>
+          </m:r>
+        </m:oMath>
+      </m:oMathPara>
+    </w:p>
+    <w:p>
+      <w:pPr>
+        <w:ind w:firstLine="480"/>
+      </w:pPr>
+      <w:r>
+        <w:rPr>
+          <w:rFonts w:hint="eastAsia"/>
+        </w:rPr>
+        <w:t>由特征值分解定义可知：</w:t>
+      </w:r>
+    </w:p>
+    <w:p>
+      <w:pPr>
+        <w:ind w:firstLine="480"/>
+      </w:pPr>
+      <m:oMathPara>
+        <m:oMath>
+          <m:r>
+            <w:rPr>
+              <w:rFonts w:ascii="Cambria Math" w:hAnsi="Cambria Math"/>
+            </w:rPr>
+            <m:t>Cα=λα</m:t>
+          </m:r>
+        </m:oMath>
+      </m:oMathPara>
+    </w:p>
+    <w:p>
+      <w:pPr>
+        <w:ind w:firstLine="480"/>
+      </w:pPr>
+      <w:r>
+        <w:rPr>
+          <w:rFonts w:hint="eastAsia"/>
+        </w:rPr>
+        <w:t>即对于任意</w:t>
+      </w:r>
+      <m:oMath>
+        <m:sSub>
+          <m:sSubPr>
+            <m:ctrlPr>
+              <w:rPr>
+                <w:rFonts w:ascii="Cambria Math" w:hAnsi="Cambria Math"/>
+                <w:i/>
+              </w:rPr>
+            </m:ctrlPr>
+          </m:sSubPr>
+          <m:e>
+            <m:r>
+              <w:rPr>
+                <w:rFonts w:ascii="Cambria Math" w:hAnsi="Cambria Math"/>
+              </w:rPr>
+              <m:t>α</m:t>
+            </m:r>
+          </m:e>
+          <m:sub>
+            <m:r>
+              <w:rPr>
+                <w:rFonts w:ascii="Cambria Math" w:hAnsi="Cambria Math"/>
+              </w:rPr>
+              <m:t>i</m:t>
+            </m:r>
+          </m:sub>
+        </m:sSub>
+      </m:oMath>
+      <w:r>
+        <w:rPr>
+          <w:rFonts w:hint="eastAsia"/>
+        </w:rPr>
+        <w:t>，都有一个</w:t>
+      </w:r>
+      <m:oMath>
+        <m:sSub>
+          <m:sSubPr>
+            <m:ctrlPr>
+              <w:rPr>
+                <w:rFonts w:ascii="Cambria Math" w:hAnsi="Cambria Math"/>
+                <w:i/>
+              </w:rPr>
+            </m:ctrlPr>
+          </m:sSubPr>
+          <m:e>
+            <m:r>
+              <w:rPr>
+                <w:rFonts w:ascii="Cambria Math" w:hAnsi="Cambria Math"/>
+              </w:rPr>
+              <m:t>λ</m:t>
+            </m:r>
+          </m:e>
+          <m:sub>
+            <m:r>
+              <w:rPr>
+                <w:rFonts w:ascii="Cambria Math" w:hAnsi="Cambria Math"/>
+              </w:rPr>
+              <m:t>i</m:t>
+            </m:r>
+          </m:sub>
+        </m:sSub>
+      </m:oMath>
+      <w:r>
+        <w:rPr>
+          <w:rFonts w:hint="eastAsia"/>
+        </w:rPr>
+        <w:t>，满足上式：</w:t>
+      </w:r>
+    </w:p>
+    <w:p>
+      <w:pPr>
+        <w:ind w:firstLine="480"/>
+      </w:pPr>
+      <w:r>
+        <w:rPr>
+          <w:rFonts w:hint="eastAsia"/>
+        </w:rPr>
+        <w:t>所以令：</w:t>
+      </w:r>
+    </w:p>
+    <w:p>
+      <w:pPr>
+        <w:ind w:firstLine="480"/>
+      </w:pPr>
+      <m:oMathPara>
+        <m:oMath>
+          <m:r>
+            <w:rPr>
+              <w:rFonts w:ascii="Cambria Math" w:hAnsi="Cambria Math"/>
+            </w:rPr>
+            <w:lastRenderedPageBreak/>
+            <m:t>A=</m:t>
+          </m:r>
+          <m:d>
+            <m:dPr>
+              <m:begChr m:val="["/>
+              <m:endChr m:val="]"/>
+              <m:ctrlPr>
+                <w:rPr>
+                  <w:rFonts w:ascii="Cambria Math" w:hAnsi="Cambria Math"/>
+                  <w:i/>
+                </w:rPr>
+              </m:ctrlPr>
+            </m:dPr>
+            <m:e>
+              <m:sSub>
+                <m:sSubPr>
+                  <m:ctrlPr>
+                    <w:rPr>
+                      <w:rFonts w:ascii="Cambria Math" w:hAnsi="Cambria Math"/>
+                      <w:i/>
+                    </w:rPr>
+                  </m:ctrlPr>
+                </m:sSubPr>
+                <m:e>
+                  <m:r>
+                    <w:rPr>
+                      <w:rFonts w:ascii="Cambria Math" w:hAnsi="Cambria Math"/>
+                    </w:rPr>
+                    <m:t>α</m:t>
+                  </m:r>
+                </m:e>
+                <m:sub>
+                  <m:r>
+                    <w:rPr>
+                      <w:rFonts w:ascii="Cambria Math" w:hAnsi="Cambria Math"/>
+                    </w:rPr>
+                    <m:t>1</m:t>
+                  </m:r>
+                </m:sub>
+              </m:sSub>
+              <m:r>
+                <w:rPr>
+                  <w:rFonts w:ascii="Cambria Math" w:hAnsi="Cambria Math"/>
+                </w:rPr>
+                <m:t>,</m:t>
+              </m:r>
+              <m:sSub>
+                <m:sSubPr>
+                  <m:ctrlPr>
+                    <w:rPr>
+                      <w:rFonts w:ascii="Cambria Math" w:hAnsi="Cambria Math"/>
+                      <w:i/>
+                    </w:rPr>
+                  </m:ctrlPr>
+                </m:sSubPr>
+                <m:e>
+                  <m:r>
+                    <w:rPr>
+                      <w:rFonts w:ascii="Cambria Math" w:hAnsi="Cambria Math"/>
+                    </w:rPr>
+                    <m:t>α</m:t>
+                  </m:r>
+                </m:e>
+                <m:sub>
+                  <m:r>
+                    <w:rPr>
+                      <w:rFonts w:ascii="Cambria Math" w:hAnsi="Cambria Math"/>
+                    </w:rPr>
+                    <m:t>2</m:t>
+                  </m:r>
+                </m:sub>
+              </m:sSub>
+              <m:r>
+                <w:rPr>
+                  <w:rFonts w:ascii="Cambria Math" w:hAnsi="Cambria Math"/>
+                </w:rPr>
+                <m:t>,⋯</m:t>
+              </m:r>
+            </m:e>
+          </m:d>
+          <m:r>
+            <w:rPr>
+              <w:rFonts w:ascii="Cambria Math" w:hAnsi="Cambria Math"/>
+            </w:rPr>
+            <m:t>, λ=</m:t>
+          </m:r>
+          <m:d>
+            <m:dPr>
+              <m:begChr m:val="["/>
+              <m:endChr m:val="]"/>
+              <m:ctrlPr>
+                <w:rPr>
+                  <w:rFonts w:ascii="Cambria Math" w:hAnsi="Cambria Math"/>
+                  <w:i/>
+                </w:rPr>
+              </m:ctrlPr>
+            </m:dPr>
+            <m:e>
+              <m:m>
+                <m:mPr>
+                  <m:mcs>
+                    <m:mc>
+                      <m:mcPr>
+                        <m:count m:val="3"/>
+                        <m:mcJc m:val="center"/>
+                      </m:mcPr>
+                    </m:mc>
+                  </m:mcs>
+                  <m:ctrlPr>
+                    <w:rPr>
+                      <w:rFonts w:ascii="Cambria Math" w:hAnsi="Cambria Math"/>
+                      <w:i/>
+                    </w:rPr>
+                  </m:ctrlPr>
+                </m:mPr>
+                <m:mr>
+                  <m:e>
+                    <m:sSub>
+                      <m:sSubPr>
+                        <m:ctrlPr>
+                          <w:rPr>
+                            <w:rFonts w:ascii="Cambria Math" w:hAnsi="Cambria Math"/>
+                            <w:i/>
+                          </w:rPr>
+                        </m:ctrlPr>
+                      </m:sSubPr>
+                      <m:e>
+                        <m:r>
+                          <w:rPr>
+                            <w:rFonts w:ascii="Cambria Math" w:hAnsi="Cambria Math"/>
+                          </w:rPr>
+                          <m:t>λ</m:t>
+                        </m:r>
+                      </m:e>
+                      <m:sub>
+                        <m:r>
+                          <w:rPr>
+                            <w:rFonts w:ascii="Cambria Math" w:hAnsi="Cambria Math"/>
+                          </w:rPr>
+                          <m:t>1</m:t>
+                        </m:r>
+                      </m:sub>
+                    </m:sSub>
+                  </m:e>
+                  <m:e>
+                    <m:r>
+                      <w:rPr>
+                        <w:rFonts w:ascii="Cambria Math" w:hAnsi="Cambria Math"/>
+                      </w:rPr>
+                      <m:t>0</m:t>
+                    </m:r>
+                  </m:e>
+                  <m:e>
+                    <m:r>
+                      <w:rPr>
+                        <w:rFonts w:ascii="Cambria Math" w:hAnsi="Cambria Math"/>
+                      </w:rPr>
+                      <m:t>0</m:t>
+                    </m:r>
+                  </m:e>
+                </m:mr>
+                <m:mr>
+                  <m:e>
+                    <m:r>
+                      <w:rPr>
+                        <w:rFonts w:ascii="Cambria Math" w:hAnsi="Cambria Math"/>
+                      </w:rPr>
+                      <m:t>⋮</m:t>
+                    </m:r>
+                  </m:e>
+                  <m:e>
+                    <m:r>
+                      <w:rPr>
+                        <w:rFonts w:ascii="Cambria Math" w:hAnsi="Cambria Math"/>
+                      </w:rPr>
+                      <m:t>⋱</m:t>
+                    </m:r>
+                  </m:e>
+                  <m:e>
+                    <m:r>
+                      <w:rPr>
+                        <w:rFonts w:ascii="Cambria Math" w:hAnsi="Cambria Math"/>
+                      </w:rPr>
+                      <m:t>⋮</m:t>
+                    </m:r>
+                  </m:e>
+                </m:mr>
+                <m:mr>
+                  <m:e>
+                    <m:r>
+                      <w:rPr>
+                        <w:rFonts w:ascii="Cambria Math" w:hAnsi="Cambria Math"/>
+                      </w:rPr>
+                      <m:t>0</m:t>
+                    </m:r>
+                  </m:e>
+                  <m:e>
+                    <m:r>
+                      <w:rPr>
+                        <w:rFonts w:ascii="Cambria Math" w:hAnsi="Cambria Math"/>
+                      </w:rPr>
+                      <m:t>0</m:t>
+                    </m:r>
+                  </m:e>
+                  <m:e>
+                    <m:sSub>
+                      <m:sSubPr>
+                        <m:ctrlPr>
+                          <w:rPr>
+                            <w:rFonts w:ascii="Cambria Math" w:hAnsi="Cambria Math"/>
+                            <w:i/>
+                          </w:rPr>
+                        </m:ctrlPr>
+                      </m:sSubPr>
+                      <m:e>
+                        <m:r>
+                          <w:rPr>
+                            <w:rFonts w:ascii="Cambria Math" w:hAnsi="Cambria Math"/>
+                          </w:rPr>
+                          <m:t>λ</m:t>
+                        </m:r>
+                      </m:e>
+                      <m:sub>
+                        <m:r>
+                          <w:rPr>
+                            <w:rFonts w:ascii="Cambria Math" w:hAnsi="Cambria Math"/>
+                          </w:rPr>
+                          <m:t>n</m:t>
+                        </m:r>
+                      </m:sub>
+                    </m:sSub>
+                  </m:e>
+                </m:mr>
+              </m:m>
+            </m:e>
+          </m:d>
+        </m:oMath>
+      </m:oMathPara>
+    </w:p>
+    <w:p>
+      <w:pPr>
+        <w:ind w:firstLine="480"/>
+      </w:pPr>
+      <w:r>
+        <w:rPr>
+          <w:rFonts w:hint="eastAsia"/>
+        </w:rPr>
+        <w:t>可得</w:t>
+      </w:r>
+      <m:oMath>
+        <m:r>
+          <w:rPr>
+            <w:rFonts w:ascii="Cambria Math" w:hAnsi="Cambria Math"/>
+          </w:rPr>
+          <m:t>CA=Aλ</m:t>
+        </m:r>
+      </m:oMath>
+      <w:r>
+        <w:rPr>
+          <w:rFonts w:hint="eastAsia"/>
+        </w:rPr>
+        <w:t xml:space="preserve"> </w:t>
+      </w:r>
+    </w:p>
+    <w:p>
+      <w:pPr>
+        <w:ind w:firstLine="480"/>
+      </w:pPr>
+      <m:oMathPara>
+        <m:oMath>
+          <m:eqArr>
+            <m:eqArrPr>
+              <m:maxDist m:val="1"/>
+              <m:ctrlPr>
+                <w:rPr>
+                  <w:rFonts w:ascii="Cambria Math" w:hAnsi="Cambria Math"/>
+                  <w:i/>
+                </w:rPr>
+              </m:ctrlPr>
+            </m:eqArrPr>
+            <m:e>
+              <m:r>
+                <w:rPr>
+                  <w:rFonts w:ascii="Cambria Math" w:hAnsi="Cambria Math"/>
+                </w:rPr>
+                <m:t>C=Aλ</m:t>
+              </m:r>
+              <m:sSup>
+                <m:sSupPr>
+                  <m:ctrlPr>
+                    <w:rPr>
+                      <w:rFonts w:ascii="Cambria Math" w:hAnsi="Cambria Math"/>
+                      <w:i/>
+                    </w:rPr>
+                  </m:ctrlPr>
+                </m:sSupPr>
+                <m:e>
+                  <m:r>
+                    <w:rPr>
+                      <w:rFonts w:ascii="Cambria Math" w:hAnsi="Cambria Math"/>
+                    </w:rPr>
+                    <m:t>A</m:t>
+                  </m:r>
+                </m:e>
+                <m:sup>
+                  <m:r>
+                    <w:rPr>
+                      <w:rFonts w:ascii="Cambria Math" w:hAnsi="Cambria Math"/>
+                    </w:rPr>
+                    <m:t>-1</m:t>
+                  </m:r>
+                </m:sup>
+              </m:sSup>
+              <m:r>
+                <w:rPr>
+                  <w:rFonts w:ascii="Cambria Math" w:hAnsi="Cambria Math"/>
+                </w:rPr>
+                <m:t>=Aλ</m:t>
+              </m:r>
+              <m:sSup>
+                <m:sSupPr>
+                  <m:ctrlPr>
+                    <w:rPr>
+                      <w:rFonts w:ascii="Cambria Math" w:hAnsi="Cambria Math"/>
+                      <w:i/>
+                    </w:rPr>
+                  </m:ctrlPr>
+                </m:sSupPr>
+                <m:e>
+                  <m:r>
+                    <w:rPr>
+                      <w:rFonts w:ascii="Cambria Math" w:hAnsi="Cambria Math"/>
+                    </w:rPr>
+                    <m:t>A</m:t>
+                  </m:r>
+                </m:e>
+                <m:sup>
+                  <m:r>
+                    <w:rPr>
+                      <w:rFonts w:ascii="Cambria Math" w:hAnsi="Cambria Math"/>
+                    </w:rPr>
+                    <m:t>T</m:t>
+                  </m:r>
+                </m:sup>
+              </m:sSup>
+              <m:r>
+                <w:rPr>
+                  <w:rFonts w:ascii="Cambria Math" w:hAnsi="Cambria Math"/>
+                </w:rPr>
+                <m:t>#</m:t>
+              </m:r>
+              <m:d>
+                <m:dPr>
+                  <m:ctrlPr>
+                    <w:rPr>
+                      <w:rFonts w:ascii="Cambria Math" w:hAnsi="Cambria Math"/>
+                      <w:i/>
+                    </w:rPr>
+                  </m:ctrlPr>
+                </m:dPr>
+                <m:e>
+                  <m:r>
+                    <w:rPr>
+                      <w:rFonts w:ascii="Cambria Math" w:hAnsi="Cambria Math"/>
+                    </w:rPr>
+                    <m:t>1</m:t>
+                  </m:r>
+                </m:e>
+              </m:d>
+            </m:e>
+          </m:eqArr>
+        </m:oMath>
+      </m:oMathPara>
+    </w:p>
+    <w:p>
+      <w:pPr>
+        <w:ind w:firstLine="480"/>
+      </w:pPr>
+    </w:p>
+    <w:p>
+      <w:pPr>
+        <w:ind w:firstLine="480"/>
+        <w:rPr>
+          <w:iCs/>
+        </w:rPr>
+      </w:pPr>
+      <w:r>
+        <w:rPr>
+          <w:rFonts w:hint="eastAsia"/>
+          <w:iCs/>
+        </w:rPr>
+        <w:t>接下来将</w:t>
+      </w:r>
+      <m:oMath>
+        <m:r>
+          <w:rPr>
+            <w:rFonts w:ascii="Cambria Math" w:hAnsi="Cambria Math"/>
+          </w:rPr>
+          <m:t>X</m:t>
+        </m:r>
+      </m:oMath>
+      <w:r>
+        <w:rPr>
+          <w:rFonts w:hint="eastAsia"/>
+          <w:iCs/>
+        </w:rPr>
+        <w:t>进行</w:t>
+      </w:r>
+      <w:proofErr w:type="spellStart"/>
+      <w:r>
+        <w:rPr>
+          <w:rFonts w:hint="eastAsia"/>
+          <w:iCs/>
+        </w:rPr>
+        <w:t>svd</w:t>
+      </w:r>
+      <w:proofErr w:type="spellEnd"/>
+      <w:r>
+        <w:rPr>
+          <w:rFonts w:hint="eastAsia"/>
+          <w:iCs/>
+        </w:rPr>
+        <w:t>分解得：</w:t>
+      </w:r>
+    </w:p>
+    <w:p>
+      <w:pPr>
+        <w:ind w:firstLine="480"/>
+        <w:rPr>
+          <w:i/>
+          <w:iCs/>
+        </w:rPr>
+      </w:pPr>
+      <m:oMathPara>
+        <m:oMath>
+          <m:r>
+            <w:rPr>
+              <w:rFonts w:ascii="Cambria Math" w:hAnsi="Cambria Math"/>
+            </w:rPr>
+            <m:t>X=U</m:t>
+          </m:r>
+          <m:r>
+            <m:rPr>
+              <m:sty m:val="p"/>
+            </m:rPr>
+            <w:rPr>
+              <w:rFonts w:ascii="Cambria Math" w:hAnsi="Cambria Math"/>
+            </w:rPr>
+            <m:t>Σ</m:t>
+          </m:r>
+          <m:sSup>
+            <m:sSupPr>
+              <m:ctrlPr>
+                <w:rPr>
+                  <w:rFonts w:ascii="Cambria Math" w:hAnsi="Cambria Math"/>
+                  <w:i/>
+                  <w:iCs/>
+                </w:rPr>
+              </m:ctrlPr>
+            </m:sSupPr>
+            <m:e>
+              <m:r>
+                <w:rPr>
+                  <w:rFonts w:ascii="Cambria Math" w:hAnsi="Cambria Math"/>
+                </w:rPr>
+                <m:t>V</m:t>
+              </m:r>
+            </m:e>
+            <m:sup>
+              <m:r>
+                <w:rPr>
+                  <w:rFonts w:ascii="Cambria Math" w:hAnsi="Cambria Math"/>
+                </w:rPr>
+                <m:t>T</m:t>
+              </m:r>
+            </m:sup>
+          </m:sSup>
+        </m:oMath>
+      </m:oMathPara>
+    </w:p>
+    <w:p>
+      <w:pPr>
+        <w:ind w:firstLine="480"/>
+      </w:pPr>
+      <w:r>
+        <w:rPr>
+          <w:rFonts w:hint="eastAsia"/>
+        </w:rPr>
+        <w:t>可得：</w:t>
+      </w:r>
+    </w:p>
+    <w:p>
+      <w:pPr>
+        <w:ind w:firstLine="480"/>
+      </w:pPr>
+      <m:oMathPara>
+        <m:oMath>
+          <m:m>
+            <m:mPr>
+              <m:mcs>
+                <m:mc>
+                  <m:mcPr>
+                    <m:count m:val="1"/>
+                    <m:mcJc m:val="center"/>
+                  </m:mcPr>
+                </m:mc>
+              </m:mcs>
+              <m:ctrlPr>
+                <w:rPr>
+                  <w:rFonts w:ascii="Cambria Math" w:hAnsi="Cambria Math"/>
+                  <w:i/>
+                </w:rPr>
+              </m:ctrlPr>
+            </m:mPr>
+            <m:mr>
+              <m:e>
+                <m:r>
+                  <w:rPr>
+                    <w:rFonts w:ascii="Cambria Math" w:hAnsi="Cambria Math"/>
+                  </w:rPr>
+                  <m:t>C=</m:t>
+                </m:r>
+                <m:f>
+                  <m:fPr>
+                    <m:ctrlPr>
+                      <w:rPr>
+                        <w:rFonts w:ascii="Cambria Math" w:hAnsi="Cambria Math"/>
+                        <w:i/>
+                      </w:rPr>
+                    </m:ctrlPr>
+                  </m:fPr>
+                  <m:num>
+                    <m:r>
+                      <w:rPr>
+                        <w:rFonts w:ascii="Cambria Math" w:hAnsi="Cambria Math"/>
+                      </w:rPr>
+                      <m:t>1</m:t>
+                    </m:r>
+                  </m:num>
+                  <m:den>
+                    <m:r>
+                      <w:rPr>
+                        <w:rFonts w:ascii="Cambria Math" w:hAnsi="Cambria Math"/>
+                      </w:rPr>
+                      <m:t>N-1</m:t>
+                    </m:r>
+                  </m:den>
+                </m:f>
+                <m:sSup>
+                  <m:sSupPr>
+                    <m:ctrlPr>
+                      <w:rPr>
+                        <w:rFonts w:ascii="Cambria Math" w:hAnsi="Cambria Math"/>
+                        <w:i/>
+                      </w:rPr>
+                    </m:ctrlPr>
+                  </m:sSupPr>
+                  <m:e>
+                    <m:r>
+                      <w:rPr>
+                        <w:rFonts w:ascii="Cambria Math" w:hAnsi="Cambria Math"/>
+                      </w:rPr>
+                      <m:t>X</m:t>
+                    </m:r>
+                  </m:e>
+                  <m:sup>
+                    <m:r>
+                      <w:rPr>
+                        <w:rFonts w:ascii="Cambria Math" w:hAnsi="Cambria Math"/>
+                      </w:rPr>
+                      <m:t>T</m:t>
+                    </m:r>
+                  </m:sup>
+                </m:sSup>
+                <m:r>
+                  <w:rPr>
+                    <w:rFonts w:ascii="Cambria Math" w:hAnsi="Cambria Math"/>
+                  </w:rPr>
+                  <m:t>X=</m:t>
+                </m:r>
+                <m:f>
+                  <m:fPr>
+                    <m:ctrlPr>
+                      <w:rPr>
+                        <w:rFonts w:ascii="Cambria Math" w:hAnsi="Cambria Math"/>
+                        <w:i/>
+                      </w:rPr>
+                    </m:ctrlPr>
+                  </m:fPr>
+                  <m:num>
+                    <m:r>
+                      <w:rPr>
+                        <w:rFonts w:ascii="Cambria Math" w:hAnsi="Cambria Math"/>
+                      </w:rPr>
+                      <m:t>1</m:t>
+                    </m:r>
+                  </m:num>
+                  <m:den>
+                    <m:r>
+                      <w:rPr>
+                        <w:rFonts w:ascii="Cambria Math" w:hAnsi="Cambria Math"/>
+                      </w:rPr>
+                      <m:t>N-1</m:t>
+                    </m:r>
+                  </m:den>
+                </m:f>
+                <m:sSup>
+                  <m:sSupPr>
+                    <m:ctrlPr>
+                      <w:rPr>
+                        <w:rFonts w:ascii="Cambria Math" w:hAnsi="Cambria Math"/>
+                        <w:i/>
+                      </w:rPr>
+                    </m:ctrlPr>
+                  </m:sSupPr>
+                  <m:e>
+                    <m:d>
+                      <m:dPr>
+                        <m:ctrlPr>
+                          <w:rPr>
+                            <w:rFonts w:ascii="Cambria Math" w:hAnsi="Cambria Math"/>
+                            <w:i/>
+                          </w:rPr>
+                        </m:ctrlPr>
+                      </m:dPr>
+                      <m:e>
+                        <m:r>
+                          <w:rPr>
+                            <w:rFonts w:ascii="Cambria Math" w:hAnsi="Cambria Math"/>
+                          </w:rPr>
+                          <m:t>U</m:t>
+                        </m:r>
+                        <m:r>
+                          <m:rPr>
+                            <m:sty m:val="p"/>
+                          </m:rPr>
+                          <w:rPr>
+                            <w:rFonts w:ascii="Cambria Math" w:hAnsi="Cambria Math"/>
+                          </w:rPr>
+                          <m:t>Σ</m:t>
+                        </m:r>
+                        <m:sSup>
+                          <m:sSupPr>
+                            <m:ctrlPr>
+                              <w:rPr>
+                                <w:rFonts w:ascii="Cambria Math" w:hAnsi="Cambria Math"/>
+                                <w:i/>
+                              </w:rPr>
+                            </m:ctrlPr>
+                          </m:sSupPr>
+                          <m:e>
+                            <m:r>
+                              <w:rPr>
+                                <w:rFonts w:ascii="Cambria Math" w:hAnsi="Cambria Math"/>
+                              </w:rPr>
+                              <m:t>V</m:t>
+                            </m:r>
+                          </m:e>
+                          <m:sup>
+                            <m:r>
+                              <w:rPr>
+                                <w:rFonts w:ascii="Cambria Math" w:hAnsi="Cambria Math"/>
+                              </w:rPr>
+                              <m:t>T</m:t>
+                            </m:r>
+                          </m:sup>
+                        </m:sSup>
+                      </m:e>
+                    </m:d>
+                  </m:e>
+                  <m:sup>
+                    <m:r>
+                      <w:rPr>
+                        <w:rFonts w:ascii="Cambria Math" w:hAnsi="Cambria Math"/>
+                      </w:rPr>
+                      <m:t>T</m:t>
+                    </m:r>
+                  </m:sup>
+                </m:sSup>
+                <m:d>
+                  <m:dPr>
+                    <m:ctrlPr>
+                      <w:rPr>
+                        <w:rFonts w:ascii="Cambria Math" w:hAnsi="Cambria Math"/>
+                        <w:i/>
+                      </w:rPr>
+                    </m:ctrlPr>
+                  </m:dPr>
+                  <m:e>
+                    <m:r>
+                      <w:rPr>
+                        <w:rFonts w:ascii="Cambria Math" w:hAnsi="Cambria Math"/>
+                      </w:rPr>
+                      <m:t>U</m:t>
+                    </m:r>
+                    <m:r>
+                      <m:rPr>
+                        <m:sty m:val="p"/>
+                      </m:rPr>
+                      <w:rPr>
+                        <w:rFonts w:ascii="Cambria Math" w:hAnsi="Cambria Math"/>
+                      </w:rPr>
+                      <m:t>Σ</m:t>
+                    </m:r>
+                    <m:sSup>
+                      <m:sSupPr>
+                        <m:ctrlPr>
+                          <w:rPr>
+                            <w:rFonts w:ascii="Cambria Math" w:hAnsi="Cambria Math"/>
+                            <w:i/>
+                          </w:rPr>
+                        </m:ctrlPr>
+                      </m:sSupPr>
+                      <m:e>
+                        <m:r>
+                          <w:rPr>
+                            <w:rFonts w:ascii="Cambria Math" w:hAnsi="Cambria Math"/>
+                          </w:rPr>
+                          <m:t>V</m:t>
+                        </m:r>
+                      </m:e>
+                      <m:sup>
+                        <m:r>
+                          <w:rPr>
+                            <w:rFonts w:ascii="Cambria Math" w:hAnsi="Cambria Math"/>
+                          </w:rPr>
+                          <m:t>T</m:t>
+                        </m:r>
+                      </m:sup>
+                    </m:sSup>
+                  </m:e>
+                </m:d>
+                <m:r>
+                  <w:rPr>
+                    <w:rFonts w:ascii="Cambria Math" w:hAnsi="Cambria Math"/>
+                  </w:rPr>
+                  <m:t>=</m:t>
+                </m:r>
+                <m:f>
+                  <m:fPr>
+                    <m:ctrlPr>
+                      <w:rPr>
+                        <w:rFonts w:ascii="Cambria Math" w:hAnsi="Cambria Math"/>
+                        <w:i/>
+                      </w:rPr>
+                    </m:ctrlPr>
+                  </m:fPr>
+                  <m:num>
+                    <m:r>
+                      <w:rPr>
+                        <w:rFonts w:ascii="Cambria Math" w:hAnsi="Cambria Math"/>
+                      </w:rPr>
+                      <m:t>1</m:t>
+                    </m:r>
+                  </m:num>
+                  <m:den>
+                    <m:r>
+                      <w:rPr>
+                        <w:rFonts w:ascii="Cambria Math" w:hAnsi="Cambria Math"/>
+                      </w:rPr>
+                      <m:t>N-1</m:t>
+                    </m:r>
+                  </m:den>
+                </m:f>
+                <m:r>
+                  <w:rPr>
+                    <w:rFonts w:ascii="Cambria Math" w:hAnsi="Cambria Math"/>
+                  </w:rPr>
+                  <m:t>V</m:t>
+                </m:r>
+                <m:sSup>
+                  <m:sSupPr>
+                    <m:ctrlPr>
+                      <w:rPr>
+                        <w:rFonts w:ascii="Cambria Math" w:hAnsi="Cambria Math"/>
+                      </w:rPr>
+                    </m:ctrlPr>
+                  </m:sSupPr>
+                  <m:e>
+                    <m:r>
+                      <m:rPr>
+                        <m:sty m:val="p"/>
+                      </m:rPr>
+                      <w:rPr>
+                        <w:rFonts w:ascii="Cambria Math" w:hAnsi="Cambria Math"/>
+                      </w:rPr>
+                      <m:t>Σ</m:t>
+                    </m:r>
+                  </m:e>
+                  <m:sup>
+                    <m:r>
+                      <w:rPr>
+                        <w:rFonts w:ascii="Cambria Math" w:hAnsi="Cambria Math"/>
+                      </w:rPr>
+                      <m:t>T</m:t>
+                    </m:r>
+                  </m:sup>
+                </m:sSup>
+                <m:sSup>
+                  <m:sSupPr>
+                    <m:ctrlPr>
+                      <w:rPr>
+                        <w:rFonts w:ascii="Cambria Math" w:hAnsi="Cambria Math"/>
+                        <w:i/>
+                      </w:rPr>
+                    </m:ctrlPr>
+                  </m:sSupPr>
+                  <m:e>
+                    <m:r>
+                      <w:rPr>
+                        <w:rFonts w:ascii="Cambria Math" w:hAnsi="Cambria Math"/>
+                      </w:rPr>
+                      <m:t>U</m:t>
+                    </m:r>
+                  </m:e>
+                  <m:sup>
+                    <m:r>
+                      <w:rPr>
+                        <w:rFonts w:ascii="Cambria Math" w:hAnsi="Cambria Math"/>
+                      </w:rPr>
+                      <m:t>T</m:t>
+                    </m:r>
+                  </m:sup>
+                </m:sSup>
+                <m:r>
+                  <w:rPr>
+                    <w:rFonts w:ascii="Cambria Math" w:hAnsi="Cambria Math"/>
+                  </w:rPr>
+                  <m:t>U</m:t>
+                </m:r>
+                <m:r>
+                  <m:rPr>
+                    <m:sty m:val="p"/>
+                  </m:rPr>
+                  <w:rPr>
+                    <w:rFonts w:ascii="Cambria Math" w:hAnsi="Cambria Math"/>
+                  </w:rPr>
+                  <m:t>Σ</m:t>
+                </m:r>
+                <m:sSup>
+                  <m:sSupPr>
+                    <m:ctrlPr>
+                      <w:rPr>
+                        <w:rFonts w:ascii="Cambria Math" w:hAnsi="Cambria Math"/>
+                        <w:i/>
+                      </w:rPr>
+                    </m:ctrlPr>
+                  </m:sSupPr>
+                  <m:e>
+                    <m:r>
+                      <w:rPr>
+                        <w:rFonts w:ascii="Cambria Math" w:hAnsi="Cambria Math"/>
+                      </w:rPr>
+                      <m:t>V</m:t>
+                    </m:r>
+                  </m:e>
+                  <m:sup>
+                    <m:r>
+                      <w:rPr>
+                        <w:rFonts w:ascii="Cambria Math" w:hAnsi="Cambria Math"/>
+                      </w:rPr>
+                      <m:t>T</m:t>
+                    </m:r>
+                  </m:sup>
+                </m:sSup>
+                <m:r>
+                  <w:rPr>
+                    <w:rFonts w:ascii="Cambria Math" w:hAnsi="Cambria Math"/>
+                  </w:rPr>
+                  <m:t>=</m:t>
+                </m:r>
+                <m:f>
+                  <m:fPr>
+                    <m:ctrlPr>
+                      <w:rPr>
+                        <w:rFonts w:ascii="Cambria Math" w:hAnsi="Cambria Math"/>
+                        <w:i/>
+                      </w:rPr>
+                    </m:ctrlPr>
+                  </m:fPr>
+                  <m:num>
+                    <m:r>
+                      <w:rPr>
+                        <w:rFonts w:ascii="Cambria Math" w:hAnsi="Cambria Math"/>
+                      </w:rPr>
+                      <m:t>1</m:t>
+                    </m:r>
+                  </m:num>
+                  <m:den>
+                    <m:r>
+                      <w:rPr>
+                        <w:rFonts w:ascii="Cambria Math" w:hAnsi="Cambria Math"/>
+                      </w:rPr>
+                      <m:t>N-1</m:t>
+                    </m:r>
+                  </m:den>
+                </m:f>
+                <m:r>
+                  <w:rPr>
+                    <w:rFonts w:ascii="Cambria Math" w:hAnsi="Cambria Math"/>
+                  </w:rPr>
+                  <m:t>V</m:t>
+                </m:r>
+                <m:sSup>
+                  <m:sSupPr>
+                    <m:ctrlPr>
+                      <w:rPr>
+                        <w:rFonts w:ascii="Cambria Math" w:hAnsi="Cambria Math"/>
+                      </w:rPr>
+                    </m:ctrlPr>
+                  </m:sSupPr>
+                  <m:e>
+                    <m:r>
+                      <m:rPr>
+                        <m:sty m:val="p"/>
+                      </m:rPr>
+                      <w:rPr>
+                        <w:rFonts w:ascii="Cambria Math" w:hAnsi="Cambria Math"/>
+                      </w:rPr>
+                      <m:t>Σ</m:t>
+                    </m:r>
+                  </m:e>
+                  <m:sup>
+                    <m:r>
+                      <w:rPr>
+                        <w:rFonts w:ascii="Cambria Math" w:hAnsi="Cambria Math"/>
+                      </w:rPr>
+                      <m:t>T</m:t>
+                    </m:r>
+                  </m:sup>
+                </m:sSup>
+                <m:r>
+                  <m:rPr>
+                    <m:sty m:val="p"/>
+                  </m:rPr>
+                  <w:rPr>
+                    <w:rFonts w:ascii="Cambria Math" w:hAnsi="Cambria Math"/>
+                  </w:rPr>
+                  <m:t>Σ</m:t>
+                </m:r>
+                <m:sSup>
+                  <m:sSupPr>
+                    <m:ctrlPr>
+                      <w:rPr>
+                        <w:rFonts w:ascii="Cambria Math" w:hAnsi="Cambria Math"/>
+                        <w:i/>
+                      </w:rPr>
+                    </m:ctrlPr>
+                  </m:sSupPr>
+                  <m:e>
+                    <m:r>
+                      <w:rPr>
+                        <w:rFonts w:ascii="Cambria Math" w:hAnsi="Cambria Math"/>
+                      </w:rPr>
+                      <m:t>V</m:t>
+                    </m:r>
+                  </m:e>
+                  <m:sup>
+                    <m:r>
+                      <w:rPr>
+                        <w:rFonts w:ascii="Cambria Math" w:hAnsi="Cambria Math"/>
+                      </w:rPr>
+                      <m:t>T</m:t>
+                    </m:r>
+                  </m:sup>
+                </m:sSup>
+              </m:e>
+            </m:mr>
+            <m:mr>
+              <m:e>
+                <m:r>
+                  <w:rPr>
+                    <w:rFonts w:ascii="Cambria Math" w:hAnsi="Cambria Math"/>
+                  </w:rPr>
+                  <m:t>=</m:t>
+                </m:r>
+                <m:f>
+                  <m:fPr>
+                    <m:ctrlPr>
+                      <w:rPr>
+                        <w:rFonts w:ascii="Cambria Math" w:hAnsi="Cambria Math"/>
+                        <w:i/>
+                      </w:rPr>
+                    </m:ctrlPr>
+                  </m:fPr>
+                  <m:num>
+                    <m:r>
+                      <w:rPr>
+                        <w:rFonts w:ascii="Cambria Math" w:hAnsi="Cambria Math"/>
+                      </w:rPr>
+                      <m:t>1</m:t>
+                    </m:r>
+                  </m:num>
+                  <m:den>
+                    <m:r>
+                      <w:rPr>
+                        <w:rFonts w:ascii="Cambria Math" w:hAnsi="Cambria Math"/>
+                      </w:rPr>
+                      <m:t>N-1</m:t>
+                    </m:r>
+                  </m:den>
+                </m:f>
+                <m:r>
+                  <w:rPr>
+                    <w:rFonts w:ascii="Cambria Math" w:hAnsi="Cambria Math"/>
+                  </w:rPr>
+                  <m:t>V</m:t>
+                </m:r>
+                <m:d>
+                  <m:dPr>
+                    <m:begChr m:val="["/>
+                    <m:endChr m:val="]"/>
+                    <m:ctrlPr>
+                      <w:rPr>
+                        <w:rFonts w:ascii="Cambria Math" w:hAnsi="Cambria Math"/>
+                        <w:i/>
+                      </w:rPr>
+                    </m:ctrlPr>
+                  </m:dPr>
+                  <m:e>
+                    <m:m>
+                      <m:mPr>
+                        <m:mcs>
+                          <m:mc>
+                            <m:mcPr>
+                              <m:count m:val="3"/>
+                              <m:mcJc m:val="center"/>
+                            </m:mcPr>
+                          </m:mc>
+                        </m:mcs>
+                        <m:ctrlPr>
+                          <w:rPr>
+                            <w:rFonts w:ascii="Cambria Math" w:hAnsi="Cambria Math"/>
+                            <w:i/>
+                          </w:rPr>
+                        </m:ctrlPr>
+                      </m:mPr>
+                      <m:mr>
+                        <m:e>
+                          <m:sSubSup>
+                            <m:sSubSupPr>
+                              <m:ctrlPr>
+                                <w:rPr>
+                                  <w:rFonts w:ascii="Cambria Math" w:hAnsi="Cambria Math"/>
+                                  <w:i/>
+                                </w:rPr>
+                              </m:ctrlPr>
+                            </m:sSubSupPr>
+                            <m:e>
+                              <m:r>
+                                <w:rPr>
+                                  <w:rFonts w:ascii="Cambria Math" w:hAnsi="Cambria Math"/>
+                                </w:rPr>
+                                <m:t>s</m:t>
+                              </m:r>
+                            </m:e>
+                            <m:sub>
+                              <m:r>
+                                <w:rPr>
+                                  <w:rFonts w:ascii="Cambria Math" w:hAnsi="Cambria Math"/>
+                                </w:rPr>
+                                <m:t>0</m:t>
+                              </m:r>
+                            </m:sub>
+                            <m:sup>
+                              <m:r>
+                                <w:rPr>
+                                  <w:rFonts w:ascii="Cambria Math" w:hAnsi="Cambria Math"/>
+                                </w:rPr>
+                                <m:t>2</m:t>
+                              </m:r>
+                            </m:sup>
+                          </m:sSubSup>
+                        </m:e>
+                        <m:e>
+                          <m:r>
+                            <w:rPr>
+                              <w:rFonts w:ascii="Cambria Math" w:hAnsi="Cambria Math"/>
+                            </w:rPr>
+                            <m:t>⋯</m:t>
+                          </m:r>
+                        </m:e>
+                        <m:e>
+                          <m:r>
+                            <w:rPr>
+                              <w:rFonts w:ascii="Cambria Math" w:hAnsi="Cambria Math"/>
+                            </w:rPr>
+                            <m:t>0</m:t>
+                          </m:r>
+                        </m:e>
+                      </m:mr>
+                      <m:mr>
+                        <m:e>
+                          <m:r>
+                            <w:rPr>
+                              <w:rFonts w:ascii="Cambria Math" w:hAnsi="Cambria Math"/>
+                            </w:rPr>
+                            <m:t>⋮</m:t>
+                          </m:r>
+                        </m:e>
+                        <m:e>
+                          <m:r>
+                            <w:rPr>
+                              <w:rFonts w:ascii="Cambria Math" w:hAnsi="Cambria Math"/>
+                            </w:rPr>
+                            <m:t>⋱</m:t>
+                          </m:r>
+                        </m:e>
+                        <m:e>
+                          <m:r>
+                            <w:rPr>
+                              <w:rFonts w:ascii="Cambria Math" w:hAnsi="Cambria Math"/>
+                            </w:rPr>
+                            <m:t>⋮</m:t>
+                          </m:r>
+                        </m:e>
+                      </m:mr>
+                      <m:mr>
+                        <m:e>
+                          <m:r>
+                            <w:rPr>
+                              <w:rFonts w:ascii="Cambria Math" w:hAnsi="Cambria Math"/>
+                            </w:rPr>
+                            <m:t>0</m:t>
+                          </m:r>
+                        </m:e>
+                        <m:e>
+                          <m:r>
+                            <w:rPr>
+                              <w:rFonts w:ascii="Cambria Math" w:hAnsi="Cambria Math"/>
+                            </w:rPr>
+                            <m:t>⋯</m:t>
+                          </m:r>
+                        </m:e>
+                        <m:e>
+                          <m:sSubSup>
+                            <m:sSubSupPr>
+                              <m:ctrlPr>
+                                <w:rPr>
+                                  <w:rFonts w:ascii="Cambria Math" w:hAnsi="Cambria Math"/>
+                                  <w:i/>
+                                </w:rPr>
+                              </m:ctrlPr>
+                            </m:sSubSupPr>
+                            <m:e>
+                              <m:r>
+                                <w:rPr>
+                                  <w:rFonts w:ascii="Cambria Math" w:hAnsi="Cambria Math"/>
+                                </w:rPr>
+                                <m:t>s</m:t>
+                              </m:r>
+                            </m:e>
+                            <m:sub>
+                              <m:r>
+                                <w:rPr>
+                                  <w:rFonts w:ascii="Cambria Math" w:hAnsi="Cambria Math"/>
+                                </w:rPr>
+                                <m:t>N</m:t>
+                              </m:r>
+                            </m:sub>
+                            <m:sup>
+                              <m:r>
+                                <w:rPr>
+                                  <w:rFonts w:ascii="Cambria Math" w:hAnsi="Cambria Math"/>
+                                </w:rPr>
+                                <m:t>2</m:t>
+                              </m:r>
+                            </m:sup>
+                          </m:sSubSup>
+                        </m:e>
+                      </m:mr>
+                    </m:m>
+                  </m:e>
+                </m:d>
+                <m:sSup>
+                  <m:sSupPr>
+                    <m:ctrlPr>
+                      <w:rPr>
+                        <w:rFonts w:ascii="Cambria Math" w:hAnsi="Cambria Math"/>
+                        <w:i/>
+                      </w:rPr>
+                    </m:ctrlPr>
+                  </m:sSupPr>
+                  <m:e>
+                    <m:r>
+                      <w:rPr>
+                        <w:rFonts w:ascii="Cambria Math" w:hAnsi="Cambria Math"/>
+                      </w:rPr>
+                      <m:t>V</m:t>
+                    </m:r>
+                  </m:e>
+                  <m:sup>
+                    <m:r>
+                      <w:rPr>
+                        <w:rFonts w:ascii="Cambria Math" w:hAnsi="Cambria Math"/>
+                      </w:rPr>
+                      <m:t>T</m:t>
+                    </m:r>
+                  </m:sup>
+                </m:sSup>
+              </m:e>
+            </m:mr>
+            <m:mr>
+              <m:e>
+                <m:r>
+                  <w:rPr>
+                    <w:rFonts w:ascii="Cambria Math" w:hAnsi="Cambria Math"/>
+                  </w:rPr>
+                  <m:t>=V</m:t>
+                </m:r>
+                <m:d>
+                  <m:dPr>
+                    <m:begChr m:val="["/>
+                    <m:endChr m:val="]"/>
+                    <m:ctrlPr>
+                      <w:rPr>
+                        <w:rFonts w:ascii="Cambria Math" w:hAnsi="Cambria Math"/>
+                        <w:i/>
+                      </w:rPr>
+                    </m:ctrlPr>
+                  </m:dPr>
+                  <m:e>
+                    <m:m>
+                      <m:mPr>
+                        <m:mcs>
+                          <m:mc>
+                            <m:mcPr>
+                              <m:count m:val="3"/>
+                              <m:mcJc m:val="center"/>
+                            </m:mcPr>
+                          </m:mc>
+                        </m:mcs>
+                        <m:ctrlPr>
+                          <w:rPr>
+                            <w:rFonts w:ascii="Cambria Math" w:hAnsi="Cambria Math"/>
+                            <w:i/>
+                          </w:rPr>
+                        </m:ctrlPr>
+                      </m:mPr>
+                      <m:mr>
+                        <m:e>
+                          <m:f>
+                            <m:fPr>
+                              <m:ctrlPr>
+                                <w:rPr>
+                                  <w:rFonts w:ascii="Cambria Math" w:hAnsi="Cambria Math"/>
+                                  <w:i/>
+                                </w:rPr>
+                              </m:ctrlPr>
+                            </m:fPr>
+                            <m:num>
+                              <m:sSubSup>
+                                <m:sSubSupPr>
+                                  <m:ctrlPr>
+                                    <w:rPr>
+                                      <w:rFonts w:ascii="Cambria Math" w:hAnsi="Cambria Math"/>
+                                      <w:i/>
+                                    </w:rPr>
+                                  </m:ctrlPr>
+                                </m:sSubSupPr>
+                                <m:e>
+                                  <m:r>
+                                    <w:rPr>
+                                      <w:rFonts w:ascii="Cambria Math" w:hAnsi="Cambria Math"/>
+                                    </w:rPr>
+                                    <m:t>s</m:t>
+                                  </m:r>
+                                </m:e>
+                                <m:sub>
+                                  <m:r>
+                                    <w:rPr>
+                                      <w:rFonts w:ascii="Cambria Math" w:hAnsi="Cambria Math"/>
+                                    </w:rPr>
+                                    <m:t>0</m:t>
+                                  </m:r>
+                                </m:sub>
+                                <m:sup>
+                                  <m:r>
+                                    <w:rPr>
+                                      <w:rFonts w:ascii="Cambria Math" w:hAnsi="Cambria Math"/>
+                                    </w:rPr>
+                                    <m:t>2</m:t>
+                                  </m:r>
+                                </m:sup>
+                              </m:sSubSup>
+                            </m:num>
+                            <m:den>
+                              <m:r>
+                                <w:rPr>
+                                  <w:rFonts w:ascii="Cambria Math" w:hAnsi="Cambria Math"/>
+                                </w:rPr>
+                                <m:t>N-1</m:t>
+                              </m:r>
+                            </m:den>
+                          </m:f>
+                        </m:e>
+                        <m:e>
+                          <m:r>
+                            <w:rPr>
+                              <w:rFonts w:ascii="Cambria Math" w:hAnsi="Cambria Math"/>
+                            </w:rPr>
+                            <m:t>⋯</m:t>
+                          </m:r>
+                        </m:e>
+                        <m:e>
+                          <m:r>
+                            <w:rPr>
+                              <w:rFonts w:ascii="Cambria Math" w:hAnsi="Cambria Math"/>
+                            </w:rPr>
+                            <m:t>0</m:t>
+                          </m:r>
+                        </m:e>
+                      </m:mr>
+                      <m:mr>
+                        <m:e>
+                          <m:r>
+                            <w:rPr>
+                              <w:rFonts w:ascii="Cambria Math" w:hAnsi="Cambria Math"/>
+                            </w:rPr>
+                            <m:t>⋮</m:t>
+                          </m:r>
+                        </m:e>
+                        <m:e>
+                          <m:r>
+                            <w:rPr>
+                              <w:rFonts w:ascii="Cambria Math" w:hAnsi="Cambria Math"/>
+                            </w:rPr>
+                            <m:t>⋱</m:t>
+                          </m:r>
+                        </m:e>
+                        <m:e>
+                          <m:r>
+                            <w:rPr>
+                              <w:rFonts w:ascii="Cambria Math" w:hAnsi="Cambria Math"/>
+                            </w:rPr>
+                            <m:t>⋮</m:t>
+                          </m:r>
+                        </m:e>
+                      </m:mr>
+                      <m:mr>
+                        <m:e>
+                          <m:r>
+                            <w:rPr>
+                              <w:rFonts w:ascii="Cambria Math" w:hAnsi="Cambria Math"/>
+                            </w:rPr>
+                            <m:t>0</m:t>
+                          </m:r>
+                        </m:e>
+                        <m:e>
+                          <m:r>
+                            <w:rPr>
+                              <w:rFonts w:ascii="Cambria Math" w:hAnsi="Cambria Math"/>
+                            </w:rPr>
+                            <m:t>⋯</m:t>
+                          </m:r>
+                        </m:e>
+                        <m:e>
+                          <m:f>
+                            <m:fPr>
+                              <m:ctrlPr>
+                                <w:rPr>
+                                  <w:rFonts w:ascii="Cambria Math" w:hAnsi="Cambria Math"/>
+                                  <w:i/>
+                                </w:rPr>
+                              </m:ctrlPr>
+                            </m:fPr>
+                            <m:num>
+                              <m:sSubSup>
+                                <m:sSubSupPr>
+                                  <m:ctrlPr>
+                                    <w:rPr>
+                                      <w:rFonts w:ascii="Cambria Math" w:hAnsi="Cambria Math"/>
+                                      <w:i/>
+                                    </w:rPr>
+                                  </m:ctrlPr>
+                                </m:sSubSupPr>
+                                <m:e>
+                                  <m:r>
+                                    <w:rPr>
+                                      <w:rFonts w:ascii="Cambria Math" w:hAnsi="Cambria Math"/>
+                                    </w:rPr>
+                                    <m:t>s</m:t>
+                                  </m:r>
+                                </m:e>
+                                <m:sub>
+                                  <m:r>
+                                    <w:rPr>
+                                      <w:rFonts w:ascii="Cambria Math" w:hAnsi="Cambria Math"/>
+                                    </w:rPr>
+                                    <m:t>N</m:t>
+                                  </m:r>
+                                </m:sub>
+                                <m:sup>
+                                  <m:r>
+                                    <w:rPr>
+                                      <w:rFonts w:ascii="Cambria Math" w:hAnsi="Cambria Math"/>
+                                    </w:rPr>
+                                    <m:t>2</m:t>
+                                  </m:r>
+                                </m:sup>
+                              </m:sSubSup>
+                            </m:num>
+                            <m:den>
+                              <m:r>
+                                <w:rPr>
+                                  <w:rFonts w:ascii="Cambria Math" w:hAnsi="Cambria Math"/>
+                                </w:rPr>
+                                <m:t>N-1</m:t>
+                              </m:r>
+                            </m:den>
+                          </m:f>
+                        </m:e>
+                      </m:mr>
+                    </m:m>
+                  </m:e>
+                </m:d>
+                <m:sSup>
+                  <m:sSupPr>
+                    <m:ctrlPr>
+                      <w:rPr>
+                        <w:rFonts w:ascii="Cambria Math" w:hAnsi="Cambria Math"/>
+                        <w:i/>
+                      </w:rPr>
+                    </m:ctrlPr>
+                  </m:sSupPr>
+                  <m:e>
+                    <m:r>
+                      <w:rPr>
+                        <w:rFonts w:ascii="Cambria Math" w:hAnsi="Cambria Math"/>
+                      </w:rPr>
+                      <m:t>V</m:t>
+                    </m:r>
+                  </m:e>
+                  <m:sup>
+                    <m:r>
+                      <w:rPr>
+                        <w:rFonts w:ascii="Cambria Math" w:hAnsi="Cambria Math"/>
+                      </w:rPr>
+                      <m:t>T</m:t>
+                    </m:r>
+                  </m:sup>
+                </m:sSup>
+                <m:r>
+                  <w:rPr>
+                    <w:rFonts w:ascii="Cambria Math" w:hAnsi="Cambria Math"/>
+                  </w:rPr>
+                  <m:t>=V</m:t>
+                </m:r>
+                <m:f>
+                  <m:fPr>
+                    <m:ctrlPr>
+                      <w:rPr>
+                        <w:rFonts w:ascii="Cambria Math" w:hAnsi="Cambria Math"/>
+                        <w:i/>
+                      </w:rPr>
+                    </m:ctrlPr>
+                  </m:fPr>
+                  <m:num>
+                    <m:sSup>
+                      <m:sSupPr>
+                        <m:ctrlPr>
+                          <w:rPr>
+                            <w:rFonts w:ascii="Cambria Math" w:hAnsi="Cambria Math"/>
+                            <w:i/>
+                          </w:rPr>
+                        </m:ctrlPr>
+                      </m:sSupPr>
+                      <m:e>
+                        <m:r>
+                          <w:rPr>
+                            <w:rFonts w:ascii="Cambria Math" w:hAnsi="Cambria Math"/>
+                          </w:rPr>
+                          <m:t>S</m:t>
+                        </m:r>
+                      </m:e>
+                      <m:sup>
+                        <m:r>
+                          <w:rPr>
+                            <w:rFonts w:ascii="Cambria Math" w:hAnsi="Cambria Math"/>
+                          </w:rPr>
+                          <m:t>2</m:t>
+                        </m:r>
+                      </m:sup>
+                    </m:sSup>
+                  </m:num>
+                  <m:den>
+                    <m:r>
+                      <w:rPr>
+                        <w:rFonts w:ascii="Cambria Math" w:hAnsi="Cambria Math"/>
+                      </w:rPr>
+                      <m:t>N-1</m:t>
+                    </m:r>
+                  </m:den>
+                </m:f>
+                <m:sSup>
+                  <m:sSupPr>
+                    <m:ctrlPr>
+                      <w:rPr>
+                        <w:rFonts w:ascii="Cambria Math" w:hAnsi="Cambria Math"/>
+                        <w:i/>
+                      </w:rPr>
+                    </m:ctrlPr>
+                  </m:sSupPr>
+                  <m:e>
+                    <m:r>
+                      <w:rPr>
+                        <w:rFonts w:ascii="Cambria Math" w:hAnsi="Cambria Math"/>
+                      </w:rPr>
+                      <m:t>V</m:t>
+                    </m:r>
+                  </m:e>
+                  <m:sup>
+                    <m:r>
+                      <w:rPr>
+                        <w:rFonts w:ascii="Cambria Math" w:hAnsi="Cambria Math"/>
+                      </w:rPr>
+                      <m:t>T</m:t>
+                    </m:r>
+                  </m:sup>
+                </m:sSup>
+              </m:e>
+            </m:mr>
+          </m:m>
+        </m:oMath>
+      </m:oMathPara>
+    </w:p>
+    <w:p>
+      <w:pPr>
+        <w:ind w:firstLine="480"/>
+      </w:pPr>
+      <w:r>
+        <w:rPr>
+          <w:rFonts w:hint="eastAsia"/>
+        </w:rPr>
+        <w:t>和式（</w:t>
+      </w:r>
+      <w:r>
+        <w:rPr>
+          <w:rFonts w:hint="eastAsia"/>
+        </w:rPr>
+        <w:t>1</w:t>
+      </w:r>
+      <w:r>
+        <w:rPr>
+          <w:rFonts w:hint="eastAsia"/>
+        </w:rPr>
+        <w:t>）对比可知：</w:t>
+      </w:r>
+    </w:p>
+    <w:p>
+      <w:pPr>
+        <w:ind w:firstLine="480"/>
+        <w:rPr>
+          <w:rFonts w:hint="eastAsia"/>
+        </w:rPr>
+      </w:pPr>
+      <m:oMathPara>
+        <m:oMath>
+          <m:m>
+            <m:mPr>
+              <m:mcs>
+                <m:mc>
+                  <m:mcPr>
+                    <m:count m:val="2"/>
+                    <m:mcJc m:val="center"/>
+                  </m:mcPr>
+                </m:mc>
+              </m:mcs>
+              <m:ctrlPr>
+                <w:rPr>
+                  <w:rFonts w:ascii="Cambria Math" w:hAnsi="Cambria Math"/>
+                  <w:i/>
+                </w:rPr>
+              </m:ctrlPr>
+            </m:mPr>
+            <m:mr>
+              <m:e>
+                <m:r>
+                  <w:rPr>
+                    <w:rFonts w:ascii="Cambria Math" w:hAnsi="Cambria Math"/>
+                  </w:rPr>
+                  <m:t>A=</m:t>
+                </m:r>
+              </m:e>
+              <m:e>
+                <m:r>
+                  <w:rPr>
+                    <w:rFonts w:ascii="Cambria Math" w:hAnsi="Cambria Math"/>
+                  </w:rPr>
+                  <m:t>V</m:t>
+                </m:r>
+              </m:e>
+            </m:mr>
+            <m:mr>
+              <m:e>
+                <m:r>
+                  <w:rPr>
+                    <w:rFonts w:ascii="Cambria Math" w:hAnsi="Cambria Math"/>
+                  </w:rPr>
+                  <m:t>λ=</m:t>
+                </m:r>
+              </m:e>
+              <m:e>
+                <m:f>
+                  <m:fPr>
+                    <m:ctrlPr>
+                      <w:rPr>
+                        <w:rFonts w:ascii="Cambria Math" w:hAnsi="Cambria Math"/>
+                        <w:i/>
+                      </w:rPr>
+                    </m:ctrlPr>
+                  </m:fPr>
+                  <m:num>
+                    <m:sSup>
+                      <m:sSupPr>
+                        <m:ctrlPr>
+                          <w:rPr>
+                            <w:rFonts w:ascii="Cambria Math" w:hAnsi="Cambria Math"/>
+                            <w:i/>
+                          </w:rPr>
+                        </m:ctrlPr>
+                      </m:sSupPr>
+                      <m:e>
+                        <m:r>
+                          <w:rPr>
+                            <w:rFonts w:ascii="Cambria Math" w:hAnsi="Cambria Math"/>
+                          </w:rPr>
+                          <m:t>S</m:t>
+                        </m:r>
+                      </m:e>
+                      <m:sup>
+                        <m:r>
+                          <w:rPr>
+                            <w:rFonts w:ascii="Cambria Math" w:hAnsi="Cambria Math"/>
+                          </w:rPr>
+                          <m:t>2</m:t>
+                        </m:r>
+                      </m:sup>
+                    </m:sSup>
+                  </m:num>
+                  <m:den>
+                    <m:r>
+                      <w:rPr>
+                        <w:rFonts w:ascii="Cambria Math" w:hAnsi="Cambria Math"/>
+                      </w:rPr>
+                      <m:t>N-1</m:t>
+                    </m:r>
+                  </m:den>
+                </m:f>
+              </m:e>
+            </m:mr>
+          </m:m>
+          <m:r>
+            <w:rPr>
+              <w:rFonts w:ascii="Cambria Math" w:hAnsi="Cambria Math"/>
+            </w:rPr>
+            <m:t xml:space="preserve"> </m:t>
+          </m:r>
+        </m:oMath>
+      </m:oMathPara>
+    </w:p>
     <w:p>
       <w:pPr>
         <w:pStyle w:val="1"/>
@@ -581,6 +3354,7 @@
         <w:rPr>
           <w:rFonts w:hint="eastAsia"/>
         </w:rPr>
+        <w:lastRenderedPageBreak/>
         <w:t>根据贝叶斯公式：</w:t>
       </w:r>
     </w:p>
@@ -2645,7 +5419,6 @@
         <w:rPr>
           <w:rFonts w:hint="eastAsia"/>
         </w:rPr>
-        <w:lastRenderedPageBreak/>
         <w:t>此处我们先定义一下运算符</w:t>
       </w:r>
       <m:oMath>
@@ -16964,6 +19737,7 @@
         <w:rPr>
           <w:rFonts w:hint="eastAsia"/>
         </w:rPr>
+        <w:lastRenderedPageBreak/>
         <w:t>代入正态分布函数：</w:t>
       </w:r>
     </w:p>
@@ -19801,9 +22575,6 @@
     <w:p>
       <w:pPr>
         <w:ind w:firstLine="480"/>
-        <w:rPr>
-          <w:rFonts w:hint="eastAsia"/>
-        </w:rPr>
       </w:pPr>
     </w:p>
     <w:p>
@@ -19814,6 +22585,7 @@
         <w:rPr>
           <w:rFonts w:hint="eastAsia"/>
         </w:rPr>
+        <w:lastRenderedPageBreak/>
         <w:t>流体力学公式</w:t>
       </w:r>
     </w:p>
@@ -20705,13 +23477,7 @@
                                   <w:rPr>
                                     <w:rFonts w:ascii="Cambria Math" w:eastAsia="楷体" w:hAnsi="Cambria Math"/>
                                   </w:rPr>
-                                  <m:t>∂</m:t>
-                                </m:r>
-                                <m:r>
-                                  <w:rPr>
-                                    <w:rFonts w:ascii="Cambria Math" w:eastAsia="楷体" w:hAnsi="Cambria Math"/>
-                                  </w:rPr>
-                                  <m:t>y</m:t>
+                                  <m:t>∂y</m:t>
                                 </m:r>
                               </m:den>
                             </m:f>
@@ -20853,13 +23619,7 @@
                                   <w:rPr>
                                     <w:rFonts w:ascii="Cambria Math" w:eastAsia="楷体" w:hAnsi="Cambria Math"/>
                                   </w:rPr>
-                                  <m:t>∂</m:t>
-                                </m:r>
-                                <m:r>
-                                  <w:rPr>
-                                    <w:rFonts w:ascii="Cambria Math" w:eastAsia="楷体" w:hAnsi="Cambria Math"/>
-                                  </w:rPr>
-                                  <m:t>z</m:t>
+                                  <m:t>∂z</m:t>
                                 </m:r>
                               </m:den>
                             </m:f>
@@ -21403,13 +24163,7 @@
                                   <w:rPr>
                                     <w:rFonts w:ascii="Cambria Math" w:eastAsia="楷体" w:hAnsi="Cambria Math"/>
                                   </w:rPr>
-                                  <m:t>∂</m:t>
-                                </m:r>
-                                <m:r>
-                                  <w:rPr>
-                                    <w:rFonts w:ascii="Cambria Math" w:eastAsia="楷体" w:hAnsi="Cambria Math"/>
-                                  </w:rPr>
-                                  <m:t>y</m:t>
+                                  <m:t>∂y</m:t>
                                 </m:r>
                               </m:den>
                             </m:f>
@@ -21603,13 +24357,7 @@
                                   <w:rPr>
                                     <w:rFonts w:ascii="Cambria Math" w:eastAsia="楷体" w:hAnsi="Cambria Math"/>
                                   </w:rPr>
-                                  <m:t>∂</m:t>
-                                </m:r>
-                                <m:r>
-                                  <w:rPr>
-                                    <w:rFonts w:ascii="Cambria Math" w:eastAsia="楷体" w:hAnsi="Cambria Math"/>
-                                  </w:rPr>
-                                  <m:t>z</m:t>
+                                  <m:t>∂z</m:t>
                                 </m:r>
                               </m:den>
                             </m:f>
@@ -22091,12 +24839,15 @@
     <w:p>
       <w:pPr>
         <w:ind w:firstLine="480"/>
-        <w:rPr>
-          <w:rFonts w:hint="eastAsia"/>
-        </w:rPr>
       </w:pPr>
     </w:p>
     <w:sectPr>
+      <w:headerReference w:type="even" r:id="rId7"/>
+      <w:headerReference w:type="default" r:id="rId8"/>
+      <w:footerReference w:type="even" r:id="rId9"/>
+      <w:footerReference w:type="default" r:id="rId10"/>
+      <w:headerReference w:type="first" r:id="rId11"/>
+      <w:footerReference w:type="first" r:id="rId12"/>
       <w:pgSz w:w="11906" w:h="16838"/>
       <w:pgMar w:top="1440" w:right="1800" w:bottom="1440" w:left="1800" w:header="851" w:footer="992" w:gutter="0"/>
       <w:cols w:space="425"/>
@@ -22104,6 +24855,126 @@
     </w:sectPr>
   </w:body>
 </w:document>
+</file>
+
+<file path=word/endnotes.xml><?xml version="1.0" encoding="utf-8"?>
+<w:endnotes xmlns:wpc="http://schemas.microsoft.com/office/word/2010/wordprocessingCanvas" xmlns:cx="http://schemas.microsoft.com/office/drawing/2014/chartex" xmlns:cx1="http://schemas.microsoft.com/office/drawing/2015/9/8/chartex" xmlns:cx2="http://schemas.microsoft.com/office/drawing/2015/10/21/chartex" xmlns:cx3="http://schemas.microsoft.com/office/drawing/2016/5/9/chartex" xmlns:cx4="http://schemas.microsoft.com/office/drawing/2016/5/10/chartex" xmlns:cx5="http://schemas.microsoft.com/office/drawing/2016/5/11/chartex" xmlns:cx6="http://schemas.microsoft.com/office/drawing/2016/5/12/chartex" xmlns:cx7="http://schemas.microsoft.com/office/drawing/2016/5/13/chartex" xmlns:cx8="http://schemas.microsoft.com/office/drawing/2016/5/14/chartex" xmlns:mc="http://schemas.openxmlformats.org/markup-compatibility/2006" xmlns:aink="http://schemas.microsoft.com/office/drawing/2016/ink" xmlns:am3d="http://schemas.microsoft.com/office/drawing/2017/model3d" xmlns:o="urn:schemas-microsoft-com:office:office" xmlns:oel="http://schemas.microsoft.com/office/2019/extlst" xmlns:r="http://schemas.openxmlformats.org/officeDocument/2006/relationships" xmlns:m="http://schemas.openxmlformats.org/officeDocument/2006/math" xmlns:v="urn:schemas-microsoft-com:vml" xmlns:wp14="http://schemas.microsoft.com/office/word/2010/wordprocessingDrawing" xmlns:wp="http://schemas.openxmlformats.org/drawingml/2006/wordprocessingDrawing" xmlns:w10="urn:schemas-microsoft-com:office:word" xmlns:w="http://schemas.openxmlformats.org/wordprocessingml/2006/main" xmlns:w14="http://schemas.microsoft.com/office/word/2010/wordml" xmlns:w15="http://schemas.microsoft.com/office/word/2012/wordml" xmlns:w16cex="http://schemas.microsoft.com/office/word/2018/wordml/cex" xmlns:w16cid="http://schemas.microsoft.com/office/word/2016/wordml/cid" xmlns:w16="http://schemas.microsoft.com/office/word/2018/wordml" xmlns:w16du="http://schemas.microsoft.com/office/word/2023/wordml/word16du" xmlns:w16sdtdh="http://schemas.microsoft.com/office/word/2020/wordml/sdtdatahash" xmlns:w16sdtfl="http://schemas.microsoft.com/office/word/2024/wordml/sdtformatlock" xmlns:w16se="http://schemas.microsoft.com/office/word/2015/wordml/symex" xmlns:wpg="http://schemas.microsoft.com/office/word/2010/wordprocessingGroup" xmlns:wpi="http://schemas.microsoft.com/office/word/2010/wordprocessingInk" xmlns:wne="http://schemas.microsoft.com/office/word/2006/wordml" xmlns:wps="http://schemas.microsoft.com/office/word/2010/wordprocessingShape" mc:Ignorable="w14 w15 w16se w16cid w16 w16cex w16sdtdh w16sdtfl w16du wp14">
+  <w:endnote w:type="separator" w:id="-1">
+    <w:p>
+      <w:pPr>
+        <w:spacing w:after="0" w:line="240" w:lineRule="auto"/>
+        <w:ind w:firstLine="480"/>
+      </w:pPr>
+      <w:r>
+        <w:separator/>
+      </w:r>
+    </w:p>
+  </w:endnote>
+  <w:endnote w:type="continuationSeparator" w:id="0">
+    <w:p>
+      <w:pPr>
+        <w:spacing w:after="0" w:line="240" w:lineRule="auto"/>
+        <w:ind w:firstLine="480"/>
+      </w:pPr>
+      <w:r>
+        <w:continuationSeparator/>
+      </w:r>
+    </w:p>
+  </w:endnote>
+</w:endnotes>
+</file>
+
+<file path=word/footer1.xml><?xml version="1.0" encoding="utf-8"?>
+<w:ftr xmlns:wpc="http://schemas.microsoft.com/office/word/2010/wordprocessingCanvas" xmlns:cx="http://schemas.microsoft.com/office/drawing/2014/chartex" xmlns:cx1="http://schemas.microsoft.com/office/drawing/2015/9/8/chartex" xmlns:cx2="http://schemas.microsoft.com/office/drawing/2015/10/21/chartex" xmlns:cx3="http://schemas.microsoft.com/office/drawing/2016/5/9/chartex" xmlns:cx4="http://schemas.microsoft.com/office/drawing/2016/5/10/chartex" xmlns:cx5="http://schemas.microsoft.com/office/drawing/2016/5/11/chartex" xmlns:cx6="http://schemas.microsoft.com/office/drawing/2016/5/12/chartex" xmlns:cx7="http://schemas.microsoft.com/office/drawing/2016/5/13/chartex" xmlns:cx8="http://schemas.microsoft.com/office/drawing/2016/5/14/chartex" xmlns:mc="http://schemas.openxmlformats.org/markup-compatibility/2006" xmlns:aink="http://schemas.microsoft.com/office/drawing/2016/ink" xmlns:am3d="http://schemas.microsoft.com/office/drawing/2017/model3d" xmlns:o="urn:schemas-microsoft-com:office:office" xmlns:oel="http://schemas.microsoft.com/office/2019/extlst" xmlns:r="http://schemas.openxmlformats.org/officeDocument/2006/relationships" xmlns:m="http://schemas.openxmlformats.org/officeDocument/2006/math" xmlns:v="urn:schemas-microsoft-com:vml" xmlns:wp14="http://schemas.microsoft.com/office/word/2010/wordprocessingDrawing" xmlns:wp="http://schemas.openxmlformats.org/drawingml/2006/wordprocessingDrawing" xmlns:w10="urn:schemas-microsoft-com:office:word" xmlns:w="http://schemas.openxmlformats.org/wordprocessingml/2006/main" xmlns:w14="http://schemas.microsoft.com/office/word/2010/wordml" xmlns:w15="http://schemas.microsoft.com/office/word/2012/wordml" xmlns:w16cex="http://schemas.microsoft.com/office/word/2018/wordml/cex" xmlns:w16cid="http://schemas.microsoft.com/office/word/2016/wordml/cid" xmlns:w16="http://schemas.microsoft.com/office/word/2018/wordml" xmlns:w16du="http://schemas.microsoft.com/office/word/2023/wordml/word16du" xmlns:w16sdtdh="http://schemas.microsoft.com/office/word/2020/wordml/sdtdatahash" xmlns:w16sdtfl="http://schemas.microsoft.com/office/word/2024/wordml/sdtformatlock" xmlns:w16se="http://schemas.microsoft.com/office/word/2015/wordml/symex" xmlns:wpg="http://schemas.microsoft.com/office/word/2010/wordprocessingGroup" xmlns:wpi="http://schemas.microsoft.com/office/word/2010/wordprocessingInk" xmlns:wne="http://schemas.microsoft.com/office/word/2006/wordml" xmlns:wps="http://schemas.microsoft.com/office/word/2010/wordprocessingShape" mc:Ignorable="w14 w15 w16se w16cid w16 w16cex w16sdtdh w16sdtfl w16du wp14">
+  <w:p>
+    <w:pPr>
+      <w:pStyle w:val="af4"/>
+      <w:ind w:firstLine="360"/>
+    </w:pPr>
+  </w:p>
+</w:ftr>
+</file>
+
+<file path=word/footer2.xml><?xml version="1.0" encoding="utf-8"?>
+<w:ftr xmlns:wpc="http://schemas.microsoft.com/office/word/2010/wordprocessingCanvas" xmlns:cx="http://schemas.microsoft.com/office/drawing/2014/chartex" xmlns:cx1="http://schemas.microsoft.com/office/drawing/2015/9/8/chartex" xmlns:cx2="http://schemas.microsoft.com/office/drawing/2015/10/21/chartex" xmlns:cx3="http://schemas.microsoft.com/office/drawing/2016/5/9/chartex" xmlns:cx4="http://schemas.microsoft.com/office/drawing/2016/5/10/chartex" xmlns:cx5="http://schemas.microsoft.com/office/drawing/2016/5/11/chartex" xmlns:cx6="http://schemas.microsoft.com/office/drawing/2016/5/12/chartex" xmlns:cx7="http://schemas.microsoft.com/office/drawing/2016/5/13/chartex" xmlns:cx8="http://schemas.microsoft.com/office/drawing/2016/5/14/chartex" xmlns:mc="http://schemas.openxmlformats.org/markup-compatibility/2006" xmlns:aink="http://schemas.microsoft.com/office/drawing/2016/ink" xmlns:am3d="http://schemas.microsoft.com/office/drawing/2017/model3d" xmlns:o="urn:schemas-microsoft-com:office:office" xmlns:oel="http://schemas.microsoft.com/office/2019/extlst" xmlns:r="http://schemas.openxmlformats.org/officeDocument/2006/relationships" xmlns:m="http://schemas.openxmlformats.org/officeDocument/2006/math" xmlns:v="urn:schemas-microsoft-com:vml" xmlns:wp14="http://schemas.microsoft.com/office/word/2010/wordprocessingDrawing" xmlns:wp="http://schemas.openxmlformats.org/drawingml/2006/wordprocessingDrawing" xmlns:w10="urn:schemas-microsoft-com:office:word" xmlns:w="http://schemas.openxmlformats.org/wordprocessingml/2006/main" xmlns:w14="http://schemas.microsoft.com/office/word/2010/wordml" xmlns:w15="http://schemas.microsoft.com/office/word/2012/wordml" xmlns:w16cex="http://schemas.microsoft.com/office/word/2018/wordml/cex" xmlns:w16cid="http://schemas.microsoft.com/office/word/2016/wordml/cid" xmlns:w16="http://schemas.microsoft.com/office/word/2018/wordml" xmlns:w16du="http://schemas.microsoft.com/office/word/2023/wordml/word16du" xmlns:w16sdtdh="http://schemas.microsoft.com/office/word/2020/wordml/sdtdatahash" xmlns:w16sdtfl="http://schemas.microsoft.com/office/word/2024/wordml/sdtformatlock" xmlns:w16se="http://schemas.microsoft.com/office/word/2015/wordml/symex" xmlns:wpg="http://schemas.microsoft.com/office/word/2010/wordprocessingGroup" xmlns:wpi="http://schemas.microsoft.com/office/word/2010/wordprocessingInk" xmlns:wne="http://schemas.microsoft.com/office/word/2006/wordml" xmlns:wps="http://schemas.microsoft.com/office/word/2010/wordprocessingShape" mc:Ignorable="w14 w15 w16se w16cid w16 w16cex w16sdtdh w16sdtfl w16du wp14">
+  <w:p>
+    <w:pPr>
+      <w:pStyle w:val="af4"/>
+      <w:ind w:firstLine="360"/>
+    </w:pPr>
+  </w:p>
+</w:ftr>
+</file>
+
+<file path=word/footer3.xml><?xml version="1.0" encoding="utf-8"?>
+<w:ftr xmlns:wpc="http://schemas.microsoft.com/office/word/2010/wordprocessingCanvas" xmlns:cx="http://schemas.microsoft.com/office/drawing/2014/chartex" xmlns:cx1="http://schemas.microsoft.com/office/drawing/2015/9/8/chartex" xmlns:cx2="http://schemas.microsoft.com/office/drawing/2015/10/21/chartex" xmlns:cx3="http://schemas.microsoft.com/office/drawing/2016/5/9/chartex" xmlns:cx4="http://schemas.microsoft.com/office/drawing/2016/5/10/chartex" xmlns:cx5="http://schemas.microsoft.com/office/drawing/2016/5/11/chartex" xmlns:cx6="http://schemas.microsoft.com/office/drawing/2016/5/12/chartex" xmlns:cx7="http://schemas.microsoft.com/office/drawing/2016/5/13/chartex" xmlns:cx8="http://schemas.microsoft.com/office/drawing/2016/5/14/chartex" xmlns:mc="http://schemas.openxmlformats.org/markup-compatibility/2006" xmlns:aink="http://schemas.microsoft.com/office/drawing/2016/ink" xmlns:am3d="http://schemas.microsoft.com/office/drawing/2017/model3d" xmlns:o="urn:schemas-microsoft-com:office:office" xmlns:oel="http://schemas.microsoft.com/office/2019/extlst" xmlns:r="http://schemas.openxmlformats.org/officeDocument/2006/relationships" xmlns:m="http://schemas.openxmlformats.org/officeDocument/2006/math" xmlns:v="urn:schemas-microsoft-com:vml" xmlns:wp14="http://schemas.microsoft.com/office/word/2010/wordprocessingDrawing" xmlns:wp="http://schemas.openxmlformats.org/drawingml/2006/wordprocessingDrawing" xmlns:w10="urn:schemas-microsoft-com:office:word" xmlns:w="http://schemas.openxmlformats.org/wordprocessingml/2006/main" xmlns:w14="http://schemas.microsoft.com/office/word/2010/wordml" xmlns:w15="http://schemas.microsoft.com/office/word/2012/wordml" xmlns:w16cex="http://schemas.microsoft.com/office/word/2018/wordml/cex" xmlns:w16cid="http://schemas.microsoft.com/office/word/2016/wordml/cid" xmlns:w16="http://schemas.microsoft.com/office/word/2018/wordml" xmlns:w16du="http://schemas.microsoft.com/office/word/2023/wordml/word16du" xmlns:w16sdtdh="http://schemas.microsoft.com/office/word/2020/wordml/sdtdatahash" xmlns:w16sdtfl="http://schemas.microsoft.com/office/word/2024/wordml/sdtformatlock" xmlns:w16se="http://schemas.microsoft.com/office/word/2015/wordml/symex" xmlns:wpg="http://schemas.microsoft.com/office/word/2010/wordprocessingGroup" xmlns:wpi="http://schemas.microsoft.com/office/word/2010/wordprocessingInk" xmlns:wne="http://schemas.microsoft.com/office/word/2006/wordml" xmlns:wps="http://schemas.microsoft.com/office/word/2010/wordprocessingShape" mc:Ignorable="w14 w15 w16se w16cid w16 w16cex w16sdtdh w16sdtfl w16du wp14">
+  <w:p>
+    <w:pPr>
+      <w:pStyle w:val="af4"/>
+      <w:ind w:firstLine="360"/>
+    </w:pPr>
+  </w:p>
+</w:ftr>
+</file>
+
+<file path=word/footnotes.xml><?xml version="1.0" encoding="utf-8"?>
+<w:footnotes xmlns:wpc="http://schemas.microsoft.com/office/word/2010/wordprocessingCanvas" xmlns:cx="http://schemas.microsoft.com/office/drawing/2014/chartex" xmlns:cx1="http://schemas.microsoft.com/office/drawing/2015/9/8/chartex" xmlns:cx2="http://schemas.microsoft.com/office/drawing/2015/10/21/chartex" xmlns:cx3="http://schemas.microsoft.com/office/drawing/2016/5/9/chartex" xmlns:cx4="http://schemas.microsoft.com/office/drawing/2016/5/10/chartex" xmlns:cx5="http://schemas.microsoft.com/office/drawing/2016/5/11/chartex" xmlns:cx6="http://schemas.microsoft.com/office/drawing/2016/5/12/chartex" xmlns:cx7="http://schemas.microsoft.com/office/drawing/2016/5/13/chartex" xmlns:cx8="http://schemas.microsoft.com/office/drawing/2016/5/14/chartex" xmlns:mc="http://schemas.openxmlformats.org/markup-compatibility/2006" xmlns:aink="http://schemas.microsoft.com/office/drawing/2016/ink" xmlns:am3d="http://schemas.microsoft.com/office/drawing/2017/model3d" xmlns:o="urn:schemas-microsoft-com:office:office" xmlns:oel="http://schemas.microsoft.com/office/2019/extlst" xmlns:r="http://schemas.openxmlformats.org/officeDocument/2006/relationships" xmlns:m="http://schemas.openxmlformats.org/officeDocument/2006/math" xmlns:v="urn:schemas-microsoft-com:vml" xmlns:wp14="http://schemas.microsoft.com/office/word/2010/wordprocessingDrawing" xmlns:wp="http://schemas.openxmlformats.org/drawingml/2006/wordprocessingDrawing" xmlns:w10="urn:schemas-microsoft-com:office:word" xmlns:w="http://schemas.openxmlformats.org/wordprocessingml/2006/main" xmlns:w14="http://schemas.microsoft.com/office/word/2010/wordml" xmlns:w15="http://schemas.microsoft.com/office/word/2012/wordml" xmlns:w16cex="http://schemas.microsoft.com/office/word/2018/wordml/cex" xmlns:w16cid="http://schemas.microsoft.com/office/word/2016/wordml/cid" xmlns:w16="http://schemas.microsoft.com/office/word/2018/wordml" xmlns:w16du="http://schemas.microsoft.com/office/word/2023/wordml/word16du" xmlns:w16sdtdh="http://schemas.microsoft.com/office/word/2020/wordml/sdtdatahash" xmlns:w16sdtfl="http://schemas.microsoft.com/office/word/2024/wordml/sdtformatlock" xmlns:w16se="http://schemas.microsoft.com/office/word/2015/wordml/symex" xmlns:wpg="http://schemas.microsoft.com/office/word/2010/wordprocessingGroup" xmlns:wpi="http://schemas.microsoft.com/office/word/2010/wordprocessingInk" xmlns:wne="http://schemas.microsoft.com/office/word/2006/wordml" xmlns:wps="http://schemas.microsoft.com/office/word/2010/wordprocessingShape" mc:Ignorable="w14 w15 w16se w16cid w16 w16cex w16sdtdh w16sdtfl w16du wp14">
+  <w:footnote w:type="separator" w:id="-1">
+    <w:p>
+      <w:pPr>
+        <w:spacing w:after="0" w:line="240" w:lineRule="auto"/>
+        <w:ind w:firstLine="480"/>
+      </w:pPr>
+      <w:r>
+        <w:separator/>
+      </w:r>
+    </w:p>
+  </w:footnote>
+  <w:footnote w:type="continuationSeparator" w:id="0">
+    <w:p>
+      <w:pPr>
+        <w:spacing w:after="0" w:line="240" w:lineRule="auto"/>
+        <w:ind w:firstLine="480"/>
+      </w:pPr>
+      <w:r>
+        <w:continuationSeparator/>
+      </w:r>
+    </w:p>
+  </w:footnote>
+</w:footnotes>
+</file>
+
+<file path=word/header1.xml><?xml version="1.0" encoding="utf-8"?>
+<w:hdr xmlns:wpc="http://schemas.microsoft.com/office/word/2010/wordprocessingCanvas" xmlns:cx="http://schemas.microsoft.com/office/drawing/2014/chartex" xmlns:cx1="http://schemas.microsoft.com/office/drawing/2015/9/8/chartex" xmlns:cx2="http://schemas.microsoft.com/office/drawing/2015/10/21/chartex" xmlns:cx3="http://schemas.microsoft.com/office/drawing/2016/5/9/chartex" xmlns:cx4="http://schemas.microsoft.com/office/drawing/2016/5/10/chartex" xmlns:cx5="http://schemas.microsoft.com/office/drawing/2016/5/11/chartex" xmlns:cx6="http://schemas.microsoft.com/office/drawing/2016/5/12/chartex" xmlns:cx7="http://schemas.microsoft.com/office/drawing/2016/5/13/chartex" xmlns:cx8="http://schemas.microsoft.com/office/drawing/2016/5/14/chartex" xmlns:mc="http://schemas.openxmlformats.org/markup-compatibility/2006" xmlns:aink="http://schemas.microsoft.com/office/drawing/2016/ink" xmlns:am3d="http://schemas.microsoft.com/office/drawing/2017/model3d" xmlns:o="urn:schemas-microsoft-com:office:office" xmlns:oel="http://schemas.microsoft.com/office/2019/extlst" xmlns:r="http://schemas.openxmlformats.org/officeDocument/2006/relationships" xmlns:m="http://schemas.openxmlformats.org/officeDocument/2006/math" xmlns:v="urn:schemas-microsoft-com:vml" xmlns:wp14="http://schemas.microsoft.com/office/word/2010/wordprocessingDrawing" xmlns:wp="http://schemas.openxmlformats.org/drawingml/2006/wordprocessingDrawing" xmlns:w10="urn:schemas-microsoft-com:office:word" xmlns:w="http://schemas.openxmlformats.org/wordprocessingml/2006/main" xmlns:w14="http://schemas.microsoft.com/office/word/2010/wordml" xmlns:w15="http://schemas.microsoft.com/office/word/2012/wordml" xmlns:w16cex="http://schemas.microsoft.com/office/word/2018/wordml/cex" xmlns:w16cid="http://schemas.microsoft.com/office/word/2016/wordml/cid" xmlns:w16="http://schemas.microsoft.com/office/word/2018/wordml" xmlns:w16du="http://schemas.microsoft.com/office/word/2023/wordml/word16du" xmlns:w16sdtdh="http://schemas.microsoft.com/office/word/2020/wordml/sdtdatahash" xmlns:w16sdtfl="http://schemas.microsoft.com/office/word/2024/wordml/sdtformatlock" xmlns:w16se="http://schemas.microsoft.com/office/word/2015/wordml/symex" xmlns:wpg="http://schemas.microsoft.com/office/word/2010/wordprocessingGroup" xmlns:wpi="http://schemas.microsoft.com/office/word/2010/wordprocessingInk" xmlns:wne="http://schemas.microsoft.com/office/word/2006/wordml" xmlns:wps="http://schemas.microsoft.com/office/word/2010/wordprocessingShape" mc:Ignorable="w14 w15 w16se w16cid w16 w16cex w16sdtdh w16sdtfl w16du wp14">
+  <w:p>
+    <w:pPr>
+      <w:pStyle w:val="af2"/>
+      <w:ind w:firstLine="360"/>
+    </w:pPr>
+  </w:p>
+</w:hdr>
+</file>
+
+<file path=word/header2.xml><?xml version="1.0" encoding="utf-8"?>
+<w:hdr xmlns:wpc="http://schemas.microsoft.com/office/word/2010/wordprocessingCanvas" xmlns:cx="http://schemas.microsoft.com/office/drawing/2014/chartex" xmlns:cx1="http://schemas.microsoft.com/office/drawing/2015/9/8/chartex" xmlns:cx2="http://schemas.microsoft.com/office/drawing/2015/10/21/chartex" xmlns:cx3="http://schemas.microsoft.com/office/drawing/2016/5/9/chartex" xmlns:cx4="http://schemas.microsoft.com/office/drawing/2016/5/10/chartex" xmlns:cx5="http://schemas.microsoft.com/office/drawing/2016/5/11/chartex" xmlns:cx6="http://schemas.microsoft.com/office/drawing/2016/5/12/chartex" xmlns:cx7="http://schemas.microsoft.com/office/drawing/2016/5/13/chartex" xmlns:cx8="http://schemas.microsoft.com/office/drawing/2016/5/14/chartex" xmlns:mc="http://schemas.openxmlformats.org/markup-compatibility/2006" xmlns:aink="http://schemas.microsoft.com/office/drawing/2016/ink" xmlns:am3d="http://schemas.microsoft.com/office/drawing/2017/model3d" xmlns:o="urn:schemas-microsoft-com:office:office" xmlns:oel="http://schemas.microsoft.com/office/2019/extlst" xmlns:r="http://schemas.openxmlformats.org/officeDocument/2006/relationships" xmlns:m="http://schemas.openxmlformats.org/officeDocument/2006/math" xmlns:v="urn:schemas-microsoft-com:vml" xmlns:wp14="http://schemas.microsoft.com/office/word/2010/wordprocessingDrawing" xmlns:wp="http://schemas.openxmlformats.org/drawingml/2006/wordprocessingDrawing" xmlns:w10="urn:schemas-microsoft-com:office:word" xmlns:w="http://schemas.openxmlformats.org/wordprocessingml/2006/main" xmlns:w14="http://schemas.microsoft.com/office/word/2010/wordml" xmlns:w15="http://schemas.microsoft.com/office/word/2012/wordml" xmlns:w16cex="http://schemas.microsoft.com/office/word/2018/wordml/cex" xmlns:w16cid="http://schemas.microsoft.com/office/word/2016/wordml/cid" xmlns:w16="http://schemas.microsoft.com/office/word/2018/wordml" xmlns:w16du="http://schemas.microsoft.com/office/word/2023/wordml/word16du" xmlns:w16sdtdh="http://schemas.microsoft.com/office/word/2020/wordml/sdtdatahash" xmlns:w16sdtfl="http://schemas.microsoft.com/office/word/2024/wordml/sdtformatlock" xmlns:w16se="http://schemas.microsoft.com/office/word/2015/wordml/symex" xmlns:wpg="http://schemas.microsoft.com/office/word/2010/wordprocessingGroup" xmlns:wpi="http://schemas.microsoft.com/office/word/2010/wordprocessingInk" xmlns:wne="http://schemas.microsoft.com/office/word/2006/wordml" xmlns:wps="http://schemas.microsoft.com/office/word/2010/wordprocessingShape" mc:Ignorable="w14 w15 w16se w16cid w16 w16cex w16sdtdh w16sdtfl w16du wp14">
+  <w:p>
+    <w:pPr>
+      <w:pStyle w:val="af2"/>
+      <w:ind w:firstLine="360"/>
+    </w:pPr>
+  </w:p>
+</w:hdr>
+</file>
+
+<file path=word/header3.xml><?xml version="1.0" encoding="utf-8"?>
+<w:hdr xmlns:wpc="http://schemas.microsoft.com/office/word/2010/wordprocessingCanvas" xmlns:cx="http://schemas.microsoft.com/office/drawing/2014/chartex" xmlns:cx1="http://schemas.microsoft.com/office/drawing/2015/9/8/chartex" xmlns:cx2="http://schemas.microsoft.com/office/drawing/2015/10/21/chartex" xmlns:cx3="http://schemas.microsoft.com/office/drawing/2016/5/9/chartex" xmlns:cx4="http://schemas.microsoft.com/office/drawing/2016/5/10/chartex" xmlns:cx5="http://schemas.microsoft.com/office/drawing/2016/5/11/chartex" xmlns:cx6="http://schemas.microsoft.com/office/drawing/2016/5/12/chartex" xmlns:cx7="http://schemas.microsoft.com/office/drawing/2016/5/13/chartex" xmlns:cx8="http://schemas.microsoft.com/office/drawing/2016/5/14/chartex" xmlns:mc="http://schemas.openxmlformats.org/markup-compatibility/2006" xmlns:aink="http://schemas.microsoft.com/office/drawing/2016/ink" xmlns:am3d="http://schemas.microsoft.com/office/drawing/2017/model3d" xmlns:o="urn:schemas-microsoft-com:office:office" xmlns:oel="http://schemas.microsoft.com/office/2019/extlst" xmlns:r="http://schemas.openxmlformats.org/officeDocument/2006/relationships" xmlns:m="http://schemas.openxmlformats.org/officeDocument/2006/math" xmlns:v="urn:schemas-microsoft-com:vml" xmlns:wp14="http://schemas.microsoft.com/office/word/2010/wordprocessingDrawing" xmlns:wp="http://schemas.openxmlformats.org/drawingml/2006/wordprocessingDrawing" xmlns:w10="urn:schemas-microsoft-com:office:word" xmlns:w="http://schemas.openxmlformats.org/wordprocessingml/2006/main" xmlns:w14="http://schemas.microsoft.com/office/word/2010/wordml" xmlns:w15="http://schemas.microsoft.com/office/word/2012/wordml" xmlns:w16cex="http://schemas.microsoft.com/office/word/2018/wordml/cex" xmlns:w16cid="http://schemas.microsoft.com/office/word/2016/wordml/cid" xmlns:w16="http://schemas.microsoft.com/office/word/2018/wordml" xmlns:w16du="http://schemas.microsoft.com/office/word/2023/wordml/word16du" xmlns:w16sdtdh="http://schemas.microsoft.com/office/word/2020/wordml/sdtdatahash" xmlns:w16sdtfl="http://schemas.microsoft.com/office/word/2024/wordml/sdtformatlock" xmlns:w16se="http://schemas.microsoft.com/office/word/2015/wordml/symex" xmlns:wpg="http://schemas.microsoft.com/office/word/2010/wordprocessingGroup" xmlns:wpi="http://schemas.microsoft.com/office/word/2010/wordprocessingInk" xmlns:wne="http://schemas.microsoft.com/office/word/2006/wordml" xmlns:wps="http://schemas.microsoft.com/office/word/2010/wordprocessingShape" mc:Ignorable="w14 w15 w16se w16cid w16 w16cex w16sdtdh w16sdtfl w16du wp14">
+  <w:p>
+    <w:pPr>
+      <w:pStyle w:val="af2"/>
+      <w:ind w:firstLine="360"/>
+    </w:pPr>
+  </w:p>
+</w:hdr>
 </file>
 
 <file path=word/styles.xml><?xml version="1.0" encoding="utf-8"?>
@@ -23094,6 +25965,71 @@
       <w:szCs w:val="20"/>
     </w:rPr>
   </w:style>
+  <w:style w:type="paragraph" w:styleId="af2">
+    <w:name w:val="header"/>
+    <w:basedOn w:val="a"/>
+    <w:link w:val="af3"/>
+    <w:uiPriority w:val="99"/>
+    <w:unhideWhenUsed/>
+    <w:rsid w:val="00B07394"/>
+    <w:pPr>
+      <w:tabs>
+        <w:tab w:val="center" w:pos="4153"/>
+        <w:tab w:val="right" w:pos="8306"/>
+      </w:tabs>
+      <w:snapToGrid w:val="0"/>
+      <w:spacing w:line="240" w:lineRule="auto"/>
+      <w:jc w:val="center"/>
+    </w:pPr>
+    <w:rPr>
+      <w:sz w:val="18"/>
+      <w:szCs w:val="18"/>
+    </w:rPr>
+  </w:style>
+  <w:style w:type="character" w:customStyle="1" w:styleId="af3">
+    <w:name w:val="页眉 字符"/>
+    <w:basedOn w:val="a0"/>
+    <w:link w:val="af2"/>
+    <w:uiPriority w:val="99"/>
+    <w:rsid w:val="00B07394"/>
+    <w:rPr>
+      <w:rFonts w:ascii="Times New Roman" w:eastAsia="楷体" w:hAnsi="Times New Roman"/>
+      <w:sz w:val="18"/>
+      <w:szCs w:val="18"/>
+    </w:rPr>
+  </w:style>
+  <w:style w:type="paragraph" w:styleId="af4">
+    <w:name w:val="footer"/>
+    <w:basedOn w:val="a"/>
+    <w:link w:val="af5"/>
+    <w:uiPriority w:val="99"/>
+    <w:unhideWhenUsed/>
+    <w:rsid w:val="00B07394"/>
+    <w:pPr>
+      <w:tabs>
+        <w:tab w:val="center" w:pos="4153"/>
+        <w:tab w:val="right" w:pos="8306"/>
+      </w:tabs>
+      <w:snapToGrid w:val="0"/>
+      <w:spacing w:line="240" w:lineRule="auto"/>
+    </w:pPr>
+    <w:rPr>
+      <w:sz w:val="18"/>
+      <w:szCs w:val="18"/>
+    </w:rPr>
+  </w:style>
+  <w:style w:type="character" w:customStyle="1" w:styleId="af5">
+    <w:name w:val="页脚 字符"/>
+    <w:basedOn w:val="a0"/>
+    <w:link w:val="af4"/>
+    <w:uiPriority w:val="99"/>
+    <w:rsid w:val="00B07394"/>
+    <w:rPr>
+      <w:rFonts w:ascii="Times New Roman" w:eastAsia="楷体" w:hAnsi="Times New Roman"/>
+      <w:sz w:val="18"/>
+      <w:szCs w:val="18"/>
+    </w:rPr>
+  </w:style>
 </w:styles>
 </file>
 

--- a/推导.docx
+++ b/推导.docx
@@ -66,14 +66,12 @@
         </w:rPr>
         <w:t>将其</w:t>
       </w:r>
-      <w:proofErr w:type="spellStart"/>
       <w:r>
         <w:rPr>
           <w:rFonts w:hint="eastAsia"/>
         </w:rPr>
         <w:t>svd</w:t>
       </w:r>
-      <w:proofErr w:type="spellEnd"/>
       <w:r>
         <w:rPr>
           <w:rFonts w:hint="eastAsia"/>
@@ -265,16 +263,8 @@
         <w:rPr>
           <w:rFonts w:hint="eastAsia"/>
         </w:rPr>
-        <w:t>）等号</w:t>
-      </w:r>
-      <w:proofErr w:type="gramStart"/>
-      <w:r>
-        <w:rPr>
-          <w:rFonts w:hint="eastAsia"/>
-        </w:rPr>
-        <w:t>两侧各右乘以</w:t>
-      </w:r>
-      <w:proofErr w:type="gramEnd"/>
+        <w:t>）等号两侧各右乘以</w:t>
+      </w:r>
       <m:oMath>
         <m:r>
           <w:rPr>
@@ -435,16 +425,8 @@
         <w:rPr>
           <w:rFonts w:hint="eastAsia"/>
         </w:rPr>
-        <w:t>的变换，</w:t>
-      </w:r>
-      <w:proofErr w:type="gramStart"/>
-      <w:r>
-        <w:rPr>
-          <w:rFonts w:hint="eastAsia"/>
-        </w:rPr>
-        <w:t>降维成了</w:t>
-      </w:r>
-      <w:proofErr w:type="gramEnd"/>
+        <w:t>的变换，降维成了</w:t>
+      </w:r>
       <m:oMath>
         <m:r>
           <w:rPr>
@@ -502,21 +484,7 @@
         <w:rPr>
           <w:rFonts w:hint="eastAsia"/>
         </w:rPr>
-        <w:t>是和维</w:t>
-      </w:r>
-      <w:proofErr w:type="gramStart"/>
-      <w:r>
-        <w:rPr>
-          <w:rFonts w:hint="eastAsia"/>
-        </w:rPr>
-        <w:t>度相关</w:t>
-      </w:r>
-      <w:proofErr w:type="gramEnd"/>
-      <w:r>
-        <w:rPr>
-          <w:rFonts w:hint="eastAsia"/>
-        </w:rPr>
-        <w:t>的矩阵，那么假设如果我取前</w:t>
+        <w:t>是和维度相关的矩阵，那么假设如果我取前</w:t>
       </w:r>
       <w:r>
         <w:rPr>
@@ -648,14 +616,12 @@
         </w:rPr>
         <w:t>X</w:t>
       </w:r>
-      <w:proofErr w:type="gramStart"/>
       <w:r>
         <w:rPr>
           <w:rFonts w:hint="eastAsia"/>
         </w:rPr>
         <w:t>降阶成</w:t>
       </w:r>
-      <w:proofErr w:type="gramEnd"/>
       <w:r>
         <w:rPr>
           <w:rFonts w:hint="eastAsia"/>
@@ -758,21 +724,7 @@
         <w:rPr>
           <w:rFonts w:hint="eastAsia"/>
         </w:rPr>
-        <w:t>因此经</w:t>
-      </w:r>
-      <w:proofErr w:type="gramStart"/>
-      <w:r>
-        <w:rPr>
-          <w:rFonts w:hint="eastAsia"/>
-        </w:rPr>
-        <w:t>我诸博</w:t>
-      </w:r>
-      <w:proofErr w:type="gramEnd"/>
-      <w:r>
-        <w:rPr>
-          <w:rFonts w:hint="eastAsia"/>
-        </w:rPr>
-        <w:t>发现，</w:t>
+        <w:t>因此经我诸博发现，</w:t>
       </w:r>
       <m:oMath>
         <m:sSup>
@@ -820,21 +772,7 @@
         <w:rPr>
           <w:rFonts w:hint="eastAsia"/>
         </w:rPr>
-        <w:t>就是</w:t>
-      </w:r>
-      <w:proofErr w:type="gramStart"/>
-      <w:r>
-        <w:rPr>
-          <w:rFonts w:hint="eastAsia"/>
-        </w:rPr>
-        <w:t>降维后</w:t>
-      </w:r>
-      <w:proofErr w:type="gramEnd"/>
-      <w:r>
-        <w:rPr>
-          <w:rFonts w:hint="eastAsia"/>
-        </w:rPr>
-        <w:t>的</w:t>
+        <w:t>就是降维后的</w:t>
       </w:r>
       <m:oMath>
         <m:r>
@@ -855,19 +793,11 @@
       <w:pPr>
         <w:ind w:firstLine="480"/>
       </w:pPr>
-      <w:proofErr w:type="gramStart"/>
       <w:r>
         <w:rPr>
           <w:rFonts w:hint="eastAsia"/>
         </w:rPr>
-        <w:t>丫总可</w:t>
-      </w:r>
-      <w:proofErr w:type="gramEnd"/>
-      <w:r>
-        <w:rPr>
-          <w:rFonts w:hint="eastAsia"/>
-        </w:rPr>
-        <w:t>作为参考分析。</w:t>
+        <w:t>丫总可作为参考分析。</w:t>
       </w:r>
     </w:p>
     <w:p>
@@ -1522,7 +1452,6 @@
         </w:rPr>
         <w:t>进行</w:t>
       </w:r>
-      <w:proofErr w:type="spellStart"/>
       <w:r>
         <w:rPr>
           <w:rFonts w:hint="eastAsia"/>
@@ -1530,7 +1459,6 @@
         </w:rPr>
         <w:t>svd</w:t>
       </w:r>
-      <w:proofErr w:type="spellEnd"/>
       <w:r>
         <w:rPr>
           <w:rFonts w:hint="eastAsia"/>
@@ -2666,9 +2594,6 @@
     <w:p>
       <w:pPr>
         <w:ind w:firstLine="480"/>
-        <w:rPr>
-          <w:rFonts w:hint="eastAsia"/>
-        </w:rPr>
       </w:pPr>
       <m:oMathPara>
         <m:oMath>
@@ -5807,14 +5732,12 @@
         <w:spacing w:before="156"/>
         <w:ind w:firstLineChars="0" w:firstLine="0"/>
       </w:pPr>
-      <w:proofErr w:type="gramStart"/>
       <w:r>
         <w:rPr>
           <w:rFonts w:hint="eastAsia"/>
         </w:rPr>
         <w:t>因此式</w:t>
       </w:r>
-      <w:proofErr w:type="gramEnd"/>
       <w:r>
         <w:rPr>
           <w:rFonts w:hint="eastAsia"/>
@@ -8688,16 +8611,8 @@
         <w:rPr>
           <w:rFonts w:hint="eastAsia"/>
         </w:rPr>
-        <w:t>都是确定的，</w:t>
-      </w:r>
-      <w:proofErr w:type="gramStart"/>
-      <w:r>
-        <w:rPr>
-          <w:rFonts w:hint="eastAsia"/>
-        </w:rPr>
-        <w:t>所以式</w:t>
-      </w:r>
-      <w:proofErr w:type="gramEnd"/>
+        <w:t>都是确定的，所以式</w:t>
+      </w:r>
       <w:r>
         <w:rPr>
           <w:rFonts w:hint="eastAsia"/>
@@ -9132,14 +9047,12 @@
           <m:t>n</m:t>
         </m:r>
       </m:oMath>
-      <w:proofErr w:type="gramStart"/>
       <w:r>
         <w:rPr>
           <w:rFonts w:hint="eastAsia"/>
         </w:rPr>
         <w:t>个</w:t>
       </w:r>
-      <w:proofErr w:type="gramEnd"/>
       <m:oMath>
         <m:r>
           <w:rPr>
@@ -10560,14 +10473,12 @@
         </w:rPr>
         <w:t>(13)</w:t>
       </w:r>
-      <w:proofErr w:type="gramStart"/>
       <w:r>
         <w:rPr>
           <w:rFonts w:hint="eastAsia"/>
         </w:rPr>
         <w:t>代入到式</w:t>
       </w:r>
-      <w:proofErr w:type="gramEnd"/>
       <w:r>
         <w:rPr>
           <w:rFonts w:hint="eastAsia"/>
@@ -18359,14 +18270,12 @@
       <w:pPr>
         <w:ind w:firstLine="480"/>
       </w:pPr>
-      <w:proofErr w:type="gramStart"/>
       <w:r>
         <w:rPr>
           <w:rFonts w:hint="eastAsia"/>
         </w:rPr>
         <w:t>所以式</w:t>
       </w:r>
-      <w:proofErr w:type="gramEnd"/>
       <w:r>
         <w:rPr>
           <w:rFonts w:hint="eastAsia"/>
@@ -23039,21 +22948,7 @@
         <w:rPr>
           <w:rFonts w:hint="eastAsia"/>
         </w:rPr>
-        <w:t>对其进行泰</w:t>
-      </w:r>
-      <w:proofErr w:type="gramStart"/>
-      <w:r>
-        <w:rPr>
-          <w:rFonts w:hint="eastAsia"/>
-        </w:rPr>
-        <w:t>勒展开</w:t>
-      </w:r>
-      <w:proofErr w:type="gramEnd"/>
-      <w:r>
-        <w:rPr>
-          <w:rFonts w:hint="eastAsia"/>
-        </w:rPr>
-        <w:t>可得：</w:t>
+        <w:t>对其进行泰勒展开可得：</w:t>
       </w:r>
     </w:p>
     <w:tbl>
@@ -24841,13 +24736,3474 @@
         <w:ind w:firstLine="480"/>
       </w:pPr>
     </w:p>
+    <w:p>
+      <w:pPr>
+        <w:ind w:firstLine="480"/>
+      </w:pPr>
+    </w:p>
+    <w:p>
+      <w:pPr>
+        <w:pStyle w:val="1"/>
+      </w:pPr>
+      <w:r>
+        <w:rPr>
+          <w:rFonts w:hint="eastAsia"/>
+        </w:rPr>
+        <w:t>动量叶素法</w:t>
+      </w:r>
+      <w:r>
+        <w:fldChar w:fldCharType="begin"/>
+      </w:r>
+      <w:r>
+        <w:instrText xml:space="preserve"> </w:instrText>
+      </w:r>
+      <w:r>
+        <w:rPr>
+          <w:rFonts w:hint="eastAsia"/>
+        </w:rPr>
+        <w:instrText>MACROBUTTON AMEditEquationSection2</w:instrText>
+      </w:r>
+      <w:r>
+        <w:instrText xml:space="preserve"> </w:instrText>
+      </w:r>
+      <w:r>
+        <w:rPr>
+          <w:rStyle w:val="AMEquationSection"/>
+        </w:rPr>
+        <w:instrText>Equation Chapter (Next) Section 1</w:instrText>
+      </w:r>
+      <w:r>
+        <w:fldChar w:fldCharType="begin"/>
+      </w:r>
+      <w:r>
+        <w:instrText xml:space="preserve"> SEQ AMEqn \r \h \* MERGEFORMAT </w:instrText>
+      </w:r>
+      <w:r>
+        <w:fldChar w:fldCharType="end"/>
+      </w:r>
+      <w:r>
+        <w:fldChar w:fldCharType="begin"/>
+      </w:r>
+      <w:r>
+        <w:instrText xml:space="preserve"> SEQ AMSec \r 1 \h \* MERGEFORMAT </w:instrText>
+      </w:r>
+      <w:r>
+        <w:fldChar w:fldCharType="end"/>
+      </w:r>
+      <w:r>
+        <w:fldChar w:fldCharType="begin"/>
+      </w:r>
+      <w:r>
+        <w:instrText xml:space="preserve"> SEQ AMChap \h \* MERGEFORMAT </w:instrText>
+      </w:r>
+      <w:r>
+        <w:fldChar w:fldCharType="end"/>
+      </w:r>
+      <w:r>
+        <w:fldChar w:fldCharType="end"/>
+      </w:r>
+    </w:p>
+    <w:p>
+      <w:pPr>
+        <w:ind w:firstLineChars="0" w:firstLine="0"/>
+        <w:jc w:val="center"/>
+      </w:pPr>
+      <w:r>
+        <w:rPr>
+          <w:noProof/>
+        </w:rPr>
+        <w:drawing>
+          <wp:inline distT="0" distB="0" distL="0" distR="0" wp14:anchorId="4B5EAFA7" wp14:editId="760F8F71">
+            <wp:extent cx="3600000" cy="2772598"/>
+            <wp:effectExtent l="0" t="0" r="635" b="8890"/>
+            <wp:docPr id="1257262173" name="图片 1"/>
+            <wp:cNvGraphicFramePr>
+              <a:graphicFrameLocks xmlns:a="http://schemas.openxmlformats.org/drawingml/2006/main" noChangeAspect="1"/>
+            </wp:cNvGraphicFramePr>
+            <a:graphic xmlns:a="http://schemas.openxmlformats.org/drawingml/2006/main">
+              <a:graphicData uri="http://schemas.openxmlformats.org/drawingml/2006/picture">
+                <pic:pic xmlns:pic="http://schemas.openxmlformats.org/drawingml/2006/picture">
+                  <pic:nvPicPr>
+                    <pic:cNvPr id="1257262173" name=""/>
+                    <pic:cNvPicPr/>
+                  </pic:nvPicPr>
+                  <pic:blipFill>
+                    <a:blip r:embed="rId8"/>
+                    <a:stretch>
+                      <a:fillRect/>
+                    </a:stretch>
+                  </pic:blipFill>
+                  <pic:spPr>
+                    <a:xfrm>
+                      <a:off x="0" y="0"/>
+                      <a:ext cx="3600000" cy="2772598"/>
+                    </a:xfrm>
+                    <a:prstGeom prst="rect">
+                      <a:avLst/>
+                    </a:prstGeom>
+                  </pic:spPr>
+                </pic:pic>
+              </a:graphicData>
+            </a:graphic>
+          </wp:inline>
+        </w:drawing>
+      </w:r>
+    </w:p>
+    <w:tbl>
+      <w:tblPr>
+        <w:tblStyle w:val="af0"/>
+        <w:tblpPr w:leftFromText="181" w:rightFromText="181" w:bottomFromText="284" w:vertAnchor="text" w:tblpXSpec="center" w:tblpY="1"/>
+        <w:tblOverlap w:val="never"/>
+        <w:tblW w:w="0" w:type="auto"/>
+        <w:tblLook w:val="04A0" w:firstRow="1" w:lastRow="0" w:firstColumn="1" w:lastColumn="0" w:noHBand="0" w:noVBand="1"/>
+      </w:tblPr>
+      <w:tblGrid>
+        <w:gridCol w:w="272"/>
+        <w:gridCol w:w="7048"/>
+        <w:gridCol w:w="976"/>
+      </w:tblGrid>
+      <w:tr>
+        <w:tc>
+          <w:tcPr>
+            <w:tcW w:w="272" w:type="dxa"/>
+          </w:tcPr>
+          <w:p>
+            <w:pPr>
+              <w:pStyle w:val="af"/>
+              <w:ind w:firstLine="480"/>
+            </w:pPr>
+          </w:p>
+        </w:tc>
+        <w:tc>
+          <w:tcPr>
+            <w:tcW w:w="7048" w:type="dxa"/>
+          </w:tcPr>
+          <w:p>
+            <w:pPr>
+              <w:pStyle w:val="af"/>
+              <w:ind w:firstLine="480"/>
+            </w:pPr>
+            <m:oMathPara>
+              <m:oMath>
+                <m:r>
+                  <m:rPr>
+                    <m:nor/>
+                  </m:rPr>
+                  <w:rPr>
+                    <w:rFonts w:ascii="Cambria Math" w:eastAsia="楷体" w:hAnsi="Cambria Math"/>
+                  </w:rPr>
+                  <m:t>d</m:t>
+                </m:r>
+                <m:r>
+                  <w:rPr>
+                    <w:rFonts w:ascii="Cambria Math" w:eastAsia="楷体" w:hAnsi="Cambria Math"/>
+                  </w:rPr>
+                  <m:t>T=4πrdrρ</m:t>
+                </m:r>
+                <m:sSubSup>
+                  <m:sSubSupPr>
+                    <m:ctrlPr>
+                      <w:rPr>
+                        <w:rFonts w:ascii="Cambria Math" w:eastAsia="楷体" w:hAnsi="Cambria Math"/>
+                        <w:i/>
+                      </w:rPr>
+                    </m:ctrlPr>
+                  </m:sSubSupPr>
+                  <m:e>
+                    <m:r>
+                      <w:rPr>
+                        <w:rFonts w:ascii="Cambria Math" w:eastAsia="楷体" w:hAnsi="Cambria Math"/>
+                      </w:rPr>
+                      <m:t>V</m:t>
+                    </m:r>
+                  </m:e>
+                  <m:sub>
+                    <m:r>
+                      <w:rPr>
+                        <w:rFonts w:ascii="Cambria Math" w:eastAsia="楷体" w:hAnsi="Cambria Math"/>
+                      </w:rPr>
+                      <m:t>0</m:t>
+                    </m:r>
+                  </m:sub>
+                  <m:sup>
+                    <m:r>
+                      <w:rPr>
+                        <w:rFonts w:ascii="Cambria Math" w:eastAsia="楷体" w:hAnsi="Cambria Math"/>
+                      </w:rPr>
+                      <m:t>2</m:t>
+                    </m:r>
+                  </m:sup>
+                </m:sSubSup>
+                <m:d>
+                  <m:dPr>
+                    <m:ctrlPr>
+                      <w:rPr>
+                        <w:rFonts w:ascii="Cambria Math" w:eastAsia="楷体" w:hAnsi="Cambria Math"/>
+                        <w:i/>
+                      </w:rPr>
+                    </m:ctrlPr>
+                  </m:dPr>
+                  <m:e>
+                    <m:r>
+                      <w:rPr>
+                        <w:rFonts w:ascii="Cambria Math" w:eastAsia="楷体" w:hAnsi="Cambria Math"/>
+                      </w:rPr>
+                      <m:t>1+a</m:t>
+                    </m:r>
+                  </m:e>
+                </m:d>
+                <m:r>
+                  <w:rPr>
+                    <w:rFonts w:ascii="Cambria Math" w:eastAsia="楷体" w:hAnsi="Cambria Math"/>
+                  </w:rPr>
+                  <m:t>a⋅F</m:t>
+                </m:r>
+              </m:oMath>
+            </m:oMathPara>
+          </w:p>
+          <w:p>
+            <w:pPr>
+              <w:pStyle w:val="af"/>
+              <w:ind w:firstLine="480"/>
+            </w:pPr>
+            <m:oMathPara>
+              <m:oMath>
+                <m:r>
+                  <m:rPr>
+                    <m:nor/>
+                  </m:rPr>
+                  <w:rPr>
+                    <w:rFonts w:ascii="Cambria Math" w:hAnsi="Cambria Math"/>
+                  </w:rPr>
+                  <w:lastRenderedPageBreak/>
+                  <m:t>d</m:t>
+                </m:r>
+                <m:r>
+                  <w:rPr>
+                    <w:rFonts w:ascii="Cambria Math" w:hAnsi="Cambria Math"/>
+                  </w:rPr>
+                  <m:t>M=4πρ</m:t>
+                </m:r>
+                <m:sSubSup>
+                  <m:sSubSupPr>
+                    <m:ctrlPr>
+                      <w:rPr>
+                        <w:rFonts w:ascii="Cambria Math" w:hAnsi="Cambria Math"/>
+                        <w:i/>
+                      </w:rPr>
+                    </m:ctrlPr>
+                  </m:sSubSupPr>
+                  <m:e>
+                    <m:r>
+                      <w:rPr>
+                        <w:rFonts w:ascii="Cambria Math" w:hAnsi="Cambria Math"/>
+                      </w:rPr>
+                      <m:t>V</m:t>
+                    </m:r>
+                  </m:e>
+                  <m:sub>
+                    <m:r>
+                      <w:rPr>
+                        <w:rFonts w:ascii="Cambria Math" w:hAnsi="Cambria Math"/>
+                      </w:rPr>
+                      <m:t>0</m:t>
+                    </m:r>
+                  </m:sub>
+                  <m:sup>
+                    <m:r>
+                      <w:rPr>
+                        <w:rFonts w:ascii="Cambria Math" w:hAnsi="Cambria Math"/>
+                      </w:rPr>
+                      <m:t>2</m:t>
+                    </m:r>
+                  </m:sup>
+                </m:sSubSup>
+                <m:d>
+                  <m:dPr>
+                    <m:ctrlPr>
+                      <w:rPr>
+                        <w:rFonts w:ascii="Cambria Math" w:hAnsi="Cambria Math"/>
+                        <w:i/>
+                      </w:rPr>
+                    </m:ctrlPr>
+                  </m:dPr>
+                  <m:e>
+                    <m:r>
+                      <w:rPr>
+                        <w:rFonts w:ascii="Cambria Math" w:hAnsi="Cambria Math"/>
+                      </w:rPr>
+                      <m:t>1+a</m:t>
+                    </m:r>
+                  </m:e>
+                </m:d>
+                <m:d>
+                  <m:dPr>
+                    <m:ctrlPr>
+                      <w:rPr>
+                        <w:rFonts w:ascii="Cambria Math" w:hAnsi="Cambria Math"/>
+                        <w:i/>
+                      </w:rPr>
+                    </m:ctrlPr>
+                  </m:dPr>
+                  <m:e>
+                    <m:r>
+                      <w:rPr>
+                        <w:rFonts w:ascii="Cambria Math" w:hAnsi="Cambria Math"/>
+                      </w:rPr>
+                      <m:t>2πr</m:t>
+                    </m:r>
+                    <m:sSub>
+                      <m:sSubPr>
+                        <m:ctrlPr>
+                          <w:rPr>
+                            <w:rFonts w:ascii="Cambria Math" w:hAnsi="Cambria Math"/>
+                            <w:i/>
+                          </w:rPr>
+                        </m:ctrlPr>
+                      </m:sSubPr>
+                      <m:e>
+                        <m:r>
+                          <w:rPr>
+                            <w:rFonts w:ascii="Cambria Math" w:hAnsi="Cambria Math"/>
+                          </w:rPr>
+                          <m:t>n</m:t>
+                        </m:r>
+                      </m:e>
+                      <m:sub>
+                        <m:r>
+                          <w:rPr>
+                            <w:rFonts w:ascii="Cambria Math" w:hAnsi="Cambria Math"/>
+                          </w:rPr>
+                          <m:t>s</m:t>
+                        </m:r>
+                      </m:sub>
+                    </m:sSub>
+                  </m:e>
+                </m:d>
+                <m:sSup>
+                  <m:sSupPr>
+                    <m:ctrlPr>
+                      <w:rPr>
+                        <w:rFonts w:ascii="Cambria Math" w:hAnsi="Cambria Math"/>
+                        <w:i/>
+                      </w:rPr>
+                    </m:ctrlPr>
+                  </m:sSupPr>
+                  <m:e>
+                    <m:r>
+                      <w:rPr>
+                        <w:rFonts w:ascii="Cambria Math" w:hAnsi="Cambria Math"/>
+                      </w:rPr>
+                      <m:t>a</m:t>
+                    </m:r>
+                  </m:e>
+                  <m:sup>
+                    <m:r>
+                      <w:rPr>
+                        <w:rFonts w:ascii="Cambria Math" w:hAnsi="Cambria Math"/>
+                      </w:rPr>
+                      <m:t>'</m:t>
+                    </m:r>
+                  </m:sup>
+                </m:sSup>
+                <m:sSup>
+                  <m:sSupPr>
+                    <m:ctrlPr>
+                      <w:rPr>
+                        <w:rFonts w:ascii="Cambria Math" w:hAnsi="Cambria Math"/>
+                        <w:i/>
+                      </w:rPr>
+                    </m:ctrlPr>
+                  </m:sSupPr>
+                  <m:e>
+                    <m:r>
+                      <w:rPr>
+                        <w:rFonts w:ascii="Cambria Math" w:hAnsi="Cambria Math"/>
+                      </w:rPr>
+                      <m:t>r</m:t>
+                    </m:r>
+                  </m:e>
+                  <m:sup>
+                    <m:r>
+                      <w:rPr>
+                        <w:rFonts w:ascii="Cambria Math" w:hAnsi="Cambria Math"/>
+                      </w:rPr>
+                      <m:t>2</m:t>
+                    </m:r>
+                  </m:sup>
+                </m:sSup>
+                <m:r>
+                  <w:rPr>
+                    <w:rFonts w:ascii="Cambria Math" w:hAnsi="Cambria Math"/>
+                  </w:rPr>
+                  <m:t>dr⋅F</m:t>
+                </m:r>
+              </m:oMath>
+            </m:oMathPara>
+          </w:p>
+          <w:p>
+            <w:pPr>
+              <w:pStyle w:val="af"/>
+              <w:ind w:firstLine="480"/>
+            </w:pPr>
+            <m:oMathPara>
+              <m:oMath>
+                <m:f>
+                  <m:fPr>
+                    <m:ctrlPr>
+                      <w:rPr>
+                        <w:rFonts w:ascii="Cambria Math" w:hAnsi="Cambria Math"/>
+                        <w:i/>
+                      </w:rPr>
+                    </m:ctrlPr>
+                  </m:fPr>
+                  <m:num>
+                    <m:r>
+                      <w:rPr>
+                        <w:rFonts w:ascii="Cambria Math" w:hAnsi="Cambria Math"/>
+                      </w:rPr>
+                      <m:t>CLcos</m:t>
+                    </m:r>
+                    <m:d>
+                      <m:dPr>
+                        <m:ctrlPr>
+                          <w:rPr>
+                            <w:rFonts w:ascii="Cambria Math" w:hAnsi="Cambria Math"/>
+                            <w:i/>
+                          </w:rPr>
+                        </m:ctrlPr>
+                      </m:dPr>
+                      <m:e>
+                        <m:r>
+                          <w:rPr>
+                            <w:rFonts w:ascii="Cambria Math" w:hAnsi="Cambria Math"/>
+                          </w:rPr>
+                          <m:t>ϕ+γ</m:t>
+                        </m:r>
+                      </m:e>
+                    </m:d>
+                  </m:num>
+                  <m:den>
+                    <m:func>
+                      <m:funcPr>
+                        <m:ctrlPr>
+                          <w:rPr>
+                            <w:rFonts w:ascii="Cambria Math" w:hAnsi="Cambria Math"/>
+                            <w:i/>
+                          </w:rPr>
+                        </m:ctrlPr>
+                      </m:funcPr>
+                      <m:fName>
+                        <m:r>
+                          <m:rPr>
+                            <m:sty m:val="p"/>
+                          </m:rPr>
+                          <w:rPr>
+                            <w:rFonts w:ascii="Cambria Math" w:hAnsi="Cambria Math"/>
+                          </w:rPr>
+                          <m:t>cos</m:t>
+                        </m:r>
+                      </m:fName>
+                      <m:e>
+                        <m:d>
+                          <m:dPr>
+                            <m:ctrlPr>
+                              <w:rPr>
+                                <w:rFonts w:ascii="Cambria Math" w:hAnsi="Cambria Math"/>
+                                <w:i/>
+                              </w:rPr>
+                            </m:ctrlPr>
+                          </m:dPr>
+                          <m:e>
+                            <m:r>
+                              <w:rPr>
+                                <w:rFonts w:ascii="Cambria Math" w:hAnsi="Cambria Math"/>
+                              </w:rPr>
+                              <m:t>γ</m:t>
+                            </m:r>
+                          </m:e>
+                        </m:d>
+                      </m:e>
+                    </m:func>
+                  </m:den>
+                </m:f>
+                <m:r>
+                  <w:rPr>
+                    <w:rFonts w:ascii="Cambria Math" w:hAnsi="Cambria Math"/>
+                  </w:rPr>
+                  <m:t>=Cn</m:t>
+                </m:r>
+              </m:oMath>
+            </m:oMathPara>
+          </w:p>
+          <w:p>
+            <w:pPr>
+              <w:pStyle w:val="af"/>
+              <w:ind w:firstLine="480"/>
+            </w:pPr>
+            <m:oMathPara>
+              <m:oMath>
+                <m:f>
+                  <m:fPr>
+                    <m:ctrlPr>
+                      <w:rPr>
+                        <w:rFonts w:ascii="Cambria Math" w:hAnsi="Cambria Math"/>
+                        <w:i/>
+                      </w:rPr>
+                    </m:ctrlPr>
+                  </m:fPr>
+                  <m:num>
+                    <m:r>
+                      <w:rPr>
+                        <w:rFonts w:ascii="Cambria Math" w:hAnsi="Cambria Math"/>
+                      </w:rPr>
+                      <m:t>CLsin</m:t>
+                    </m:r>
+                    <m:d>
+                      <m:dPr>
+                        <m:ctrlPr>
+                          <w:rPr>
+                            <w:rFonts w:ascii="Cambria Math" w:hAnsi="Cambria Math"/>
+                            <w:i/>
+                          </w:rPr>
+                        </m:ctrlPr>
+                      </m:dPr>
+                      <m:e>
+                        <m:r>
+                          <w:rPr>
+                            <w:rFonts w:ascii="Cambria Math" w:hAnsi="Cambria Math"/>
+                          </w:rPr>
+                          <m:t>ϕ+γ</m:t>
+                        </m:r>
+                      </m:e>
+                    </m:d>
+                  </m:num>
+                  <m:den>
+                    <m:func>
+                      <m:funcPr>
+                        <m:ctrlPr>
+                          <w:rPr>
+                            <w:rFonts w:ascii="Cambria Math" w:hAnsi="Cambria Math"/>
+                            <w:i/>
+                          </w:rPr>
+                        </m:ctrlPr>
+                      </m:funcPr>
+                      <m:fName>
+                        <m:r>
+                          <m:rPr>
+                            <m:sty m:val="p"/>
+                          </m:rPr>
+                          <w:rPr>
+                            <w:rFonts w:ascii="Cambria Math" w:hAnsi="Cambria Math"/>
+                          </w:rPr>
+                          <m:t>cos</m:t>
+                        </m:r>
+                      </m:fName>
+                      <m:e>
+                        <m:d>
+                          <m:dPr>
+                            <m:ctrlPr>
+                              <w:rPr>
+                                <w:rFonts w:ascii="Cambria Math" w:hAnsi="Cambria Math"/>
+                                <w:i/>
+                              </w:rPr>
+                            </m:ctrlPr>
+                          </m:dPr>
+                          <m:e>
+                            <m:r>
+                              <w:rPr>
+                                <w:rFonts w:ascii="Cambria Math" w:hAnsi="Cambria Math"/>
+                              </w:rPr>
+                              <m:t>γ</m:t>
+                            </m:r>
+                          </m:e>
+                        </m:d>
+                      </m:e>
+                    </m:func>
+                  </m:den>
+                </m:f>
+                <m:r>
+                  <w:rPr>
+                    <w:rFonts w:ascii="Cambria Math" w:hAnsi="Cambria Math"/>
+                  </w:rPr>
+                  <m:t>=Ct</m:t>
+                </m:r>
+              </m:oMath>
+            </m:oMathPara>
+          </w:p>
+          <w:p>
+            <w:pPr>
+              <w:pStyle w:val="af"/>
+              <w:ind w:firstLine="480"/>
+            </w:pPr>
+            <m:oMathPara>
+              <m:oMath>
+                <m:r>
+                  <w:rPr>
+                    <w:rFonts w:ascii="Cambria Math" w:hAnsi="Cambria Math"/>
+                  </w:rPr>
+                  <m:t>↓</m:t>
+                </m:r>
+              </m:oMath>
+            </m:oMathPara>
+          </w:p>
+          <w:p>
+            <w:pPr>
+              <w:pStyle w:val="af"/>
+              <w:ind w:firstLine="480"/>
+            </w:pPr>
+            <m:oMathPara>
+              <m:oMath>
+                <m:f>
+                  <m:fPr>
+                    <m:ctrlPr>
+                      <w:rPr>
+                        <w:rFonts w:ascii="Cambria Math" w:hAnsi="Cambria Math"/>
+                        <w:i/>
+                      </w:rPr>
+                    </m:ctrlPr>
+                  </m:fPr>
+                  <m:num>
+                    <m:r>
+                      <w:rPr>
+                        <w:rFonts w:ascii="Cambria Math" w:hAnsi="Cambria Math"/>
+                      </w:rPr>
+                      <m:t>a</m:t>
+                    </m:r>
+                  </m:num>
+                  <m:den>
+                    <m:r>
+                      <w:rPr>
+                        <w:rFonts w:ascii="Cambria Math" w:hAnsi="Cambria Math"/>
+                      </w:rPr>
+                      <m:t>a+1</m:t>
+                    </m:r>
+                  </m:den>
+                </m:f>
+                <m:r>
+                  <w:rPr>
+                    <w:rFonts w:ascii="Cambria Math" w:hAnsi="Cambria Math"/>
+                  </w:rPr>
+                  <m:t>=</m:t>
+                </m:r>
+                <m:f>
+                  <m:fPr>
+                    <m:ctrlPr>
+                      <w:rPr>
+                        <w:rFonts w:ascii="Cambria Math" w:hAnsi="Cambria Math"/>
+                        <w:i/>
+                      </w:rPr>
+                    </m:ctrlPr>
+                  </m:fPr>
+                  <m:num>
+                    <m:r>
+                      <w:rPr>
+                        <w:rFonts w:ascii="Cambria Math" w:hAnsi="Cambria Math"/>
+                      </w:rPr>
+                      <m:t>σCn</m:t>
+                    </m:r>
+                  </m:num>
+                  <m:den>
+                    <m:r>
+                      <w:rPr>
+                        <w:rFonts w:ascii="Cambria Math" w:hAnsi="Cambria Math"/>
+                      </w:rPr>
+                      <m:t>4F</m:t>
+                    </m:r>
+                    <m:func>
+                      <m:funcPr>
+                        <m:ctrlPr>
+                          <w:rPr>
+                            <w:rFonts w:ascii="Cambria Math" w:hAnsi="Cambria Math"/>
+                            <w:i/>
+                          </w:rPr>
+                        </m:ctrlPr>
+                      </m:funcPr>
+                      <m:fName>
+                        <m:sSup>
+                          <m:sSupPr>
+                            <m:ctrlPr>
+                              <w:rPr>
+                                <w:rFonts w:ascii="Cambria Math" w:hAnsi="Cambria Math"/>
+                                <w:i/>
+                              </w:rPr>
+                            </m:ctrlPr>
+                          </m:sSupPr>
+                          <m:e>
+                            <m:r>
+                              <m:rPr>
+                                <m:sty m:val="p"/>
+                              </m:rPr>
+                              <w:rPr>
+                                <w:rFonts w:ascii="Cambria Math" w:hAnsi="Cambria Math"/>
+                              </w:rPr>
+                              <m:t>sin</m:t>
+                            </m:r>
+                            <m:ctrlPr>
+                              <w:rPr>
+                                <w:rFonts w:ascii="Cambria Math" w:hAnsi="Cambria Math"/>
+                              </w:rPr>
+                            </m:ctrlPr>
+                          </m:e>
+                          <m:sup>
+                            <m:r>
+                              <w:rPr>
+                                <w:rFonts w:ascii="Cambria Math" w:hAnsi="Cambria Math"/>
+                              </w:rPr>
+                              <m:t>2</m:t>
+                            </m:r>
+                            <m:ctrlPr>
+                              <w:rPr>
+                                <w:rFonts w:ascii="Cambria Math" w:hAnsi="Cambria Math"/>
+                              </w:rPr>
+                            </m:ctrlPr>
+                          </m:sup>
+                        </m:sSup>
+                      </m:fName>
+                      <m:e>
+                        <m:r>
+                          <w:rPr>
+                            <w:rFonts w:ascii="Cambria Math" w:hAnsi="Cambria Math"/>
+                          </w:rPr>
+                          <m:t>ϕ</m:t>
+                        </m:r>
+                      </m:e>
+                    </m:func>
+                  </m:den>
+                </m:f>
+              </m:oMath>
+            </m:oMathPara>
+          </w:p>
+          <w:p>
+            <w:pPr>
+              <w:pStyle w:val="af"/>
+              <w:ind w:firstLine="480"/>
+            </w:pPr>
+            <m:oMathPara>
+              <m:oMath>
+                <m:f>
+                  <m:fPr>
+                    <m:ctrlPr>
+                      <w:rPr>
+                        <w:rFonts w:ascii="Cambria Math" w:hAnsi="Cambria Math"/>
+                        <w:i/>
+                      </w:rPr>
+                    </m:ctrlPr>
+                  </m:fPr>
+                  <m:num>
+                    <m:r>
+                      <w:rPr>
+                        <w:rFonts w:ascii="Cambria Math" w:hAnsi="Cambria Math"/>
+                      </w:rPr>
+                      <m:t>a'</m:t>
+                    </m:r>
+                  </m:num>
+                  <m:den>
+                    <m:r>
+                      <w:rPr>
+                        <w:rFonts w:ascii="Cambria Math" w:hAnsi="Cambria Math"/>
+                      </w:rPr>
+                      <m:t>a+1</m:t>
+                    </m:r>
+                  </m:den>
+                </m:f>
+                <m:r>
+                  <w:rPr>
+                    <w:rFonts w:ascii="Cambria Math" w:hAnsi="Cambria Math"/>
+                  </w:rPr>
+                  <m:t>=</m:t>
+                </m:r>
+                <m:f>
+                  <m:fPr>
+                    <m:ctrlPr>
+                      <w:rPr>
+                        <w:rFonts w:ascii="Cambria Math" w:hAnsi="Cambria Math"/>
+                        <w:i/>
+                      </w:rPr>
+                    </m:ctrlPr>
+                  </m:fPr>
+                  <m:num>
+                    <m:r>
+                      <w:rPr>
+                        <w:rFonts w:ascii="Cambria Math" w:hAnsi="Cambria Math"/>
+                      </w:rPr>
+                      <m:t>σ</m:t>
+                    </m:r>
+                    <m:func>
+                      <m:funcPr>
+                        <m:ctrlPr>
+                          <w:rPr>
+                            <w:rFonts w:ascii="Cambria Math" w:hAnsi="Cambria Math"/>
+                            <w:i/>
+                          </w:rPr>
+                        </m:ctrlPr>
+                      </m:funcPr>
+                      <m:fName>
+                        <m:r>
+                          <m:rPr>
+                            <m:sty m:val="p"/>
+                          </m:rPr>
+                          <w:rPr>
+                            <w:rFonts w:ascii="Cambria Math" w:hAnsi="Cambria Math"/>
+                          </w:rPr>
+                          <m:t>tan</m:t>
+                        </m:r>
+                      </m:fName>
+                      <m:e>
+                        <m:sSub>
+                          <m:sSubPr>
+                            <m:ctrlPr>
+                              <w:rPr>
+                                <w:rFonts w:ascii="Cambria Math" w:hAnsi="Cambria Math"/>
+                                <w:i/>
+                              </w:rPr>
+                            </m:ctrlPr>
+                          </m:sSubPr>
+                          <m:e>
+                            <m:r>
+                              <w:rPr>
+                                <w:rFonts w:ascii="Cambria Math" w:hAnsi="Cambria Math"/>
+                              </w:rPr>
+                              <m:t>ϕ</m:t>
+                            </m:r>
+                          </m:e>
+                          <m:sub>
+                            <m:r>
+                              <w:rPr>
+                                <w:rFonts w:ascii="Cambria Math" w:hAnsi="Cambria Math"/>
+                              </w:rPr>
+                              <m:t>0</m:t>
+                            </m:r>
+                          </m:sub>
+                        </m:sSub>
+                      </m:e>
+                    </m:func>
+                    <m:r>
+                      <w:rPr>
+                        <w:rFonts w:ascii="Cambria Math" w:hAnsi="Cambria Math"/>
+                      </w:rPr>
+                      <m:t>Ct</m:t>
+                    </m:r>
+                  </m:num>
+                  <m:den>
+                    <m:r>
+                      <w:rPr>
+                        <w:rFonts w:ascii="Cambria Math" w:hAnsi="Cambria Math"/>
+                      </w:rPr>
+                      <m:t>4F</m:t>
+                    </m:r>
+                    <m:func>
+                      <m:funcPr>
+                        <m:ctrlPr>
+                          <w:rPr>
+                            <w:rFonts w:ascii="Cambria Math" w:hAnsi="Cambria Math"/>
+                            <w:i/>
+                          </w:rPr>
+                        </m:ctrlPr>
+                      </m:funcPr>
+                      <m:fName>
+                        <m:sSup>
+                          <m:sSupPr>
+                            <m:ctrlPr>
+                              <w:rPr>
+                                <w:rFonts w:ascii="Cambria Math" w:hAnsi="Cambria Math"/>
+                                <w:i/>
+                              </w:rPr>
+                            </m:ctrlPr>
+                          </m:sSupPr>
+                          <m:e>
+                            <m:r>
+                              <m:rPr>
+                                <m:sty m:val="p"/>
+                              </m:rPr>
+                              <w:rPr>
+                                <w:rFonts w:ascii="Cambria Math" w:hAnsi="Cambria Math"/>
+                              </w:rPr>
+                              <m:t>sin</m:t>
+                            </m:r>
+                            <m:ctrlPr>
+                              <w:rPr>
+                                <w:rFonts w:ascii="Cambria Math" w:hAnsi="Cambria Math"/>
+                              </w:rPr>
+                            </m:ctrlPr>
+                          </m:e>
+                          <m:sup>
+                            <m:r>
+                              <w:rPr>
+                                <w:rFonts w:ascii="Cambria Math" w:hAnsi="Cambria Math"/>
+                              </w:rPr>
+                              <m:t>2</m:t>
+                            </m:r>
+                            <m:ctrlPr>
+                              <w:rPr>
+                                <w:rFonts w:ascii="Cambria Math" w:hAnsi="Cambria Math"/>
+                              </w:rPr>
+                            </m:ctrlPr>
+                          </m:sup>
+                        </m:sSup>
+                      </m:fName>
+                      <m:e>
+                        <m:r>
+                          <w:rPr>
+                            <w:rFonts w:ascii="Cambria Math" w:hAnsi="Cambria Math"/>
+                          </w:rPr>
+                          <m:t>ϕ</m:t>
+                        </m:r>
+                      </m:e>
+                    </m:func>
+                  </m:den>
+                </m:f>
+              </m:oMath>
+            </m:oMathPara>
+          </w:p>
+          <w:p>
+            <w:pPr>
+              <w:pStyle w:val="af"/>
+              <w:ind w:firstLine="480"/>
+            </w:pPr>
+            <m:oMathPara>
+              <m:oMath>
+                <m:func>
+                  <m:funcPr>
+                    <m:ctrlPr>
+                      <w:rPr>
+                        <w:rFonts w:ascii="Cambria Math" w:hAnsi="Cambria Math"/>
+                        <w:i/>
+                      </w:rPr>
+                    </m:ctrlPr>
+                  </m:funcPr>
+                  <m:fName>
+                    <m:r>
+                      <m:rPr>
+                        <m:sty m:val="p"/>
+                      </m:rPr>
+                      <w:rPr>
+                        <w:rFonts w:ascii="Cambria Math" w:hAnsi="Cambria Math"/>
+                      </w:rPr>
+                      <m:t>tan</m:t>
+                    </m:r>
+                  </m:fName>
+                  <m:e>
+                    <m:r>
+                      <w:rPr>
+                        <w:rFonts w:ascii="Cambria Math" w:hAnsi="Cambria Math"/>
+                      </w:rPr>
+                      <m:t>ϕ</m:t>
+                    </m:r>
+                  </m:e>
+                </m:func>
+                <m:r>
+                  <w:rPr>
+                    <w:rFonts w:ascii="Cambria Math" w:hAnsi="Cambria Math"/>
+                  </w:rPr>
+                  <m:t>=</m:t>
+                </m:r>
+                <m:func>
+                  <m:funcPr>
+                    <m:ctrlPr>
+                      <w:rPr>
+                        <w:rFonts w:ascii="Cambria Math" w:hAnsi="Cambria Math"/>
+                        <w:i/>
+                      </w:rPr>
+                    </m:ctrlPr>
+                  </m:funcPr>
+                  <m:fName>
+                    <m:r>
+                      <m:rPr>
+                        <m:sty m:val="p"/>
+                      </m:rPr>
+                      <w:rPr>
+                        <w:rFonts w:ascii="Cambria Math" w:hAnsi="Cambria Math"/>
+                      </w:rPr>
+                      <m:t>tan</m:t>
+                    </m:r>
+                  </m:fName>
+                  <m:e>
+                    <m:sSub>
+                      <m:sSubPr>
+                        <m:ctrlPr>
+                          <w:rPr>
+                            <w:rFonts w:ascii="Cambria Math" w:hAnsi="Cambria Math"/>
+                            <w:i/>
+                          </w:rPr>
+                        </m:ctrlPr>
+                      </m:sSubPr>
+                      <m:e>
+                        <m:r>
+                          <w:rPr>
+                            <w:rFonts w:ascii="Cambria Math" w:hAnsi="Cambria Math"/>
+                          </w:rPr>
+                          <m:t>ϕ</m:t>
+                        </m:r>
+                      </m:e>
+                      <m:sub>
+                        <m:r>
+                          <w:rPr>
+                            <w:rFonts w:ascii="Cambria Math" w:hAnsi="Cambria Math"/>
+                          </w:rPr>
+                          <m:t>0</m:t>
+                        </m:r>
+                      </m:sub>
+                    </m:sSub>
+                  </m:e>
+                </m:func>
+                <m:f>
+                  <m:fPr>
+                    <m:ctrlPr>
+                      <w:rPr>
+                        <w:rFonts w:ascii="Cambria Math" w:hAnsi="Cambria Math"/>
+                        <w:i/>
+                      </w:rPr>
+                    </m:ctrlPr>
+                  </m:fPr>
+                  <m:num>
+                    <m:r>
+                      <w:rPr>
+                        <w:rFonts w:ascii="Cambria Math" w:hAnsi="Cambria Math"/>
+                      </w:rPr>
+                      <m:t>1+a</m:t>
+                    </m:r>
+                  </m:num>
+                  <m:den>
+                    <m:r>
+                      <w:rPr>
+                        <w:rFonts w:ascii="Cambria Math" w:hAnsi="Cambria Math"/>
+                      </w:rPr>
+                      <m:t>1-a'</m:t>
+                    </m:r>
+                  </m:den>
+                </m:f>
+              </m:oMath>
+            </m:oMathPara>
+          </w:p>
+        </w:tc>
+        <w:tc>
+          <w:tcPr>
+            <w:tcW w:w="976" w:type="dxa"/>
+            <w:vAlign w:val="center"/>
+          </w:tcPr>
+          <w:p>
+            <w:pPr>
+              <w:pStyle w:val="af"/>
+              <w:ind w:firstLine="480"/>
+            </w:pPr>
+            <w:r>
+              <w:rPr>
+                <w:rFonts w:hint="eastAsia"/>
+              </w:rPr>
+              <w:lastRenderedPageBreak/>
+              <w:t>(</w:t>
+            </w:r>
+            <w:r>
+              <w:fldChar w:fldCharType="begin"/>
+            </w:r>
+            <w:r>
+              <w:instrText xml:space="preserve"> SEQ </w:instrText>
+            </w:r>
+            <w:r>
+              <w:instrText>式</w:instrText>
+            </w:r>
+            <w:r>
+              <w:instrText xml:space="preserve"> \* ARABIC </w:instrText>
+            </w:r>
+            <w:r>
+              <w:fldChar w:fldCharType="separate"/>
+            </w:r>
+            <w:r>
+              <w:rPr>
+                <w:noProof/>
+              </w:rPr>
+              <w:t>4</w:t>
+            </w:r>
+            <w:r>
+              <w:fldChar w:fldCharType="end"/>
+            </w:r>
+            <w:r>
+              <w:rPr>
+                <w:rFonts w:hint="eastAsia"/>
+              </w:rPr>
+              <w:t>)</w:t>
+            </w:r>
+          </w:p>
+        </w:tc>
+      </w:tr>
+    </w:tbl>
+    <w:p>
+      <w:pPr>
+        <w:pStyle w:val="AMDisplayEquation"/>
+        <w:ind w:firstLine="480"/>
+      </w:pPr>
+      <w:r>
+        <w:tab/>
+      </w:r>
+      <w:r>
+        <w:rPr>
+          <w:rFonts w:hint="eastAsia"/>
+          <w:position w:val="-187"/>
+        </w:rPr>
+        <w:object w:dxaOrig="6640" w:dyaOrig="3915" w14:anchorId="1337ABA0">
+          <v:shapetype id="_x0000_t75" coordsize="21600,21600" o:spt="75" o:preferrelative="t" path="m@4@5l@4@11@9@11@9@5xe" filled="f" stroked="f">
+            <v:stroke joinstyle="miter"/>
+            <v:formulas>
+              <v:f eqn="if lineDrawn pixelLineWidth 0"/>
+              <v:f eqn="sum @0 1 0"/>
+              <v:f eqn="sum 0 0 @1"/>
+              <v:f eqn="prod @2 1 2"/>
+              <v:f eqn="prod @3 21600 pixelWidth"/>
+              <v:f eqn="prod @3 21600 pixelHeight"/>
+              <v:f eqn="sum @0 0 1"/>
+              <v:f eqn="prod @6 1 2"/>
+              <v:f eqn="prod @7 21600 pixelWidth"/>
+              <v:f eqn="sum @8 21600 0"/>
+              <v:f eqn="prod @7 21600 pixelHeight"/>
+              <v:f eqn="sum @10 21600 0"/>
+            </v:formulas>
+            <v:path o:extrusionok="f" gradientshapeok="t" o:connecttype="rect"/>
+            <o:lock v:ext="edit" aspectratio="t"/>
+          </v:shapetype>
+          <v:shape id="_x0000_i1025" type="#_x0000_t75" style="width:332pt;height:195.5pt" o:ole="">
+            <v:imagedata r:id="rId9" o:title=""/>
+          </v:shape>
+          <o:OLEObject Type="Embed" ProgID="Equation.AxMath" ShapeID="_x0000_i1025" DrawAspect="Content" ObjectID="_1839005315" r:id="rId10"/>
+        </w:object>
+      </w:r>
+      <w:r>
+        <w:tab/>
+      </w:r>
+      <w:r>
+        <w:fldChar w:fldCharType="begin"/>
+      </w:r>
+      <w:r>
+        <w:instrText xml:space="preserve"> MACROBUTTON AMMPlaceRM \* MERGEFORMAT </w:instrText>
+      </w:r>
+      <w:r>
+        <w:fldChar w:fldCharType="begin"/>
+      </w:r>
+      <w:r>
+        <w:instrText xml:space="preserve"> SEQ AMEqn \h \* MERGEFORMAT </w:instrText>
+      </w:r>
+      <w:r>
+        <w:fldChar w:fldCharType="end"/>
+      </w:r>
+      <w:r>
+        <w:instrText>(</w:instrText>
+      </w:r>
+      <w:fldSimple w:instr=" SEQ AMEqn \c \* Arabic \* MERGEFORMAT ">
+        <w:r>
+          <w:rPr>
+            <w:noProof/>
+          </w:rPr>
+          <w:instrText>1</w:instrText>
+        </w:r>
+      </w:fldSimple>
+      <w:r>
+        <w:instrText>)</w:instrText>
+      </w:r>
+      <w:r>
+        <w:fldChar w:fldCharType="end"/>
+      </w:r>
+    </w:p>
+    <w:p>
+      <w:pPr>
+        <w:pStyle w:val="AMDisplayEquation"/>
+        <w:ind w:firstLine="480"/>
+      </w:pPr>
+      <w:r>
+        <w:tab/>
+      </w:r>
+      <w:r>
+        <w:rPr>
+          <w:position w:val="-62"/>
+        </w:rPr>
+        <w:object w:dxaOrig="4617" w:dyaOrig="1389" w14:anchorId="0034CB24">
+          <v:shape id="_x0000_i1026" type="#_x0000_t75" style="width:231pt;height:69.5pt" o:ole="">
+            <v:imagedata r:id="rId11" o:title=""/>
+          </v:shape>
+          <o:OLEObject Type="Embed" ProgID="Equation.AxMath" ShapeID="_x0000_i1026" DrawAspect="Content" ObjectID="_1839005316" r:id="rId12"/>
+        </w:object>
+      </w:r>
+      <w:r>
+        <w:tab/>
+      </w:r>
+      <w:r>
+        <w:fldChar w:fldCharType="begin"/>
+      </w:r>
+      <w:r>
+        <w:instrText xml:space="preserve"> MACROBUTTON AMMPlaceRM \* MERGEFORMAT </w:instrText>
+      </w:r>
+      <w:r>
+        <w:fldChar w:fldCharType="begin"/>
+      </w:r>
+      <w:r>
+        <w:instrText xml:space="preserve"> SEQ AMEqn \h \* MERGEFORMAT </w:instrText>
+      </w:r>
+      <w:r>
+        <w:fldChar w:fldCharType="end"/>
+      </w:r>
+      <w:r>
+        <w:instrText>(</w:instrText>
+      </w:r>
+      <w:fldSimple w:instr=" SEQ AMEqn \c \* Arabic \* MERGEFORMAT ">
+        <w:r>
+          <w:rPr>
+            <w:noProof/>
+          </w:rPr>
+          <w:instrText>2</w:instrText>
+        </w:r>
+      </w:fldSimple>
+      <w:r>
+        <w:instrText>)</w:instrText>
+      </w:r>
+      <w:r>
+        <w:fldChar w:fldCharType="end"/>
+      </w:r>
+    </w:p>
+    <w:p>
+      <w:pPr>
+        <w:pStyle w:val="AMDisplayEquation"/>
+        <w:ind w:firstLine="480"/>
+      </w:pPr>
+      <w:r>
+        <w:tab/>
+      </w:r>
+      <w:r>
+        <w:rPr>
+          <w:position w:val="-61"/>
+        </w:rPr>
+        <w:object w:dxaOrig="2461" w:dyaOrig="1365" w14:anchorId="431DAA8A">
+          <v:shape id="_x0000_i1027" type="#_x0000_t75" style="width:122.5pt;height:68.5pt" o:ole="">
+            <v:imagedata r:id="rId13" o:title=""/>
+          </v:shape>
+          <o:OLEObject Type="Embed" ProgID="Equation.AxMath" ShapeID="_x0000_i1027" DrawAspect="Content" ObjectID="_1839005317" r:id="rId14"/>
+        </w:object>
+      </w:r>
+      <w:r>
+        <w:tab/>
+      </w:r>
+      <w:r>
+        <w:fldChar w:fldCharType="begin"/>
+      </w:r>
+      <w:r>
+        <w:instrText xml:space="preserve"> MACROBUTTON AMMPlaceRM \* MERGEFORMAT </w:instrText>
+      </w:r>
+      <w:r>
+        <w:fldChar w:fldCharType="begin"/>
+      </w:r>
+      <w:r>
+        <w:instrText xml:space="preserve"> SEQ AMEqn \h \* MERGEFORMAT </w:instrText>
+      </w:r>
+      <w:r>
+        <w:fldChar w:fldCharType="end"/>
+      </w:r>
+      <w:r>
+        <w:instrText>(</w:instrText>
+      </w:r>
+      <w:fldSimple w:instr=" SEQ AMEqn \c \* Arabic \* MERGEFORMAT ">
+        <w:r>
+          <w:rPr>
+            <w:noProof/>
+          </w:rPr>
+          <w:instrText>3</w:instrText>
+        </w:r>
+      </w:fldSimple>
+      <w:r>
+        <w:instrText>)</w:instrText>
+      </w:r>
+      <w:r>
+        <w:fldChar w:fldCharType="end"/>
+      </w:r>
+    </w:p>
+    <w:p>
+      <w:pPr>
+        <w:pStyle w:val="AMDisplayEquation"/>
+        <w:ind w:firstLine="480"/>
+      </w:pPr>
+      <w:r>
+        <w:lastRenderedPageBreak/>
+        <w:tab/>
+      </w:r>
+      <w:r>
+        <w:rPr>
+          <w:position w:val="-242"/>
+        </w:rPr>
+        <w:object w:dxaOrig="6356" w:dyaOrig="5032" w14:anchorId="7DBF881D">
+          <v:shape id="_x0000_i1028" type="#_x0000_t75" style="width:318pt;height:251.5pt" o:ole="">
+            <v:imagedata r:id="rId15" o:title=""/>
+          </v:shape>
+          <o:OLEObject Type="Embed" ProgID="Equation.AxMath" ShapeID="_x0000_i1028" DrawAspect="Content" ObjectID="_1839005318" r:id="rId16"/>
+        </w:object>
+      </w:r>
+      <w:r>
+        <w:tab/>
+      </w:r>
+      <w:r>
+        <w:fldChar w:fldCharType="begin"/>
+      </w:r>
+      <w:r>
+        <w:instrText xml:space="preserve"> MACROBUTTON AMMPlaceRM \* MERGEFORMAT </w:instrText>
+      </w:r>
+      <w:r>
+        <w:fldChar w:fldCharType="begin"/>
+      </w:r>
+      <w:r>
+        <w:instrText xml:space="preserve"> SEQ AMEqn \h \* MERGEFORMAT </w:instrText>
+      </w:r>
+      <w:r>
+        <w:fldChar w:fldCharType="end"/>
+      </w:r>
+      <w:r>
+        <w:instrText>(</w:instrText>
+      </w:r>
+      <w:fldSimple w:instr=" SEQ AMEqn \c \* Arabic \* MERGEFORMAT ">
+        <w:r>
+          <w:rPr>
+            <w:noProof/>
+          </w:rPr>
+          <w:instrText>4</w:instrText>
+        </w:r>
+      </w:fldSimple>
+      <w:r>
+        <w:instrText>)</w:instrText>
+      </w:r>
+      <w:r>
+        <w:fldChar w:fldCharType="end"/>
+      </w:r>
+    </w:p>
+    <w:p>
+      <w:pPr>
+        <w:ind w:firstLine="480"/>
+      </w:pPr>
+    </w:p>
+    <w:p>
+      <w:pPr>
+        <w:ind w:firstLine="480"/>
+      </w:pPr>
+    </w:p>
+    <w:p>
+      <w:pPr>
+        <w:pStyle w:val="1"/>
+        <w:rPr>
+          <w:rFonts w:ascii="黑体" w:hAnsi="黑体" w:hint="eastAsia"/>
+        </w:rPr>
+      </w:pPr>
+      <w:r>
+        <w:rPr>
+          <w:rFonts w:ascii="黑体" w:hAnsi="黑体" w:hint="eastAsia"/>
+        </w:rPr>
+        <w:t>优化算法</w:t>
+      </w:r>
+      <w:r>
+        <w:rPr>
+          <w:rFonts w:ascii="黑体" w:hAnsi="黑体"/>
+        </w:rPr>
+        <w:fldChar w:fldCharType="begin"/>
+      </w:r>
+      <w:r>
+        <w:rPr>
+          <w:rFonts w:ascii="黑体" w:hAnsi="黑体"/>
+        </w:rPr>
+        <w:instrText xml:space="preserve"> </w:instrText>
+      </w:r>
+      <w:r>
+        <w:rPr>
+          <w:rFonts w:ascii="黑体" w:hAnsi="黑体" w:hint="eastAsia"/>
+        </w:rPr>
+        <w:instrText>MACROBUTTON AMEditEquationSection2</w:instrText>
+      </w:r>
+      <w:r>
+        <w:rPr>
+          <w:rFonts w:ascii="黑体" w:hAnsi="黑体"/>
+        </w:rPr>
+        <w:instrText xml:space="preserve"> </w:instrText>
+      </w:r>
+      <w:r>
+        <w:rPr>
+          <w:rStyle w:val="AMEquationSection"/>
+          <w:rFonts w:ascii="黑体" w:hAnsi="黑体"/>
+        </w:rPr>
+        <w:instrText>Equation Chapter (Next) Section 1</w:instrText>
+      </w:r>
+      <w:r>
+        <w:rPr>
+          <w:rFonts w:ascii="黑体" w:hAnsi="黑体"/>
+        </w:rPr>
+        <w:fldChar w:fldCharType="begin"/>
+      </w:r>
+      <w:r>
+        <w:rPr>
+          <w:rFonts w:ascii="黑体" w:hAnsi="黑体"/>
+        </w:rPr>
+        <w:instrText xml:space="preserve"> SEQ AMEqn \r \h \* MERGEFORMAT </w:instrText>
+      </w:r>
+      <w:r>
+        <w:rPr>
+          <w:rFonts w:ascii="黑体" w:hAnsi="黑体"/>
+        </w:rPr>
+        <w:fldChar w:fldCharType="end"/>
+      </w:r>
+      <w:r>
+        <w:rPr>
+          <w:rFonts w:ascii="黑体" w:hAnsi="黑体"/>
+        </w:rPr>
+        <w:fldChar w:fldCharType="begin"/>
+      </w:r>
+      <w:r>
+        <w:rPr>
+          <w:rFonts w:ascii="黑体" w:hAnsi="黑体"/>
+        </w:rPr>
+        <w:instrText xml:space="preserve"> SEQ AMSec \r 1 \h \* MERGEFORMAT </w:instrText>
+      </w:r>
+      <w:r>
+        <w:rPr>
+          <w:rFonts w:ascii="黑体" w:hAnsi="黑体"/>
+        </w:rPr>
+        <w:fldChar w:fldCharType="end"/>
+      </w:r>
+      <w:r>
+        <w:rPr>
+          <w:rFonts w:ascii="黑体" w:hAnsi="黑体"/>
+        </w:rPr>
+        <w:fldChar w:fldCharType="begin"/>
+      </w:r>
+      <w:r>
+        <w:rPr>
+          <w:rFonts w:ascii="黑体" w:hAnsi="黑体"/>
+        </w:rPr>
+        <w:instrText xml:space="preserve"> SEQ AMChap \h \* MERGEFORMAT </w:instrText>
+      </w:r>
+      <w:r>
+        <w:rPr>
+          <w:rFonts w:ascii="黑体" w:hAnsi="黑体"/>
+        </w:rPr>
+        <w:fldChar w:fldCharType="end"/>
+      </w:r>
+      <w:r>
+        <w:rPr>
+          <w:rFonts w:ascii="黑体" w:hAnsi="黑体"/>
+        </w:rPr>
+        <w:fldChar w:fldCharType="end"/>
+      </w:r>
+    </w:p>
+    <w:p>
+      <w:pPr>
+        <w:ind w:firstLineChars="0" w:firstLine="0"/>
+        <w:rPr>
+          <w:rFonts w:ascii="黑体" w:eastAsia="黑体" w:hAnsi="黑体" w:hint="eastAsia"/>
+        </w:rPr>
+      </w:pPr>
+      <w:r>
+        <w:rPr>
+          <w:rFonts w:ascii="黑体" w:eastAsia="黑体" w:hAnsi="黑体" w:hint="eastAsia"/>
+        </w:rPr>
+        <w:t>1.</w:t>
+      </w:r>
+      <w:r>
+        <w:rPr>
+          <w:rFonts w:ascii="黑体" w:eastAsia="黑体" w:hAnsi="黑体" w:hint="eastAsia"/>
+        </w:rPr>
+        <w:t>差分向量</w:t>
+      </w:r>
+    </w:p>
+    <w:p>
+      <w:pPr>
+        <w:pStyle w:val="a9"/>
+        <w:ind w:left="840" w:firstLineChars="0" w:firstLine="0"/>
+      </w:pPr>
+      <w:r>
+        <w:rPr>
+          <w:rFonts w:hint="eastAsia"/>
+        </w:rPr>
+        <w:t>某一个个体与其他个体的差分向量</w:t>
+      </w:r>
+      <w:r>
+        <w:rPr>
+          <w:position w:val="-12"/>
+        </w:rPr>
+        <w:object w:dxaOrig="311" w:dyaOrig="358" w14:anchorId="3430A713">
+          <v:shape id="_x0000_i1029" type="#_x0000_t75" style="width:15.5pt;height:18pt" o:ole="">
+            <v:imagedata r:id="rId17" o:title=""/>
+          </v:shape>
+          <o:OLEObject Type="Embed" ProgID="Equation.AxMath" ShapeID="_x0000_i1029" DrawAspect="Content" ObjectID="_1839005319" r:id="rId18"/>
+        </w:object>
+      </w:r>
+      <w:r>
+        <w:rPr>
+          <w:rFonts w:hint="eastAsia"/>
+        </w:rPr>
+        <w:t>，先将其归一化到</w:t>
+      </w:r>
+      <w:r>
+        <w:rPr>
+          <w:position w:val="-12"/>
+        </w:rPr>
+        <w:object w:dxaOrig="815" w:dyaOrig="372" w14:anchorId="18F695A7">
+          <v:shape id="_x0000_i1030" type="#_x0000_t75" style="width:40.5pt;height:19pt" o:ole="">
+            <v:imagedata r:id="rId19" o:title=""/>
+          </v:shape>
+          <o:OLEObject Type="Embed" ProgID="Equation.AxMath" ShapeID="_x0000_i1030" DrawAspect="Content" ObjectID="_1839005320" r:id="rId20"/>
+        </w:object>
+      </w:r>
+      <w:r>
+        <w:rPr>
+          <w:rFonts w:hint="eastAsia"/>
+        </w:rPr>
+        <w:t>，然后根据排名的优先级，即指向最优个体的向量权重最大，构建协方差矩阵：</w:t>
+      </w:r>
+      <w:r>
+        <w:tab/>
+      </w:r>
+    </w:p>
+    <w:p>
+      <w:pPr>
+        <w:pStyle w:val="AMDisplayEquation"/>
+        <w:ind w:firstLine="480"/>
+      </w:pPr>
+      <w:r>
+        <w:tab/>
+      </w:r>
+      <w:r>
+        <w:rPr>
+          <w:position w:val="-34"/>
+        </w:rPr>
+        <w:object w:dxaOrig="3724" w:dyaOrig="820" w14:anchorId="3E9C8D33">
+          <v:shape id="_x0000_i1031" type="#_x0000_t75" style="width:186pt;height:41.5pt" o:ole="">
+            <v:imagedata r:id="rId21" o:title=""/>
+          </v:shape>
+          <o:OLEObject Type="Embed" ProgID="Equation.AxMath" ShapeID="_x0000_i1031" DrawAspect="Content" ObjectID="_1839005321" r:id="rId22"/>
+        </w:object>
+      </w:r>
+      <w:r>
+        <w:tab/>
+      </w:r>
+      <w:r>
+        <w:fldChar w:fldCharType="begin"/>
+      </w:r>
+      <w:r>
+        <w:instrText xml:space="preserve"> MACROBUTTON AMMPlaceRM \* MERGEFORMAT </w:instrText>
+      </w:r>
+      <w:r>
+        <w:fldChar w:fldCharType="begin"/>
+      </w:r>
+      <w:r>
+        <w:instrText xml:space="preserve"> SEQ AMEqn \h \* MERGEFORMAT </w:instrText>
+      </w:r>
+      <w:r>
+        <w:fldChar w:fldCharType="end"/>
+      </w:r>
+      <w:r>
+        <w:instrText>(</w:instrText>
+      </w:r>
+      <w:fldSimple w:instr=" SEQ AMEqn \c \* Arabic \* MERGEFORMAT ">
+        <w:r>
+          <w:rPr>
+            <w:noProof/>
+          </w:rPr>
+          <w:instrText>1</w:instrText>
+        </w:r>
+      </w:fldSimple>
+      <w:r>
+        <w:instrText>)</w:instrText>
+      </w:r>
+      <w:r>
+        <w:fldChar w:fldCharType="end"/>
+      </w:r>
+    </w:p>
+    <w:p>
+      <w:pPr>
+        <w:ind w:firstLine="480"/>
+      </w:pPr>
+      <w:r>
+        <w:rPr>
+          <w:rFonts w:hint="eastAsia"/>
+        </w:rPr>
+        <w:t>对该</w:t>
+      </w:r>
+      <w:r>
+        <w:rPr>
+          <w:rFonts w:hint="eastAsia"/>
+        </w:rPr>
+        <w:t>协方差矩阵进行</w:t>
+      </w:r>
+      <w:r>
+        <w:rPr>
+          <w:rFonts w:hint="eastAsia"/>
+        </w:rPr>
+        <w:t>PCA</w:t>
+      </w:r>
+      <w:r>
+        <w:rPr>
+          <w:rFonts w:hint="eastAsia"/>
+        </w:rPr>
+        <w:t>分解，得到</w:t>
+      </w:r>
+      <w:r>
+        <w:rPr>
+          <w:position w:val="-12"/>
+        </w:rPr>
+        <w:object w:dxaOrig="638" w:dyaOrig="358" w14:anchorId="49690A82">
+          <v:shape id="_x0000_i1032" type="#_x0000_t75" style="width:32pt;height:18pt" o:ole="">
+            <v:imagedata r:id="rId23" o:title=""/>
+          </v:shape>
+          <o:OLEObject Type="Embed" ProgID="Equation.AxMath" ShapeID="_x0000_i1032" DrawAspect="Content" ObjectID="_1839005322" r:id="rId24"/>
+        </w:object>
+      </w:r>
+      <w:r>
+        <w:rPr>
+          <w:rFonts w:hint="eastAsia"/>
+        </w:rPr>
+        <w:t>，但是存在一个问题，此时的</w:t>
+      </w:r>
+      <w:r>
+        <w:rPr>
+          <w:position w:val="-12"/>
+        </w:rPr>
+        <w:object w:dxaOrig="196" w:dyaOrig="358" w14:anchorId="436B3D56">
+          <v:shape id="_x0000_i1033" type="#_x0000_t75" style="width:10pt;height:18pt" o:ole="">
+            <v:imagedata r:id="rId25" o:title=""/>
+          </v:shape>
+          <o:OLEObject Type="Embed" ProgID="Equation.AxMath" ShapeID="_x0000_i1033" DrawAspect="Content" ObjectID="_1839005323" r:id="rId26"/>
+        </w:object>
+      </w:r>
+      <w:r>
+        <w:rPr>
+          <w:rFonts w:hint="eastAsia"/>
+        </w:rPr>
+        <w:t>只代表低维子空间的基向量，其方向不存在实际的进化方向意义，所以必须通过以下算子，将其基向量的正方向指向进化方向：</w:t>
+      </w:r>
+    </w:p>
+    <w:p>
+      <w:pPr>
+        <w:pStyle w:val="AMDisplayEquation"/>
+        <w:ind w:firstLine="480"/>
+      </w:pPr>
+      <w:r>
+        <w:tab/>
+      </w:r>
+      <w:r>
+        <w:rPr>
+          <w:position w:val="-12"/>
+        </w:rPr>
+        <w:object w:dxaOrig="2254" w:dyaOrig="358" w14:anchorId="096C309A">
+          <v:shape id="_x0000_i1034" type="#_x0000_t75" style="width:112.5pt;height:18pt" o:ole="">
+            <v:imagedata r:id="rId27" o:title=""/>
+          </v:shape>
+          <o:OLEObject Type="Embed" ProgID="Equation.AxMath" ShapeID="_x0000_i1034" DrawAspect="Content" ObjectID="_1839005324" r:id="rId28"/>
+        </w:object>
+      </w:r>
+      <w:r>
+        <w:tab/>
+      </w:r>
+      <w:r>
+        <w:fldChar w:fldCharType="begin"/>
+      </w:r>
+      <w:r>
+        <w:instrText xml:space="preserve"> MACROBUTTON AMMPlaceRM \* MERGEFORMAT </w:instrText>
+      </w:r>
+      <w:r>
+        <w:fldChar w:fldCharType="begin"/>
+      </w:r>
+      <w:r>
+        <w:instrText xml:space="preserve"> SEQ AMEqn \h \* MERGEFORMAT </w:instrText>
+      </w:r>
+      <w:r>
+        <w:fldChar w:fldCharType="end"/>
+      </w:r>
+      <w:r>
+        <w:instrText>(</w:instrText>
+      </w:r>
+      <w:fldSimple w:instr=" SEQ AMEqn \c \* Arabic \* MERGEFORMAT ">
+        <w:r>
+          <w:rPr>
+            <w:noProof/>
+          </w:rPr>
+          <w:instrText>2</w:instrText>
+        </w:r>
+      </w:fldSimple>
+      <w:r>
+        <w:instrText>)</w:instrText>
+      </w:r>
+      <w:r>
+        <w:fldChar w:fldCharType="end"/>
+      </w:r>
+    </w:p>
+    <w:p>
+      <w:pPr>
+        <w:ind w:firstLine="480"/>
+      </w:pPr>
+      <w:r>
+        <w:rPr>
+          <w:rFonts w:hint="eastAsia"/>
+        </w:rPr>
+        <w:t>也就是将权重化后的差分向量投影到特征向量上，然后进行求和，如果和为正，那么即代表此时的特征向量方向与差分向量一致，反之则需要将特征向</w:t>
+      </w:r>
+      <w:r>
+        <w:rPr>
+          <w:rFonts w:hint="eastAsia"/>
+        </w:rPr>
+        <w:lastRenderedPageBreak/>
+        <w:t>量作相反处理。</w:t>
+      </w:r>
+    </w:p>
+    <w:p>
+      <w:pPr>
+        <w:ind w:firstLineChars="0" w:firstLine="0"/>
+        <w:rPr>
+          <w:rFonts w:ascii="黑体" w:eastAsia="黑体" w:hAnsi="黑体" w:hint="eastAsia"/>
+        </w:rPr>
+      </w:pPr>
+      <w:r>
+        <w:rPr>
+          <w:rFonts w:ascii="黑体" w:eastAsia="黑体" w:hAnsi="黑体" w:hint="eastAsia"/>
+        </w:rPr>
+        <w:t>2.正交补空间扰动</w:t>
+      </w:r>
+    </w:p>
+    <w:p>
+      <w:pPr>
+        <w:ind w:firstLine="480"/>
+      </w:pPr>
+      <w:r>
+        <w:rPr>
+          <w:rFonts w:hint="eastAsia"/>
+        </w:rPr>
+        <w:t>假设对某个个体</w:t>
+      </w:r>
+      <w:r>
+        <w:rPr>
+          <w:position w:val="-12"/>
+        </w:rPr>
+        <w:object w:dxaOrig="236" w:dyaOrig="359" w14:anchorId="299B9AFE">
+          <v:shape id="_x0000_i1035" type="#_x0000_t75" style="width:12pt;height:18pt" o:ole="">
+            <v:imagedata r:id="rId29" o:title=""/>
+          </v:shape>
+          <o:OLEObject Type="Embed" ProgID="Equation.AxMath" ShapeID="_x0000_i1035" DrawAspect="Content" ObjectID="_1839005325" r:id="rId30"/>
+        </w:object>
+      </w:r>
+      <w:r>
+        <w:rPr>
+          <w:rFonts w:hint="eastAsia"/>
+        </w:rPr>
+        <w:t>，通过</w:t>
+      </w:r>
+      <w:r>
+        <w:rPr>
+          <w:rFonts w:hint="eastAsia"/>
+        </w:rPr>
+        <w:t>PCA</w:t>
+      </w:r>
+      <w:r>
+        <w:rPr>
+          <w:rFonts w:hint="eastAsia"/>
+        </w:rPr>
+        <w:t>得到前</w:t>
+      </w:r>
+      <w:r>
+        <w:rPr>
+          <w:position w:val="-12"/>
+        </w:rPr>
+        <w:object w:dxaOrig="179" w:dyaOrig="358" w14:anchorId="6E6ADC6F">
+          <v:shape id="_x0000_i1036" type="#_x0000_t75" style="width:9pt;height:18pt" o:ole="">
+            <v:imagedata r:id="rId31" o:title=""/>
+          </v:shape>
+          <o:OLEObject Type="Embed" ProgID="Equation.AxMath" ShapeID="_x0000_i1036" DrawAspect="Content" ObjectID="_1839005326" r:id="rId32"/>
+        </w:object>
+      </w:r>
+      <w:r>
+        <w:rPr>
+          <w:rFonts w:hint="eastAsia"/>
+        </w:rPr>
+        <w:t>个向量构成的子空间：</w:t>
+      </w:r>
+    </w:p>
+    <w:p>
+      <w:pPr>
+        <w:pStyle w:val="AMDisplayEquation"/>
+        <w:ind w:firstLine="480"/>
+      </w:pPr>
+      <w:r>
+        <w:tab/>
+      </w:r>
+      <w:r>
+        <w:rPr>
+          <w:position w:val="-12"/>
+        </w:rPr>
+        <w:object w:dxaOrig="2591" w:dyaOrig="377" w14:anchorId="2F22AC6C">
+          <v:shape id="_x0000_i1037" type="#_x0000_t75" style="width:129.5pt;height:19pt" o:ole="">
+            <v:imagedata r:id="rId33" o:title=""/>
+          </v:shape>
+          <o:OLEObject Type="Embed" ProgID="Equation.AxMath" ShapeID="_x0000_i1037" DrawAspect="Content" ObjectID="_1839005327" r:id="rId34"/>
+        </w:object>
+      </w:r>
+      <w:r>
+        <w:tab/>
+      </w:r>
+      <w:r>
+        <w:fldChar w:fldCharType="begin"/>
+      </w:r>
+      <w:r>
+        <w:instrText xml:space="preserve"> MACROBUTTON AMMPlaceRM \* MERGEFORMAT </w:instrText>
+      </w:r>
+      <w:r>
+        <w:fldChar w:fldCharType="begin"/>
+      </w:r>
+      <w:r>
+        <w:instrText xml:space="preserve"> SEQ AMEqn \h \* MERGEFORMAT </w:instrText>
+      </w:r>
+      <w:r>
+        <w:fldChar w:fldCharType="end"/>
+      </w:r>
+      <w:r>
+        <w:instrText>(</w:instrText>
+      </w:r>
+      <w:fldSimple w:instr=" SEQ AMEqn \c \* Arabic \* MERGEFORMAT ">
+        <w:r>
+          <w:rPr>
+            <w:noProof/>
+          </w:rPr>
+          <w:instrText>3</w:instrText>
+        </w:r>
+      </w:fldSimple>
+      <w:r>
+        <w:instrText>)</w:instrText>
+      </w:r>
+      <w:r>
+        <w:fldChar w:fldCharType="end"/>
+      </w:r>
+    </w:p>
+    <w:p>
+      <w:pPr>
+        <w:ind w:firstLine="480"/>
+      </w:pPr>
+      <w:r>
+        <w:rPr>
+          <w:rFonts w:hint="eastAsia"/>
+        </w:rPr>
+        <w:t>因为</w:t>
+      </w:r>
+      <w:r>
+        <w:rPr>
+          <w:rFonts w:hint="eastAsia"/>
+        </w:rPr>
+        <w:t>PCA</w:t>
+      </w:r>
+      <w:r>
+        <w:rPr>
+          <w:rFonts w:hint="eastAsia"/>
+        </w:rPr>
+        <w:t>得到的特征向量本身是正交归一的，即：</w:t>
+      </w:r>
+    </w:p>
+    <w:p>
+      <w:pPr>
+        <w:pStyle w:val="AMDisplayEquation"/>
+        <w:ind w:firstLine="480"/>
+      </w:pPr>
+      <w:r>
+        <w:tab/>
+      </w:r>
+      <w:r>
+        <w:rPr>
+          <w:position w:val="-12"/>
+        </w:rPr>
+        <w:object w:dxaOrig="969" w:dyaOrig="359" w14:anchorId="2D275DFF">
+          <v:shape id="_x0000_i1038" type="#_x0000_t75" style="width:48pt;height:18pt" o:ole="">
+            <v:imagedata r:id="rId35" o:title=""/>
+          </v:shape>
+          <o:OLEObject Type="Embed" ProgID="Equation.AxMath" ShapeID="_x0000_i1038" DrawAspect="Content" ObjectID="_1839005328" r:id="rId36"/>
+        </w:object>
+      </w:r>
+      <w:r>
+        <w:tab/>
+      </w:r>
+      <w:r>
+        <w:fldChar w:fldCharType="begin"/>
+      </w:r>
+      <w:r>
+        <w:instrText xml:space="preserve"> MACROBUTTON AMMPlaceRM \* MERGEFORMAT </w:instrText>
+      </w:r>
+      <w:r>
+        <w:fldChar w:fldCharType="begin"/>
+      </w:r>
+      <w:r>
+        <w:instrText xml:space="preserve"> SEQ AMEqn \h \* MERGEFORMAT </w:instrText>
+      </w:r>
+      <w:r>
+        <w:fldChar w:fldCharType="end"/>
+      </w:r>
+      <w:r>
+        <w:instrText>(</w:instrText>
+      </w:r>
+      <w:fldSimple w:instr=" SEQ AMEqn \c \* Arabic \* MERGEFORMAT ">
+        <w:r>
+          <w:rPr>
+            <w:noProof/>
+          </w:rPr>
+          <w:instrText>4</w:instrText>
+        </w:r>
+      </w:fldSimple>
+      <w:r>
+        <w:instrText>)</w:instrText>
+      </w:r>
+      <w:r>
+        <w:fldChar w:fldCharType="end"/>
+      </w:r>
+    </w:p>
+    <w:p>
+      <w:pPr>
+        <w:ind w:firstLine="480"/>
+      </w:pPr>
+      <w:r>
+        <w:rPr>
+          <w:rFonts w:hint="eastAsia"/>
+        </w:rPr>
+        <w:t>其张成的子空间可以表示为：</w:t>
+      </w:r>
+    </w:p>
+    <w:p>
+      <w:pPr>
+        <w:pStyle w:val="AMDisplayEquation"/>
+        <w:ind w:firstLine="480"/>
+      </w:pPr>
+      <w:r>
+        <w:tab/>
+      </w:r>
+      <w:r>
+        <w:rPr>
+          <w:position w:val="-12"/>
+        </w:rPr>
+        <w:object w:dxaOrig="1375" w:dyaOrig="372" w14:anchorId="514A9494">
+          <v:shape id="_x0000_i1039" type="#_x0000_t75" style="width:69pt;height:19pt" o:ole="">
+            <v:imagedata r:id="rId37" o:title=""/>
+          </v:shape>
+          <o:OLEObject Type="Embed" ProgID="Equation.AxMath" ShapeID="_x0000_i1039" DrawAspect="Content" ObjectID="_1839005329" r:id="rId38"/>
+        </w:object>
+      </w:r>
+      <w:r>
+        <w:tab/>
+      </w:r>
+      <w:r>
+        <w:fldChar w:fldCharType="begin"/>
+      </w:r>
+      <w:r>
+        <w:instrText xml:space="preserve"> MACROBUTTON AMMPlaceRM \* MERGEFORMAT </w:instrText>
+      </w:r>
+      <w:r>
+        <w:fldChar w:fldCharType="begin"/>
+      </w:r>
+      <w:r>
+        <w:instrText xml:space="preserve"> SEQ AMEqn \h \* MERGEFORMAT </w:instrText>
+      </w:r>
+      <w:r>
+        <w:fldChar w:fldCharType="end"/>
+      </w:r>
+      <w:r>
+        <w:instrText>(</w:instrText>
+      </w:r>
+      <w:fldSimple w:instr=" SEQ AMEqn \c \* Arabic \* MERGEFORMAT ">
+        <w:r>
+          <w:rPr>
+            <w:noProof/>
+          </w:rPr>
+          <w:instrText>5</w:instrText>
+        </w:r>
+      </w:fldSimple>
+      <w:r>
+        <w:instrText>)</w:instrText>
+      </w:r>
+      <w:r>
+        <w:fldChar w:fldCharType="end"/>
+      </w:r>
+    </w:p>
+    <w:p>
+      <w:pPr>
+        <w:ind w:firstLine="480"/>
+      </w:pPr>
+      <w:r>
+        <w:rPr>
+          <w:rFonts w:hint="eastAsia"/>
+        </w:rPr>
+        <w:t>其正交补空间为：</w:t>
+      </w:r>
+    </w:p>
+    <w:p>
+      <w:pPr>
+        <w:pStyle w:val="AMDisplayEquation"/>
+        <w:ind w:firstLine="480"/>
+      </w:pPr>
+      <w:r>
+        <w:tab/>
+      </w:r>
+      <w:r>
+        <w:rPr>
+          <w:position w:val="-13"/>
+        </w:rPr>
+        <w:object w:dxaOrig="2388" w:dyaOrig="391" w14:anchorId="326602FD">
+          <v:shape id="_x0000_i1040" type="#_x0000_t75" style="width:119.5pt;height:19.5pt" o:ole="">
+            <v:imagedata r:id="rId39" o:title=""/>
+          </v:shape>
+          <o:OLEObject Type="Embed" ProgID="Equation.AxMath" ShapeID="_x0000_i1040" DrawAspect="Content" ObjectID="_1839005330" r:id="rId40"/>
+        </w:object>
+      </w:r>
+      <w:r>
+        <w:tab/>
+      </w:r>
+      <w:r>
+        <w:fldChar w:fldCharType="begin"/>
+      </w:r>
+      <w:r>
+        <w:instrText xml:space="preserve"> MACROBUTTON AMMPlaceRM \* MERGEFORMAT </w:instrText>
+      </w:r>
+      <w:r>
+        <w:fldChar w:fldCharType="begin"/>
+      </w:r>
+      <w:r>
+        <w:instrText xml:space="preserve"> SEQ AMEqn \h \* MERGEFORMAT </w:instrText>
+      </w:r>
+      <w:r>
+        <w:fldChar w:fldCharType="end"/>
+      </w:r>
+      <w:r>
+        <w:instrText>(</w:instrText>
+      </w:r>
+      <w:fldSimple w:instr=" SEQ AMEqn \c \* Arabic \* MERGEFORMAT ">
+        <w:r>
+          <w:rPr>
+            <w:noProof/>
+          </w:rPr>
+          <w:instrText>6</w:instrText>
+        </w:r>
+      </w:fldSimple>
+      <w:r>
+        <w:instrText>)</w:instrText>
+      </w:r>
+      <w:r>
+        <w:fldChar w:fldCharType="end"/>
+      </w:r>
+    </w:p>
+    <w:p>
+      <w:pPr>
+        <w:ind w:firstLine="480"/>
+      </w:pPr>
+      <w:r>
+        <w:rPr>
+          <w:rFonts w:hint="eastAsia"/>
+        </w:rPr>
+        <w:t>为了能够得到其正交补空间的扰动向量，</w:t>
+      </w:r>
+      <w:r>
+        <w:rPr>
+          <w:rFonts w:hint="eastAsia"/>
+        </w:rPr>
+        <w:t>其实不需要完成求出完整的</w:t>
+      </w:r>
+      <w:r>
+        <w:rPr>
+          <w:position w:val="-12"/>
+        </w:rPr>
+        <w:object w:dxaOrig="329" w:dyaOrig="359" w14:anchorId="38B3B3C8">
+          <v:shape id="_x0000_i1041" type="#_x0000_t75" style="width:16.5pt;height:18pt" o:ole="">
+            <v:imagedata r:id="rId41" o:title=""/>
+          </v:shape>
+          <o:OLEObject Type="Embed" ProgID="Equation.AxMath" ShapeID="_x0000_i1041" DrawAspect="Content" ObjectID="_1839005331" r:id="rId42"/>
+        </w:object>
+      </w:r>
+      <w:r>
+        <w:rPr>
+          <w:rFonts w:hint="eastAsia"/>
+        </w:rPr>
+        <w:t>，可以随机生成一个向量</w:t>
+      </w:r>
+      <w:r>
+        <w:rPr>
+          <w:position w:val="-12"/>
+        </w:rPr>
+        <w:object w:dxaOrig="628" w:dyaOrig="377" w14:anchorId="3DE37C44">
+          <v:shape id="_x0000_i1042" type="#_x0000_t75" style="width:31.5pt;height:19pt" o:ole="">
+            <v:imagedata r:id="rId43" o:title=""/>
+          </v:shape>
+          <o:OLEObject Type="Embed" ProgID="Equation.AxMath" ShapeID="_x0000_i1042" DrawAspect="Content" ObjectID="_1839005332" r:id="rId44"/>
+        </w:object>
+      </w:r>
+      <w:r>
+        <w:rPr>
+          <w:rFonts w:hint="eastAsia"/>
+        </w:rPr>
+        <w:t>，然后将其投影到正交子空间</w:t>
+      </w:r>
+      <w:r>
+        <w:rPr>
+          <w:rFonts w:hint="eastAsia"/>
+        </w:rPr>
+        <w:t>，最直接方法就是先将</w:t>
+      </w:r>
+      <w:r>
+        <w:rPr>
+          <w:position w:val="-12"/>
+        </w:rPr>
+        <w:object w:dxaOrig="178" w:dyaOrig="358" w14:anchorId="3AD1C18E">
+          <v:shape id="_x0000_i1043" type="#_x0000_t75" style="width:8.5pt;height:18pt" o:ole="">
+            <v:imagedata r:id="rId45" o:title=""/>
+          </v:shape>
+          <o:OLEObject Type="Embed" ProgID="Equation.AxMath" ShapeID="_x0000_i1043" DrawAspect="Content" ObjectID="_1839005333" r:id="rId46"/>
+        </w:object>
+      </w:r>
+      <w:r>
+        <w:rPr>
+          <w:rFonts w:hint="eastAsia"/>
+        </w:rPr>
+        <w:t>投影到</w:t>
+      </w:r>
+      <w:r>
+        <w:rPr>
+          <w:position w:val="-12"/>
+        </w:rPr>
+        <w:object w:dxaOrig="235" w:dyaOrig="358" w14:anchorId="21D289E0">
+          <v:shape id="_x0000_i1044" type="#_x0000_t75" style="width:12pt;height:18pt" o:ole="">
+            <v:imagedata r:id="rId47" o:title=""/>
+          </v:shape>
+          <o:OLEObject Type="Embed" ProgID="Equation.AxMath" ShapeID="_x0000_i1044" DrawAspect="Content" ObjectID="_1839005334" r:id="rId48"/>
+        </w:object>
+      </w:r>
+      <w:r>
+        <w:rPr>
+          <w:rFonts w:hint="eastAsia"/>
+        </w:rPr>
+        <w:t>，然后再从</w:t>
+      </w:r>
+      <w:r>
+        <w:rPr>
+          <w:position w:val="-12"/>
+        </w:rPr>
+        <w:object w:dxaOrig="178" w:dyaOrig="358" w14:anchorId="1448DBD6">
+          <v:shape id="_x0000_i1045" type="#_x0000_t75" style="width:8.5pt;height:18pt" o:ole="">
+            <v:imagedata r:id="rId45" o:title=""/>
+          </v:shape>
+          <o:OLEObject Type="Embed" ProgID="Equation.AxMath" ShapeID="_x0000_i1045" DrawAspect="Content" ObjectID="_1839005335" r:id="rId49"/>
+        </w:object>
+      </w:r>
+      <w:r>
+        <w:rPr>
+          <w:rFonts w:hint="eastAsia"/>
+        </w:rPr>
+        <w:t>中减去，即：</w:t>
+      </w:r>
+    </w:p>
+    <w:p>
+      <w:pPr>
+        <w:pStyle w:val="AMDisplayEquation"/>
+        <w:ind w:firstLine="480"/>
+      </w:pPr>
+      <w:r>
+        <w:tab/>
+      </w:r>
+      <w:r>
+        <w:rPr>
+          <w:position w:val="-72"/>
+        </w:rPr>
+        <w:object w:dxaOrig="2940" w:dyaOrig="1587" w14:anchorId="57CF477B">
+          <v:shape id="_x0000_i1046" type="#_x0000_t75" style="width:147pt;height:79.5pt" o:ole="">
+            <v:imagedata r:id="rId50" o:title=""/>
+          </v:shape>
+          <o:OLEObject Type="Embed" ProgID="Equation.AxMath" ShapeID="_x0000_i1046" DrawAspect="Content" ObjectID="_1839005336" r:id="rId51"/>
+        </w:object>
+      </w:r>
+      <w:r>
+        <w:tab/>
+      </w:r>
+      <w:r>
+        <w:fldChar w:fldCharType="begin"/>
+      </w:r>
+      <w:r>
+        <w:instrText xml:space="preserve"> MACROBUTTON AMMPlaceRM \* MERGEFORMAT </w:instrText>
+      </w:r>
+      <w:r>
+        <w:fldChar w:fldCharType="begin"/>
+      </w:r>
+      <w:r>
+        <w:instrText xml:space="preserve"> SEQ AMEqn \h \* MERGEFORMAT </w:instrText>
+      </w:r>
+      <w:r>
+        <w:fldChar w:fldCharType="end"/>
+      </w:r>
+      <w:bookmarkStart w:id="0" w:name="ZEqnNum501807"/>
+      <w:r>
+        <w:instrText>(</w:instrText>
+      </w:r>
+      <w:fldSimple w:instr=" SEQ AMEqn \c \* Arabic \* MERGEFORMAT ">
+        <w:r>
+          <w:rPr>
+            <w:noProof/>
+          </w:rPr>
+          <w:instrText>7</w:instrText>
+        </w:r>
+      </w:fldSimple>
+      <w:r>
+        <w:instrText>)</w:instrText>
+      </w:r>
+      <w:bookmarkEnd w:id="0"/>
+      <w:r>
+        <w:fldChar w:fldCharType="end"/>
+      </w:r>
+    </w:p>
+    <w:p>
+      <w:pPr>
+        <w:ind w:firstLine="480"/>
+      </w:pPr>
+      <w:r>
+        <w:rPr>
+          <w:rFonts w:hint="eastAsia"/>
+        </w:rPr>
+        <w:t>若</w:t>
+      </w:r>
+      <w:r>
+        <w:rPr>
+          <w:position w:val="-12"/>
+        </w:rPr>
+        <w:object w:dxaOrig="235" w:dyaOrig="358" w14:anchorId="09711E16">
+          <v:shape id="_x0000_i1047" type="#_x0000_t75" style="width:12pt;height:18pt" o:ole="">
+            <v:imagedata r:id="rId47" o:title=""/>
+          </v:shape>
+          <o:OLEObject Type="Embed" ProgID="Equation.AxMath" ShapeID="_x0000_i1047" DrawAspect="Content" ObjectID="_1839005337" r:id="rId52"/>
+        </w:object>
+      </w:r>
+      <w:r>
+        <w:rPr>
+          <w:rFonts w:hint="eastAsia"/>
+        </w:rPr>
+        <w:t>只是正交，并没有归一化，那么式</w:t>
+      </w:r>
+      <w:r>
+        <w:fldChar w:fldCharType="begin"/>
+      </w:r>
+      <w:r>
+        <w:instrText xml:space="preserve"> GOTOBUTTON ZEqnNum501807  \* MERGEFORMAT </w:instrText>
+      </w:r>
+      <w:r>
+        <w:fldChar w:fldCharType="begin"/>
+      </w:r>
+      <w:r>
+        <w:instrText xml:space="preserve"> REF ZEqnNum501807 \* Charformat \! \* MERGEFORMAT </w:instrText>
+      </w:r>
+      <w:r>
+        <w:fldChar w:fldCharType="separate"/>
+      </w:r>
+      <w:r>
+        <w:instrText>(7)</w:instrText>
+      </w:r>
+      <w:r>
+        <w:fldChar w:fldCharType="end"/>
+      </w:r>
+      <w:r>
+        <w:fldChar w:fldCharType="end"/>
+      </w:r>
+      <w:r>
+        <w:rPr>
+          <w:rFonts w:hint="eastAsia"/>
+        </w:rPr>
+        <w:t>将变成：</w:t>
+      </w:r>
+    </w:p>
+    <w:p>
+      <w:pPr>
+        <w:pStyle w:val="AMDisplayEquation"/>
+        <w:ind w:firstLine="480"/>
+      </w:pPr>
+      <w:r>
+        <w:tab/>
+      </w:r>
+      <w:r>
+        <w:rPr>
+          <w:position w:val="-31"/>
+        </w:rPr>
+        <w:object w:dxaOrig="3080" w:dyaOrig="760" w14:anchorId="514F58BE">
+          <v:shape id="_x0000_i1048" type="#_x0000_t75" style="width:154pt;height:38pt" o:ole="">
+            <v:imagedata r:id="rId53" o:title=""/>
+          </v:shape>
+          <o:OLEObject Type="Embed" ProgID="Equation.AxMath" ShapeID="_x0000_i1048" DrawAspect="Content" ObjectID="_1839005338" r:id="rId54"/>
+        </w:object>
+      </w:r>
+      <w:r>
+        <w:tab/>
+      </w:r>
+      <w:r>
+        <w:fldChar w:fldCharType="begin"/>
+      </w:r>
+      <w:r>
+        <w:instrText xml:space="preserve"> MACROBUTTON AMMPlaceRM \* MERGEFORMAT </w:instrText>
+      </w:r>
+      <w:r>
+        <w:fldChar w:fldCharType="begin"/>
+      </w:r>
+      <w:r>
+        <w:instrText xml:space="preserve"> SEQ AMEqn \h \* MERGEFORMAT </w:instrText>
+      </w:r>
+      <w:r>
+        <w:fldChar w:fldCharType="end"/>
+      </w:r>
+      <w:r>
+        <w:instrText>(</w:instrText>
+      </w:r>
+      <w:fldSimple w:instr=" SEQ AMEqn \c \* Arabic \* MERGEFORMAT ">
+        <w:r>
+          <w:rPr>
+            <w:noProof/>
+          </w:rPr>
+          <w:instrText>8</w:instrText>
+        </w:r>
+      </w:fldSimple>
+      <w:r>
+        <w:instrText>)</w:instrText>
+      </w:r>
+      <w:r>
+        <w:fldChar w:fldCharType="end"/>
+      </w:r>
+    </w:p>
+    <w:p>
+      <w:pPr>
+        <w:ind w:firstLine="480"/>
+      </w:pPr>
+      <w:r>
+        <w:rPr>
+          <w:rFonts w:hint="eastAsia"/>
+        </w:rPr>
+        <w:t>写成矩阵形式，则是：</w:t>
+      </w:r>
+    </w:p>
+    <w:p>
+      <w:pPr>
+        <w:pStyle w:val="AMDisplayEquation"/>
+        <w:ind w:firstLine="480"/>
+      </w:pPr>
+      <w:r>
+        <w:lastRenderedPageBreak/>
+        <w:tab/>
+      </w:r>
+      <w:r>
+        <w:rPr>
+          <w:position w:val="-55"/>
+        </w:rPr>
+        <w:object w:dxaOrig="3417" w:dyaOrig="1243" w14:anchorId="118CE9BA">
+          <v:shape id="_x0000_i1049" type="#_x0000_t75" style="width:171pt;height:62pt" o:ole="">
+            <v:imagedata r:id="rId55" o:title=""/>
+          </v:shape>
+          <o:OLEObject Type="Embed" ProgID="Equation.AxMath" ShapeID="_x0000_i1049" DrawAspect="Content" ObjectID="_1839005339" r:id="rId56"/>
+        </w:object>
+      </w:r>
+      <w:r>
+        <w:tab/>
+      </w:r>
+      <w:r>
+        <w:fldChar w:fldCharType="begin"/>
+      </w:r>
+      <w:r>
+        <w:instrText xml:space="preserve"> MACROBUTTON AMMPlaceRM \* MERGEFORMAT </w:instrText>
+      </w:r>
+      <w:r>
+        <w:fldChar w:fldCharType="begin"/>
+      </w:r>
+      <w:r>
+        <w:instrText xml:space="preserve"> SEQ AMEqn \h \* MERGEFORMAT </w:instrText>
+      </w:r>
+      <w:r>
+        <w:fldChar w:fldCharType="end"/>
+      </w:r>
+      <w:r>
+        <w:instrText>(</w:instrText>
+      </w:r>
+      <w:fldSimple w:instr=" SEQ AMEqn \c \* Arabic \* MERGEFORMAT ">
+        <w:r>
+          <w:rPr>
+            <w:noProof/>
+          </w:rPr>
+          <w:instrText>9</w:instrText>
+        </w:r>
+      </w:fldSimple>
+      <w:r>
+        <w:instrText>)</w:instrText>
+      </w:r>
+      <w:r>
+        <w:fldChar w:fldCharType="end"/>
+      </w:r>
+    </w:p>
+    <w:p>
+      <w:pPr>
+        <w:ind w:firstLine="480"/>
+      </w:pPr>
+      <w:r>
+        <w:rPr>
+          <w:rFonts w:hint="eastAsia"/>
+        </w:rPr>
+        <w:t>此时有：</w:t>
+      </w:r>
+    </w:p>
+    <w:p>
+      <w:pPr>
+        <w:pStyle w:val="AMDisplayEquation"/>
+        <w:ind w:firstLine="480"/>
+      </w:pPr>
+      <w:r>
+        <w:tab/>
+      </w:r>
+      <w:r>
+        <w:rPr>
+          <w:position w:val="-12"/>
+        </w:rPr>
+        <w:object w:dxaOrig="5492" w:dyaOrig="375" w14:anchorId="7E7495BB">
+          <v:shape id="_x0000_i1050" type="#_x0000_t75" style="width:275pt;height:19pt" o:ole="">
+            <v:imagedata r:id="rId57" o:title=""/>
+          </v:shape>
+          <o:OLEObject Type="Embed" ProgID="Equation.AxMath" ShapeID="_x0000_i1050" DrawAspect="Content" ObjectID="_1839005340" r:id="rId58"/>
+        </w:object>
+      </w:r>
+      <w:r>
+        <w:tab/>
+      </w:r>
+      <w:r>
+        <w:fldChar w:fldCharType="begin"/>
+      </w:r>
+      <w:r>
+        <w:instrText xml:space="preserve"> MACROBUTTON AMMPlaceRM \* MERGEFORMAT </w:instrText>
+      </w:r>
+      <w:r>
+        <w:fldChar w:fldCharType="begin"/>
+      </w:r>
+      <w:r>
+        <w:instrText xml:space="preserve"> SEQ AMEqn \h \* MERGEFORMAT </w:instrText>
+      </w:r>
+      <w:r>
+        <w:fldChar w:fldCharType="end"/>
+      </w:r>
+      <w:r>
+        <w:instrText>(</w:instrText>
+      </w:r>
+      <w:fldSimple w:instr=" SEQ AMEqn \c \* Arabic \* MERGEFORMAT ">
+        <w:r>
+          <w:rPr>
+            <w:noProof/>
+          </w:rPr>
+          <w:instrText>10</w:instrText>
+        </w:r>
+      </w:fldSimple>
+      <w:r>
+        <w:instrText>)</w:instrText>
+      </w:r>
+      <w:r>
+        <w:fldChar w:fldCharType="end"/>
+      </w:r>
+    </w:p>
+    <w:p>
+      <w:pPr>
+        <w:ind w:firstLineChars="0" w:firstLine="0"/>
+        <w:rPr>
+          <w:rFonts w:ascii="黑体" w:eastAsia="黑体" w:hAnsi="黑体" w:hint="eastAsia"/>
+        </w:rPr>
+      </w:pPr>
+      <w:r>
+        <w:rPr>
+          <w:rFonts w:ascii="黑体" w:eastAsia="黑体" w:hAnsi="黑体" w:hint="eastAsia"/>
+        </w:rPr>
+        <w:t>3.步长范围的确定</w:t>
+      </w:r>
+      <w:r>
+        <w:rPr>
+          <w:rFonts w:ascii="黑体" w:eastAsia="黑体" w:hAnsi="黑体" w:hint="eastAsia"/>
+        </w:rPr>
+        <w:t>（包含方向修正）</w:t>
+      </w:r>
+    </w:p>
+    <w:p>
+      <w:pPr>
+        <w:ind w:firstLine="480"/>
+      </w:pPr>
+      <w:r>
+        <w:rPr>
+          <w:rFonts w:hint="eastAsia"/>
+        </w:rPr>
+        <w:t>首先</w:t>
+      </w:r>
+      <w:r>
+        <w:rPr>
+          <w:rFonts w:hint="eastAsia"/>
+        </w:rPr>
+        <w:t>在子空间中</w:t>
+      </w:r>
+      <w:r>
+        <w:rPr>
+          <w:rFonts w:hint="eastAsia"/>
+        </w:rPr>
+        <w:t>生成一个</w:t>
+      </w:r>
+      <w:r>
+        <w:rPr>
+          <w:rFonts w:hint="eastAsia"/>
+        </w:rPr>
+        <w:t>随机</w:t>
+      </w:r>
+      <w:r>
+        <w:rPr>
+          <w:rFonts w:hint="eastAsia"/>
+        </w:rPr>
+        <w:t>向量</w:t>
+      </w:r>
+      <w:r>
+        <w:rPr>
+          <w:rFonts w:hint="eastAsia"/>
+        </w:rPr>
+        <w:t>，然后将其归一化</w:t>
+      </w:r>
+      <w:r>
+        <w:rPr>
+          <w:rFonts w:hint="eastAsia"/>
+        </w:rPr>
+        <w:t>：</w:t>
+      </w:r>
+    </w:p>
+    <w:p>
+      <w:pPr>
+        <w:pStyle w:val="AMDisplayEquation"/>
+        <w:ind w:firstLine="480"/>
+      </w:pPr>
+      <w:r>
+        <w:tab/>
+      </w:r>
+      <w:r>
+        <w:rPr>
+          <w:position w:val="-17"/>
+        </w:rPr>
+        <w:object w:dxaOrig="3578" w:dyaOrig="477" w14:anchorId="26043ACA">
+          <v:shape id="_x0000_i1120" type="#_x0000_t75" style="width:178.5pt;height:24pt" o:ole="">
+            <v:imagedata r:id="rId59" o:title=""/>
+          </v:shape>
+          <o:OLEObject Type="Embed" ProgID="Equation.AxMath" ShapeID="_x0000_i1120" DrawAspect="Content" ObjectID="_1839005341" r:id="rId60"/>
+        </w:object>
+      </w:r>
+      <w:r>
+        <w:tab/>
+      </w:r>
+      <w:r>
+        <w:fldChar w:fldCharType="begin"/>
+      </w:r>
+      <w:r>
+        <w:instrText xml:space="preserve"> MACROBUTTON AMMPlaceRM \* MERGEFORMAT </w:instrText>
+      </w:r>
+      <w:r>
+        <w:fldChar w:fldCharType="begin"/>
+      </w:r>
+      <w:r>
+        <w:instrText xml:space="preserve"> SEQ AMEqn \h \* MERGEFORMAT </w:instrText>
+      </w:r>
+      <w:r>
+        <w:fldChar w:fldCharType="end"/>
+      </w:r>
+      <w:r>
+        <w:instrText>(</w:instrText>
+      </w:r>
+      <w:fldSimple w:instr=" SEQ AMEqn \c \* Arabic \* MERGEFORMAT ">
+        <w:r>
+          <w:rPr>
+            <w:noProof/>
+          </w:rPr>
+          <w:instrText>11</w:instrText>
+        </w:r>
+      </w:fldSimple>
+      <w:r>
+        <w:instrText>)</w:instrText>
+      </w:r>
+      <w:r>
+        <w:fldChar w:fldCharType="end"/>
+      </w:r>
+    </w:p>
+    <w:p>
+      <w:pPr>
+        <w:ind w:firstLine="480"/>
+      </w:pPr>
+      <w:r>
+        <w:rPr>
+          <w:rFonts w:hint="eastAsia"/>
+        </w:rPr>
+        <w:t>将所有的</w:t>
+      </w:r>
+      <w:r>
+        <w:rPr>
+          <w:position w:val="-12"/>
+        </w:rPr>
+        <w:object w:dxaOrig="311" w:dyaOrig="358" w14:anchorId="58F3FE31">
+          <v:shape id="_x0000_i1052" type="#_x0000_t75" style="width:15.5pt;height:18pt" o:ole="">
+            <v:imagedata r:id="rId17" o:title=""/>
+          </v:shape>
+          <o:OLEObject Type="Embed" ProgID="Equation.AxMath" ShapeID="_x0000_i1052" DrawAspect="Content" ObjectID="_1839005342" r:id="rId61"/>
+        </w:object>
+      </w:r>
+      <w:r>
+        <w:rPr>
+          <w:rFonts w:hint="eastAsia"/>
+        </w:rPr>
+        <w:t>投影到该随机向量，即：</w:t>
+      </w:r>
+    </w:p>
+    <w:p>
+      <w:pPr>
+        <w:pStyle w:val="AMDisplayEquation"/>
+        <w:ind w:firstLine="480"/>
+      </w:pPr>
+      <w:r>
+        <w:tab/>
+      </w:r>
+      <w:r>
+        <w:rPr>
+          <w:position w:val="-12"/>
+        </w:rPr>
+        <w:object w:dxaOrig="1151" w:dyaOrig="361" w14:anchorId="160935ED">
+          <v:shape id="_x0000_i1053" type="#_x0000_t75" style="width:57.5pt;height:18pt" o:ole="">
+            <v:imagedata r:id="rId62" o:title=""/>
+          </v:shape>
+          <o:OLEObject Type="Embed" ProgID="Equation.AxMath" ShapeID="_x0000_i1053" DrawAspect="Content" ObjectID="_1839005343" r:id="rId63"/>
+        </w:object>
+      </w:r>
+      <w:r>
+        <w:tab/>
+      </w:r>
+      <w:r>
+        <w:fldChar w:fldCharType="begin"/>
+      </w:r>
+      <w:r>
+        <w:instrText xml:space="preserve"> MACROBUTTON AMMPlaceRM \* MERGEFORMAT </w:instrText>
+      </w:r>
+      <w:r>
+        <w:fldChar w:fldCharType="begin"/>
+      </w:r>
+      <w:r>
+        <w:instrText xml:space="preserve"> SEQ AMEqn \h \* MERGEFORMAT </w:instrText>
+      </w:r>
+      <w:r>
+        <w:fldChar w:fldCharType="end"/>
+      </w:r>
+      <w:r>
+        <w:instrText>(</w:instrText>
+      </w:r>
+      <w:fldSimple w:instr=" SEQ AMEqn \c \* Arabic \* MERGEFORMAT ">
+        <w:r>
+          <w:rPr>
+            <w:noProof/>
+          </w:rPr>
+          <w:instrText>12</w:instrText>
+        </w:r>
+      </w:fldSimple>
+      <w:r>
+        <w:instrText>)</w:instrText>
+      </w:r>
+      <w:r>
+        <w:fldChar w:fldCharType="end"/>
+      </w:r>
+    </w:p>
+    <w:p>
+      <w:pPr>
+        <w:ind w:firstLine="480"/>
+      </w:pPr>
+      <w:r>
+        <w:rPr>
+          <w:rFonts w:hint="eastAsia"/>
+        </w:rPr>
+        <w:t>当</w:t>
+      </w:r>
+      <w:r>
+        <w:rPr>
+          <w:position w:val="-12"/>
+        </w:rPr>
+        <w:object w:dxaOrig="680" w:dyaOrig="359" w14:anchorId="1D582210">
+          <v:shape id="_x0000_i1054" type="#_x0000_t75" style="width:34pt;height:18pt" o:ole="">
+            <v:imagedata r:id="rId64" o:title=""/>
+          </v:shape>
+          <o:OLEObject Type="Embed" ProgID="Equation.AxMath" ShapeID="_x0000_i1054" DrawAspect="Content" ObjectID="_1839005344" r:id="rId65"/>
+        </w:object>
+      </w:r>
+      <w:r>
+        <w:rPr>
+          <w:rFonts w:hint="eastAsia"/>
+        </w:rPr>
+        <w:t>，那么说明该随机方向的方向反了，将步长乘以</w:t>
+      </w:r>
+      <w:r>
+        <w:rPr>
+          <w:rFonts w:hint="eastAsia"/>
+        </w:rPr>
+        <w:t>-1</w:t>
+      </w:r>
+      <w:r>
+        <w:rPr>
+          <w:rFonts w:hint="eastAsia"/>
+        </w:rPr>
+        <w:t>（方向修正），然后取</w:t>
+      </w:r>
+      <w:r>
+        <w:rPr>
+          <w:position w:val="-12"/>
+        </w:rPr>
+        <w:object w:dxaOrig="260" w:dyaOrig="359" w14:anchorId="76DF0E53">
+          <v:shape id="_x0000_i1055" type="#_x0000_t75" style="width:13pt;height:18pt" o:ole="">
+            <v:imagedata r:id="rId66" o:title=""/>
+          </v:shape>
+          <o:OLEObject Type="Embed" ProgID="Equation.AxMath" ShapeID="_x0000_i1055" DrawAspect="Content" ObjectID="_1839005345" r:id="rId67"/>
+        </w:object>
+      </w:r>
+      <w:r>
+        <w:rPr>
+          <w:rFonts w:hint="eastAsia"/>
+        </w:rPr>
+        <w:t>的最大值为最大步长，确定实际步长为：</w:t>
+      </w:r>
+    </w:p>
+    <w:p>
+      <w:pPr>
+        <w:pStyle w:val="AMDisplayEquation"/>
+        <w:ind w:firstLine="480"/>
+      </w:pPr>
+      <w:r>
+        <w:tab/>
+      </w:r>
+      <w:r>
+        <w:rPr>
+          <w:position w:val="-33"/>
+        </w:rPr>
+        <w:object w:dxaOrig="1647" w:dyaOrig="784" w14:anchorId="6CBACECF">
+          <v:shape id="_x0000_i1056" type="#_x0000_t75" style="width:82.5pt;height:39.5pt" o:ole="">
+            <v:imagedata r:id="rId68" o:title=""/>
+          </v:shape>
+          <o:OLEObject Type="Embed" ProgID="Equation.AxMath" ShapeID="_x0000_i1056" DrawAspect="Content" ObjectID="_1839005346" r:id="rId69"/>
+        </w:object>
+      </w:r>
+      <w:r>
+        <w:tab/>
+      </w:r>
+      <w:r>
+        <w:fldChar w:fldCharType="begin"/>
+      </w:r>
+      <w:r>
+        <w:instrText xml:space="preserve"> MACROBUTTON AMMPlaceRM \* MERGEFORMAT </w:instrText>
+      </w:r>
+      <w:r>
+        <w:fldChar w:fldCharType="begin"/>
+      </w:r>
+      <w:r>
+        <w:instrText xml:space="preserve"> SEQ AMEqn \h \* MERGEFORMAT </w:instrText>
+      </w:r>
+      <w:r>
+        <w:fldChar w:fldCharType="end"/>
+      </w:r>
+      <w:bookmarkStart w:id="1" w:name="ZEqnNum750922"/>
+      <w:r>
+        <w:instrText>(</w:instrText>
+      </w:r>
+      <w:fldSimple w:instr=" SEQ AMEqn \c \* Arabic \* MERGEFORMAT ">
+        <w:r>
+          <w:rPr>
+            <w:noProof/>
+          </w:rPr>
+          <w:instrText>13</w:instrText>
+        </w:r>
+      </w:fldSimple>
+      <w:r>
+        <w:instrText>)</w:instrText>
+      </w:r>
+      <w:bookmarkEnd w:id="1"/>
+      <w:r>
+        <w:fldChar w:fldCharType="end"/>
+      </w:r>
+    </w:p>
+    <w:p>
+      <w:pPr>
+        <w:ind w:firstLine="480"/>
+      </w:pPr>
+      <w:r>
+        <w:rPr>
+          <w:rFonts w:hint="eastAsia"/>
+        </w:rPr>
+        <w:t>式</w:t>
+      </w:r>
+      <w:r>
+        <w:fldChar w:fldCharType="begin"/>
+      </w:r>
+      <w:r>
+        <w:instrText xml:space="preserve"> GOTOBUTTON ZEqnNum750922  \* MERGEFORMAT </w:instrText>
+      </w:r>
+      <w:r>
+        <w:fldChar w:fldCharType="begin"/>
+      </w:r>
+      <w:r>
+        <w:instrText xml:space="preserve"> REF ZEqnNum750922 \* Charformat \! \* MERGEFORMAT </w:instrText>
+      </w:r>
+      <w:r>
+        <w:fldChar w:fldCharType="separate"/>
+      </w:r>
+      <w:r>
+        <w:instrText>(13)</w:instrText>
+      </w:r>
+      <w:r>
+        <w:fldChar w:fldCharType="end"/>
+      </w:r>
+      <w:r>
+        <w:fldChar w:fldCharType="end"/>
+      </w:r>
+      <w:r>
+        <w:rPr>
+          <w:rFonts w:hint="eastAsia"/>
+        </w:rPr>
+        <w:t>中</w:t>
+      </w:r>
+      <w:r>
+        <w:rPr>
+          <w:position w:val="-12"/>
+        </w:rPr>
+        <w:object w:dxaOrig="212" w:dyaOrig="358" w14:anchorId="15462A7E">
+          <v:shape id="_x0000_i1057" type="#_x0000_t75" style="width:10.5pt;height:18pt" o:ole="">
+            <v:imagedata r:id="rId70" o:title=""/>
+          </v:shape>
+          <o:OLEObject Type="Embed" ProgID="Equation.AxMath" ShapeID="_x0000_i1057" DrawAspect="Content" ObjectID="_1839005347" r:id="rId71"/>
+        </w:object>
+      </w:r>
+      <w:r>
+        <w:rPr>
+          <w:rFonts w:hint="eastAsia"/>
+        </w:rPr>
+        <w:t>为随机系数，</w:t>
+      </w:r>
+      <w:r>
+        <w:rPr>
+          <w:rFonts w:hint="eastAsia"/>
+        </w:rPr>
+        <w:t>（</w:t>
+      </w:r>
+      <w:r>
+        <w:rPr>
+          <w:rFonts w:hint="eastAsia"/>
+        </w:rPr>
+        <w:t>对于普通个体，其系数可以设置的大一些</w:t>
+      </w:r>
+      <w:r>
+        <w:rPr>
+          <w:rFonts w:hint="eastAsia"/>
+        </w:rPr>
+        <w:t>，而越是优秀的个体，则其系数</w:t>
+      </w:r>
+      <w:r>
+        <w:rPr>
+          <w:rFonts w:hint="eastAsia"/>
+        </w:rPr>
+        <w:t>可以小一些）。</w:t>
+      </w:r>
+    </w:p>
+    <w:p>
+      <w:pPr>
+        <w:ind w:firstLineChars="0" w:firstLine="0"/>
+        <w:rPr>
+          <w:rFonts w:ascii="黑体" w:eastAsia="黑体" w:hAnsi="黑体"/>
+        </w:rPr>
+      </w:pPr>
+      <w:r>
+        <w:rPr>
+          <w:rFonts w:ascii="黑体" w:eastAsia="黑体" w:hAnsi="黑体" w:hint="eastAsia"/>
+        </w:rPr>
+        <w:t>4.有益差分和有害差分向量的处理</w:t>
+      </w:r>
+    </w:p>
+    <w:p>
+      <w:pPr>
+        <w:ind w:firstLine="480"/>
+      </w:pPr>
+      <w:r>
+        <w:rPr>
+          <w:rFonts w:hint="eastAsia"/>
+        </w:rPr>
+        <w:t>有益差分即</w:t>
+      </w:r>
+      <w:r>
+        <w:rPr>
+          <w:position w:val="-12"/>
+        </w:rPr>
+        <w:object w:dxaOrig="236" w:dyaOrig="359" w14:anchorId="2A40F2E5">
+          <v:shape id="_x0000_i1073" type="#_x0000_t75" style="width:12pt;height:18pt" o:ole="">
+            <v:imagedata r:id="rId72" o:title=""/>
+          </v:shape>
+          <o:OLEObject Type="Embed" ProgID="Equation.AxMath" ShapeID="_x0000_i1073" DrawAspect="Content" ObjectID="_1839005348" r:id="rId73">
+            <o:FieldCodes>\* MERGEFORMAT</o:FieldCodes>
+          </o:OLEObject>
+        </w:object>
+      </w:r>
+      <w:r>
+        <w:rPr>
+          <w:rFonts w:hint="eastAsia"/>
+        </w:rPr>
+        <w:t>比</w:t>
+      </w:r>
+      <w:r>
+        <w:rPr>
+          <w:position w:val="-12"/>
+        </w:rPr>
+        <w:object w:dxaOrig="258" w:dyaOrig="359" w14:anchorId="0CD3CD98">
+          <v:shape id="_x0000_i1088" type="#_x0000_t75" style="width:13pt;height:18pt" o:ole="">
+            <v:imagedata r:id="rId74" o:title=""/>
+          </v:shape>
+          <o:OLEObject Type="Embed" ProgID="Equation.AxMath" ShapeID="_x0000_i1088" DrawAspect="Content" ObjectID="_1839005349" r:id="rId75"/>
+        </w:object>
+      </w:r>
+      <w:r>
+        <w:rPr>
+          <w:rFonts w:hint="eastAsia"/>
+        </w:rPr>
+        <w:t>好</w:t>
+      </w:r>
+      <w:r>
+        <w:rPr>
+          <w:position w:val="-12"/>
+        </w:rPr>
+        <w:object w:dxaOrig="401" w:dyaOrig="358" w14:anchorId="67E51FA2">
+          <v:shape id="_x0000_i1082" type="#_x0000_t75" style="width:20pt;height:18pt" o:ole="">
+            <v:imagedata r:id="rId76" o:title=""/>
+          </v:shape>
+          <o:OLEObject Type="Embed" ProgID="Equation.AxMath" ShapeID="_x0000_i1082" DrawAspect="Content" ObjectID="_1839005350" r:id="rId77"/>
+        </w:object>
+      </w:r>
+      <w:r>
+        <w:rPr>
+          <w:rFonts w:hint="eastAsia"/>
+        </w:rPr>
+        <w:t>这个方向确实通往一个更优的解，这是一个正面证据，具有高置信度。</w:t>
+      </w:r>
+    </w:p>
+    <w:p>
+      <w:pPr>
+        <w:ind w:firstLine="480"/>
+      </w:pPr>
+      <w:r>
+        <w:rPr>
+          <w:rFonts w:hint="eastAsia"/>
+        </w:rPr>
+        <w:t>有害差分</w:t>
+      </w:r>
+      <w:r>
+        <w:rPr>
+          <w:position w:val="-12"/>
+        </w:rPr>
+        <w:object w:dxaOrig="236" w:dyaOrig="359" w14:anchorId="07A081C5">
+          <v:shape id="_x0000_i1085" type="#_x0000_t75" style="width:12pt;height:18pt" o:ole="">
+            <v:imagedata r:id="rId78" o:title=""/>
+          </v:shape>
+          <o:OLEObject Type="Embed" ProgID="Equation.AxMath" ShapeID="_x0000_i1085" DrawAspect="Content" ObjectID="_1839005351" r:id="rId79"/>
+        </w:object>
+      </w:r>
+      <w:r>
+        <w:rPr>
+          <w:rFonts w:hint="eastAsia"/>
+        </w:rPr>
+        <w:t>比</w:t>
+      </w:r>
+      <w:r>
+        <w:rPr>
+          <w:position w:val="-12"/>
+        </w:rPr>
+        <w:object w:dxaOrig="258" w:dyaOrig="359" w14:anchorId="40F3454B">
+          <v:shape id="_x0000_i1091" type="#_x0000_t75" style="width:13pt;height:18pt" o:ole="">
+            <v:imagedata r:id="rId74" o:title=""/>
+          </v:shape>
+          <o:OLEObject Type="Embed" ProgID="Equation.AxMath" ShapeID="_x0000_i1091" DrawAspect="Content" ObjectID="_1839005352" r:id="rId80"/>
+        </w:object>
+      </w:r>
+      <w:r>
+        <w:rPr>
+          <w:rFonts w:hint="eastAsia"/>
+        </w:rPr>
+        <w:t>差</w:t>
+      </w:r>
+      <w:r>
+        <w:rPr>
+          <w:position w:val="-12"/>
+        </w:rPr>
+        <w:object w:dxaOrig="401" w:dyaOrig="358" w14:anchorId="48F2DAA3">
+          <v:shape id="_x0000_i1094" type="#_x0000_t75" style="width:20pt;height:18pt" o:ole="">
+            <v:imagedata r:id="rId76" o:title=""/>
+          </v:shape>
+          <o:OLEObject Type="Embed" ProgID="Equation.AxMath" ShapeID="_x0000_i1094" DrawAspect="Content" ObjectID="_1839005353" r:id="rId81"/>
+        </w:object>
+      </w:r>
+      <w:r>
+        <w:rPr>
+          <w:rFonts w:hint="eastAsia"/>
+        </w:rPr>
+        <w:t>只能保证这个方向通往一个差解，但是需要明确的是“远离差解的方向，并不意味着通往好解”，也可能远离差解后，到达的是另一个差解，或者是一个平坦区域（鞍点），这是一个间断推断，置信度较低。</w:t>
+      </w:r>
+    </w:p>
+    <w:p>
+      <w:pPr>
+        <w:ind w:firstLine="480"/>
+      </w:pPr>
+      <w:r>
+        <w:t>如果你把它们混在一起做</w:t>
+      </w:r>
+      <w:r>
+        <w:t>PCA</w:t>
+      </w:r>
+      <w:r>
+        <w:t>，提取出来的</w:t>
+      </w:r>
+      <w:r>
+        <w:t>"</w:t>
+      </w:r>
+      <w:r>
+        <w:t>主方向</w:t>
+      </w:r>
+      <w:r>
+        <w:t>"</w:t>
+      </w:r>
+      <w:r>
+        <w:t>会是某种折中，既不是纯粹的</w:t>
+      </w:r>
+      <w:r>
+        <w:rPr>
+          <w:rFonts w:hint="eastAsia"/>
+        </w:rPr>
+        <w:t>“</w:t>
+      </w:r>
+      <w:r>
+        <w:t>改进方向</w:t>
+      </w:r>
+      <w:r>
+        <w:rPr>
+          <w:rFonts w:hint="eastAsia"/>
+        </w:rPr>
+        <w:t>”</w:t>
+      </w:r>
+      <w:r>
+        <w:t>，也不是纯粹的</w:t>
+      </w:r>
+      <w:r>
+        <w:rPr>
+          <w:rFonts w:hint="eastAsia"/>
+        </w:rPr>
+        <w:t>“</w:t>
+      </w:r>
+      <w:r>
+        <w:t>逃离方向</w:t>
+      </w:r>
+      <w:r>
+        <w:rPr>
+          <w:rFonts w:hint="eastAsia"/>
+        </w:rPr>
+        <w:t>”</w:t>
+      </w:r>
+      <w:r>
+        <w:t>，而是一个被污染的混合方</w:t>
+      </w:r>
+      <w:r>
+        <w:lastRenderedPageBreak/>
+        <w:t>向。</w:t>
+      </w:r>
+      <w:r>
+        <w:rPr>
+          <w:rFonts w:hint="eastAsia"/>
+        </w:rPr>
+        <w:t>因此</w:t>
+      </w:r>
+      <w:r>
+        <w:rPr>
+          <w:rFonts w:hint="eastAsia"/>
+        </w:rPr>
+        <w:t>不将这两种差分向量混合，而是让两类信息分别发挥不同作用。</w:t>
+      </w:r>
+    </w:p>
+    <w:p>
+      <w:pPr>
+        <w:pStyle w:val="a9"/>
+        <w:numPr>
+          <w:ilvl w:val="0"/>
+          <w:numId w:val="2"/>
+        </w:numPr>
+        <w:ind w:firstLineChars="0"/>
+      </w:pPr>
+      <w:r>
+        <w:rPr>
+          <w:rFonts w:hint="eastAsia"/>
+        </w:rPr>
+        <w:t>有益差分</w:t>
+      </w:r>
+      <w:r>
+        <w:rPr>
+          <w:position w:val="-12"/>
+        </w:rPr>
+        <w:object w:dxaOrig="401" w:dyaOrig="358" w14:anchorId="4D73F887">
+          <v:shape id="_x0000_i1097" type="#_x0000_t75" style="width:20pt;height:18pt" o:ole="">
+            <v:imagedata r:id="rId76" o:title=""/>
+          </v:shape>
+          <o:OLEObject Type="Embed" ProgID="Equation.AxMath" ShapeID="_x0000_i1097" DrawAspect="Content" ObjectID="_1839005354" r:id="rId82"/>
+        </w:object>
+      </w:r>
+      <w:r>
+        <w:rPr>
+          <w:rFonts w:hint="eastAsia"/>
+        </w:rPr>
+        <w:t>决定“往哪走”（</w:t>
+      </w:r>
+      <w:r>
+        <w:rPr>
+          <w:rFonts w:hint="eastAsia"/>
+        </w:rPr>
+        <w:t>exploitation</w:t>
+      </w:r>
+      <w:r>
+        <w:rPr>
+          <w:rFonts w:hint="eastAsia"/>
+        </w:rPr>
+        <w:t>）</w:t>
+      </w:r>
+    </w:p>
+    <w:p>
+      <w:pPr>
+        <w:pStyle w:val="a9"/>
+        <w:ind w:left="920" w:firstLineChars="0" w:firstLine="0"/>
+      </w:pPr>
+      <w:r>
+        <w:rPr>
+          <w:rFonts w:hint="eastAsia"/>
+        </w:rPr>
+        <w:t>对有益差分做</w:t>
+      </w:r>
+      <w:r>
+        <w:rPr>
+          <w:rFonts w:hint="eastAsia"/>
+        </w:rPr>
+        <w:t>PCA</w:t>
+      </w:r>
+      <w:r>
+        <w:rPr>
+          <w:rFonts w:hint="eastAsia"/>
+        </w:rPr>
+        <w:t>，获得主改进方向</w:t>
+      </w:r>
+      <w:r>
+        <w:rPr>
+          <w:position w:val="-12"/>
+        </w:rPr>
+        <w:object w:dxaOrig="278" w:dyaOrig="359" w14:anchorId="39B89BEF">
+          <v:shape id="_x0000_i1101" type="#_x0000_t75" style="width:14pt;height:18pt" o:ole="">
+            <v:imagedata r:id="rId83" o:title=""/>
+          </v:shape>
+          <o:OLEObject Type="Embed" ProgID="Equation.AxMath" ShapeID="_x0000_i1101" DrawAspect="Content" ObjectID="_1839005355" r:id="rId84"/>
+        </w:object>
+      </w:r>
+      <w:r>
+        <w:rPr>
+          <w:rFonts w:hint="eastAsia"/>
+        </w:rPr>
+        <w:t>，这是进化的主动力方向。</w:t>
+      </w:r>
+    </w:p>
+    <w:p>
+      <w:pPr>
+        <w:pStyle w:val="a9"/>
+        <w:numPr>
+          <w:ilvl w:val="0"/>
+          <w:numId w:val="2"/>
+        </w:numPr>
+        <w:ind w:firstLineChars="0"/>
+      </w:pPr>
+      <w:r>
+        <w:rPr>
+          <w:rFonts w:hint="eastAsia"/>
+        </w:rPr>
+        <w:t>有害差分</w:t>
+      </w:r>
+      <w:r>
+        <w:rPr>
+          <w:position w:val="-12"/>
+        </w:rPr>
+        <w:object w:dxaOrig="401" w:dyaOrig="358" w14:anchorId="5883703C">
+          <v:shape id="_x0000_i1104" type="#_x0000_t75" style="width:20pt;height:18pt" o:ole="">
+            <v:imagedata r:id="rId76" o:title=""/>
+          </v:shape>
+          <o:OLEObject Type="Embed" ProgID="Equation.AxMath" ShapeID="_x0000_i1104" DrawAspect="Content" ObjectID="_1839005356" r:id="rId85"/>
+        </w:object>
+      </w:r>
+      <w:r>
+        <w:rPr>
+          <w:rFonts w:hint="eastAsia"/>
+        </w:rPr>
+        <w:t>决定“别往哪走”（</w:t>
+      </w:r>
+      <w:r>
+        <w:rPr>
+          <w:rFonts w:hint="eastAsia"/>
+        </w:rPr>
+        <w:t>avoidance</w:t>
+      </w:r>
+      <w:r>
+        <w:rPr>
+          <w:rFonts w:hint="eastAsia"/>
+        </w:rPr>
+        <w:t>）</w:t>
+      </w:r>
+    </w:p>
+    <w:p>
+      <w:pPr>
+        <w:pStyle w:val="a9"/>
+        <w:ind w:left="920" w:firstLineChars="0" w:firstLine="0"/>
+        <w:rPr>
+          <w:rFonts w:hint="eastAsia"/>
+        </w:rPr>
+      </w:pPr>
+      <w:r>
+        <w:rPr>
+          <w:rFonts w:hint="eastAsia"/>
+        </w:rPr>
+        <w:t>对有害差分做</w:t>
+      </w:r>
+      <w:r>
+        <w:rPr>
+          <w:rFonts w:hint="eastAsia"/>
+        </w:rPr>
+        <w:t>PCA</w:t>
+      </w:r>
+      <w:r>
+        <w:rPr>
+          <w:rFonts w:hint="eastAsia"/>
+        </w:rPr>
+        <w:t>，提取主恶化方向</w:t>
+      </w:r>
+      <w:r>
+        <w:rPr>
+          <w:position w:val="-12"/>
+        </w:rPr>
+        <w:object w:dxaOrig="319" w:dyaOrig="359" w14:anchorId="50E21BCA">
+          <v:shape id="_x0000_i1110" type="#_x0000_t75" style="width:16pt;height:18pt" o:ole="">
+            <v:imagedata r:id="rId86" o:title=""/>
+          </v:shape>
+          <o:OLEObject Type="Embed" ProgID="Equation.AxMath" ShapeID="_x0000_i1110" DrawAspect="Content" ObjectID="_1839005357" r:id="rId87"/>
+        </w:object>
+      </w:r>
+      <w:r>
+        <w:rPr>
+          <w:rFonts w:hint="eastAsia"/>
+        </w:rPr>
+        <w:t>，这是需要回避的方向。</w:t>
+      </w:r>
+    </w:p>
+    <w:p>
+      <w:pPr>
+        <w:ind w:firstLine="480"/>
+        <w:jc w:val="center"/>
+      </w:pPr>
+      <w:r>
+        <w:object w:dxaOrig="3930" w:dyaOrig="3198" w14:anchorId="17728842">
+          <v:shape id="_x0000_i1066" type="#_x0000_t75" style="width:196.5pt;height:160pt" o:ole="">
+            <v:imagedata r:id="rId88" o:title=""/>
+          </v:shape>
+          <o:OLEObject Type="Embed" ProgID="AxGlyph.Document" ShapeID="_x0000_i1066" DrawAspect="Content" ObjectID="_1839005358" r:id="rId89"/>
+        </w:object>
+      </w:r>
+    </w:p>
+    <w:p>
+      <w:pPr>
+        <w:ind w:firstLine="480"/>
+      </w:pPr>
+      <w:r>
+        <w:rPr>
+          <w:rFonts w:hint="eastAsia"/>
+        </w:rPr>
+        <w:t>首先在有益差分构造的子空间，随机采样：</w:t>
+      </w:r>
+    </w:p>
+    <w:p>
+      <w:pPr>
+        <w:pStyle w:val="AMDisplayEquation"/>
+        <w:ind w:firstLine="480"/>
+        <w:rPr>
+          <w:rFonts w:hint="eastAsia"/>
+        </w:rPr>
+      </w:pPr>
+      <w:r>
+        <w:tab/>
+      </w:r>
+      <w:r>
+        <w:rPr>
+          <w:position w:val="-18"/>
+        </w:rPr>
+        <w:object w:dxaOrig="3779" w:dyaOrig="481" w14:anchorId="647C9F26">
+          <v:shape id="_x0000_i1130" type="#_x0000_t75" style="width:189pt;height:24pt" o:ole="">
+            <v:imagedata r:id="rId90" o:title=""/>
+          </v:shape>
+          <o:OLEObject Type="Embed" ProgID="Equation.AxMath" ShapeID="_x0000_i1130" DrawAspect="Content" ObjectID="_1839005359" r:id="rId91"/>
+        </w:object>
+      </w:r>
+      <w:r>
+        <w:tab/>
+      </w:r>
+      <w:r>
+        <w:fldChar w:fldCharType="begin"/>
+      </w:r>
+      <w:r>
+        <w:instrText xml:space="preserve"> MACROBUTTON AMMPlaceRM \* MERGEFORMAT </w:instrText>
+      </w:r>
+      <w:r>
+        <w:fldChar w:fldCharType="begin"/>
+      </w:r>
+      <w:r>
+        <w:instrText xml:space="preserve"> SEQ AMEqn \h \* MERGEFORMAT </w:instrText>
+      </w:r>
+      <w:r>
+        <w:fldChar w:fldCharType="end"/>
+      </w:r>
+      <w:r>
+        <w:instrText>(</w:instrText>
+      </w:r>
+      <w:fldSimple w:instr=" SEQ AMEqn \c \* Arabic \* MERGEFORMAT ">
+        <w:r>
+          <w:rPr>
+            <w:noProof/>
+          </w:rPr>
+          <w:instrText>14</w:instrText>
+        </w:r>
+      </w:fldSimple>
+      <w:r>
+        <w:instrText>)</w:instrText>
+      </w:r>
+      <w:r>
+        <w:fldChar w:fldCharType="end"/>
+      </w:r>
+    </w:p>
+    <w:p>
+      <w:pPr>
+        <w:ind w:firstLine="480"/>
+      </w:pPr>
+      <w:r>
+        <w:rPr>
+          <w:rFonts w:hint="eastAsia"/>
+        </w:rPr>
+        <w:t>从该方向中去除有害分量：</w:t>
+      </w:r>
+    </w:p>
+    <w:p>
+      <w:pPr>
+        <w:pStyle w:val="AMDisplayEquation"/>
+        <w:ind w:firstLine="480"/>
+        <w:rPr>
+          <w:rFonts w:hint="eastAsia"/>
+        </w:rPr>
+      </w:pPr>
+      <w:r>
+        <w:tab/>
+      </w:r>
+      <w:r>
+        <w:rPr>
+          <w:position w:val="-32"/>
+        </w:rPr>
+        <w:object w:dxaOrig="1573" w:dyaOrig="782" w14:anchorId="2DEE1A6F">
+          <v:shape id="_x0000_i1136" type="#_x0000_t75" style="width:78.5pt;height:39pt" o:ole="">
+            <v:imagedata r:id="rId92" o:title=""/>
+          </v:shape>
+          <o:OLEObject Type="Embed" ProgID="Equation.AxMath" ShapeID="_x0000_i1136" DrawAspect="Content" ObjectID="_1839005360" r:id="rId93"/>
+        </w:object>
+      </w:r>
+      <w:r>
+        <w:tab/>
+      </w:r>
+      <w:r>
+        <w:fldChar w:fldCharType="begin"/>
+      </w:r>
+      <w:r>
+        <w:instrText xml:space="preserve"> MACROBUTTON AMMPlaceRM \* MERGEFORMAT </w:instrText>
+      </w:r>
+      <w:r>
+        <w:fldChar w:fldCharType="begin"/>
+      </w:r>
+      <w:r>
+        <w:instrText xml:space="preserve"> SEQ AMEqn \h \* MERGEFORMAT </w:instrText>
+      </w:r>
+      <w:r>
+        <w:fldChar w:fldCharType="end"/>
+      </w:r>
+      <w:r>
+        <w:instrText>(</w:instrText>
+      </w:r>
+      <w:fldSimple w:instr=" SEQ AMEqn \c \* Arabic \* MERGEFORMAT ">
+        <w:r>
+          <w:rPr>
+            <w:noProof/>
+          </w:rPr>
+          <w:instrText>15</w:instrText>
+        </w:r>
+      </w:fldSimple>
+      <w:r>
+        <w:instrText>)</w:instrText>
+      </w:r>
+      <w:r>
+        <w:fldChar w:fldCharType="end"/>
+      </w:r>
+    </w:p>
+    <w:p>
+      <w:pPr>
+        <w:ind w:firstLine="480"/>
+        <w:rPr>
+          <w:rFonts w:hint="eastAsia"/>
+        </w:rPr>
+      </w:pPr>
+      <w:r>
+        <w:rPr>
+          <w:rFonts w:hint="eastAsia"/>
+        </w:rPr>
+        <w:t>上式中</w:t>
+      </w:r>
+      <w:r>
+        <w:rPr>
+          <w:position w:val="-12"/>
+        </w:rPr>
+        <w:object w:dxaOrig="1007" w:dyaOrig="372" w14:anchorId="17D0EC51">
+          <v:shape id="_x0000_i1139" type="#_x0000_t75" style="width:50.5pt;height:18.5pt" o:ole="">
+            <v:imagedata r:id="rId94" o:title=""/>
+          </v:shape>
+          <o:OLEObject Type="Embed" ProgID="Equation.AxMath" ShapeID="_x0000_i1139" DrawAspect="Content" ObjectID="_1839005361" r:id="rId95"/>
+        </w:object>
+      </w:r>
+      <w:r>
+        <w:rPr>
+          <w:rFonts w:hint="eastAsia"/>
+        </w:rPr>
+        <w:t>，其可以表示回避强度，当其为</w:t>
+      </w:r>
+      <w:r>
+        <w:rPr>
+          <w:rFonts w:hint="eastAsia"/>
+        </w:rPr>
+        <w:t>1</w:t>
+      </w:r>
+      <w:r>
+        <w:rPr>
+          <w:rFonts w:hint="eastAsia"/>
+        </w:rPr>
+        <w:t>时，表示完全去除有害方向分量。再然后就是对</w:t>
+      </w:r>
+      <w:r>
+        <w:rPr>
+          <w:position w:val="-12"/>
+        </w:rPr>
+        <w:object w:dxaOrig="178" w:dyaOrig="358" w14:anchorId="6571E669">
+          <v:shape id="_x0000_i1148" type="#_x0000_t75" style="width:9pt;height:18pt" o:ole="">
+            <v:imagedata r:id="rId96" o:title=""/>
+          </v:shape>
+          <o:OLEObject Type="Embed" ProgID="Equation.AxMath" ShapeID="_x0000_i1148" DrawAspect="Content" ObjectID="_1839005362" r:id="rId97"/>
+        </w:object>
+      </w:r>
+      <w:r>
+        <w:rPr>
+          <w:rFonts w:hint="eastAsia"/>
+        </w:rPr>
+        <w:t>归一化，之后再按照之前的更新机制进化个体。</w:t>
+      </w:r>
+    </w:p>
     <w:sectPr>
-      <w:headerReference w:type="even" r:id="rId7"/>
-      <w:headerReference w:type="default" r:id="rId8"/>
-      <w:footerReference w:type="even" r:id="rId9"/>
-      <w:footerReference w:type="default" r:id="rId10"/>
-      <w:headerReference w:type="first" r:id="rId11"/>
-      <w:footerReference w:type="first" r:id="rId12"/>
+      <w:headerReference w:type="even" r:id="rId98"/>
+      <w:headerReference w:type="default" r:id="rId99"/>
+      <w:footerReference w:type="even" r:id="rId100"/>
+      <w:footerReference w:type="default" r:id="rId101"/>
+      <w:headerReference w:type="first" r:id="rId102"/>
+      <w:footerReference w:type="first" r:id="rId103"/>
       <w:pgSz w:w="11906" w:h="16838"/>
       <w:pgMar w:top="1440" w:right="1800" w:bottom="1440" w:left="1800" w:header="851" w:footer="992" w:gutter="0"/>
       <w:cols w:space="425"/>
@@ -24975,6 +28331,219 @@
     </w:pPr>
   </w:p>
 </w:hdr>
+</file>
+
+<file path=word/numbering.xml><?xml version="1.0" encoding="utf-8"?>
+<w:numbering xmlns:wpc="http://schemas.microsoft.com/office/word/2010/wordprocessingCanvas" xmlns:cx="http://schemas.microsoft.com/office/drawing/2014/chartex" xmlns:cx1="http://schemas.microsoft.com/office/drawing/2015/9/8/chartex" xmlns:cx2="http://schemas.microsoft.com/office/drawing/2015/10/21/chartex" xmlns:cx3="http://schemas.microsoft.com/office/drawing/2016/5/9/chartex" xmlns:cx4="http://schemas.microsoft.com/office/drawing/2016/5/10/chartex" xmlns:cx5="http://schemas.microsoft.com/office/drawing/2016/5/11/chartex" xmlns:cx6="http://schemas.microsoft.com/office/drawing/2016/5/12/chartex" xmlns:cx7="http://schemas.microsoft.com/office/drawing/2016/5/13/chartex" xmlns:cx8="http://schemas.microsoft.com/office/drawing/2016/5/14/chartex" xmlns:mc="http://schemas.openxmlformats.org/markup-compatibility/2006" xmlns:aink="http://schemas.microsoft.com/office/drawing/2016/ink" xmlns:am3d="http://schemas.microsoft.com/office/drawing/2017/model3d" xmlns:o="urn:schemas-microsoft-com:office:office" xmlns:oel="http://schemas.microsoft.com/office/2019/extlst" xmlns:r="http://schemas.openxmlformats.org/officeDocument/2006/relationships" xmlns:m="http://schemas.openxmlformats.org/officeDocument/2006/math" xmlns:v="urn:schemas-microsoft-com:vml" xmlns:wp14="http://schemas.microsoft.com/office/word/2010/wordprocessingDrawing" xmlns:wp="http://schemas.openxmlformats.org/drawingml/2006/wordprocessingDrawing" xmlns:w10="urn:schemas-microsoft-com:office:word" xmlns:w="http://schemas.openxmlformats.org/wordprocessingml/2006/main" xmlns:w14="http://schemas.microsoft.com/office/word/2010/wordml" xmlns:w15="http://schemas.microsoft.com/office/word/2012/wordml" xmlns:w16cex="http://schemas.microsoft.com/office/word/2018/wordml/cex" xmlns:w16cid="http://schemas.microsoft.com/office/word/2016/wordml/cid" xmlns:w16="http://schemas.microsoft.com/office/word/2018/wordml" xmlns:w16du="http://schemas.microsoft.com/office/word/2023/wordml/word16du" xmlns:w16sdtdh="http://schemas.microsoft.com/office/word/2020/wordml/sdtdatahash" xmlns:w16sdtfl="http://schemas.microsoft.com/office/word/2024/wordml/sdtformatlock" xmlns:w16se="http://schemas.microsoft.com/office/word/2015/wordml/symex" xmlns:wpg="http://schemas.microsoft.com/office/word/2010/wordprocessingGroup" xmlns:wpi="http://schemas.microsoft.com/office/word/2010/wordprocessingInk" xmlns:wne="http://schemas.microsoft.com/office/word/2006/wordml" xmlns:wps="http://schemas.microsoft.com/office/word/2010/wordprocessingShape" mc:Ignorable="w14 w15 w16se w16cid w16 w16cex w16sdtdh w16sdtfl w16du wp14">
+  <w:abstractNum w:abstractNumId="0" w15:restartNumberingAfterBreak="0">
+    <w:nsid w:val="0C8F0211"/>
+    <w:multiLevelType w:val="hybridMultilevel"/>
+    <w:tmpl w:val="A9328C22"/>
+    <w:lvl w:ilvl="0" w:tplc="0409000B">
+      <w:start w:val="1"/>
+      <w:numFmt w:val="bullet"/>
+      <w:lvlText w:val=""/>
+      <w:lvlJc w:val="left"/>
+      <w:pPr>
+        <w:ind w:left="920" w:hanging="440"/>
+      </w:pPr>
+      <w:rPr>
+        <w:rFonts w:ascii="Wingdings" w:hAnsi="Wingdings" w:hint="default"/>
+      </w:rPr>
+    </w:lvl>
+    <w:lvl w:ilvl="1" w:tplc="04090003" w:tentative="1">
+      <w:start w:val="1"/>
+      <w:numFmt w:val="bullet"/>
+      <w:lvlText w:val=""/>
+      <w:lvlJc w:val="left"/>
+      <w:pPr>
+        <w:ind w:left="1360" w:hanging="440"/>
+      </w:pPr>
+      <w:rPr>
+        <w:rFonts w:ascii="Wingdings" w:hAnsi="Wingdings" w:hint="default"/>
+      </w:rPr>
+    </w:lvl>
+    <w:lvl w:ilvl="2" w:tplc="04090005" w:tentative="1">
+      <w:start w:val="1"/>
+      <w:numFmt w:val="bullet"/>
+      <w:lvlText w:val=""/>
+      <w:lvlJc w:val="left"/>
+      <w:pPr>
+        <w:ind w:left="1800" w:hanging="440"/>
+      </w:pPr>
+      <w:rPr>
+        <w:rFonts w:ascii="Wingdings" w:hAnsi="Wingdings" w:hint="default"/>
+      </w:rPr>
+    </w:lvl>
+    <w:lvl w:ilvl="3" w:tplc="04090001" w:tentative="1">
+      <w:start w:val="1"/>
+      <w:numFmt w:val="bullet"/>
+      <w:lvlText w:val=""/>
+      <w:lvlJc w:val="left"/>
+      <w:pPr>
+        <w:ind w:left="2240" w:hanging="440"/>
+      </w:pPr>
+      <w:rPr>
+        <w:rFonts w:ascii="Wingdings" w:hAnsi="Wingdings" w:hint="default"/>
+      </w:rPr>
+    </w:lvl>
+    <w:lvl w:ilvl="4" w:tplc="04090003" w:tentative="1">
+      <w:start w:val="1"/>
+      <w:numFmt w:val="bullet"/>
+      <w:lvlText w:val=""/>
+      <w:lvlJc w:val="left"/>
+      <w:pPr>
+        <w:ind w:left="2680" w:hanging="440"/>
+      </w:pPr>
+      <w:rPr>
+        <w:rFonts w:ascii="Wingdings" w:hAnsi="Wingdings" w:hint="default"/>
+      </w:rPr>
+    </w:lvl>
+    <w:lvl w:ilvl="5" w:tplc="04090005" w:tentative="1">
+      <w:start w:val="1"/>
+      <w:numFmt w:val="bullet"/>
+      <w:lvlText w:val=""/>
+      <w:lvlJc w:val="left"/>
+      <w:pPr>
+        <w:ind w:left="3120" w:hanging="440"/>
+      </w:pPr>
+      <w:rPr>
+        <w:rFonts w:ascii="Wingdings" w:hAnsi="Wingdings" w:hint="default"/>
+      </w:rPr>
+    </w:lvl>
+    <w:lvl w:ilvl="6" w:tplc="04090001" w:tentative="1">
+      <w:start w:val="1"/>
+      <w:numFmt w:val="bullet"/>
+      <w:lvlText w:val=""/>
+      <w:lvlJc w:val="left"/>
+      <w:pPr>
+        <w:ind w:left="3560" w:hanging="440"/>
+      </w:pPr>
+      <w:rPr>
+        <w:rFonts w:ascii="Wingdings" w:hAnsi="Wingdings" w:hint="default"/>
+      </w:rPr>
+    </w:lvl>
+    <w:lvl w:ilvl="7" w:tplc="04090003" w:tentative="1">
+      <w:start w:val="1"/>
+      <w:numFmt w:val="bullet"/>
+      <w:lvlText w:val=""/>
+      <w:lvlJc w:val="left"/>
+      <w:pPr>
+        <w:ind w:left="4000" w:hanging="440"/>
+      </w:pPr>
+      <w:rPr>
+        <w:rFonts w:ascii="Wingdings" w:hAnsi="Wingdings" w:hint="default"/>
+      </w:rPr>
+    </w:lvl>
+    <w:lvl w:ilvl="8" w:tplc="04090005" w:tentative="1">
+      <w:start w:val="1"/>
+      <w:numFmt w:val="bullet"/>
+      <w:lvlText w:val=""/>
+      <w:lvlJc w:val="left"/>
+      <w:pPr>
+        <w:ind w:left="4440" w:hanging="440"/>
+      </w:pPr>
+      <w:rPr>
+        <w:rFonts w:ascii="Wingdings" w:hAnsi="Wingdings" w:hint="default"/>
+      </w:rPr>
+    </w:lvl>
+  </w:abstractNum>
+  <w:abstractNum w:abstractNumId="1" w15:restartNumberingAfterBreak="0">
+    <w:nsid w:val="0EDE7EB3"/>
+    <w:multiLevelType w:val="hybridMultilevel"/>
+    <w:tmpl w:val="34FAE0A8"/>
+    <w:lvl w:ilvl="0" w:tplc="F9C0D5B6">
+      <w:start w:val="1"/>
+      <w:numFmt w:val="decimal"/>
+      <w:lvlText w:val="%1."/>
+      <w:lvlJc w:val="left"/>
+      <w:pPr>
+        <w:ind w:left="840" w:hanging="360"/>
+      </w:pPr>
+      <w:rPr>
+        <w:rFonts w:hint="default"/>
+      </w:rPr>
+    </w:lvl>
+    <w:lvl w:ilvl="1" w:tplc="04090019" w:tentative="1">
+      <w:start w:val="1"/>
+      <w:numFmt w:val="lowerLetter"/>
+      <w:lvlText w:val="%2)"/>
+      <w:lvlJc w:val="left"/>
+      <w:pPr>
+        <w:ind w:left="1360" w:hanging="440"/>
+      </w:pPr>
+    </w:lvl>
+    <w:lvl w:ilvl="2" w:tplc="0409001B" w:tentative="1">
+      <w:start w:val="1"/>
+      <w:numFmt w:val="lowerRoman"/>
+      <w:lvlText w:val="%3."/>
+      <w:lvlJc w:val="right"/>
+      <w:pPr>
+        <w:ind w:left="1800" w:hanging="440"/>
+      </w:pPr>
+    </w:lvl>
+    <w:lvl w:ilvl="3" w:tplc="0409000F" w:tentative="1">
+      <w:start w:val="1"/>
+      <w:numFmt w:val="decimal"/>
+      <w:lvlText w:val="%4."/>
+      <w:lvlJc w:val="left"/>
+      <w:pPr>
+        <w:ind w:left="2240" w:hanging="440"/>
+      </w:pPr>
+    </w:lvl>
+    <w:lvl w:ilvl="4" w:tplc="04090019" w:tentative="1">
+      <w:start w:val="1"/>
+      <w:numFmt w:val="lowerLetter"/>
+      <w:lvlText w:val="%5)"/>
+      <w:lvlJc w:val="left"/>
+      <w:pPr>
+        <w:ind w:left="2680" w:hanging="440"/>
+      </w:pPr>
+    </w:lvl>
+    <w:lvl w:ilvl="5" w:tplc="0409001B" w:tentative="1">
+      <w:start w:val="1"/>
+      <w:numFmt w:val="lowerRoman"/>
+      <w:lvlText w:val="%6."/>
+      <w:lvlJc w:val="right"/>
+      <w:pPr>
+        <w:ind w:left="3120" w:hanging="440"/>
+      </w:pPr>
+    </w:lvl>
+    <w:lvl w:ilvl="6" w:tplc="0409000F" w:tentative="1">
+      <w:start w:val="1"/>
+      <w:numFmt w:val="decimal"/>
+      <w:lvlText w:val="%7."/>
+      <w:lvlJc w:val="left"/>
+      <w:pPr>
+        <w:ind w:left="3560" w:hanging="440"/>
+      </w:pPr>
+    </w:lvl>
+    <w:lvl w:ilvl="7" w:tplc="04090019" w:tentative="1">
+      <w:start w:val="1"/>
+      <w:numFmt w:val="lowerLetter"/>
+      <w:lvlText w:val="%8)"/>
+      <w:lvlJc w:val="left"/>
+      <w:pPr>
+        <w:ind w:left="4000" w:hanging="440"/>
+      </w:pPr>
+    </w:lvl>
+    <w:lvl w:ilvl="8" w:tplc="0409001B" w:tentative="1">
+      <w:start w:val="1"/>
+      <w:numFmt w:val="lowerRoman"/>
+      <w:lvlText w:val="%9."/>
+      <w:lvlJc w:val="right"/>
+      <w:pPr>
+        <w:ind w:left="4440" w:hanging="440"/>
+      </w:pPr>
+    </w:lvl>
+  </w:abstractNum>
+  <w:num w:numId="1" w16cid:durableId="503979005">
+    <w:abstractNumId w:val="1"/>
+  </w:num>
+  <w:num w:numId="2" w16cid:durableId="313294569">
+    <w:abstractNumId w:val="0"/>
+  </w:num>
+</w:numbering>
 </file>
 
 <file path=word/styles.xml><?xml version="1.0" encoding="utf-8"?>
@@ -25589,7 +29158,6 @@
   <w:style w:type="character" w:default="1" w:styleId="a0">
     <w:name w:val="Default Paragraph Font"/>
     <w:uiPriority w:val="1"/>
-    <w:semiHidden/>
     <w:unhideWhenUsed/>
   </w:style>
   <w:style w:type="table" w:default="1" w:styleId="a1">
@@ -26030,6 +29598,39 @@
       <w:szCs w:val="18"/>
     </w:rPr>
   </w:style>
+  <w:style w:type="character" w:customStyle="1" w:styleId="AMEquationSection">
+    <w:name w:val="AMEquationSection"/>
+    <w:basedOn w:val="a0"/>
+    <w:rsid w:val="002B457E"/>
+    <w:rPr>
+      <w:vanish/>
+      <w:color w:val="FF0000"/>
+    </w:rPr>
+  </w:style>
+  <w:style w:type="paragraph" w:customStyle="1" w:styleId="AMDisplayEquation">
+    <w:name w:val="AMDisplayEquation"/>
+    <w:basedOn w:val="a"/>
+    <w:next w:val="a"/>
+    <w:link w:val="AMDisplayEquation0"/>
+    <w:rsid w:val="00CB5660"/>
+    <w:pPr>
+      <w:tabs>
+        <w:tab w:val="center" w:pos="4160"/>
+        <w:tab w:val="right" w:pos="8300"/>
+      </w:tabs>
+      <w:jc w:val="center"/>
+    </w:pPr>
+  </w:style>
+  <w:style w:type="character" w:customStyle="1" w:styleId="AMDisplayEquation0">
+    <w:name w:val="AMDisplayEquation 字符"/>
+    <w:basedOn w:val="a0"/>
+    <w:link w:val="AMDisplayEquation"/>
+    <w:rsid w:val="00CB5660"/>
+    <w:rPr>
+      <w:rFonts w:ascii="Times New Roman" w:eastAsia="楷体" w:hAnsi="Times New Roman"/>
+      <w:sz w:val="24"/>
+    </w:rPr>
+  </w:style>
 </w:styles>
 </file>
 

--- a/推导.docx
+++ b/推导.docx
@@ -25861,10 +25861,10 @@
             <v:path o:extrusionok="f" gradientshapeok="t" o:connecttype="rect"/>
             <o:lock v:ext="edit" aspectratio="t"/>
           </v:shapetype>
-          <v:shape id="_x0000_i1025" type="#_x0000_t75" style="width:332pt;height:195.5pt" o:ole="">
+          <v:shape id="_x0000_i1025" type="#_x0000_t75" style="width:332.15pt;height:195.7pt" o:ole="">
             <v:imagedata r:id="rId9" o:title=""/>
           </v:shape>
-          <o:OLEObject Type="Embed" ProgID="Equation.AxMath" ShapeID="_x0000_i1025" DrawAspect="Content" ObjectID="_1839005315" r:id="rId10"/>
+          <o:OLEObject Type="Embed" ProgID="Equation.AxMath" ShapeID="_x0000_i1025" DrawAspect="Content" ObjectID="_1839160833" r:id="rId10"/>
         </w:object>
       </w:r>
       <w:r>
@@ -25916,10 +25916,10 @@
           <w:position w:val="-62"/>
         </w:rPr>
         <w:object w:dxaOrig="4617" w:dyaOrig="1389" w14:anchorId="0034CB24">
-          <v:shape id="_x0000_i1026" type="#_x0000_t75" style="width:231pt;height:69.5pt" o:ole="">
+          <v:shape id="_x0000_i1026" type="#_x0000_t75" style="width:231pt;height:69.35pt" o:ole="">
             <v:imagedata r:id="rId11" o:title=""/>
           </v:shape>
-          <o:OLEObject Type="Embed" ProgID="Equation.AxMath" ShapeID="_x0000_i1026" DrawAspect="Content" ObjectID="_1839005316" r:id="rId12"/>
+          <o:OLEObject Type="Embed" ProgID="Equation.AxMath" ShapeID="_x0000_i1026" DrawAspect="Content" ObjectID="_1839160834" r:id="rId12"/>
         </w:object>
       </w:r>
       <w:r>
@@ -25971,10 +25971,10 @@
           <w:position w:val="-61"/>
         </w:rPr>
         <w:object w:dxaOrig="2461" w:dyaOrig="1365" w14:anchorId="431DAA8A">
-          <v:shape id="_x0000_i1027" type="#_x0000_t75" style="width:122.5pt;height:68.5pt" o:ole="">
+          <v:shape id="_x0000_i1027" type="#_x0000_t75" style="width:122.35pt;height:68.45pt" o:ole="">
             <v:imagedata r:id="rId13" o:title=""/>
           </v:shape>
-          <o:OLEObject Type="Embed" ProgID="Equation.AxMath" ShapeID="_x0000_i1027" DrawAspect="Content" ObjectID="_1839005317" r:id="rId14"/>
+          <o:OLEObject Type="Embed" ProgID="Equation.AxMath" ShapeID="_x0000_i1027" DrawAspect="Content" ObjectID="_1839160835" r:id="rId14"/>
         </w:object>
       </w:r>
       <w:r>
@@ -26027,10 +26027,10 @@
           <w:position w:val="-242"/>
         </w:rPr>
         <w:object w:dxaOrig="6356" w:dyaOrig="5032" w14:anchorId="7DBF881D">
-          <v:shape id="_x0000_i1028" type="#_x0000_t75" style="width:318pt;height:251.5pt" o:ole="">
+          <v:shape id="_x0000_i1028" type="#_x0000_t75" style="width:318.05pt;height:251.8pt" o:ole="">
             <v:imagedata r:id="rId15" o:title=""/>
           </v:shape>
-          <o:OLEObject Type="Embed" ProgID="Equation.AxMath" ShapeID="_x0000_i1028" DrawAspect="Content" ObjectID="_1839005318" r:id="rId16"/>
+          <o:OLEObject Type="Embed" ProgID="Equation.AxMath" ShapeID="_x0000_i1028" DrawAspect="Content" ObjectID="_1839160836" r:id="rId16"/>
         </w:object>
       </w:r>
       <w:r>
@@ -26220,10 +26220,10 @@
           <w:position w:val="-12"/>
         </w:rPr>
         <w:object w:dxaOrig="311" w:dyaOrig="358" w14:anchorId="3430A713">
-          <v:shape id="_x0000_i1029" type="#_x0000_t75" style="width:15.5pt;height:18pt" o:ole="">
+          <v:shape id="_x0000_i1029" type="#_x0000_t75" style="width:15.45pt;height:18.1pt" o:ole="">
             <v:imagedata r:id="rId17" o:title=""/>
           </v:shape>
-          <o:OLEObject Type="Embed" ProgID="Equation.AxMath" ShapeID="_x0000_i1029" DrawAspect="Content" ObjectID="_1839005319" r:id="rId18"/>
+          <o:OLEObject Type="Embed" ProgID="Equation.AxMath" ShapeID="_x0000_i1029" DrawAspect="Content" ObjectID="_1839160837" r:id="rId18"/>
         </w:object>
       </w:r>
       <w:r>
@@ -26237,10 +26237,10 @@
           <w:position w:val="-12"/>
         </w:rPr>
         <w:object w:dxaOrig="815" w:dyaOrig="372" w14:anchorId="18F695A7">
-          <v:shape id="_x0000_i1030" type="#_x0000_t75" style="width:40.5pt;height:19pt" o:ole="">
+          <v:shape id="_x0000_i1030" type="#_x0000_t75" style="width:40.65pt;height:19pt" o:ole="">
             <v:imagedata r:id="rId19" o:title=""/>
           </v:shape>
-          <o:OLEObject Type="Embed" ProgID="Equation.AxMath" ShapeID="_x0000_i1030" DrawAspect="Content" ObjectID="_1839005320" r:id="rId20"/>
+          <o:OLEObject Type="Embed" ProgID="Equation.AxMath" ShapeID="_x0000_i1030" DrawAspect="Content" ObjectID="_1839160838" r:id="rId20"/>
         </w:object>
       </w:r>
       <w:r>
@@ -26266,10 +26266,10 @@
           <w:position w:val="-34"/>
         </w:rPr>
         <w:object w:dxaOrig="3724" w:dyaOrig="820" w14:anchorId="3E9C8D33">
-          <v:shape id="_x0000_i1031" type="#_x0000_t75" style="width:186pt;height:41.5pt" o:ole="">
+          <v:shape id="_x0000_i1031" type="#_x0000_t75" style="width:185.95pt;height:41.5pt" o:ole="">
             <v:imagedata r:id="rId21" o:title=""/>
           </v:shape>
-          <o:OLEObject Type="Embed" ProgID="Equation.AxMath" ShapeID="_x0000_i1031" DrawAspect="Content" ObjectID="_1839005321" r:id="rId22"/>
+          <o:OLEObject Type="Embed" ProgID="Equation.AxMath" ShapeID="_x0000_i1031" DrawAspect="Content" ObjectID="_1839160839" r:id="rId22"/>
         </w:object>
       </w:r>
       <w:r>
@@ -26341,10 +26341,10 @@
           <w:position w:val="-12"/>
         </w:rPr>
         <w:object w:dxaOrig="638" w:dyaOrig="358" w14:anchorId="49690A82">
-          <v:shape id="_x0000_i1032" type="#_x0000_t75" style="width:32pt;height:18pt" o:ole="">
+          <v:shape id="_x0000_i1032" type="#_x0000_t75" style="width:31.8pt;height:18.1pt" o:ole="">
             <v:imagedata r:id="rId23" o:title=""/>
           </v:shape>
-          <o:OLEObject Type="Embed" ProgID="Equation.AxMath" ShapeID="_x0000_i1032" DrawAspect="Content" ObjectID="_1839005322" r:id="rId24"/>
+          <o:OLEObject Type="Embed" ProgID="Equation.AxMath" ShapeID="_x0000_i1032" DrawAspect="Content" ObjectID="_1839160840" r:id="rId24"/>
         </w:object>
       </w:r>
       <w:r>
@@ -26358,10 +26358,10 @@
           <w:position w:val="-12"/>
         </w:rPr>
         <w:object w:dxaOrig="196" w:dyaOrig="358" w14:anchorId="436B3D56">
-          <v:shape id="_x0000_i1033" type="#_x0000_t75" style="width:10pt;height:18pt" o:ole="">
+          <v:shape id="_x0000_i1033" type="#_x0000_t75" style="width:10.15pt;height:18.1pt" o:ole="">
             <v:imagedata r:id="rId25" o:title=""/>
           </v:shape>
-          <o:OLEObject Type="Embed" ProgID="Equation.AxMath" ShapeID="_x0000_i1033" DrawAspect="Content" ObjectID="_1839005323" r:id="rId26"/>
+          <o:OLEObject Type="Embed" ProgID="Equation.AxMath" ShapeID="_x0000_i1033" DrawAspect="Content" ObjectID="_1839160841" r:id="rId26"/>
         </w:object>
       </w:r>
       <w:r>
@@ -26384,10 +26384,10 @@
           <w:position w:val="-12"/>
         </w:rPr>
         <w:object w:dxaOrig="2254" w:dyaOrig="358" w14:anchorId="096C309A">
-          <v:shape id="_x0000_i1034" type="#_x0000_t75" style="width:112.5pt;height:18pt" o:ole="">
+          <v:shape id="_x0000_i1034" type="#_x0000_t75" style="width:112.65pt;height:18.1pt" o:ole="">
             <v:imagedata r:id="rId27" o:title=""/>
           </v:shape>
-          <o:OLEObject Type="Embed" ProgID="Equation.AxMath" ShapeID="_x0000_i1034" DrawAspect="Content" ObjectID="_1839005324" r:id="rId28"/>
+          <o:OLEObject Type="Embed" ProgID="Equation.AxMath" ShapeID="_x0000_i1034" DrawAspect="Content" ObjectID="_1839160842" r:id="rId28"/>
         </w:object>
       </w:r>
       <w:r>
@@ -26473,10 +26473,10 @@
           <w:position w:val="-12"/>
         </w:rPr>
         <w:object w:dxaOrig="236" w:dyaOrig="359" w14:anchorId="299B9AFE">
-          <v:shape id="_x0000_i1035" type="#_x0000_t75" style="width:12pt;height:18pt" o:ole="">
+          <v:shape id="_x0000_i1035" type="#_x0000_t75" style="width:11.95pt;height:18.1pt" o:ole="">
             <v:imagedata r:id="rId29" o:title=""/>
           </v:shape>
-          <o:OLEObject Type="Embed" ProgID="Equation.AxMath" ShapeID="_x0000_i1035" DrawAspect="Content" ObjectID="_1839005325" r:id="rId30"/>
+          <o:OLEObject Type="Embed" ProgID="Equation.AxMath" ShapeID="_x0000_i1035" DrawAspect="Content" ObjectID="_1839160843" r:id="rId30"/>
         </w:object>
       </w:r>
       <w:r>
@@ -26502,10 +26502,10 @@
           <w:position w:val="-12"/>
         </w:rPr>
         <w:object w:dxaOrig="179" w:dyaOrig="358" w14:anchorId="6E6ADC6F">
-          <v:shape id="_x0000_i1036" type="#_x0000_t75" style="width:9pt;height:18pt" o:ole="">
+          <v:shape id="_x0000_i1036" type="#_x0000_t75" style="width:8.85pt;height:18.1pt" o:ole="">
             <v:imagedata r:id="rId31" o:title=""/>
           </v:shape>
-          <o:OLEObject Type="Embed" ProgID="Equation.AxMath" ShapeID="_x0000_i1036" DrawAspect="Content" ObjectID="_1839005326" r:id="rId32"/>
+          <o:OLEObject Type="Embed" ProgID="Equation.AxMath" ShapeID="_x0000_i1036" DrawAspect="Content" ObjectID="_1839160844" r:id="rId32"/>
         </w:object>
       </w:r>
       <w:r>
@@ -26528,10 +26528,10 @@
           <w:position w:val="-12"/>
         </w:rPr>
         <w:object w:dxaOrig="2591" w:dyaOrig="377" w14:anchorId="2F22AC6C">
-          <v:shape id="_x0000_i1037" type="#_x0000_t75" style="width:129.5pt;height:19pt" o:ole="">
+          <v:shape id="_x0000_i1037" type="#_x0000_t75" style="width:129.4pt;height:19pt" o:ole="">
             <v:imagedata r:id="rId33" o:title=""/>
           </v:shape>
-          <o:OLEObject Type="Embed" ProgID="Equation.AxMath" ShapeID="_x0000_i1037" DrawAspect="Content" ObjectID="_1839005327" r:id="rId34"/>
+          <o:OLEObject Type="Embed" ProgID="Equation.AxMath" ShapeID="_x0000_i1037" DrawAspect="Content" ObjectID="_1839160845" r:id="rId34"/>
         </w:object>
       </w:r>
       <w:r>
@@ -26606,10 +26606,10 @@
           <w:position w:val="-12"/>
         </w:rPr>
         <w:object w:dxaOrig="969" w:dyaOrig="359" w14:anchorId="2D275DFF">
-          <v:shape id="_x0000_i1038" type="#_x0000_t75" style="width:48pt;height:18pt" o:ole="">
+          <v:shape id="_x0000_i1038" type="#_x0000_t75" style="width:48.15pt;height:18.1pt" o:ole="">
             <v:imagedata r:id="rId35" o:title=""/>
           </v:shape>
-          <o:OLEObject Type="Embed" ProgID="Equation.AxMath" ShapeID="_x0000_i1038" DrawAspect="Content" ObjectID="_1839005328" r:id="rId36"/>
+          <o:OLEObject Type="Embed" ProgID="Equation.AxMath" ShapeID="_x0000_i1038" DrawAspect="Content" ObjectID="_1839160846" r:id="rId36"/>
         </w:object>
       </w:r>
       <w:r>
@@ -26672,10 +26672,10 @@
           <w:position w:val="-12"/>
         </w:rPr>
         <w:object w:dxaOrig="1375" w:dyaOrig="372" w14:anchorId="514A9494">
-          <v:shape id="_x0000_i1039" type="#_x0000_t75" style="width:69pt;height:19pt" o:ole="">
+          <v:shape id="_x0000_i1039" type="#_x0000_t75" style="width:68.9pt;height:19pt" o:ole="">
             <v:imagedata r:id="rId37" o:title=""/>
           </v:shape>
-          <o:OLEObject Type="Embed" ProgID="Equation.AxMath" ShapeID="_x0000_i1039" DrawAspect="Content" ObjectID="_1839005329" r:id="rId38"/>
+          <o:OLEObject Type="Embed" ProgID="Equation.AxMath" ShapeID="_x0000_i1039" DrawAspect="Content" ObjectID="_1839160847" r:id="rId38"/>
         </w:object>
       </w:r>
       <w:r>
@@ -26738,10 +26738,10 @@
           <w:position w:val="-13"/>
         </w:rPr>
         <w:object w:dxaOrig="2388" w:dyaOrig="391" w14:anchorId="326602FD">
-          <v:shape id="_x0000_i1040" type="#_x0000_t75" style="width:119.5pt;height:19.5pt" o:ole="">
+          <v:shape id="_x0000_i1040" type="#_x0000_t75" style="width:119.7pt;height:19.45pt" o:ole="">
             <v:imagedata r:id="rId39" o:title=""/>
           </v:shape>
-          <o:OLEObject Type="Embed" ProgID="Equation.AxMath" ShapeID="_x0000_i1040" DrawAspect="Content" ObjectID="_1839005330" r:id="rId40"/>
+          <o:OLEObject Type="Embed" ProgID="Equation.AxMath" ShapeID="_x0000_i1040" DrawAspect="Content" ObjectID="_1839160848" r:id="rId40"/>
         </w:object>
       </w:r>
       <w:r>
@@ -26801,10 +26801,10 @@
           <w:position w:val="-12"/>
         </w:rPr>
         <w:object w:dxaOrig="329" w:dyaOrig="359" w14:anchorId="38B3B3C8">
-          <v:shape id="_x0000_i1041" type="#_x0000_t75" style="width:16.5pt;height:18pt" o:ole="">
+          <v:shape id="_x0000_i1041" type="#_x0000_t75" style="width:16.35pt;height:18.1pt" o:ole="">
             <v:imagedata r:id="rId41" o:title=""/>
           </v:shape>
-          <o:OLEObject Type="Embed" ProgID="Equation.AxMath" ShapeID="_x0000_i1041" DrawAspect="Content" ObjectID="_1839005331" r:id="rId42"/>
+          <o:OLEObject Type="Embed" ProgID="Equation.AxMath" ShapeID="_x0000_i1041" DrawAspect="Content" ObjectID="_1839160849" r:id="rId42"/>
         </w:object>
       </w:r>
       <w:r>
@@ -26818,10 +26818,10 @@
           <w:position w:val="-12"/>
         </w:rPr>
         <w:object w:dxaOrig="628" w:dyaOrig="377" w14:anchorId="3DE37C44">
-          <v:shape id="_x0000_i1042" type="#_x0000_t75" style="width:31.5pt;height:19pt" o:ole="">
+          <v:shape id="_x0000_i1042" type="#_x0000_t75" style="width:31.35pt;height:19pt" o:ole="">
             <v:imagedata r:id="rId43" o:title=""/>
           </v:shape>
-          <o:OLEObject Type="Embed" ProgID="Equation.AxMath" ShapeID="_x0000_i1042" DrawAspect="Content" ObjectID="_1839005332" r:id="rId44"/>
+          <o:OLEObject Type="Embed" ProgID="Equation.AxMath" ShapeID="_x0000_i1042" DrawAspect="Content" ObjectID="_1839160850" r:id="rId44"/>
         </w:object>
       </w:r>
       <w:r>
@@ -26841,10 +26841,10 @@
           <w:position w:val="-12"/>
         </w:rPr>
         <w:object w:dxaOrig="178" w:dyaOrig="358" w14:anchorId="3AD1C18E">
-          <v:shape id="_x0000_i1043" type="#_x0000_t75" style="width:8.5pt;height:18pt" o:ole="">
+          <v:shape id="_x0000_i1043" type="#_x0000_t75" style="width:8.4pt;height:18.1pt" o:ole="">
             <v:imagedata r:id="rId45" o:title=""/>
           </v:shape>
-          <o:OLEObject Type="Embed" ProgID="Equation.AxMath" ShapeID="_x0000_i1043" DrawAspect="Content" ObjectID="_1839005333" r:id="rId46"/>
+          <o:OLEObject Type="Embed" ProgID="Equation.AxMath" ShapeID="_x0000_i1043" DrawAspect="Content" ObjectID="_1839160851" r:id="rId46"/>
         </w:object>
       </w:r>
       <w:r>
@@ -26858,10 +26858,10 @@
           <w:position w:val="-12"/>
         </w:rPr>
         <w:object w:dxaOrig="235" w:dyaOrig="358" w14:anchorId="21D289E0">
-          <v:shape id="_x0000_i1044" type="#_x0000_t75" style="width:12pt;height:18pt" o:ole="">
+          <v:shape id="_x0000_i1044" type="#_x0000_t75" style="width:11.95pt;height:18.1pt" o:ole="">
             <v:imagedata r:id="rId47" o:title=""/>
           </v:shape>
-          <o:OLEObject Type="Embed" ProgID="Equation.AxMath" ShapeID="_x0000_i1044" DrawAspect="Content" ObjectID="_1839005334" r:id="rId48"/>
+          <o:OLEObject Type="Embed" ProgID="Equation.AxMath" ShapeID="_x0000_i1044" DrawAspect="Content" ObjectID="_1839160852" r:id="rId48"/>
         </w:object>
       </w:r>
       <w:r>
@@ -26875,10 +26875,10 @@
           <w:position w:val="-12"/>
         </w:rPr>
         <w:object w:dxaOrig="178" w:dyaOrig="358" w14:anchorId="1448DBD6">
-          <v:shape id="_x0000_i1045" type="#_x0000_t75" style="width:8.5pt;height:18pt" o:ole="">
+          <v:shape id="_x0000_i1045" type="#_x0000_t75" style="width:8.4pt;height:18.1pt" o:ole="">
             <v:imagedata r:id="rId45" o:title=""/>
           </v:shape>
-          <o:OLEObject Type="Embed" ProgID="Equation.AxMath" ShapeID="_x0000_i1045" DrawAspect="Content" ObjectID="_1839005335" r:id="rId49"/>
+          <o:OLEObject Type="Embed" ProgID="Equation.AxMath" ShapeID="_x0000_i1045" DrawAspect="Content" ObjectID="_1839160853" r:id="rId49"/>
         </w:object>
       </w:r>
       <w:r>
@@ -26901,10 +26901,10 @@
           <w:position w:val="-72"/>
         </w:rPr>
         <w:object w:dxaOrig="2940" w:dyaOrig="1587" w14:anchorId="57CF477B">
-          <v:shape id="_x0000_i1046" type="#_x0000_t75" style="width:147pt;height:79.5pt" o:ole="">
+          <v:shape id="_x0000_i1046" type="#_x0000_t75" style="width:147.1pt;height:79.5pt" o:ole="">
             <v:imagedata r:id="rId50" o:title=""/>
           </v:shape>
-          <o:OLEObject Type="Embed" ProgID="Equation.AxMath" ShapeID="_x0000_i1046" DrawAspect="Content" ObjectID="_1839005336" r:id="rId51"/>
+          <o:OLEObject Type="Embed" ProgID="Equation.AxMath" ShapeID="_x0000_i1046" DrawAspect="Content" ObjectID="_1839160854" r:id="rId51"/>
         </w:object>
       </w:r>
       <w:r>
@@ -26960,10 +26960,10 @@
           <w:position w:val="-12"/>
         </w:rPr>
         <w:object w:dxaOrig="235" w:dyaOrig="358" w14:anchorId="09711E16">
-          <v:shape id="_x0000_i1047" type="#_x0000_t75" style="width:12pt;height:18pt" o:ole="">
+          <v:shape id="_x0000_i1047" type="#_x0000_t75" style="width:11.95pt;height:18.1pt" o:ole="">
             <v:imagedata r:id="rId47" o:title=""/>
           </v:shape>
-          <o:OLEObject Type="Embed" ProgID="Equation.AxMath" ShapeID="_x0000_i1047" DrawAspect="Content" ObjectID="_1839005337" r:id="rId52"/>
+          <o:OLEObject Type="Embed" ProgID="Equation.AxMath" ShapeID="_x0000_i1047" DrawAspect="Content" ObjectID="_1839160855" r:id="rId52"/>
         </w:object>
       </w:r>
       <w:r>
@@ -26978,21 +26978,11 @@
       <w:r>
         <w:instrText xml:space="preserve"> GOTOBUTTON ZEqnNum501807  \* MERGEFORMAT </w:instrText>
       </w:r>
-      <w:r>
-        <w:fldChar w:fldCharType="begin"/>
-      </w:r>
-      <w:r>
-        <w:instrText xml:space="preserve"> REF ZEqnNum501807 \* Charformat \! \* MERGEFORMAT </w:instrText>
-      </w:r>
-      <w:r>
-        <w:fldChar w:fldCharType="separate"/>
-      </w:r>
-      <w:r>
-        <w:instrText>(7)</w:instrText>
-      </w:r>
-      <w:r>
-        <w:fldChar w:fldCharType="end"/>
-      </w:r>
+      <w:fldSimple w:instr=" REF ZEqnNum501807 \* Charformat \! \* MERGEFORMAT ">
+        <w:r>
+          <w:instrText>(7)</w:instrText>
+        </w:r>
+      </w:fldSimple>
       <w:r>
         <w:fldChar w:fldCharType="end"/>
       </w:r>
@@ -27016,10 +27006,10 @@
           <w:position w:val="-31"/>
         </w:rPr>
         <w:object w:dxaOrig="3080" w:dyaOrig="760" w14:anchorId="514F58BE">
-          <v:shape id="_x0000_i1048" type="#_x0000_t75" style="width:154pt;height:38pt" o:ole="">
+          <v:shape id="_x0000_i1048" type="#_x0000_t75" style="width:154.15pt;height:38pt" o:ole="">
             <v:imagedata r:id="rId53" o:title=""/>
           </v:shape>
-          <o:OLEObject Type="Embed" ProgID="Equation.AxMath" ShapeID="_x0000_i1048" DrawAspect="Content" ObjectID="_1839005338" r:id="rId54"/>
+          <o:OLEObject Type="Embed" ProgID="Equation.AxMath" ShapeID="_x0000_i1048" DrawAspect="Content" ObjectID="_1839160856" r:id="rId54"/>
         </w:object>
       </w:r>
       <w:r>
@@ -27083,10 +27073,10 @@
           <w:position w:val="-55"/>
         </w:rPr>
         <w:object w:dxaOrig="3417" w:dyaOrig="1243" w14:anchorId="118CE9BA">
-          <v:shape id="_x0000_i1049" type="#_x0000_t75" style="width:171pt;height:62pt" o:ole="">
+          <v:shape id="_x0000_i1049" type="#_x0000_t75" style="width:170.95pt;height:61.85pt" o:ole="">
             <v:imagedata r:id="rId55" o:title=""/>
           </v:shape>
-          <o:OLEObject Type="Embed" ProgID="Equation.AxMath" ShapeID="_x0000_i1049" DrawAspect="Content" ObjectID="_1839005339" r:id="rId56"/>
+          <o:OLEObject Type="Embed" ProgID="Equation.AxMath" ShapeID="_x0000_i1049" DrawAspect="Content" ObjectID="_1839160857" r:id="rId56"/>
         </w:object>
       </w:r>
       <w:r>
@@ -27149,10 +27139,10 @@
           <w:position w:val="-12"/>
         </w:rPr>
         <w:object w:dxaOrig="5492" w:dyaOrig="375" w14:anchorId="7E7495BB">
-          <v:shape id="_x0000_i1050" type="#_x0000_t75" style="width:275pt;height:19pt" o:ole="">
+          <v:shape id="_x0000_i1050" type="#_x0000_t75" style="width:274.75pt;height:19pt" o:ole="">
             <v:imagedata r:id="rId57" o:title=""/>
           </v:shape>
-          <o:OLEObject Type="Embed" ProgID="Equation.AxMath" ShapeID="_x0000_i1050" DrawAspect="Content" ObjectID="_1839005340" r:id="rId58"/>
+          <o:OLEObject Type="Embed" ProgID="Equation.AxMath" ShapeID="_x0000_i1050" DrawAspect="Content" ObjectID="_1839160858" r:id="rId58"/>
         </w:object>
       </w:r>
       <w:r>
@@ -27271,10 +27261,10 @@
           <w:position w:val="-17"/>
         </w:rPr>
         <w:object w:dxaOrig="3578" w:dyaOrig="477" w14:anchorId="26043ACA">
-          <v:shape id="_x0000_i1120" type="#_x0000_t75" style="width:178.5pt;height:24pt" o:ole="">
+          <v:shape id="_x0000_i1051" type="#_x0000_t75" style="width:178.45pt;height:23.85pt" o:ole="">
             <v:imagedata r:id="rId59" o:title=""/>
           </v:shape>
-          <o:OLEObject Type="Embed" ProgID="Equation.AxMath" ShapeID="_x0000_i1120" DrawAspect="Content" ObjectID="_1839005341" r:id="rId60"/>
+          <o:OLEObject Type="Embed" ProgID="Equation.AxMath" ShapeID="_x0000_i1051" DrawAspect="Content" ObjectID="_1839160859" r:id="rId60"/>
         </w:object>
       </w:r>
       <w:r>
@@ -27328,10 +27318,10 @@
           <w:position w:val="-12"/>
         </w:rPr>
         <w:object w:dxaOrig="311" w:dyaOrig="358" w14:anchorId="58F3FE31">
-          <v:shape id="_x0000_i1052" type="#_x0000_t75" style="width:15.5pt;height:18pt" o:ole="">
+          <v:shape id="_x0000_i1052" type="#_x0000_t75" style="width:15.45pt;height:18.1pt" o:ole="">
             <v:imagedata r:id="rId17" o:title=""/>
           </v:shape>
-          <o:OLEObject Type="Embed" ProgID="Equation.AxMath" ShapeID="_x0000_i1052" DrawAspect="Content" ObjectID="_1839005342" r:id="rId61"/>
+          <o:OLEObject Type="Embed" ProgID="Equation.AxMath" ShapeID="_x0000_i1052" DrawAspect="Content" ObjectID="_1839160860" r:id="rId61"/>
         </w:object>
       </w:r>
       <w:r>
@@ -27354,10 +27344,10 @@
           <w:position w:val="-12"/>
         </w:rPr>
         <w:object w:dxaOrig="1151" w:dyaOrig="361" w14:anchorId="160935ED">
-          <v:shape id="_x0000_i1053" type="#_x0000_t75" style="width:57.5pt;height:18pt" o:ole="">
+          <v:shape id="_x0000_i1053" type="#_x0000_t75" style="width:57.4pt;height:18.1pt" o:ole="">
             <v:imagedata r:id="rId62" o:title=""/>
           </v:shape>
-          <o:OLEObject Type="Embed" ProgID="Equation.AxMath" ShapeID="_x0000_i1053" DrawAspect="Content" ObjectID="_1839005343" r:id="rId63"/>
+          <o:OLEObject Type="Embed" ProgID="Equation.AxMath" ShapeID="_x0000_i1053" DrawAspect="Content" ObjectID="_1839160861" r:id="rId63"/>
         </w:object>
       </w:r>
       <w:r>
@@ -27411,10 +27401,10 @@
           <w:position w:val="-12"/>
         </w:rPr>
         <w:object w:dxaOrig="680" w:dyaOrig="359" w14:anchorId="1D582210">
-          <v:shape id="_x0000_i1054" type="#_x0000_t75" style="width:34pt;height:18pt" o:ole="">
+          <v:shape id="_x0000_i1054" type="#_x0000_t75" style="width:34pt;height:18.1pt" o:ole="">
             <v:imagedata r:id="rId64" o:title=""/>
           </v:shape>
-          <o:OLEObject Type="Embed" ProgID="Equation.AxMath" ShapeID="_x0000_i1054" DrawAspect="Content" ObjectID="_1839005344" r:id="rId65"/>
+          <o:OLEObject Type="Embed" ProgID="Equation.AxMath" ShapeID="_x0000_i1054" DrawAspect="Content" ObjectID="_1839160862" r:id="rId65"/>
         </w:object>
       </w:r>
       <w:r>
@@ -27440,10 +27430,10 @@
           <w:position w:val="-12"/>
         </w:rPr>
         <w:object w:dxaOrig="260" w:dyaOrig="359" w14:anchorId="76DF0E53">
-          <v:shape id="_x0000_i1055" type="#_x0000_t75" style="width:13pt;height:18pt" o:ole="">
+          <v:shape id="_x0000_i1055" type="#_x0000_t75" style="width:12.8pt;height:18.1pt" o:ole="">
             <v:imagedata r:id="rId66" o:title=""/>
           </v:shape>
-          <o:OLEObject Type="Embed" ProgID="Equation.AxMath" ShapeID="_x0000_i1055" DrawAspect="Content" ObjectID="_1839005345" r:id="rId67"/>
+          <o:OLEObject Type="Embed" ProgID="Equation.AxMath" ShapeID="_x0000_i1055" DrawAspect="Content" ObjectID="_1839160863" r:id="rId67"/>
         </w:object>
       </w:r>
       <w:r>
@@ -27466,10 +27456,10 @@
           <w:position w:val="-33"/>
         </w:rPr>
         <w:object w:dxaOrig="1647" w:dyaOrig="784" w14:anchorId="6CBACECF">
-          <v:shape id="_x0000_i1056" type="#_x0000_t75" style="width:82.5pt;height:39.5pt" o:ole="">
+          <v:shape id="_x0000_i1056" type="#_x0000_t75" style="width:82.6pt;height:39.3pt" o:ole="">
             <v:imagedata r:id="rId68" o:title=""/>
           </v:shape>
-          <o:OLEObject Type="Embed" ProgID="Equation.AxMath" ShapeID="_x0000_i1056" DrawAspect="Content" ObjectID="_1839005346" r:id="rId69"/>
+          <o:OLEObject Type="Embed" ProgID="Equation.AxMath" ShapeID="_x0000_i1056" DrawAspect="Content" ObjectID="_1839160864" r:id="rId69"/>
         </w:object>
       </w:r>
       <w:r>
@@ -27526,25 +27516,15 @@
       <w:r>
         <w:instrText xml:space="preserve"> GOTOBUTTON ZEqnNum750922  \* MERGEFORMAT </w:instrText>
       </w:r>
-      <w:r>
-        <w:fldChar w:fldCharType="begin"/>
-      </w:r>
-      <w:r>
-        <w:instrText xml:space="preserve"> REF ZEqnNum750922 \* Charformat \! \* MERGEFORMAT </w:instrText>
-      </w:r>
-      <w:r>
-        <w:fldChar w:fldCharType="separate"/>
-      </w:r>
-      <w:r>
-        <w:instrText>(13)</w:instrText>
-      </w:r>
+      <w:fldSimple w:instr=" REF ZEqnNum750922 \* Charformat \! \* MERGEFORMAT ">
+        <w:r>
+          <w:instrText>(13)</w:instrText>
+        </w:r>
+      </w:fldSimple>
       <w:r>
         <w:fldChar w:fldCharType="end"/>
       </w:r>
       <w:r>
-        <w:fldChar w:fldCharType="end"/>
-      </w:r>
-      <w:r>
         <w:rPr>
           <w:rFonts w:hint="eastAsia"/>
         </w:rPr>
@@ -27555,10 +27535,10 @@
           <w:position w:val="-12"/>
         </w:rPr>
         <w:object w:dxaOrig="212" w:dyaOrig="358" w14:anchorId="15462A7E">
-          <v:shape id="_x0000_i1057" type="#_x0000_t75" style="width:10.5pt;height:18pt" o:ole="">
+          <v:shape id="_x0000_i1057" type="#_x0000_t75" style="width:10.6pt;height:18.1pt" o:ole="">
             <v:imagedata r:id="rId70" o:title=""/>
           </v:shape>
-          <o:OLEObject Type="Embed" ProgID="Equation.AxMath" ShapeID="_x0000_i1057" DrawAspect="Content" ObjectID="_1839005347" r:id="rId71"/>
+          <o:OLEObject Type="Embed" ProgID="Equation.AxMath" ShapeID="_x0000_i1057" DrawAspect="Content" ObjectID="_1839160865" r:id="rId71"/>
         </w:object>
       </w:r>
       <w:r>
@@ -27596,7 +27576,7 @@
       <w:pPr>
         <w:ind w:firstLineChars="0" w:firstLine="0"/>
         <w:rPr>
-          <w:rFonts w:ascii="黑体" w:eastAsia="黑体" w:hAnsi="黑体"/>
+          <w:rFonts w:ascii="黑体" w:eastAsia="黑体" w:hAnsi="黑体" w:hint="eastAsia"/>
         </w:rPr>
       </w:pPr>
       <w:r>
@@ -27621,10 +27601,10 @@
           <w:position w:val="-12"/>
         </w:rPr>
         <w:object w:dxaOrig="236" w:dyaOrig="359" w14:anchorId="2A40F2E5">
-          <v:shape id="_x0000_i1073" type="#_x0000_t75" style="width:12pt;height:18pt" o:ole="">
+          <v:shape id="_x0000_i1058" type="#_x0000_t75" style="width:11.95pt;height:18.1pt" o:ole="">
             <v:imagedata r:id="rId72" o:title=""/>
           </v:shape>
-          <o:OLEObject Type="Embed" ProgID="Equation.AxMath" ShapeID="_x0000_i1073" DrawAspect="Content" ObjectID="_1839005348" r:id="rId73">
+          <o:OLEObject Type="Embed" ProgID="Equation.AxMath" ShapeID="_x0000_i1058" DrawAspect="Content" ObjectID="_1839160866" r:id="rId73">
             <o:FieldCodes>\* MERGEFORMAT</o:FieldCodes>
           </o:OLEObject>
         </w:object>
@@ -27640,10 +27620,10 @@
           <w:position w:val="-12"/>
         </w:rPr>
         <w:object w:dxaOrig="258" w:dyaOrig="359" w14:anchorId="0CD3CD98">
-          <v:shape id="_x0000_i1088" type="#_x0000_t75" style="width:13pt;height:18pt" o:ole="">
+          <v:shape id="_x0000_i1059" type="#_x0000_t75" style="width:12.8pt;height:18.1pt" o:ole="">
             <v:imagedata r:id="rId74" o:title=""/>
           </v:shape>
-          <o:OLEObject Type="Embed" ProgID="Equation.AxMath" ShapeID="_x0000_i1088" DrawAspect="Content" ObjectID="_1839005349" r:id="rId75"/>
+          <o:OLEObject Type="Embed" ProgID="Equation.AxMath" ShapeID="_x0000_i1059" DrawAspect="Content" ObjectID="_1839160867" r:id="rId75"/>
         </w:object>
       </w:r>
       <w:r>
@@ -27657,10 +27637,10 @@
           <w:position w:val="-12"/>
         </w:rPr>
         <w:object w:dxaOrig="401" w:dyaOrig="358" w14:anchorId="67E51FA2">
-          <v:shape id="_x0000_i1082" type="#_x0000_t75" style="width:20pt;height:18pt" o:ole="">
+          <v:shape id="_x0000_i1060" type="#_x0000_t75" style="width:19.9pt;height:18.1pt" o:ole="">
             <v:imagedata r:id="rId76" o:title=""/>
           </v:shape>
-          <o:OLEObject Type="Embed" ProgID="Equation.AxMath" ShapeID="_x0000_i1082" DrawAspect="Content" ObjectID="_1839005350" r:id="rId77"/>
+          <o:OLEObject Type="Embed" ProgID="Equation.AxMath" ShapeID="_x0000_i1060" DrawAspect="Content" ObjectID="_1839160868" r:id="rId77"/>
         </w:object>
       </w:r>
       <w:r>
@@ -27685,10 +27665,10 @@
           <w:position w:val="-12"/>
         </w:rPr>
         <w:object w:dxaOrig="236" w:dyaOrig="359" w14:anchorId="07A081C5">
-          <v:shape id="_x0000_i1085" type="#_x0000_t75" style="width:12pt;height:18pt" o:ole="">
-            <v:imagedata r:id="rId78" o:title=""/>
+          <v:shape id="_x0000_i1061" type="#_x0000_t75" style="width:11.95pt;height:18.1pt" o:ole="">
+            <v:imagedata r:id="rId29" o:title=""/>
           </v:shape>
-          <o:OLEObject Type="Embed" ProgID="Equation.AxMath" ShapeID="_x0000_i1085" DrawAspect="Content" ObjectID="_1839005351" r:id="rId79"/>
+          <o:OLEObject Type="Embed" ProgID="Equation.AxMath" ShapeID="_x0000_i1061" DrawAspect="Content" ObjectID="_1839160869" r:id="rId78"/>
         </w:object>
       </w:r>
       <w:r>
@@ -27702,10 +27682,10 @@
           <w:position w:val="-12"/>
         </w:rPr>
         <w:object w:dxaOrig="258" w:dyaOrig="359" w14:anchorId="40F3454B">
-          <v:shape id="_x0000_i1091" type="#_x0000_t75" style="width:13pt;height:18pt" o:ole="">
+          <v:shape id="_x0000_i1062" type="#_x0000_t75" style="width:12.8pt;height:18.1pt" o:ole="">
             <v:imagedata r:id="rId74" o:title=""/>
           </v:shape>
-          <o:OLEObject Type="Embed" ProgID="Equation.AxMath" ShapeID="_x0000_i1091" DrawAspect="Content" ObjectID="_1839005352" r:id="rId80"/>
+          <o:OLEObject Type="Embed" ProgID="Equation.AxMath" ShapeID="_x0000_i1062" DrawAspect="Content" ObjectID="_1839160870" r:id="rId79"/>
         </w:object>
       </w:r>
       <w:r>
@@ -27719,10 +27699,10 @@
           <w:position w:val="-12"/>
         </w:rPr>
         <w:object w:dxaOrig="401" w:dyaOrig="358" w14:anchorId="48F2DAA3">
-          <v:shape id="_x0000_i1094" type="#_x0000_t75" style="width:20pt;height:18pt" o:ole="">
+          <v:shape id="_x0000_i1063" type="#_x0000_t75" style="width:19.9pt;height:18.1pt" o:ole="">
             <v:imagedata r:id="rId76" o:title=""/>
           </v:shape>
-          <o:OLEObject Type="Embed" ProgID="Equation.AxMath" ShapeID="_x0000_i1094" DrawAspect="Content" ObjectID="_1839005353" r:id="rId81"/>
+          <o:OLEObject Type="Embed" ProgID="Equation.AxMath" ShapeID="_x0000_i1063" DrawAspect="Content" ObjectID="_1839160871" r:id="rId80"/>
         </w:object>
       </w:r>
       <w:r>
@@ -27830,29 +27810,23 @@
           <w:position w:val="-12"/>
         </w:rPr>
         <w:object w:dxaOrig="401" w:dyaOrig="358" w14:anchorId="4D73F887">
-          <v:shape id="_x0000_i1097" type="#_x0000_t75" style="width:20pt;height:18pt" o:ole="">
+          <v:shape id="_x0000_i1064" type="#_x0000_t75" style="width:19.9pt;height:18.1pt" o:ole="">
             <v:imagedata r:id="rId76" o:title=""/>
           </v:shape>
-          <o:OLEObject Type="Embed" ProgID="Equation.AxMath" ShapeID="_x0000_i1097" DrawAspect="Content" ObjectID="_1839005354" r:id="rId82"/>
+          <o:OLEObject Type="Embed" ProgID="Equation.AxMath" ShapeID="_x0000_i1064" DrawAspect="Content" ObjectID="_1839160872" r:id="rId81"/>
         </w:object>
       </w:r>
       <w:r>
         <w:rPr>
           <w:rFonts w:hint="eastAsia"/>
         </w:rPr>
-        <w:t>决定“往哪走”（</w:t>
+        <w:t>决定</w:t>
       </w:r>
       <w:r>
         <w:rPr>
           <w:rFonts w:hint="eastAsia"/>
         </w:rPr>
         <w:t>exploitation</w:t>
-      </w:r>
-      <w:r>
-        <w:rPr>
-          <w:rFonts w:hint="eastAsia"/>
-        </w:rPr>
-        <w:t>）</w:t>
       </w:r>
     </w:p>
     <w:p>
@@ -27883,10 +27857,10 @@
           <w:position w:val="-12"/>
         </w:rPr>
         <w:object w:dxaOrig="278" w:dyaOrig="359" w14:anchorId="39B89BEF">
-          <v:shape id="_x0000_i1101" type="#_x0000_t75" style="width:14pt;height:18pt" o:ole="">
-            <v:imagedata r:id="rId83" o:title=""/>
+          <v:shape id="_x0000_i1065" type="#_x0000_t75" style="width:14.15pt;height:18.1pt" o:ole="">
+            <v:imagedata r:id="rId82" o:title=""/>
           </v:shape>
-          <o:OLEObject Type="Embed" ProgID="Equation.AxMath" ShapeID="_x0000_i1101" DrawAspect="Content" ObjectID="_1839005355" r:id="rId84"/>
+          <o:OLEObject Type="Embed" ProgID="Equation.AxMath" ShapeID="_x0000_i1065" DrawAspect="Content" ObjectID="_1839160873" r:id="rId83"/>
         </w:object>
       </w:r>
       <w:r>
@@ -27916,55 +27890,46 @@
           <w:position w:val="-12"/>
         </w:rPr>
         <w:object w:dxaOrig="401" w:dyaOrig="358" w14:anchorId="5883703C">
-          <v:shape id="_x0000_i1104" type="#_x0000_t75" style="width:20pt;height:18pt" o:ole="">
+          <v:shape id="_x0000_i1066" type="#_x0000_t75" style="width:19.9pt;height:18.1pt" o:ole="">
             <v:imagedata r:id="rId76" o:title=""/>
           </v:shape>
-          <o:OLEObject Type="Embed" ProgID="Equation.AxMath" ShapeID="_x0000_i1104" DrawAspect="Content" ObjectID="_1839005356" r:id="rId85"/>
+          <o:OLEObject Type="Embed" ProgID="Equation.AxMath" ShapeID="_x0000_i1066" DrawAspect="Content" ObjectID="_1839160874" r:id="rId84"/>
         </w:object>
       </w:r>
       <w:r>
         <w:rPr>
           <w:rFonts w:hint="eastAsia"/>
         </w:rPr>
-        <w:t>决定“别往哪走”（</w:t>
+        <w:t>决定</w:t>
       </w:r>
       <w:r>
         <w:rPr>
           <w:rFonts w:hint="eastAsia"/>
         </w:rPr>
         <w:t>avoidance</w:t>
-      </w:r>
-      <w:r>
-        <w:rPr>
-          <w:rFonts w:hint="eastAsia"/>
-        </w:rPr>
-        <w:t>）</w:t>
       </w:r>
     </w:p>
     <w:p>
       <w:pPr>
         <w:pStyle w:val="a9"/>
         <w:ind w:left="920" w:firstLineChars="0" w:firstLine="0"/>
+      </w:pPr>
+      <w:r>
         <w:rPr>
           <w:rFonts w:hint="eastAsia"/>
         </w:rPr>
-      </w:pPr>
+        <w:t>对有害差分做</w:t>
+      </w:r>
       <w:r>
         <w:rPr>
           <w:rFonts w:hint="eastAsia"/>
         </w:rPr>
-        <w:t>对有害差分做</w:t>
+        <w:t>PCA</w:t>
       </w:r>
       <w:r>
         <w:rPr>
           <w:rFonts w:hint="eastAsia"/>
         </w:rPr>
-        <w:t>PCA</w:t>
-      </w:r>
-      <w:r>
-        <w:rPr>
-          <w:rFonts w:hint="eastAsia"/>
-        </w:rPr>
         <w:t>，提取主恶化方向</w:t>
       </w:r>
       <w:r>
@@ -27972,10 +27937,10 @@
           <w:position w:val="-12"/>
         </w:rPr>
         <w:object w:dxaOrig="319" w:dyaOrig="359" w14:anchorId="50E21BCA">
-          <v:shape id="_x0000_i1110" type="#_x0000_t75" style="width:16pt;height:18pt" o:ole="">
-            <v:imagedata r:id="rId86" o:title=""/>
+          <v:shape id="_x0000_i1067" type="#_x0000_t75" style="width:15.9pt;height:18.1pt" o:ole="">
+            <v:imagedata r:id="rId85" o:title=""/>
           </v:shape>
-          <o:OLEObject Type="Embed" ProgID="Equation.AxMath" ShapeID="_x0000_i1110" DrawAspect="Content" ObjectID="_1839005357" r:id="rId87"/>
+          <o:OLEObject Type="Embed" ProgID="Equation.AxMath" ShapeID="_x0000_i1067" DrawAspect="Content" ObjectID="_1839160875" r:id="rId86"/>
         </w:object>
       </w:r>
       <w:r>
@@ -27992,10 +27957,10 @@
       </w:pPr>
       <w:r>
         <w:object w:dxaOrig="3930" w:dyaOrig="3198" w14:anchorId="17728842">
-          <v:shape id="_x0000_i1066" type="#_x0000_t75" style="width:196.5pt;height:160pt" o:ole="">
-            <v:imagedata r:id="rId88" o:title=""/>
+          <v:shape id="_x0000_i1068" type="#_x0000_t75" style="width:196.55pt;height:159.9pt" o:ole="">
+            <v:imagedata r:id="rId87" o:title=""/>
           </v:shape>
-          <o:OLEObject Type="Embed" ProgID="AxGlyph.Document" ShapeID="_x0000_i1066" DrawAspect="Content" ObjectID="_1839005358" r:id="rId89"/>
+          <o:OLEObject Type="Embed" ProgID="AxGlyph.Document" ShapeID="_x0000_i1068" DrawAspect="Content" ObjectID="_1839160876" r:id="rId88"/>
         </w:object>
       </w:r>
     </w:p>
@@ -28014,9 +27979,6 @@
       <w:pPr>
         <w:pStyle w:val="AMDisplayEquation"/>
         <w:ind w:firstLine="480"/>
-        <w:rPr>
-          <w:rFonts w:hint="eastAsia"/>
-        </w:rPr>
       </w:pPr>
       <w:r>
         <w:tab/>
@@ -28026,10 +27988,10 @@
           <w:position w:val="-18"/>
         </w:rPr>
         <w:object w:dxaOrig="3779" w:dyaOrig="481" w14:anchorId="647C9F26">
-          <v:shape id="_x0000_i1130" type="#_x0000_t75" style="width:189pt;height:24pt" o:ole="">
-            <v:imagedata r:id="rId90" o:title=""/>
+          <v:shape id="_x0000_i1069" type="#_x0000_t75" style="width:189.05pt;height:23.85pt" o:ole="">
+            <v:imagedata r:id="rId89" o:title=""/>
           </v:shape>
-          <o:OLEObject Type="Embed" ProgID="Equation.AxMath" ShapeID="_x0000_i1130" DrawAspect="Content" ObjectID="_1839005359" r:id="rId91"/>
+          <o:OLEObject Type="Embed" ProgID="Equation.AxMath" ShapeID="_x0000_i1069" DrawAspect="Content" ObjectID="_1839160877" r:id="rId90"/>
         </w:object>
       </w:r>
       <w:r>
@@ -28083,9 +28045,6 @@
       <w:pPr>
         <w:pStyle w:val="AMDisplayEquation"/>
         <w:ind w:firstLine="480"/>
-        <w:rPr>
-          <w:rFonts w:hint="eastAsia"/>
-        </w:rPr>
       </w:pPr>
       <w:r>
         <w:tab/>
@@ -28095,10 +28054,10 @@
           <w:position w:val="-32"/>
         </w:rPr>
         <w:object w:dxaOrig="1573" w:dyaOrig="782" w14:anchorId="2DEE1A6F">
-          <v:shape id="_x0000_i1136" type="#_x0000_t75" style="width:78.5pt;height:39pt" o:ole="">
-            <v:imagedata r:id="rId92" o:title=""/>
+          <v:shape id="_x0000_i1070" type="#_x0000_t75" style="width:78.65pt;height:38.85pt" o:ole="">
+            <v:imagedata r:id="rId91" o:title=""/>
           </v:shape>
-          <o:OLEObject Type="Embed" ProgID="Equation.AxMath" ShapeID="_x0000_i1136" DrawAspect="Content" ObjectID="_1839005360" r:id="rId93"/>
+          <o:OLEObject Type="Embed" ProgID="Equation.AxMath" ShapeID="_x0000_i1070" DrawAspect="Content" ObjectID="_1839160878" r:id="rId92"/>
         </w:object>
       </w:r>
       <w:r>
@@ -28140,54 +28099,51 @@
     <w:p>
       <w:pPr>
         <w:ind w:firstLine="480"/>
+      </w:pPr>
+      <w:r>
         <w:rPr>
           <w:rFonts w:hint="eastAsia"/>
         </w:rPr>
-      </w:pPr>
+        <w:t>上式中</w:t>
+      </w:r>
+      <w:r>
+        <w:rPr>
+          <w:position w:val="-12"/>
+        </w:rPr>
+        <w:object w:dxaOrig="1007" w:dyaOrig="372" w14:anchorId="17D0EC51">
+          <v:shape id="_x0000_i1079" type="#_x0000_t75" style="width:50.35pt;height:18.55pt" o:ole="">
+            <v:imagedata r:id="rId93" o:title=""/>
+          </v:shape>
+          <o:OLEObject Type="Embed" ProgID="Equation.AxMath" ShapeID="_x0000_i1079" DrawAspect="Content" ObjectID="_1839160879" r:id="rId94"/>
+        </w:object>
+      </w:r>
       <w:r>
         <w:rPr>
           <w:rFonts w:hint="eastAsia"/>
         </w:rPr>
-        <w:t>上式中</w:t>
+        <w:t>，其可以表示回避强度，当其为</w:t>
+      </w:r>
+      <w:r>
+        <w:rPr>
+          <w:rFonts w:hint="eastAsia"/>
+        </w:rPr>
+        <w:t>1</w:t>
+      </w:r>
+      <w:r>
+        <w:rPr>
+          <w:rFonts w:hint="eastAsia"/>
+        </w:rPr>
+        <w:t>时，表示完全去除有害方向分量。再然后就是对</w:t>
       </w:r>
       <w:r>
         <w:rPr>
           <w:position w:val="-12"/>
         </w:rPr>
-        <w:object w:dxaOrig="1007" w:dyaOrig="372" w14:anchorId="17D0EC51">
-          <v:shape id="_x0000_i1139" type="#_x0000_t75" style="width:50.5pt;height:18.5pt" o:ole="">
-            <v:imagedata r:id="rId94" o:title=""/>
+        <w:object w:dxaOrig="178" w:dyaOrig="358" w14:anchorId="6571E669">
+          <v:shape id="_x0000_i1080" type="#_x0000_t75" style="width:8.85pt;height:18.1pt" o:ole="">
+            <v:imagedata r:id="rId45" o:title=""/>
           </v:shape>
-          <o:OLEObject Type="Embed" ProgID="Equation.AxMath" ShapeID="_x0000_i1139" DrawAspect="Content" ObjectID="_1839005361" r:id="rId95"/>
-        </w:object>
-      </w:r>
-      <w:r>
-        <w:rPr>
-          <w:rFonts w:hint="eastAsia"/>
-        </w:rPr>
-        <w:t>，其可以表示回避强度，当其为</w:t>
-      </w:r>
-      <w:r>
-        <w:rPr>
-          <w:rFonts w:hint="eastAsia"/>
-        </w:rPr>
-        <w:t>1</w:t>
-      </w:r>
-      <w:r>
-        <w:rPr>
-          <w:rFonts w:hint="eastAsia"/>
-        </w:rPr>
-        <w:t>时，表示完全去除有害方向分量。再然后就是对</w:t>
-      </w:r>
-      <w:r>
-        <w:rPr>
-          <w:position w:val="-12"/>
-        </w:rPr>
-        <w:object w:dxaOrig="178" w:dyaOrig="358" w14:anchorId="6571E669">
-          <v:shape id="_x0000_i1148" type="#_x0000_t75" style="width:9pt;height:18pt" o:ole="">
-            <v:imagedata r:id="rId96" o:title=""/>
-          </v:shape>
-          <o:OLEObject Type="Embed" ProgID="Equation.AxMath" ShapeID="_x0000_i1148" DrawAspect="Content" ObjectID="_1839005362" r:id="rId97"/>
+          <o:OLEObject Type="Embed" ProgID="Equation.AxMath" ShapeID="_x0000_i1080" DrawAspect="Content" ObjectID="_1839160880" r:id="rId95"/>
         </w:object>
       </w:r>
       <w:r>
@@ -28198,12 +28154,12 @@
       </w:r>
     </w:p>
     <w:sectPr>
-      <w:headerReference w:type="even" r:id="rId98"/>
-      <w:headerReference w:type="default" r:id="rId99"/>
-      <w:footerReference w:type="even" r:id="rId100"/>
-      <w:footerReference w:type="default" r:id="rId101"/>
-      <w:headerReference w:type="first" r:id="rId102"/>
-      <w:footerReference w:type="first" r:id="rId103"/>
+      <w:headerReference w:type="even" r:id="rId96"/>
+      <w:headerReference w:type="default" r:id="rId97"/>
+      <w:footerReference w:type="even" r:id="rId98"/>
+      <w:footerReference w:type="default" r:id="rId99"/>
+      <w:headerReference w:type="first" r:id="rId100"/>
+      <w:footerReference w:type="first" r:id="rId101"/>
       <w:pgSz w:w="11906" w:h="16838"/>
       <w:pgMar w:top="1440" w:right="1800" w:bottom="1440" w:left="1800" w:header="851" w:footer="992" w:gutter="0"/>
       <w:cols w:space="425"/>
@@ -29158,6 +29114,7 @@
   <w:style w:type="character" w:default="1" w:styleId="a0">
     <w:name w:val="Default Paragraph Font"/>
     <w:uiPriority w:val="1"/>
+    <w:semiHidden/>
     <w:unhideWhenUsed/>
   </w:style>
   <w:style w:type="table" w:default="1" w:styleId="a1">

--- a/推导.docx
+++ b/推导.docx
@@ -66,12 +66,14 @@
         </w:rPr>
         <w:t>将其</w:t>
       </w:r>
+      <w:proofErr w:type="spellStart"/>
       <w:r>
         <w:rPr>
           <w:rFonts w:hint="eastAsia"/>
         </w:rPr>
         <w:t>svd</w:t>
       </w:r>
+      <w:proofErr w:type="spellEnd"/>
       <w:r>
         <w:rPr>
           <w:rFonts w:hint="eastAsia"/>
@@ -263,8 +265,16 @@
         <w:rPr>
           <w:rFonts w:hint="eastAsia"/>
         </w:rPr>
-        <w:t>）等号两侧各右乘以</w:t>
-      </w:r>
+        <w:t>）等号</w:t>
+      </w:r>
+      <w:proofErr w:type="gramStart"/>
+      <w:r>
+        <w:rPr>
+          <w:rFonts w:hint="eastAsia"/>
+        </w:rPr>
+        <w:t>两侧各右乘以</w:t>
+      </w:r>
+      <w:proofErr w:type="gramEnd"/>
       <m:oMath>
         <m:r>
           <w:rPr>
@@ -425,8 +435,16 @@
         <w:rPr>
           <w:rFonts w:hint="eastAsia"/>
         </w:rPr>
-        <w:t>的变换，降维成了</w:t>
-      </w:r>
+        <w:t>的变换，</w:t>
+      </w:r>
+      <w:proofErr w:type="gramStart"/>
+      <w:r>
+        <w:rPr>
+          <w:rFonts w:hint="eastAsia"/>
+        </w:rPr>
+        <w:t>降维成了</w:t>
+      </w:r>
+      <w:proofErr w:type="gramEnd"/>
       <m:oMath>
         <m:r>
           <w:rPr>
@@ -484,7 +502,21 @@
         <w:rPr>
           <w:rFonts w:hint="eastAsia"/>
         </w:rPr>
-        <w:t>是和维度相关的矩阵，那么假设如果我取前</w:t>
+        <w:t>是和维</w:t>
+      </w:r>
+      <w:proofErr w:type="gramStart"/>
+      <w:r>
+        <w:rPr>
+          <w:rFonts w:hint="eastAsia"/>
+        </w:rPr>
+        <w:t>度相关</w:t>
+      </w:r>
+      <w:proofErr w:type="gramEnd"/>
+      <w:r>
+        <w:rPr>
+          <w:rFonts w:hint="eastAsia"/>
+        </w:rPr>
+        <w:t>的矩阵，那么假设如果我取前</w:t>
       </w:r>
       <w:r>
         <w:rPr>
@@ -616,12 +648,14 @@
         </w:rPr>
         <w:t>X</w:t>
       </w:r>
+      <w:proofErr w:type="gramStart"/>
       <w:r>
         <w:rPr>
           <w:rFonts w:hint="eastAsia"/>
         </w:rPr>
         <w:t>降阶成</w:t>
       </w:r>
+      <w:proofErr w:type="gramEnd"/>
       <w:r>
         <w:rPr>
           <w:rFonts w:hint="eastAsia"/>
@@ -724,7 +758,21 @@
         <w:rPr>
           <w:rFonts w:hint="eastAsia"/>
         </w:rPr>
-        <w:t>因此经我诸博发现，</w:t>
+        <w:t>因此经</w:t>
+      </w:r>
+      <w:proofErr w:type="gramStart"/>
+      <w:r>
+        <w:rPr>
+          <w:rFonts w:hint="eastAsia"/>
+        </w:rPr>
+        <w:t>我诸博</w:t>
+      </w:r>
+      <w:proofErr w:type="gramEnd"/>
+      <w:r>
+        <w:rPr>
+          <w:rFonts w:hint="eastAsia"/>
+        </w:rPr>
+        <w:t>发现，</w:t>
       </w:r>
       <m:oMath>
         <m:sSup>
@@ -772,7 +820,21 @@
         <w:rPr>
           <w:rFonts w:hint="eastAsia"/>
         </w:rPr>
-        <w:t>就是降维后的</w:t>
+        <w:t>就是</w:t>
+      </w:r>
+      <w:proofErr w:type="gramStart"/>
+      <w:r>
+        <w:rPr>
+          <w:rFonts w:hint="eastAsia"/>
+        </w:rPr>
+        <w:t>降维后</w:t>
+      </w:r>
+      <w:proofErr w:type="gramEnd"/>
+      <w:r>
+        <w:rPr>
+          <w:rFonts w:hint="eastAsia"/>
+        </w:rPr>
+        <w:t>的</w:t>
       </w:r>
       <m:oMath>
         <m:r>
@@ -793,11 +855,19 @@
       <w:pPr>
         <w:ind w:firstLine="480"/>
       </w:pPr>
-      <w:r>
-        <w:rPr>
-          <w:rFonts w:hint="eastAsia"/>
-        </w:rPr>
-        <w:t>丫总可作为参考分析。</w:t>
+      <w:proofErr w:type="gramStart"/>
+      <w:r>
+        <w:rPr>
+          <w:rFonts w:hint="eastAsia"/>
+        </w:rPr>
+        <w:t>丫总可</w:t>
+      </w:r>
+      <w:proofErr w:type="gramEnd"/>
+      <w:r>
+        <w:rPr>
+          <w:rFonts w:hint="eastAsia"/>
+        </w:rPr>
+        <w:t>作为参考分析。</w:t>
       </w:r>
     </w:p>
     <w:p>
@@ -1452,6 +1522,7 @@
         </w:rPr>
         <w:t>进行</w:t>
       </w:r>
+      <w:proofErr w:type="spellStart"/>
       <w:r>
         <w:rPr>
           <w:rFonts w:hint="eastAsia"/>
@@ -1459,6 +1530,7 @@
         </w:rPr>
         <w:t>svd</w:t>
       </w:r>
+      <w:proofErr w:type="spellEnd"/>
       <w:r>
         <w:rPr>
           <w:rFonts w:hint="eastAsia"/>
@@ -5732,12 +5804,14 @@
         <w:spacing w:before="156"/>
         <w:ind w:firstLineChars="0" w:firstLine="0"/>
       </w:pPr>
+      <w:proofErr w:type="gramStart"/>
       <w:r>
         <w:rPr>
           <w:rFonts w:hint="eastAsia"/>
         </w:rPr>
         <w:t>因此式</w:t>
       </w:r>
+      <w:proofErr w:type="gramEnd"/>
       <w:r>
         <w:rPr>
           <w:rFonts w:hint="eastAsia"/>
@@ -8611,8 +8685,16 @@
         <w:rPr>
           <w:rFonts w:hint="eastAsia"/>
         </w:rPr>
-        <w:t>都是确定的，所以式</w:t>
-      </w:r>
+        <w:t>都是确定的，</w:t>
+      </w:r>
+      <w:proofErr w:type="gramStart"/>
+      <w:r>
+        <w:rPr>
+          <w:rFonts w:hint="eastAsia"/>
+        </w:rPr>
+        <w:t>所以式</w:t>
+      </w:r>
+      <w:proofErr w:type="gramEnd"/>
       <w:r>
         <w:rPr>
           <w:rFonts w:hint="eastAsia"/>
@@ -9047,12 +9129,14 @@
           <m:t>n</m:t>
         </m:r>
       </m:oMath>
+      <w:proofErr w:type="gramStart"/>
       <w:r>
         <w:rPr>
           <w:rFonts w:hint="eastAsia"/>
         </w:rPr>
         <w:t>个</w:t>
       </w:r>
+      <w:proofErr w:type="gramEnd"/>
       <m:oMath>
         <m:r>
           <w:rPr>
@@ -10473,12 +10557,14 @@
         </w:rPr>
         <w:t>(13)</w:t>
       </w:r>
+      <w:proofErr w:type="gramStart"/>
       <w:r>
         <w:rPr>
           <w:rFonts w:hint="eastAsia"/>
         </w:rPr>
         <w:t>代入到式</w:t>
       </w:r>
+      <w:proofErr w:type="gramEnd"/>
       <w:r>
         <w:rPr>
           <w:rFonts w:hint="eastAsia"/>
@@ -18270,12 +18356,14 @@
       <w:pPr>
         <w:ind w:firstLine="480"/>
       </w:pPr>
+      <w:proofErr w:type="gramStart"/>
       <w:r>
         <w:rPr>
           <w:rFonts w:hint="eastAsia"/>
         </w:rPr>
         <w:t>所以式</w:t>
       </w:r>
+      <w:proofErr w:type="gramEnd"/>
       <w:r>
         <w:rPr>
           <w:rFonts w:hint="eastAsia"/>
@@ -22948,7 +23036,21 @@
         <w:rPr>
           <w:rFonts w:hint="eastAsia"/>
         </w:rPr>
-        <w:t>对其进行泰勒展开可得：</w:t>
+        <w:t>对其进行泰</w:t>
+      </w:r>
+      <w:proofErr w:type="gramStart"/>
+      <w:r>
+        <w:rPr>
+          <w:rFonts w:hint="eastAsia"/>
+        </w:rPr>
+        <w:t>勒展开</w:t>
+      </w:r>
+      <w:proofErr w:type="gramEnd"/>
+      <w:r>
+        <w:rPr>
+          <w:rFonts w:hint="eastAsia"/>
+        </w:rPr>
+        <w:t>可得：</w:t>
       </w:r>
     </w:p>
     <w:tbl>
@@ -24749,8 +24851,16 @@
         <w:rPr>
           <w:rFonts w:hint="eastAsia"/>
         </w:rPr>
-        <w:t>动量叶素法</w:t>
-      </w:r>
+        <w:t>动量</w:t>
+      </w:r>
+      <w:proofErr w:type="gramStart"/>
+      <w:r>
+        <w:rPr>
+          <w:rFonts w:hint="eastAsia"/>
+        </w:rPr>
+        <w:t>叶素法</w:t>
+      </w:r>
+      <w:proofErr w:type="gramEnd"/>
       <w:r>
         <w:fldChar w:fldCharType="begin"/>
       </w:r>
@@ -25861,10 +25971,10 @@
             <v:path o:extrusionok="f" gradientshapeok="t" o:connecttype="rect"/>
             <o:lock v:ext="edit" aspectratio="t"/>
           </v:shapetype>
-          <v:shape id="_x0000_i1025" type="#_x0000_t75" style="width:332pt;height:195.5pt" o:ole="">
+          <v:shape id="_x0000_i1025" type="#_x0000_t75" style="width:332.05pt;height:195.6pt" o:ole="">
             <v:imagedata r:id="rId9" o:title=""/>
           </v:shape>
-          <o:OLEObject Type="Embed" ProgID="Equation.AxMath" ShapeID="_x0000_i1025" DrawAspect="Content" ObjectID="_1839005315" r:id="rId10"/>
+          <o:OLEObject Type="Embed" ProgID="Equation.AxMath" ShapeID="_x0000_i1025" DrawAspect="Content" ObjectID="_1839764176" r:id="rId10"/>
         </w:object>
       </w:r>
       <w:r>
@@ -25916,10 +26026,10 @@
           <w:position w:val="-62"/>
         </w:rPr>
         <w:object w:dxaOrig="4617" w:dyaOrig="1389" w14:anchorId="0034CB24">
-          <v:shape id="_x0000_i1026" type="#_x0000_t75" style="width:231pt;height:69.5pt" o:ole="">
+          <v:shape id="_x0000_i1026" type="#_x0000_t75" style="width:231.05pt;height:69.3pt" o:ole="">
             <v:imagedata r:id="rId11" o:title=""/>
           </v:shape>
-          <o:OLEObject Type="Embed" ProgID="Equation.AxMath" ShapeID="_x0000_i1026" DrawAspect="Content" ObjectID="_1839005316" r:id="rId12"/>
+          <o:OLEObject Type="Embed" ProgID="Equation.AxMath" ShapeID="_x0000_i1026" DrawAspect="Content" ObjectID="_1839764177" r:id="rId12"/>
         </w:object>
       </w:r>
       <w:r>
@@ -25971,10 +26081,10 @@
           <w:position w:val="-61"/>
         </w:rPr>
         <w:object w:dxaOrig="2461" w:dyaOrig="1365" w14:anchorId="431DAA8A">
-          <v:shape id="_x0000_i1027" type="#_x0000_t75" style="width:122.5pt;height:68.5pt" o:ole="">
+          <v:shape id="_x0000_i1027" type="#_x0000_t75" style="width:122.5pt;height:68.8pt" o:ole="">
             <v:imagedata r:id="rId13" o:title=""/>
           </v:shape>
-          <o:OLEObject Type="Embed" ProgID="Equation.AxMath" ShapeID="_x0000_i1027" DrawAspect="Content" ObjectID="_1839005317" r:id="rId14"/>
+          <o:OLEObject Type="Embed" ProgID="Equation.AxMath" ShapeID="_x0000_i1027" DrawAspect="Content" ObjectID="_1839764178" r:id="rId14"/>
         </w:object>
       </w:r>
       <w:r>
@@ -26027,10 +26137,10 @@
           <w:position w:val="-242"/>
         </w:rPr>
         <w:object w:dxaOrig="6356" w:dyaOrig="5032" w14:anchorId="7DBF881D">
-          <v:shape id="_x0000_i1028" type="#_x0000_t75" style="width:318pt;height:251.5pt" o:ole="">
+          <v:shape id="_x0000_i1028" type="#_x0000_t75" style="width:318.1pt;height:251.45pt" o:ole="">
             <v:imagedata r:id="rId15" o:title=""/>
           </v:shape>
-          <o:OLEObject Type="Embed" ProgID="Equation.AxMath" ShapeID="_x0000_i1028" DrawAspect="Content" ObjectID="_1839005318" r:id="rId16"/>
+          <o:OLEObject Type="Embed" ProgID="Equation.AxMath" ShapeID="_x0000_i1028" DrawAspect="Content" ObjectID="_1839764179" r:id="rId16"/>
         </w:object>
       </w:r>
       <w:r>
@@ -26220,10 +26330,10 @@
           <w:position w:val="-12"/>
         </w:rPr>
         <w:object w:dxaOrig="311" w:dyaOrig="358" w14:anchorId="3430A713">
-          <v:shape id="_x0000_i1029" type="#_x0000_t75" style="width:15.5pt;height:18pt" o:ole="">
+          <v:shape id="_x0000_i1029" type="#_x0000_t75" style="width:15.6pt;height:18.25pt" o:ole="">
             <v:imagedata r:id="rId17" o:title=""/>
           </v:shape>
-          <o:OLEObject Type="Embed" ProgID="Equation.AxMath" ShapeID="_x0000_i1029" DrawAspect="Content" ObjectID="_1839005319" r:id="rId18"/>
+          <o:OLEObject Type="Embed" ProgID="Equation.AxMath" ShapeID="_x0000_i1029" DrawAspect="Content" ObjectID="_1839764180" r:id="rId18"/>
         </w:object>
       </w:r>
       <w:r>
@@ -26237,10 +26347,10 @@
           <w:position w:val="-12"/>
         </w:rPr>
         <w:object w:dxaOrig="815" w:dyaOrig="372" w14:anchorId="18F695A7">
-          <v:shape id="_x0000_i1030" type="#_x0000_t75" style="width:40.5pt;height:19pt" o:ole="">
+          <v:shape id="_x0000_i1030" type="#_x0000_t75" style="width:40.3pt;height:19.35pt" o:ole="">
             <v:imagedata r:id="rId19" o:title=""/>
           </v:shape>
-          <o:OLEObject Type="Embed" ProgID="Equation.AxMath" ShapeID="_x0000_i1030" DrawAspect="Content" ObjectID="_1839005320" r:id="rId20"/>
+          <o:OLEObject Type="Embed" ProgID="Equation.AxMath" ShapeID="_x0000_i1030" DrawAspect="Content" ObjectID="_1839764181" r:id="rId20"/>
         </w:object>
       </w:r>
       <w:r>
@@ -26266,10 +26376,10 @@
           <w:position w:val="-34"/>
         </w:rPr>
         <w:object w:dxaOrig="3724" w:dyaOrig="820" w14:anchorId="3E9C8D33">
-          <v:shape id="_x0000_i1031" type="#_x0000_t75" style="width:186pt;height:41.5pt" o:ole="">
+          <v:shape id="_x0000_i1031" type="#_x0000_t75" style="width:185.9pt;height:41.9pt" o:ole="">
             <v:imagedata r:id="rId21" o:title=""/>
           </v:shape>
-          <o:OLEObject Type="Embed" ProgID="Equation.AxMath" ShapeID="_x0000_i1031" DrawAspect="Content" ObjectID="_1839005321" r:id="rId22"/>
+          <o:OLEObject Type="Embed" ProgID="Equation.AxMath" ShapeID="_x0000_i1031" DrawAspect="Content" ObjectID="_1839764182" r:id="rId22"/>
         </w:object>
       </w:r>
       <w:r>
@@ -26341,10 +26451,10 @@
           <w:position w:val="-12"/>
         </w:rPr>
         <w:object w:dxaOrig="638" w:dyaOrig="358" w14:anchorId="49690A82">
-          <v:shape id="_x0000_i1032" type="#_x0000_t75" style="width:32pt;height:18pt" o:ole="">
+          <v:shape id="_x0000_i1032" type="#_x0000_t75" style="width:31.7pt;height:18.25pt" o:ole="">
             <v:imagedata r:id="rId23" o:title=""/>
           </v:shape>
-          <o:OLEObject Type="Embed" ProgID="Equation.AxMath" ShapeID="_x0000_i1032" DrawAspect="Content" ObjectID="_1839005322" r:id="rId24"/>
+          <o:OLEObject Type="Embed" ProgID="Equation.AxMath" ShapeID="_x0000_i1032" DrawAspect="Content" ObjectID="_1839764183" r:id="rId24"/>
         </w:object>
       </w:r>
       <w:r>
@@ -26358,10 +26468,10 @@
           <w:position w:val="-12"/>
         </w:rPr>
         <w:object w:dxaOrig="196" w:dyaOrig="358" w14:anchorId="436B3D56">
-          <v:shape id="_x0000_i1033" type="#_x0000_t75" style="width:10pt;height:18pt" o:ole="">
+          <v:shape id="_x0000_i1033" type="#_x0000_t75" style="width:10.2pt;height:18.25pt" o:ole="">
             <v:imagedata r:id="rId25" o:title=""/>
           </v:shape>
-          <o:OLEObject Type="Embed" ProgID="Equation.AxMath" ShapeID="_x0000_i1033" DrawAspect="Content" ObjectID="_1839005323" r:id="rId26"/>
+          <o:OLEObject Type="Embed" ProgID="Equation.AxMath" ShapeID="_x0000_i1033" DrawAspect="Content" ObjectID="_1839764184" r:id="rId26"/>
         </w:object>
       </w:r>
       <w:r>
@@ -26384,10 +26494,10 @@
           <w:position w:val="-12"/>
         </w:rPr>
         <w:object w:dxaOrig="2254" w:dyaOrig="358" w14:anchorId="096C309A">
-          <v:shape id="_x0000_i1034" type="#_x0000_t75" style="width:112.5pt;height:18pt" o:ole="">
+          <v:shape id="_x0000_i1034" type="#_x0000_t75" style="width:112.3pt;height:18.25pt" o:ole="">
             <v:imagedata r:id="rId27" o:title=""/>
           </v:shape>
-          <o:OLEObject Type="Embed" ProgID="Equation.AxMath" ShapeID="_x0000_i1034" DrawAspect="Content" ObjectID="_1839005324" r:id="rId28"/>
+          <o:OLEObject Type="Embed" ProgID="Equation.AxMath" ShapeID="_x0000_i1034" DrawAspect="Content" ObjectID="_1839764185" r:id="rId28"/>
         </w:object>
       </w:r>
       <w:r>
@@ -26473,10 +26583,10 @@
           <w:position w:val="-12"/>
         </w:rPr>
         <w:object w:dxaOrig="236" w:dyaOrig="359" w14:anchorId="299B9AFE">
-          <v:shape id="_x0000_i1035" type="#_x0000_t75" style="width:12pt;height:18pt" o:ole="">
+          <v:shape id="_x0000_i1035" type="#_x0000_t75" style="width:11.8pt;height:18.25pt" o:ole="">
             <v:imagedata r:id="rId29" o:title=""/>
           </v:shape>
-          <o:OLEObject Type="Embed" ProgID="Equation.AxMath" ShapeID="_x0000_i1035" DrawAspect="Content" ObjectID="_1839005325" r:id="rId30"/>
+          <o:OLEObject Type="Embed" ProgID="Equation.AxMath" ShapeID="_x0000_i1035" DrawAspect="Content" ObjectID="_1839764186" r:id="rId30"/>
         </w:object>
       </w:r>
       <w:r>
@@ -26502,17 +26612,25 @@
           <w:position w:val="-12"/>
         </w:rPr>
         <w:object w:dxaOrig="179" w:dyaOrig="358" w14:anchorId="6E6ADC6F">
-          <v:shape id="_x0000_i1036" type="#_x0000_t75" style="width:9pt;height:18pt" o:ole="">
+          <v:shape id="_x0000_i1036" type="#_x0000_t75" style="width:9.15pt;height:18.25pt" o:ole="">
             <v:imagedata r:id="rId31" o:title=""/>
           </v:shape>
-          <o:OLEObject Type="Embed" ProgID="Equation.AxMath" ShapeID="_x0000_i1036" DrawAspect="Content" ObjectID="_1839005326" r:id="rId32"/>
+          <o:OLEObject Type="Embed" ProgID="Equation.AxMath" ShapeID="_x0000_i1036" DrawAspect="Content" ObjectID="_1839764187" r:id="rId32"/>
         </w:object>
       </w:r>
-      <w:r>
-        <w:rPr>
-          <w:rFonts w:hint="eastAsia"/>
-        </w:rPr>
-        <w:t>个向量构成的子空间：</w:t>
+      <w:proofErr w:type="gramStart"/>
+      <w:r>
+        <w:rPr>
+          <w:rFonts w:hint="eastAsia"/>
+        </w:rPr>
+        <w:t>个</w:t>
+      </w:r>
+      <w:proofErr w:type="gramEnd"/>
+      <w:r>
+        <w:rPr>
+          <w:rFonts w:hint="eastAsia"/>
+        </w:rPr>
+        <w:t>向量构成的子空间：</w:t>
       </w:r>
     </w:p>
     <w:p>
@@ -26527,11 +26645,11 @@
         <w:rPr>
           <w:position w:val="-12"/>
         </w:rPr>
-        <w:object w:dxaOrig="2591" w:dyaOrig="377" w14:anchorId="2F22AC6C">
-          <v:shape id="_x0000_i1037" type="#_x0000_t75" style="width:129.5pt;height:19pt" o:ole="">
+        <w:object w:dxaOrig="2936" w:dyaOrig="377" w14:anchorId="2F22AC6C">
+          <v:shape id="_x0000_i1037" type="#_x0000_t75" style="width:146.7pt;height:19.35pt" o:ole="">
             <v:imagedata r:id="rId33" o:title=""/>
           </v:shape>
-          <o:OLEObject Type="Embed" ProgID="Equation.AxMath" ShapeID="_x0000_i1037" DrawAspect="Content" ObjectID="_1839005327" r:id="rId34"/>
+          <o:OLEObject Type="Embed" ProgID="Equation.AxMath" ShapeID="_x0000_i1037" DrawAspect="Content" ObjectID="_1839764188" r:id="rId34"/>
         </w:object>
       </w:r>
       <w:r>
@@ -26590,7 +26708,21 @@
         <w:rPr>
           <w:rFonts w:hint="eastAsia"/>
         </w:rPr>
-        <w:t>得到的特征向量本身是正交归一的，即：</w:t>
+        <w:t>得到的特征向量本身是正交归</w:t>
+      </w:r>
+      <w:proofErr w:type="gramStart"/>
+      <w:r>
+        <w:rPr>
+          <w:rFonts w:hint="eastAsia"/>
+        </w:rPr>
+        <w:t>一</w:t>
+      </w:r>
+      <w:proofErr w:type="gramEnd"/>
+      <w:r>
+        <w:rPr>
+          <w:rFonts w:hint="eastAsia"/>
+        </w:rPr>
+        <w:t>的，即：</w:t>
       </w:r>
     </w:p>
     <w:p>
@@ -26606,10 +26738,10 @@
           <w:position w:val="-12"/>
         </w:rPr>
         <w:object w:dxaOrig="969" w:dyaOrig="359" w14:anchorId="2D275DFF">
-          <v:shape id="_x0000_i1038" type="#_x0000_t75" style="width:48pt;height:18pt" o:ole="">
+          <v:shape id="_x0000_i1038" type="#_x0000_t75" style="width:47.8pt;height:18.25pt" o:ole="">
             <v:imagedata r:id="rId35" o:title=""/>
           </v:shape>
-          <o:OLEObject Type="Embed" ProgID="Equation.AxMath" ShapeID="_x0000_i1038" DrawAspect="Content" ObjectID="_1839005328" r:id="rId36"/>
+          <o:OLEObject Type="Embed" ProgID="Equation.AxMath" ShapeID="_x0000_i1038" DrawAspect="Content" ObjectID="_1839764189" r:id="rId36"/>
         </w:object>
       </w:r>
       <w:r>
@@ -26652,11 +26784,19 @@
       <w:pPr>
         <w:ind w:firstLine="480"/>
       </w:pPr>
-      <w:r>
-        <w:rPr>
-          <w:rFonts w:hint="eastAsia"/>
-        </w:rPr>
-        <w:t>其张成的子空间可以表示为：</w:t>
+      <w:proofErr w:type="gramStart"/>
+      <w:r>
+        <w:rPr>
+          <w:rFonts w:hint="eastAsia"/>
+        </w:rPr>
+        <w:t>其张成</w:t>
+      </w:r>
+      <w:proofErr w:type="gramEnd"/>
+      <w:r>
+        <w:rPr>
+          <w:rFonts w:hint="eastAsia"/>
+        </w:rPr>
+        <w:t>的子空间可以表示为：</w:t>
       </w:r>
     </w:p>
     <w:p>
@@ -26672,10 +26812,10 @@
           <w:position w:val="-12"/>
         </w:rPr>
         <w:object w:dxaOrig="1375" w:dyaOrig="372" w14:anchorId="514A9494">
-          <v:shape id="_x0000_i1039" type="#_x0000_t75" style="width:69pt;height:19pt" o:ole="">
+          <v:shape id="_x0000_i1039" type="#_x0000_t75" style="width:68.8pt;height:19.35pt" o:ole="">
             <v:imagedata r:id="rId37" o:title=""/>
           </v:shape>
-          <o:OLEObject Type="Embed" ProgID="Equation.AxMath" ShapeID="_x0000_i1039" DrawAspect="Content" ObjectID="_1839005329" r:id="rId38"/>
+          <o:OLEObject Type="Embed" ProgID="Equation.AxMath" ShapeID="_x0000_i1039" DrawAspect="Content" ObjectID="_1839764190" r:id="rId38"/>
         </w:object>
       </w:r>
       <w:r>
@@ -26738,10 +26878,10 @@
           <w:position w:val="-13"/>
         </w:rPr>
         <w:object w:dxaOrig="2388" w:dyaOrig="391" w14:anchorId="326602FD">
-          <v:shape id="_x0000_i1040" type="#_x0000_t75" style="width:119.5pt;height:19.5pt" o:ole="">
+          <v:shape id="_x0000_i1040" type="#_x0000_t75" style="width:119.8pt;height:19.35pt" o:ole="">
             <v:imagedata r:id="rId39" o:title=""/>
           </v:shape>
-          <o:OLEObject Type="Embed" ProgID="Equation.AxMath" ShapeID="_x0000_i1040" DrawAspect="Content" ObjectID="_1839005330" r:id="rId40"/>
+          <o:OLEObject Type="Embed" ProgID="Equation.AxMath" ShapeID="_x0000_i1040" DrawAspect="Content" ObjectID="_1839764191" r:id="rId40"/>
         </w:object>
       </w:r>
       <w:r>
@@ -26801,10 +26941,10 @@
           <w:position w:val="-12"/>
         </w:rPr>
         <w:object w:dxaOrig="329" w:dyaOrig="359" w14:anchorId="38B3B3C8">
-          <v:shape id="_x0000_i1041" type="#_x0000_t75" style="width:16.5pt;height:18pt" o:ole="">
+          <v:shape id="_x0000_i1041" type="#_x0000_t75" style="width:16.65pt;height:18.25pt" o:ole="">
             <v:imagedata r:id="rId41" o:title=""/>
           </v:shape>
-          <o:OLEObject Type="Embed" ProgID="Equation.AxMath" ShapeID="_x0000_i1041" DrawAspect="Content" ObjectID="_1839005331" r:id="rId42"/>
+          <o:OLEObject Type="Embed" ProgID="Equation.AxMath" ShapeID="_x0000_i1041" DrawAspect="Content" ObjectID="_1839764192" r:id="rId42"/>
         </w:object>
       </w:r>
       <w:r>
@@ -26817,11 +26957,11 @@
         <w:rPr>
           <w:position w:val="-12"/>
         </w:rPr>
-        <w:object w:dxaOrig="628" w:dyaOrig="377" w14:anchorId="3DE37C44">
-          <v:shape id="_x0000_i1042" type="#_x0000_t75" style="width:31.5pt;height:19pt" o:ole="">
+        <w:object w:dxaOrig="945" w:dyaOrig="377" w14:anchorId="3DE37C44">
+          <v:shape id="_x0000_i1042" type="#_x0000_t75" style="width:47.8pt;height:19.35pt" o:ole="">
             <v:imagedata r:id="rId43" o:title=""/>
           </v:shape>
-          <o:OLEObject Type="Embed" ProgID="Equation.AxMath" ShapeID="_x0000_i1042" DrawAspect="Content" ObjectID="_1839005332" r:id="rId44"/>
+          <o:OLEObject Type="Embed" ProgID="Equation.AxMath" ShapeID="_x0000_i1042" DrawAspect="Content" ObjectID="_1839764193" r:id="rId44"/>
         </w:object>
       </w:r>
       <w:r>
@@ -26841,10 +26981,10 @@
           <w:position w:val="-12"/>
         </w:rPr>
         <w:object w:dxaOrig="178" w:dyaOrig="358" w14:anchorId="3AD1C18E">
-          <v:shape id="_x0000_i1043" type="#_x0000_t75" style="width:8.5pt;height:18pt" o:ole="">
+          <v:shape id="_x0000_i1043" type="#_x0000_t75" style="width:8.6pt;height:18.25pt" o:ole="">
             <v:imagedata r:id="rId45" o:title=""/>
           </v:shape>
-          <o:OLEObject Type="Embed" ProgID="Equation.AxMath" ShapeID="_x0000_i1043" DrawAspect="Content" ObjectID="_1839005333" r:id="rId46"/>
+          <o:OLEObject Type="Embed" ProgID="Equation.AxMath" ShapeID="_x0000_i1043" DrawAspect="Content" ObjectID="_1839764194" r:id="rId46"/>
         </w:object>
       </w:r>
       <w:r>
@@ -26858,10 +26998,10 @@
           <w:position w:val="-12"/>
         </w:rPr>
         <w:object w:dxaOrig="235" w:dyaOrig="358" w14:anchorId="21D289E0">
-          <v:shape id="_x0000_i1044" type="#_x0000_t75" style="width:12pt;height:18pt" o:ole="">
+          <v:shape id="_x0000_i1044" type="#_x0000_t75" style="width:11.8pt;height:18.25pt" o:ole="">
             <v:imagedata r:id="rId47" o:title=""/>
           </v:shape>
-          <o:OLEObject Type="Embed" ProgID="Equation.AxMath" ShapeID="_x0000_i1044" DrawAspect="Content" ObjectID="_1839005334" r:id="rId48"/>
+          <o:OLEObject Type="Embed" ProgID="Equation.AxMath" ShapeID="_x0000_i1044" DrawAspect="Content" ObjectID="_1839764195" r:id="rId48"/>
         </w:object>
       </w:r>
       <w:r>
@@ -26875,10 +27015,10 @@
           <w:position w:val="-12"/>
         </w:rPr>
         <w:object w:dxaOrig="178" w:dyaOrig="358" w14:anchorId="1448DBD6">
-          <v:shape id="_x0000_i1045" type="#_x0000_t75" style="width:8.5pt;height:18pt" o:ole="">
+          <v:shape id="_x0000_i1045" type="#_x0000_t75" style="width:8.6pt;height:18.25pt" o:ole="">
             <v:imagedata r:id="rId45" o:title=""/>
           </v:shape>
-          <o:OLEObject Type="Embed" ProgID="Equation.AxMath" ShapeID="_x0000_i1045" DrawAspect="Content" ObjectID="_1839005335" r:id="rId49"/>
+          <o:OLEObject Type="Embed" ProgID="Equation.AxMath" ShapeID="_x0000_i1045" DrawAspect="Content" ObjectID="_1839764196" r:id="rId49"/>
         </w:object>
       </w:r>
       <w:r>
@@ -26901,10 +27041,10 @@
           <w:position w:val="-72"/>
         </w:rPr>
         <w:object w:dxaOrig="2940" w:dyaOrig="1587" w14:anchorId="57CF477B">
-          <v:shape id="_x0000_i1046" type="#_x0000_t75" style="width:147pt;height:79.5pt" o:ole="">
+          <v:shape id="_x0000_i1046" type="#_x0000_t75" style="width:147.2pt;height:79.5pt" o:ole="">
             <v:imagedata r:id="rId50" o:title=""/>
           </v:shape>
-          <o:OLEObject Type="Embed" ProgID="Equation.AxMath" ShapeID="_x0000_i1046" DrawAspect="Content" ObjectID="_1839005336" r:id="rId51"/>
+          <o:OLEObject Type="Embed" ProgID="Equation.AxMath" ShapeID="_x0000_i1046" DrawAspect="Content" ObjectID="_1839764197" r:id="rId51"/>
         </w:object>
       </w:r>
       <w:r>
@@ -26960,39 +27100,37 @@
           <w:position w:val="-12"/>
         </w:rPr>
         <w:object w:dxaOrig="235" w:dyaOrig="358" w14:anchorId="09711E16">
-          <v:shape id="_x0000_i1047" type="#_x0000_t75" style="width:12pt;height:18pt" o:ole="">
+          <v:shape id="_x0000_i1047" type="#_x0000_t75" style="width:11.8pt;height:18.25pt" o:ole="">
             <v:imagedata r:id="rId47" o:title=""/>
           </v:shape>
-          <o:OLEObject Type="Embed" ProgID="Equation.AxMath" ShapeID="_x0000_i1047" DrawAspect="Content" ObjectID="_1839005337" r:id="rId52"/>
+          <o:OLEObject Type="Embed" ProgID="Equation.AxMath" ShapeID="_x0000_i1047" DrawAspect="Content" ObjectID="_1839764198" r:id="rId52"/>
         </w:object>
       </w:r>
       <w:r>
         <w:rPr>
           <w:rFonts w:hint="eastAsia"/>
         </w:rPr>
-        <w:t>只是正交，并没有归一化，那么式</w:t>
-      </w:r>
+        <w:t>只是正交，并没有归一化，</w:t>
+      </w:r>
+      <w:proofErr w:type="gramStart"/>
+      <w:r>
+        <w:rPr>
+          <w:rFonts w:hint="eastAsia"/>
+        </w:rPr>
+        <w:t>那么式</w:t>
+      </w:r>
+      <w:proofErr w:type="gramEnd"/>
       <w:r>
         <w:fldChar w:fldCharType="begin"/>
       </w:r>
       <w:r>
         <w:instrText xml:space="preserve"> GOTOBUTTON ZEqnNum501807  \* MERGEFORMAT </w:instrText>
       </w:r>
-      <w:r>
-        <w:fldChar w:fldCharType="begin"/>
-      </w:r>
-      <w:r>
-        <w:instrText xml:space="preserve"> REF ZEqnNum501807 \* Charformat \! \* MERGEFORMAT </w:instrText>
-      </w:r>
-      <w:r>
-        <w:fldChar w:fldCharType="separate"/>
-      </w:r>
-      <w:r>
-        <w:instrText>(7)</w:instrText>
-      </w:r>
-      <w:r>
-        <w:fldChar w:fldCharType="end"/>
-      </w:r>
+      <w:fldSimple w:instr=" REF ZEqnNum501807 \* Charformat \! \* MERGEFORMAT ">
+        <w:r>
+          <w:instrText>(7)</w:instrText>
+        </w:r>
+      </w:fldSimple>
       <w:r>
         <w:fldChar w:fldCharType="end"/>
       </w:r>
@@ -27016,10 +27154,10 @@
           <w:position w:val="-31"/>
         </w:rPr>
         <w:object w:dxaOrig="3080" w:dyaOrig="760" w14:anchorId="514F58BE">
-          <v:shape id="_x0000_i1048" type="#_x0000_t75" style="width:154pt;height:38pt" o:ole="">
+          <v:shape id="_x0000_i1048" type="#_x0000_t75" style="width:154.2pt;height:38.15pt" o:ole="">
             <v:imagedata r:id="rId53" o:title=""/>
           </v:shape>
-          <o:OLEObject Type="Embed" ProgID="Equation.AxMath" ShapeID="_x0000_i1048" DrawAspect="Content" ObjectID="_1839005338" r:id="rId54"/>
+          <o:OLEObject Type="Embed" ProgID="Equation.AxMath" ShapeID="_x0000_i1048" DrawAspect="Content" ObjectID="_1839764199" r:id="rId54"/>
         </w:object>
       </w:r>
       <w:r>
@@ -27083,10 +27221,10 @@
           <w:position w:val="-55"/>
         </w:rPr>
         <w:object w:dxaOrig="3417" w:dyaOrig="1243" w14:anchorId="118CE9BA">
-          <v:shape id="_x0000_i1049" type="#_x0000_t75" style="width:171pt;height:62pt" o:ole="">
+          <v:shape id="_x0000_i1049" type="#_x0000_t75" style="width:170.85pt;height:61.8pt" o:ole="">
             <v:imagedata r:id="rId55" o:title=""/>
           </v:shape>
-          <o:OLEObject Type="Embed" ProgID="Equation.AxMath" ShapeID="_x0000_i1049" DrawAspect="Content" ObjectID="_1839005339" r:id="rId56"/>
+          <o:OLEObject Type="Embed" ProgID="Equation.AxMath" ShapeID="_x0000_i1049" DrawAspect="Content" ObjectID="_1839764200" r:id="rId56"/>
         </w:object>
       </w:r>
       <w:r>
@@ -27149,10 +27287,10 @@
           <w:position w:val="-12"/>
         </w:rPr>
         <w:object w:dxaOrig="5492" w:dyaOrig="375" w14:anchorId="7E7495BB">
-          <v:shape id="_x0000_i1050" type="#_x0000_t75" style="width:275pt;height:19pt" o:ole="">
+          <v:shape id="_x0000_i1050" type="#_x0000_t75" style="width:275.1pt;height:19.35pt" o:ole="">
             <v:imagedata r:id="rId57" o:title=""/>
           </v:shape>
-          <o:OLEObject Type="Embed" ProgID="Equation.AxMath" ShapeID="_x0000_i1050" DrawAspect="Content" ObjectID="_1839005340" r:id="rId58"/>
+          <o:OLEObject Type="Embed" ProgID="Equation.AxMath" ShapeID="_x0000_i1050" DrawAspect="Content" ObjectID="_1839764201" r:id="rId58"/>
         </w:object>
       </w:r>
       <w:r>
@@ -27268,13 +27406,13 @@
       </w:r>
       <w:r>
         <w:rPr>
-          <w:position w:val="-17"/>
-        </w:rPr>
-        <w:object w:dxaOrig="3578" w:dyaOrig="477" w14:anchorId="26043ACA">
-          <v:shape id="_x0000_i1120" type="#_x0000_t75" style="width:178.5pt;height:24pt" o:ole="">
+          <w:position w:val="-74"/>
+        </w:rPr>
+        <w:object w:dxaOrig="3578" w:dyaOrig="1621" w14:anchorId="26043ACA">
+          <v:shape id="_x0000_i1051" type="#_x0000_t75" style="width:178.4pt;height:81.65pt" o:ole="">
             <v:imagedata r:id="rId59" o:title=""/>
           </v:shape>
-          <o:OLEObject Type="Embed" ProgID="Equation.AxMath" ShapeID="_x0000_i1120" DrawAspect="Content" ObjectID="_1839005341" r:id="rId60"/>
+          <o:OLEObject Type="Embed" ProgID="Equation.AxMath" ShapeID="_x0000_i1051" DrawAspect="Content" ObjectID="_1839764202" r:id="rId60"/>
         </w:object>
       </w:r>
       <w:r>
@@ -27328,10 +27466,10 @@
           <w:position w:val="-12"/>
         </w:rPr>
         <w:object w:dxaOrig="311" w:dyaOrig="358" w14:anchorId="58F3FE31">
-          <v:shape id="_x0000_i1052" type="#_x0000_t75" style="width:15.5pt;height:18pt" o:ole="">
+          <v:shape id="_x0000_i1052" type="#_x0000_t75" style="width:15.6pt;height:18.25pt" o:ole="">
             <v:imagedata r:id="rId17" o:title=""/>
           </v:shape>
-          <o:OLEObject Type="Embed" ProgID="Equation.AxMath" ShapeID="_x0000_i1052" DrawAspect="Content" ObjectID="_1839005342" r:id="rId61"/>
+          <o:OLEObject Type="Embed" ProgID="Equation.AxMath" ShapeID="_x0000_i1052" DrawAspect="Content" ObjectID="_1839764203" r:id="rId61"/>
         </w:object>
       </w:r>
       <w:r>
@@ -27351,13 +27489,13 @@
       </w:r>
       <w:r>
         <w:rPr>
-          <w:position w:val="-12"/>
-        </w:rPr>
-        <w:object w:dxaOrig="1151" w:dyaOrig="361" w14:anchorId="160935ED">
-          <v:shape id="_x0000_i1053" type="#_x0000_t75" style="width:57.5pt;height:18pt" o:ole="">
+          <w:position w:val="-33"/>
+        </w:rPr>
+        <w:object w:dxaOrig="1261" w:dyaOrig="785" w14:anchorId="160935ED">
+          <v:shape id="_x0000_i1053" type="#_x0000_t75" style="width:62.85pt;height:39.2pt" o:ole="">
             <v:imagedata r:id="rId62" o:title=""/>
           </v:shape>
-          <o:OLEObject Type="Embed" ProgID="Equation.AxMath" ShapeID="_x0000_i1053" DrawAspect="Content" ObjectID="_1839005343" r:id="rId63"/>
+          <o:OLEObject Type="Embed" ProgID="Equation.AxMath" ShapeID="_x0000_i1053" DrawAspect="Content" ObjectID="_1839764204" r:id="rId63"/>
         </w:object>
       </w:r>
       <w:r>
@@ -27411,10 +27549,10 @@
           <w:position w:val="-12"/>
         </w:rPr>
         <w:object w:dxaOrig="680" w:dyaOrig="359" w14:anchorId="1D582210">
-          <v:shape id="_x0000_i1054" type="#_x0000_t75" style="width:34pt;height:18pt" o:ole="">
+          <v:shape id="_x0000_i1054" type="#_x0000_t75" style="width:34.4pt;height:18.25pt" o:ole="">
             <v:imagedata r:id="rId64" o:title=""/>
           </v:shape>
-          <o:OLEObject Type="Embed" ProgID="Equation.AxMath" ShapeID="_x0000_i1054" DrawAspect="Content" ObjectID="_1839005344" r:id="rId65"/>
+          <o:OLEObject Type="Embed" ProgID="Equation.AxMath" ShapeID="_x0000_i1054" DrawAspect="Content" ObjectID="_1839764205" r:id="rId65"/>
         </w:object>
       </w:r>
       <w:r>
@@ -27440,10 +27578,10 @@
           <w:position w:val="-12"/>
         </w:rPr>
         <w:object w:dxaOrig="260" w:dyaOrig="359" w14:anchorId="76DF0E53">
-          <v:shape id="_x0000_i1055" type="#_x0000_t75" style="width:13pt;height:18pt" o:ole="">
+          <v:shape id="_x0000_i1055" type="#_x0000_t75" style="width:12.9pt;height:18.25pt" o:ole="">
             <v:imagedata r:id="rId66" o:title=""/>
           </v:shape>
-          <o:OLEObject Type="Embed" ProgID="Equation.AxMath" ShapeID="_x0000_i1055" DrawAspect="Content" ObjectID="_1839005345" r:id="rId67"/>
+          <o:OLEObject Type="Embed" ProgID="Equation.AxMath" ShapeID="_x0000_i1055" DrawAspect="Content" ObjectID="_1839764206" r:id="rId67"/>
         </w:object>
       </w:r>
       <w:r>
@@ -27466,10 +27604,10 @@
           <w:position w:val="-33"/>
         </w:rPr>
         <w:object w:dxaOrig="1647" w:dyaOrig="784" w14:anchorId="6CBACECF">
-          <v:shape id="_x0000_i1056" type="#_x0000_t75" style="width:82.5pt;height:39.5pt" o:ole="">
+          <v:shape id="_x0000_i1056" type="#_x0000_t75" style="width:82.75pt;height:39.2pt" o:ole="">
             <v:imagedata r:id="rId68" o:title=""/>
           </v:shape>
-          <o:OLEObject Type="Embed" ProgID="Equation.AxMath" ShapeID="_x0000_i1056" DrawAspect="Content" ObjectID="_1839005346" r:id="rId69"/>
+          <o:OLEObject Type="Embed" ProgID="Equation.AxMath" ShapeID="_x0000_i1056" DrawAspect="Content" ObjectID="_1839764207" r:id="rId69"/>
         </w:object>
       </w:r>
       <w:r>
@@ -27526,25 +27664,15 @@
       <w:r>
         <w:instrText xml:space="preserve"> GOTOBUTTON ZEqnNum750922  \* MERGEFORMAT </w:instrText>
       </w:r>
-      <w:r>
-        <w:fldChar w:fldCharType="begin"/>
-      </w:r>
-      <w:r>
-        <w:instrText xml:space="preserve"> REF ZEqnNum750922 \* Charformat \! \* MERGEFORMAT </w:instrText>
-      </w:r>
-      <w:r>
-        <w:fldChar w:fldCharType="separate"/>
-      </w:r>
-      <w:r>
-        <w:instrText>(13)</w:instrText>
-      </w:r>
+      <w:fldSimple w:instr=" REF ZEqnNum750922 \* Charformat \! \* MERGEFORMAT ">
+        <w:r>
+          <w:instrText>(13)</w:instrText>
+        </w:r>
+      </w:fldSimple>
       <w:r>
         <w:fldChar w:fldCharType="end"/>
       </w:r>
       <w:r>
-        <w:fldChar w:fldCharType="end"/>
-      </w:r>
-      <w:r>
         <w:rPr>
           <w:rFonts w:hint="eastAsia"/>
         </w:rPr>
@@ -27555,10 +27683,10 @@
           <w:position w:val="-12"/>
         </w:rPr>
         <w:object w:dxaOrig="212" w:dyaOrig="358" w14:anchorId="15462A7E">
-          <v:shape id="_x0000_i1057" type="#_x0000_t75" style="width:10.5pt;height:18pt" o:ole="">
+          <v:shape id="_x0000_i1057" type="#_x0000_t75" style="width:10.75pt;height:18.25pt" o:ole="">
             <v:imagedata r:id="rId70" o:title=""/>
           </v:shape>
-          <o:OLEObject Type="Embed" ProgID="Equation.AxMath" ShapeID="_x0000_i1057" DrawAspect="Content" ObjectID="_1839005347" r:id="rId71"/>
+          <o:OLEObject Type="Embed" ProgID="Equation.AxMath" ShapeID="_x0000_i1057" DrawAspect="Content" ObjectID="_1839764208" r:id="rId71"/>
         </w:object>
       </w:r>
       <w:r>
@@ -27596,7 +27724,7 @@
       <w:pPr>
         <w:ind w:firstLineChars="0" w:firstLine="0"/>
         <w:rPr>
-          <w:rFonts w:ascii="黑体" w:eastAsia="黑体" w:hAnsi="黑体"/>
+          <w:rFonts w:ascii="黑体" w:eastAsia="黑体" w:hAnsi="黑体" w:hint="eastAsia"/>
         </w:rPr>
       </w:pPr>
       <w:r>
@@ -27621,10 +27749,10 @@
           <w:position w:val="-12"/>
         </w:rPr>
         <w:object w:dxaOrig="236" w:dyaOrig="359" w14:anchorId="2A40F2E5">
-          <v:shape id="_x0000_i1073" type="#_x0000_t75" style="width:12pt;height:18pt" o:ole="">
+          <v:shape id="_x0000_i1058" type="#_x0000_t75" style="width:11.8pt;height:18.25pt" o:ole="">
             <v:imagedata r:id="rId72" o:title=""/>
           </v:shape>
-          <o:OLEObject Type="Embed" ProgID="Equation.AxMath" ShapeID="_x0000_i1073" DrawAspect="Content" ObjectID="_1839005348" r:id="rId73">
+          <o:OLEObject Type="Embed" ProgID="Equation.AxMath" ShapeID="_x0000_i1058" DrawAspect="Content" ObjectID="_1839764209" r:id="rId73">
             <o:FieldCodes>\* MERGEFORMAT</o:FieldCodes>
           </o:OLEObject>
         </w:object>
@@ -27640,10 +27768,10 @@
           <w:position w:val="-12"/>
         </w:rPr>
         <w:object w:dxaOrig="258" w:dyaOrig="359" w14:anchorId="0CD3CD98">
-          <v:shape id="_x0000_i1088" type="#_x0000_t75" style="width:13pt;height:18pt" o:ole="">
+          <v:shape id="_x0000_i1059" type="#_x0000_t75" style="width:12.9pt;height:18.25pt" o:ole="">
             <v:imagedata r:id="rId74" o:title=""/>
           </v:shape>
-          <o:OLEObject Type="Embed" ProgID="Equation.AxMath" ShapeID="_x0000_i1088" DrawAspect="Content" ObjectID="_1839005349" r:id="rId75"/>
+          <o:OLEObject Type="Embed" ProgID="Equation.AxMath" ShapeID="_x0000_i1059" DrawAspect="Content" ObjectID="_1839764210" r:id="rId75"/>
         </w:object>
       </w:r>
       <w:r>
@@ -27657,10 +27785,10 @@
           <w:position w:val="-12"/>
         </w:rPr>
         <w:object w:dxaOrig="401" w:dyaOrig="358" w14:anchorId="67E51FA2">
-          <v:shape id="_x0000_i1082" type="#_x0000_t75" style="width:20pt;height:18pt" o:ole="">
+          <v:shape id="_x0000_i1060" type="#_x0000_t75" style="width:19.9pt;height:18.25pt" o:ole="">
             <v:imagedata r:id="rId76" o:title=""/>
           </v:shape>
-          <o:OLEObject Type="Embed" ProgID="Equation.AxMath" ShapeID="_x0000_i1082" DrawAspect="Content" ObjectID="_1839005350" r:id="rId77"/>
+          <o:OLEObject Type="Embed" ProgID="Equation.AxMath" ShapeID="_x0000_i1060" DrawAspect="Content" ObjectID="_1839764211" r:id="rId77"/>
         </w:object>
       </w:r>
       <w:r>
@@ -27685,10 +27813,10 @@
           <w:position w:val="-12"/>
         </w:rPr>
         <w:object w:dxaOrig="236" w:dyaOrig="359" w14:anchorId="07A081C5">
-          <v:shape id="_x0000_i1085" type="#_x0000_t75" style="width:12pt;height:18pt" o:ole="">
-            <v:imagedata r:id="rId78" o:title=""/>
+          <v:shape id="_x0000_i1061" type="#_x0000_t75" style="width:11.8pt;height:18.25pt" o:ole="">
+            <v:imagedata r:id="rId29" o:title=""/>
           </v:shape>
-          <o:OLEObject Type="Embed" ProgID="Equation.AxMath" ShapeID="_x0000_i1085" DrawAspect="Content" ObjectID="_1839005351" r:id="rId79"/>
+          <o:OLEObject Type="Embed" ProgID="Equation.AxMath" ShapeID="_x0000_i1061" DrawAspect="Content" ObjectID="_1839764212" r:id="rId78"/>
         </w:object>
       </w:r>
       <w:r>
@@ -27702,10 +27830,10 @@
           <w:position w:val="-12"/>
         </w:rPr>
         <w:object w:dxaOrig="258" w:dyaOrig="359" w14:anchorId="40F3454B">
-          <v:shape id="_x0000_i1091" type="#_x0000_t75" style="width:13pt;height:18pt" o:ole="">
+          <v:shape id="_x0000_i1062" type="#_x0000_t75" style="width:12.9pt;height:18.25pt" o:ole="">
             <v:imagedata r:id="rId74" o:title=""/>
           </v:shape>
-          <o:OLEObject Type="Embed" ProgID="Equation.AxMath" ShapeID="_x0000_i1091" DrawAspect="Content" ObjectID="_1839005352" r:id="rId80"/>
+          <o:OLEObject Type="Embed" ProgID="Equation.AxMath" ShapeID="_x0000_i1062" DrawAspect="Content" ObjectID="_1839764213" r:id="rId79"/>
         </w:object>
       </w:r>
       <w:r>
@@ -27719,17 +27847,24 @@
           <w:position w:val="-12"/>
         </w:rPr>
         <w:object w:dxaOrig="401" w:dyaOrig="358" w14:anchorId="48F2DAA3">
-          <v:shape id="_x0000_i1094" type="#_x0000_t75" style="width:20pt;height:18pt" o:ole="">
+          <v:shape id="_x0000_i1063" type="#_x0000_t75" style="width:19.9pt;height:18.25pt" o:ole="">
             <v:imagedata r:id="rId76" o:title=""/>
           </v:shape>
-          <o:OLEObject Type="Embed" ProgID="Equation.AxMath" ShapeID="_x0000_i1094" DrawAspect="Content" ObjectID="_1839005353" r:id="rId81"/>
+          <o:OLEObject Type="Embed" ProgID="Equation.AxMath" ShapeID="_x0000_i1063" DrawAspect="Content" ObjectID="_1839764214" r:id="rId80"/>
         </w:object>
       </w:r>
       <w:r>
         <w:rPr>
           <w:rFonts w:hint="eastAsia"/>
         </w:rPr>
-        <w:t>只能保证这个方向通往一个差解，但是需要明确的是“远离差解的方向，并不意味着通往好解”，也可能远离差解后，到达的是另一个差解，或者是一个平坦区域（鞍点），这是一个间断推断，置信度较低。</w:t>
+        <w:t>只能保证这个方向通往一个差解，但是需要明确的是“远离差解的方向，并不意味着通往好解”，也可能远离差解后，到达的是另</w:t>
+      </w:r>
+      <w:r>
+        <w:rPr>
+          <w:rFonts w:hint="eastAsia"/>
+        </w:rPr>
+        <w:lastRenderedPageBreak/>
+        <w:t>一个差解，或者是一个平坦区域（鞍点），这是一个间断推断，置信度较低。</w:t>
       </w:r>
     </w:p>
     <w:p>
@@ -27791,11 +27926,7 @@
         <w:t>”</w:t>
       </w:r>
       <w:r>
-        <w:t>，而是一个被污染的混合方</w:t>
-      </w:r>
-      <w:r>
-        <w:lastRenderedPageBreak/>
-        <w:t>向。</w:t>
+        <w:t>，而是一个被污染的混合方向。</w:t>
       </w:r>
       <w:r>
         <w:rPr>
@@ -27830,29 +27961,23 @@
           <w:position w:val="-12"/>
         </w:rPr>
         <w:object w:dxaOrig="401" w:dyaOrig="358" w14:anchorId="4D73F887">
-          <v:shape id="_x0000_i1097" type="#_x0000_t75" style="width:20pt;height:18pt" o:ole="">
+          <v:shape id="_x0000_i1064" type="#_x0000_t75" style="width:19.9pt;height:18.25pt" o:ole="">
             <v:imagedata r:id="rId76" o:title=""/>
           </v:shape>
-          <o:OLEObject Type="Embed" ProgID="Equation.AxMath" ShapeID="_x0000_i1097" DrawAspect="Content" ObjectID="_1839005354" r:id="rId82"/>
+          <o:OLEObject Type="Embed" ProgID="Equation.AxMath" ShapeID="_x0000_i1064" DrawAspect="Content" ObjectID="_1839764215" r:id="rId81"/>
         </w:object>
       </w:r>
       <w:r>
         <w:rPr>
           <w:rFonts w:hint="eastAsia"/>
         </w:rPr>
-        <w:t>决定“往哪走”（</w:t>
+        <w:t>决定</w:t>
       </w:r>
       <w:r>
         <w:rPr>
           <w:rFonts w:hint="eastAsia"/>
         </w:rPr>
         <w:t>exploitation</w:t>
-      </w:r>
-      <w:r>
-        <w:rPr>
-          <w:rFonts w:hint="eastAsia"/>
-        </w:rPr>
-        <w:t>）</w:t>
       </w:r>
     </w:p>
     <w:p>
@@ -27883,10 +28008,10 @@
           <w:position w:val="-12"/>
         </w:rPr>
         <w:object w:dxaOrig="278" w:dyaOrig="359" w14:anchorId="39B89BEF">
-          <v:shape id="_x0000_i1101" type="#_x0000_t75" style="width:14pt;height:18pt" o:ole="">
-            <v:imagedata r:id="rId83" o:title=""/>
+          <v:shape id="_x0000_i1065" type="#_x0000_t75" style="width:13.95pt;height:18.25pt" o:ole="">
+            <v:imagedata r:id="rId82" o:title=""/>
           </v:shape>
-          <o:OLEObject Type="Embed" ProgID="Equation.AxMath" ShapeID="_x0000_i1101" DrawAspect="Content" ObjectID="_1839005355" r:id="rId84"/>
+          <o:OLEObject Type="Embed" ProgID="Equation.AxMath" ShapeID="_x0000_i1065" DrawAspect="Content" ObjectID="_1839764216" r:id="rId83"/>
         </w:object>
       </w:r>
       <w:r>
@@ -27916,38 +28041,29 @@
           <w:position w:val="-12"/>
         </w:rPr>
         <w:object w:dxaOrig="401" w:dyaOrig="358" w14:anchorId="5883703C">
-          <v:shape id="_x0000_i1104" type="#_x0000_t75" style="width:20pt;height:18pt" o:ole="">
+          <v:shape id="_x0000_i1066" type="#_x0000_t75" style="width:19.9pt;height:18.25pt" o:ole="">
             <v:imagedata r:id="rId76" o:title=""/>
           </v:shape>
-          <o:OLEObject Type="Embed" ProgID="Equation.AxMath" ShapeID="_x0000_i1104" DrawAspect="Content" ObjectID="_1839005356" r:id="rId85"/>
+          <o:OLEObject Type="Embed" ProgID="Equation.AxMath" ShapeID="_x0000_i1066" DrawAspect="Content" ObjectID="_1839764217" r:id="rId84"/>
         </w:object>
       </w:r>
       <w:r>
         <w:rPr>
           <w:rFonts w:hint="eastAsia"/>
         </w:rPr>
-        <w:t>决定“别往哪走”（</w:t>
+        <w:t>决定</w:t>
       </w:r>
       <w:r>
         <w:rPr>
           <w:rFonts w:hint="eastAsia"/>
         </w:rPr>
         <w:t>avoidance</w:t>
-      </w:r>
-      <w:r>
-        <w:rPr>
-          <w:rFonts w:hint="eastAsia"/>
-        </w:rPr>
-        <w:t>）</w:t>
       </w:r>
     </w:p>
     <w:p>
       <w:pPr>
         <w:pStyle w:val="a9"/>
         <w:ind w:left="920" w:firstLineChars="0" w:firstLine="0"/>
-        <w:rPr>
-          <w:rFonts w:hint="eastAsia"/>
-        </w:rPr>
       </w:pPr>
       <w:r>
         <w:rPr>
@@ -27972,10 +28088,10 @@
           <w:position w:val="-12"/>
         </w:rPr>
         <w:object w:dxaOrig="319" w:dyaOrig="359" w14:anchorId="50E21BCA">
-          <v:shape id="_x0000_i1110" type="#_x0000_t75" style="width:16pt;height:18pt" o:ole="">
-            <v:imagedata r:id="rId86" o:title=""/>
+          <v:shape id="_x0000_i1067" type="#_x0000_t75" style="width:16.1pt;height:18.25pt" o:ole="">
+            <v:imagedata r:id="rId85" o:title=""/>
           </v:shape>
-          <o:OLEObject Type="Embed" ProgID="Equation.AxMath" ShapeID="_x0000_i1110" DrawAspect="Content" ObjectID="_1839005357" r:id="rId87"/>
+          <o:OLEObject Type="Embed" ProgID="Equation.AxMath" ShapeID="_x0000_i1067" DrawAspect="Content" ObjectID="_1839764218" r:id="rId86"/>
         </w:object>
       </w:r>
       <w:r>
@@ -27992,10 +28108,10 @@
       </w:pPr>
       <w:r>
         <w:object w:dxaOrig="3930" w:dyaOrig="3198" w14:anchorId="17728842">
-          <v:shape id="_x0000_i1066" type="#_x0000_t75" style="width:196.5pt;height:160pt" o:ole="">
-            <v:imagedata r:id="rId88" o:title=""/>
+          <v:shape id="_x0000_i1068" type="#_x0000_t75" style="width:196.65pt;height:160.1pt" o:ole="">
+            <v:imagedata r:id="rId87" o:title=""/>
           </v:shape>
-          <o:OLEObject Type="Embed" ProgID="AxGlyph.Document" ShapeID="_x0000_i1066" DrawAspect="Content" ObjectID="_1839005358" r:id="rId89"/>
+          <o:OLEObject Type="Embed" ProgID="AxGlyph.Document" ShapeID="_x0000_i1068" DrawAspect="Content" ObjectID="_1839764219" r:id="rId88"/>
         </w:object>
       </w:r>
     </w:p>
@@ -28014,22 +28130,19 @@
       <w:pPr>
         <w:pStyle w:val="AMDisplayEquation"/>
         <w:ind w:firstLine="480"/>
-        <w:rPr>
-          <w:rFonts w:hint="eastAsia"/>
-        </w:rPr>
       </w:pPr>
       <w:r>
         <w:tab/>
       </w:r>
       <w:r>
         <w:rPr>
-          <w:position w:val="-18"/>
-        </w:rPr>
-        <w:object w:dxaOrig="3779" w:dyaOrig="481" w14:anchorId="647C9F26">
-          <v:shape id="_x0000_i1130" type="#_x0000_t75" style="width:189pt;height:24pt" o:ole="">
-            <v:imagedata r:id="rId90" o:title=""/>
+          <w:position w:val="-39"/>
+        </w:rPr>
+        <w:object w:dxaOrig="3779" w:dyaOrig="906" w14:anchorId="647C9F26">
+          <v:shape id="_x0000_i1069" type="#_x0000_t75" style="width:189.15pt;height:45.15pt" o:ole="">
+            <v:imagedata r:id="rId89" o:title=""/>
           </v:shape>
-          <o:OLEObject Type="Embed" ProgID="Equation.AxMath" ShapeID="_x0000_i1130" DrawAspect="Content" ObjectID="_1839005359" r:id="rId91"/>
+          <o:OLEObject Type="Embed" ProgID="Equation.AxMath" ShapeID="_x0000_i1069" DrawAspect="Content" ObjectID="_1839764220" r:id="rId90"/>
         </w:object>
       </w:r>
       <w:r>
@@ -28083,22 +28196,19 @@
       <w:pPr>
         <w:pStyle w:val="AMDisplayEquation"/>
         <w:ind w:firstLine="480"/>
-        <w:rPr>
-          <w:rFonts w:hint="eastAsia"/>
-        </w:rPr>
       </w:pPr>
       <w:r>
         <w:tab/>
       </w:r>
       <w:r>
         <w:rPr>
-          <w:position w:val="-32"/>
-        </w:rPr>
-        <w:object w:dxaOrig="1573" w:dyaOrig="782" w14:anchorId="2DEE1A6F">
-          <v:shape id="_x0000_i1136" type="#_x0000_t75" style="width:78.5pt;height:39pt" o:ole="">
-            <v:imagedata r:id="rId92" o:title=""/>
+          <w:position w:val="-54"/>
+        </w:rPr>
+        <w:object w:dxaOrig="1573" w:dyaOrig="1208" w14:anchorId="2DEE1A6F">
+          <v:shape id="_x0000_i1070" type="#_x0000_t75" style="width:78.45pt;height:60.2pt" o:ole="">
+            <v:imagedata r:id="rId91" o:title=""/>
           </v:shape>
-          <o:OLEObject Type="Embed" ProgID="Equation.AxMath" ShapeID="_x0000_i1136" DrawAspect="Content" ObjectID="_1839005360" r:id="rId93"/>
+          <o:OLEObject Type="Embed" ProgID="Equation.AxMath" ShapeID="_x0000_i1070" DrawAspect="Content" ObjectID="_1839764221" r:id="rId92"/>
         </w:object>
       </w:r>
       <w:r>
@@ -28139,10 +28249,65 @@
     </w:p>
     <w:p>
       <w:pPr>
+        <w:ind w:firstLine="482"/>
+        <w:rPr>
+          <w:b/>
+          <w:bCs/>
+        </w:rPr>
+      </w:pPr>
+      <w:r>
+        <w:rPr>
+          <w:rFonts w:hint="eastAsia"/>
+          <w:b/>
+          <w:bCs/>
+        </w:rPr>
+        <w:t>请注意</w:t>
+      </w:r>
+      <w:r>
+        <w:rPr>
+          <w:rFonts w:hint="eastAsia"/>
+          <w:b/>
+          <w:bCs/>
+        </w:rPr>
+        <w:t>：主成分</w:t>
+      </w:r>
+      <w:r>
+        <w:rPr>
+          <w:rFonts w:hint="eastAsia"/>
+          <w:b/>
+          <w:bCs/>
+        </w:rPr>
+        <w:t>k</w:t>
+      </w:r>
+      <w:r>
+        <w:rPr>
+          <w:rFonts w:hint="eastAsia"/>
+          <w:b/>
+          <w:bCs/>
+        </w:rPr>
+        <w:t>的数量必须小于变量维数，否则会出现以下情况：</w:t>
+      </w:r>
+    </w:p>
+    <w:p>
+      <w:pPr>
+        <w:ind w:firstLine="482"/>
+        <w:rPr>
+          <w:b/>
+          <w:bCs/>
+        </w:rPr>
+      </w:pPr>
+      <w:r>
+        <w:rPr>
+          <w:rFonts w:hint="eastAsia"/>
+          <w:b/>
+          <w:bCs/>
+        </w:rPr>
+        <w:t>。。。</w:t>
+      </w:r>
+    </w:p>
+    <w:p>
+      <w:pPr>
         <w:ind w:firstLine="480"/>
-        <w:rPr>
-          <w:rFonts w:hint="eastAsia"/>
-        </w:rPr>
       </w:pPr>
       <w:r>
         <w:rPr>
@@ -28155,10 +28320,10 @@
           <w:position w:val="-12"/>
         </w:rPr>
         <w:object w:dxaOrig="1007" w:dyaOrig="372" w14:anchorId="17D0EC51">
-          <v:shape id="_x0000_i1139" type="#_x0000_t75" style="width:50.5pt;height:18.5pt" o:ole="">
-            <v:imagedata r:id="rId94" o:title=""/>
+          <v:shape id="_x0000_i1071" type="#_x0000_t75" style="width:50.5pt;height:18.25pt" o:ole="">
+            <v:imagedata r:id="rId93" o:title=""/>
           </v:shape>
-          <o:OLEObject Type="Embed" ProgID="Equation.AxMath" ShapeID="_x0000_i1139" DrawAspect="Content" ObjectID="_1839005361" r:id="rId95"/>
+          <o:OLEObject Type="Embed" ProgID="Equation.AxMath" ShapeID="_x0000_i1071" DrawAspect="Content" ObjectID="_1839764222" r:id="rId94"/>
         </w:object>
       </w:r>
       <w:r>
@@ -28184,10 +28349,10 @@
           <w:position w:val="-12"/>
         </w:rPr>
         <w:object w:dxaOrig="178" w:dyaOrig="358" w14:anchorId="6571E669">
-          <v:shape id="_x0000_i1148" type="#_x0000_t75" style="width:9pt;height:18pt" o:ole="">
-            <v:imagedata r:id="rId96" o:title=""/>
+          <v:shape id="_x0000_i1072" type="#_x0000_t75" style="width:9.15pt;height:18.25pt" o:ole="">
+            <v:imagedata r:id="rId45" o:title=""/>
           </v:shape>
-          <o:OLEObject Type="Embed" ProgID="Equation.AxMath" ShapeID="_x0000_i1148" DrawAspect="Content" ObjectID="_1839005362" r:id="rId97"/>
+          <o:OLEObject Type="Embed" ProgID="Equation.AxMath" ShapeID="_x0000_i1072" DrawAspect="Content" ObjectID="_1839764223" r:id="rId95"/>
         </w:object>
       </w:r>
       <w:r>
@@ -28196,14 +28361,30 @@
         </w:rPr>
         <w:t>归一化，之后再按照之前的更新机制进化个体。</w:t>
       </w:r>
+    </w:p>
+    <w:p>
+      <w:pPr>
+        <w:ind w:firstLineChars="83" w:firstLine="199"/>
+        <w:rPr>
+          <w:rFonts w:hint="eastAsia"/>
+        </w:rPr>
+      </w:pPr>
+    </w:p>
+    <w:p>
+      <w:pPr>
+        <w:ind w:firstLine="480"/>
+        <w:rPr>
+          <w:rFonts w:hint="eastAsia"/>
+        </w:rPr>
+      </w:pPr>
     </w:p>
     <w:sectPr>
-      <w:headerReference w:type="even" r:id="rId98"/>
-      <w:headerReference w:type="default" r:id="rId99"/>
-      <w:footerReference w:type="even" r:id="rId100"/>
-      <w:footerReference w:type="default" r:id="rId101"/>
-      <w:headerReference w:type="first" r:id="rId102"/>
-      <w:footerReference w:type="first" r:id="rId103"/>
+      <w:headerReference w:type="even" r:id="rId96"/>
+      <w:headerReference w:type="default" r:id="rId97"/>
+      <w:footerReference w:type="even" r:id="rId98"/>
+      <w:footerReference w:type="default" r:id="rId99"/>
+      <w:headerReference w:type="first" r:id="rId100"/>
+      <w:footerReference w:type="first" r:id="rId101"/>
       <w:pgSz w:w="11906" w:h="16838"/>
       <w:pgMar w:top="1440" w:right="1800" w:bottom="1440" w:left="1800" w:header="851" w:footer="992" w:gutter="0"/>
       <w:cols w:space="425"/>
@@ -29158,6 +29339,7 @@
   <w:style w:type="character" w:default="1" w:styleId="a0">
     <w:name w:val="Default Paragraph Font"/>
     <w:uiPriority w:val="1"/>
+    <w:semiHidden/>
     <w:unhideWhenUsed/>
   </w:style>
   <w:style w:type="table" w:default="1" w:styleId="a1">

--- a/推导.docx
+++ b/推导.docx
@@ -9129,14 +9129,12 @@
           <m:t>n</m:t>
         </m:r>
       </m:oMath>
-      <w:proofErr w:type="gramStart"/>
       <w:r>
         <w:rPr>
           <w:rFonts w:hint="eastAsia"/>
         </w:rPr>
         <w:t>个</w:t>
       </w:r>
-      <w:proofErr w:type="gramEnd"/>
       <m:oMath>
         <m:r>
           <w:rPr>
@@ -10557,14 +10555,12 @@
         </w:rPr>
         <w:t>(13)</w:t>
       </w:r>
-      <w:proofErr w:type="gramStart"/>
       <w:r>
         <w:rPr>
           <w:rFonts w:hint="eastAsia"/>
         </w:rPr>
         <w:t>代入到式</w:t>
       </w:r>
-      <w:proofErr w:type="gramEnd"/>
       <w:r>
         <w:rPr>
           <w:rFonts w:hint="eastAsia"/>
@@ -18356,14 +18352,12 @@
       <w:pPr>
         <w:ind w:firstLine="480"/>
       </w:pPr>
-      <w:proofErr w:type="gramStart"/>
       <w:r>
         <w:rPr>
           <w:rFonts w:hint="eastAsia"/>
         </w:rPr>
         <w:t>所以式</w:t>
       </w:r>
-      <w:proofErr w:type="gramEnd"/>
       <w:r>
         <w:rPr>
           <w:rFonts w:hint="eastAsia"/>
@@ -23036,21 +23030,7 @@
         <w:rPr>
           <w:rFonts w:hint="eastAsia"/>
         </w:rPr>
-        <w:t>对其进行泰</w:t>
-      </w:r>
-      <w:proofErr w:type="gramStart"/>
-      <w:r>
-        <w:rPr>
-          <w:rFonts w:hint="eastAsia"/>
-        </w:rPr>
-        <w:t>勒展开</w:t>
-      </w:r>
-      <w:proofErr w:type="gramEnd"/>
-      <w:r>
-        <w:rPr>
-          <w:rFonts w:hint="eastAsia"/>
-        </w:rPr>
-        <w:t>可得：</w:t>
+        <w:t>对其进行泰勒展开可得：</w:t>
       </w:r>
     </w:p>
     <w:tbl>
@@ -24851,16 +24831,8 @@
         <w:rPr>
           <w:rFonts w:hint="eastAsia"/>
         </w:rPr>
-        <w:t>动量</w:t>
-      </w:r>
-      <w:proofErr w:type="gramStart"/>
-      <w:r>
-        <w:rPr>
-          <w:rFonts w:hint="eastAsia"/>
-        </w:rPr>
-        <w:t>叶素法</w:t>
-      </w:r>
-      <w:proofErr w:type="gramEnd"/>
+        <w:t>动量叶素法</w:t>
+      </w:r>
       <w:r>
         <w:fldChar w:fldCharType="begin"/>
       </w:r>
@@ -25948,10 +25920,9 @@
       </w:r>
       <w:r>
         <w:rPr>
-          <w:rFonts w:hint="eastAsia"/>
-          <w:position w:val="-187"/>
-        </w:rPr>
-        <w:object w:dxaOrig="6640" w:dyaOrig="3915" w14:anchorId="1337ABA0">
+          <w:position w:val="-68"/>
+        </w:rPr>
+        <w:object w:dxaOrig="1485" w:dyaOrig="1499" w14:anchorId="652FD7D8">
           <v:shapetype id="_x0000_t75" coordsize="21600,21600" o:spt="75" o:preferrelative="t" path="m@4@5l@4@11@9@11@9@5xe" filled="f" stroked="f">
             <v:stroke joinstyle="miter"/>
             <v:formulas>
@@ -25971,10 +25942,10 @@
             <v:path o:extrusionok="f" gradientshapeok="t" o:connecttype="rect"/>
             <o:lock v:ext="edit" aspectratio="t"/>
           </v:shapetype>
-          <v:shape id="_x0000_i1025" type="#_x0000_t75" style="width:332.05pt;height:195.6pt" o:ole="">
+          <v:shape id="_x0000_i1025" type="#_x0000_t75" style="width:1in;height:1in" o:ole="">
             <v:imagedata r:id="rId9" o:title=""/>
           </v:shape>
-          <o:OLEObject Type="Embed" ProgID="Equation.AxMath" ShapeID="_x0000_i1025" DrawAspect="Content" ObjectID="_1839764176" r:id="rId10"/>
+          <o:OLEObject Type="Embed" ProgID="Equation.AxMath" ShapeID="_x0000_i1025" DrawAspect="Content" ObjectID="_1843039360" r:id="rId10"/>
         </w:object>
       </w:r>
       <w:r>
@@ -26023,13 +25994,14 @@
       </w:r>
       <w:r>
         <w:rPr>
-          <w:position w:val="-62"/>
-        </w:rPr>
-        <w:object w:dxaOrig="4617" w:dyaOrig="1389" w14:anchorId="0034CB24">
-          <v:shape id="_x0000_i1026" type="#_x0000_t75" style="width:231.05pt;height:69.3pt" o:ole="">
+          <w:rFonts w:hint="eastAsia"/>
+          <w:position w:val="-187"/>
+        </w:rPr>
+        <w:object w:dxaOrig="6640" w:dyaOrig="3915" w14:anchorId="1337ABA0">
+          <v:shape id="_x0000_i1026" type="#_x0000_t75" style="width:331.2pt;height:194.4pt" o:ole="">
             <v:imagedata r:id="rId11" o:title=""/>
           </v:shape>
-          <o:OLEObject Type="Embed" ProgID="Equation.AxMath" ShapeID="_x0000_i1026" DrawAspect="Content" ObjectID="_1839764177" r:id="rId12"/>
+          <o:OLEObject Type="Embed" ProgID="Equation.AxMath" ShapeID="_x0000_i1026" DrawAspect="Content" ObjectID="_1843039361" r:id="rId12"/>
         </w:object>
       </w:r>
       <w:r>
@@ -26078,13 +26050,13 @@
       </w:r>
       <w:r>
         <w:rPr>
-          <w:position w:val="-61"/>
-        </w:rPr>
-        <w:object w:dxaOrig="2461" w:dyaOrig="1365" w14:anchorId="431DAA8A">
-          <v:shape id="_x0000_i1027" type="#_x0000_t75" style="width:122.5pt;height:68.8pt" o:ole="">
+          <w:position w:val="-104"/>
+        </w:rPr>
+        <w:object w:dxaOrig="4482" w:dyaOrig="2237" w14:anchorId="14AC5D0A">
+          <v:shape id="_x0000_i1027" type="#_x0000_t75" style="width:223.2pt;height:115.2pt" o:ole="">
             <v:imagedata r:id="rId13" o:title=""/>
           </v:shape>
-          <o:OLEObject Type="Embed" ProgID="Equation.AxMath" ShapeID="_x0000_i1027" DrawAspect="Content" ObjectID="_1839764178" r:id="rId14"/>
+          <o:OLEObject Type="Embed" ProgID="Equation.AxMath" ShapeID="_x0000_i1027" DrawAspect="Content" ObjectID="_1843039362" r:id="rId14"/>
         </w:object>
       </w:r>
       <w:r>
@@ -26134,13 +26106,13 @@
       </w:r>
       <w:r>
         <w:rPr>
-          <w:position w:val="-242"/>
-        </w:rPr>
-        <w:object w:dxaOrig="6356" w:dyaOrig="5032" w14:anchorId="7DBF881D">
-          <v:shape id="_x0000_i1028" type="#_x0000_t75" style="width:318.1pt;height:251.45pt" o:ole="">
+          <w:position w:val="-82"/>
+        </w:rPr>
+        <w:object w:dxaOrig="3346" w:dyaOrig="1787" w14:anchorId="43B1144E">
+          <v:shape id="_x0000_i1028" type="#_x0000_t75" style="width:166.1pt;height:86.4pt" o:ole="">
             <v:imagedata r:id="rId15" o:title=""/>
           </v:shape>
-          <o:OLEObject Type="Embed" ProgID="Equation.AxMath" ShapeID="_x0000_i1028" DrawAspect="Content" ObjectID="_1839764179" r:id="rId16"/>
+          <o:OLEObject Type="Embed" ProgID="Equation.AxMath" ShapeID="_x0000_i1028" DrawAspect="Content" ObjectID="_1843039363" r:id="rId16"/>
         </w:object>
       </w:r>
       <w:r>
@@ -26178,6 +26150,559 @@
       <w:r>
         <w:fldChar w:fldCharType="end"/>
       </w:r>
+    </w:p>
+    <w:p>
+      <w:pPr>
+        <w:ind w:firstLine="480"/>
+      </w:pPr>
+    </w:p>
+    <w:p>
+      <w:pPr>
+        <w:pStyle w:val="AMDisplayEquation"/>
+        <w:ind w:firstLine="480"/>
+      </w:pPr>
+      <w:r>
+        <w:tab/>
+      </w:r>
+      <w:r>
+        <w:rPr>
+          <w:position w:val="-62"/>
+        </w:rPr>
+        <w:object w:dxaOrig="4617" w:dyaOrig="1389" w14:anchorId="0034CB24">
+          <v:shape id="_x0000_i1029" type="#_x0000_t75" style="width:230.4pt;height:1in" o:ole="">
+            <v:imagedata r:id="rId17" o:title=""/>
+          </v:shape>
+          <o:OLEObject Type="Embed" ProgID="Equation.AxMath" ShapeID="_x0000_i1029" DrawAspect="Content" ObjectID="_1843039364" r:id="rId18"/>
+        </w:object>
+      </w:r>
+      <w:r>
+        <w:tab/>
+      </w:r>
+      <w:r>
+        <w:fldChar w:fldCharType="begin"/>
+      </w:r>
+      <w:r>
+        <w:instrText xml:space="preserve"> MACROBUTTON AMMPlaceRM \* MERGEFORMAT </w:instrText>
+      </w:r>
+      <w:r>
+        <w:fldChar w:fldCharType="begin"/>
+      </w:r>
+      <w:r>
+        <w:instrText xml:space="preserve"> SEQ AMEqn \h \* MERGEFORMAT </w:instrText>
+      </w:r>
+      <w:r>
+        <w:fldChar w:fldCharType="end"/>
+      </w:r>
+      <w:r>
+        <w:instrText>(</w:instrText>
+      </w:r>
+      <w:fldSimple w:instr=" SEQ AMEqn \c \* Arabic \* MERGEFORMAT ">
+        <w:r>
+          <w:rPr>
+            <w:noProof/>
+          </w:rPr>
+          <w:instrText>2</w:instrText>
+        </w:r>
+      </w:fldSimple>
+      <w:r>
+        <w:instrText>)</w:instrText>
+      </w:r>
+      <w:r>
+        <w:fldChar w:fldCharType="end"/>
+      </w:r>
+    </w:p>
+    <w:p>
+      <w:pPr>
+        <w:pStyle w:val="AMDisplayEquation"/>
+        <w:ind w:firstLine="480"/>
+      </w:pPr>
+      <w:r>
+        <w:tab/>
+      </w:r>
+      <w:r>
+        <w:rPr>
+          <w:position w:val="-61"/>
+        </w:rPr>
+        <w:object w:dxaOrig="2461" w:dyaOrig="1365" w14:anchorId="431DAA8A">
+          <v:shape id="_x0000_i1030" type="#_x0000_t75" style="width:122.9pt;height:1in" o:ole="">
+            <v:imagedata r:id="rId19" o:title=""/>
+          </v:shape>
+          <o:OLEObject Type="Embed" ProgID="Equation.AxMath" ShapeID="_x0000_i1030" DrawAspect="Content" ObjectID="_1843039365" r:id="rId20"/>
+        </w:object>
+      </w:r>
+      <w:r>
+        <w:tab/>
+      </w:r>
+      <w:r>
+        <w:fldChar w:fldCharType="begin"/>
+      </w:r>
+      <w:r>
+        <w:instrText xml:space="preserve"> MACROBUTTON AMMPlaceRM \* MERGEFORMAT </w:instrText>
+      </w:r>
+      <w:r>
+        <w:fldChar w:fldCharType="begin"/>
+      </w:r>
+      <w:r>
+        <w:instrText xml:space="preserve"> SEQ AMEqn \h \* MERGEFORMAT </w:instrText>
+      </w:r>
+      <w:r>
+        <w:fldChar w:fldCharType="end"/>
+      </w:r>
+      <w:r>
+        <w:instrText>(</w:instrText>
+      </w:r>
+      <w:fldSimple w:instr=" SEQ AMEqn \c \* Arabic \* MERGEFORMAT ">
+        <w:r>
+          <w:rPr>
+            <w:noProof/>
+          </w:rPr>
+          <w:instrText>3</w:instrText>
+        </w:r>
+      </w:fldSimple>
+      <w:r>
+        <w:instrText>)</w:instrText>
+      </w:r>
+      <w:r>
+        <w:fldChar w:fldCharType="end"/>
+      </w:r>
+    </w:p>
+    <w:p>
+      <w:pPr>
+        <w:pStyle w:val="AMDisplayEquation"/>
+        <w:ind w:firstLine="480"/>
+      </w:pPr>
+      <w:r>
+        <w:tab/>
+      </w:r>
+      <w:r>
+        <w:rPr>
+          <w:position w:val="-61"/>
+        </w:rPr>
+        <w:object w:dxaOrig="2031" w:dyaOrig="1362" w14:anchorId="3D0D0941">
+          <v:shape id="_x0000_i1031" type="#_x0000_t75" style="width:100.8pt;height:65.3pt" o:ole="">
+            <v:imagedata r:id="rId21" o:title=""/>
+          </v:shape>
+          <o:OLEObject Type="Embed" ProgID="Equation.AxMath" ShapeID="_x0000_i1031" DrawAspect="Content" ObjectID="_1843039366" r:id="rId22"/>
+        </w:object>
+      </w:r>
+      <w:r>
+        <w:tab/>
+      </w:r>
+      <w:r>
+        <w:fldChar w:fldCharType="begin"/>
+      </w:r>
+      <w:r>
+        <w:instrText xml:space="preserve"> MACROBUTTON AMMPlaceRM \* MERGEFORMAT </w:instrText>
+      </w:r>
+      <w:r>
+        <w:fldChar w:fldCharType="begin"/>
+      </w:r>
+      <w:r>
+        <w:instrText xml:space="preserve"> SEQ AMEqn \h \* MERGEFORMAT </w:instrText>
+      </w:r>
+      <w:r>
+        <w:fldChar w:fldCharType="end"/>
+      </w:r>
+      <w:r>
+        <w:instrText>(</w:instrText>
+      </w:r>
+      <w:fldSimple w:instr=" SEQ AMEqn \c \* Arabic \* MERGEFORMAT ">
+        <w:r>
+          <w:rPr>
+            <w:noProof/>
+          </w:rPr>
+          <w:instrText>4</w:instrText>
+        </w:r>
+      </w:fldSimple>
+      <w:r>
+        <w:instrText>)</w:instrText>
+      </w:r>
+      <w:r>
+        <w:fldChar w:fldCharType="end"/>
+      </w:r>
+    </w:p>
+    <w:p>
+      <w:pPr>
+        <w:pStyle w:val="AMDisplayEquation"/>
+        <w:ind w:firstLine="480"/>
+      </w:pPr>
+      <w:r>
+        <w:tab/>
+      </w:r>
+      <w:r>
+        <w:rPr>
+          <w:position w:val="-242"/>
+        </w:rPr>
+        <w:object w:dxaOrig="6356" w:dyaOrig="5032" w14:anchorId="7DBF881D">
+          <v:shape id="_x0000_i1032" type="#_x0000_t75" style="width:316.8pt;height:252.5pt" o:ole="">
+            <v:imagedata r:id="rId23" o:title=""/>
+          </v:shape>
+          <o:OLEObject Type="Embed" ProgID="Equation.AxMath" ShapeID="_x0000_i1032" DrawAspect="Content" ObjectID="_1843039367" r:id="rId24"/>
+        </w:object>
+      </w:r>
+      <w:r>
+        <w:tab/>
+      </w:r>
+      <w:r>
+        <w:fldChar w:fldCharType="begin"/>
+      </w:r>
+      <w:r>
+        <w:instrText xml:space="preserve"> MACROBUTTON AMMPlaceRM \* MERGEFORMAT </w:instrText>
+      </w:r>
+      <w:r>
+        <w:fldChar w:fldCharType="begin"/>
+      </w:r>
+      <w:r>
+        <w:instrText xml:space="preserve"> SEQ AMEqn \h \* MERGEFORMAT </w:instrText>
+      </w:r>
+      <w:r>
+        <w:fldChar w:fldCharType="end"/>
+      </w:r>
+      <w:r>
+        <w:instrText>(</w:instrText>
+      </w:r>
+      <w:fldSimple w:instr=" SEQ AMEqn \c \* Arabic \* MERGEFORMAT ">
+        <w:r>
+          <w:rPr>
+            <w:noProof/>
+          </w:rPr>
+          <w:instrText>4</w:instrText>
+        </w:r>
+      </w:fldSimple>
+      <w:r>
+        <w:instrText>)</w:instrText>
+      </w:r>
+      <w:r>
+        <w:fldChar w:fldCharType="end"/>
+      </w:r>
+    </w:p>
+    <w:p>
+      <w:pPr>
+        <w:ind w:firstLine="480"/>
+      </w:pPr>
+    </w:p>
+    <w:p>
+      <w:pPr>
+        <w:ind w:firstLine="480"/>
+      </w:pPr>
+      <w:r>
+        <w:rPr>
+          <w:rFonts w:hint="eastAsia"/>
+        </w:rPr>
+        <w:lastRenderedPageBreak/>
+        <w:t>旋翼无量纲系数：</w:t>
+      </w:r>
+    </w:p>
+    <w:p>
+      <w:pPr>
+        <w:pStyle w:val="AMDisplayEquation"/>
+        <w:ind w:firstLine="480"/>
+      </w:pPr>
+      <w:r>
+        <w:tab/>
+      </w:r>
+      <w:r>
+        <w:rPr>
+          <w:position w:val="-121"/>
+        </w:rPr>
+        <w:object w:dxaOrig="1984" w:dyaOrig="2581" w14:anchorId="43BD698E">
+          <v:shape id="_x0000_i1033" type="#_x0000_t75" style="width:100.8pt;height:129.6pt" o:ole="">
+            <v:imagedata r:id="rId25" o:title=""/>
+          </v:shape>
+          <o:OLEObject Type="Embed" ProgID="Equation.AxMath" ShapeID="_x0000_i1033" DrawAspect="Content" ObjectID="_1843039368" r:id="rId26"/>
+        </w:object>
+      </w:r>
+      <w:r>
+        <w:tab/>
+      </w:r>
+      <w:r>
+        <w:fldChar w:fldCharType="begin"/>
+      </w:r>
+      <w:r>
+        <w:instrText xml:space="preserve"> MACROBUTTON AMMPlaceRM \* MERGEFORMAT </w:instrText>
+      </w:r>
+      <w:r>
+        <w:fldChar w:fldCharType="begin"/>
+      </w:r>
+      <w:r>
+        <w:instrText xml:space="preserve"> SEQ AMEqn \h \* MERGEFORMAT </w:instrText>
+      </w:r>
+      <w:r>
+        <w:fldChar w:fldCharType="end"/>
+      </w:r>
+      <w:r>
+        <w:instrText>(</w:instrText>
+      </w:r>
+      <w:fldSimple w:instr=" SEQ AMEqn \c \* Arabic \* MERGEFORMAT ">
+        <w:r>
+          <w:rPr>
+            <w:noProof/>
+          </w:rPr>
+          <w:instrText>5</w:instrText>
+        </w:r>
+      </w:fldSimple>
+      <w:r>
+        <w:instrText>)</w:instrText>
+      </w:r>
+      <w:r>
+        <w:fldChar w:fldCharType="end"/>
+      </w:r>
+    </w:p>
+    <w:p>
+      <w:pPr>
+        <w:ind w:firstLine="480"/>
+      </w:pPr>
+    </w:p>
+    <w:p>
+      <w:pPr>
+        <w:ind w:firstLine="480"/>
+      </w:pPr>
+    </w:p>
+    <w:tbl>
+      <w:tblPr>
+        <w:tblStyle w:val="af0"/>
+        <w:tblW w:w="0" w:type="auto"/>
+        <w:tblLook w:val="04A0" w:firstRow="1" w:lastRow="0" w:firstColumn="1" w:lastColumn="0" w:noHBand="0" w:noVBand="1"/>
+      </w:tblPr>
+      <w:tblGrid>
+        <w:gridCol w:w="8296"/>
+      </w:tblGrid>
+      <w:tr>
+        <w:tc>
+          <w:tcPr>
+            <w:tcW w:w="8296" w:type="dxa"/>
+          </w:tcPr>
+          <w:p>
+            <w:pPr>
+              <w:tabs>
+                <w:tab w:val="center" w:pos="4040"/>
+                <w:tab w:val="right" w:pos="8080"/>
+              </w:tabs>
+              <w:ind w:firstLineChars="0" w:firstLine="0"/>
+            </w:pPr>
+            <w:r>
+              <w:tab/>
+            </w:r>
+            <w:r>
+              <w:rPr>
+                <w:position w:val="-32"/>
+              </w:rPr>
+              <w:object w:dxaOrig="2204" w:dyaOrig="767" w14:anchorId="2B115F87">
+                <v:shape id="_x0000_i1080" type="#_x0000_t75" style="width:110.05pt;height:38.55pt" o:ole="">
+                  <v:imagedata r:id="rId27" o:title=""/>
+                </v:shape>
+                <o:OLEObject Type="Embed" ProgID="Equation.AxMath" ShapeID="_x0000_i1080" DrawAspect="Content" ObjectID="_1843039369" r:id="rId28"/>
+              </w:object>
+            </w:r>
+            <w:r>
+              <w:tab/>
+            </w:r>
+            <w:r>
+              <w:fldChar w:fldCharType="begin"/>
+            </w:r>
+            <w:r>
+              <w:instrText xml:space="preserve"> MACROBUTTON AMMPlaceRM \* MERGEFORMAT </w:instrText>
+            </w:r>
+            <w:r>
+              <w:fldChar w:fldCharType="begin"/>
+            </w:r>
+            <w:r>
+              <w:instrText xml:space="preserve"> SEQ AMEqn \h \* MERGEFORMAT </w:instrText>
+            </w:r>
+            <w:r>
+              <w:fldChar w:fldCharType="end"/>
+            </w:r>
+            <w:r>
+              <w:instrText>(</w:instrText>
+            </w:r>
+            <w:fldSimple w:instr=" SEQ AMEqn \c \* Arabic \* MERGEFORMAT ">
+              <w:r>
+                <w:rPr>
+                  <w:noProof/>
+                </w:rPr>
+                <w:instrText>10</w:instrText>
+              </w:r>
+            </w:fldSimple>
+            <w:r>
+              <w:instrText>)</w:instrText>
+            </w:r>
+            <w:r>
+              <w:fldChar w:fldCharType="end"/>
+            </w:r>
+          </w:p>
+        </w:tc>
+      </w:tr>
+      <w:tr>
+        <w:tc>
+          <w:tcPr>
+            <w:tcW w:w="8296" w:type="dxa"/>
+          </w:tcPr>
+          <w:p>
+            <w:pPr>
+              <w:tabs>
+                <w:tab w:val="center" w:pos="4040"/>
+                <w:tab w:val="right" w:pos="8080"/>
+              </w:tabs>
+              <w:ind w:firstLineChars="0" w:firstLine="0"/>
+            </w:pPr>
+            <w:r>
+              <w:tab/>
+            </w:r>
+            <w:r>
+              <w:rPr>
+                <w:position w:val="-61"/>
+              </w:rPr>
+              <w:object w:dxaOrig="1963" w:dyaOrig="1365" w14:anchorId="251FC6EA">
+                <v:shape id="_x0000_i1083" type="#_x0000_t75" style="width:98.25pt;height:68.4pt" o:ole="">
+                  <v:imagedata r:id="rId29" o:title=""/>
+                </v:shape>
+                <o:OLEObject Type="Embed" ProgID="Equation.AxMath" ShapeID="_x0000_i1083" DrawAspect="Content" ObjectID="_1843039370" r:id="rId30"/>
+              </w:object>
+            </w:r>
+            <w:r>
+              <w:tab/>
+            </w:r>
+            <w:r>
+              <w:fldChar w:fldCharType="begin"/>
+            </w:r>
+            <w:r>
+              <w:instrText xml:space="preserve"> MACROBUTTON AMMPlaceRM \* MERGEFORMAT </w:instrText>
+            </w:r>
+            <w:r>
+              <w:fldChar w:fldCharType="begin"/>
+            </w:r>
+            <w:r>
+              <w:instrText xml:space="preserve"> SEQ AMEqn \h \* MERGEFORMAT </w:instrText>
+            </w:r>
+            <w:r>
+              <w:fldChar w:fldCharType="end"/>
+            </w:r>
+            <w:r>
+              <w:instrText>(</w:instrText>
+            </w:r>
+            <w:fldSimple w:instr=" SEQ AMEqn \c \* Arabic \* MERGEFORMAT ">
+              <w:r>
+                <w:rPr>
+                  <w:noProof/>
+                </w:rPr>
+                <w:instrText>11</w:instrText>
+              </w:r>
+            </w:fldSimple>
+            <w:r>
+              <w:instrText>)</w:instrText>
+            </w:r>
+            <w:r>
+              <w:fldChar w:fldCharType="end"/>
+            </w:r>
+          </w:p>
+        </w:tc>
+      </w:tr>
+      <w:tr>
+        <w:tc>
+          <w:tcPr>
+            <w:tcW w:w="8296" w:type="dxa"/>
+          </w:tcPr>
+          <w:p>
+            <w:pPr>
+              <w:tabs>
+                <w:tab w:val="center" w:pos="4040"/>
+                <w:tab w:val="right" w:pos="8080"/>
+              </w:tabs>
+              <w:ind w:firstLineChars="0" w:firstLine="0"/>
+            </w:pPr>
+            <w:r>
+              <w:tab/>
+            </w:r>
+            <w:r>
+              <w:rPr>
+                <w:position w:val="-61"/>
+              </w:rPr>
+              <w:object w:dxaOrig="1184" w:dyaOrig="1360" w14:anchorId="04F1F56B">
+                <v:shape id="_x0000_i1086" type="#_x0000_t75" style="width:59.15pt;height:67.9pt" o:ole="">
+                  <v:imagedata r:id="rId31" o:title=""/>
+                </v:shape>
+                <o:OLEObject Type="Embed" ProgID="Equation.AxMath" ShapeID="_x0000_i1086" DrawAspect="Content" ObjectID="_1843039371" r:id="rId32"/>
+              </w:object>
+            </w:r>
+            <w:r>
+              <w:tab/>
+            </w:r>
+            <w:r>
+              <w:fldChar w:fldCharType="begin"/>
+            </w:r>
+            <w:r>
+              <w:instrText xml:space="preserve"> MACROBUTTON AMMPlaceRM \* MERGEFORMAT </w:instrText>
+            </w:r>
+            <w:r>
+              <w:fldChar w:fldCharType="begin"/>
+            </w:r>
+            <w:r>
+              <w:instrText xml:space="preserve"> SEQ AMEqn \h \* MERGEFORMAT </w:instrText>
+            </w:r>
+            <w:r>
+              <w:fldChar w:fldCharType="end"/>
+            </w:r>
+            <w:r>
+              <w:instrText>(</w:instrText>
+            </w:r>
+            <w:fldSimple w:instr=" SEQ AMEqn \c \* Arabic \* MERGEFORMAT ">
+              <w:r>
+                <w:rPr>
+                  <w:noProof/>
+                </w:rPr>
+                <w:instrText>12</w:instrText>
+              </w:r>
+            </w:fldSimple>
+            <w:r>
+              <w:instrText>)</w:instrText>
+            </w:r>
+            <w:r>
+              <w:fldChar w:fldCharType="end"/>
+            </w:r>
+          </w:p>
+        </w:tc>
+      </w:tr>
+      <w:tr>
+        <w:tc>
+          <w:tcPr>
+            <w:tcW w:w="8296" w:type="dxa"/>
+          </w:tcPr>
+          <w:p>
+            <w:pPr>
+              <w:ind w:firstLineChars="0" w:firstLine="0"/>
+            </w:pPr>
+          </w:p>
+        </w:tc>
+      </w:tr>
+      <w:tr>
+        <w:tc>
+          <w:tcPr>
+            <w:tcW w:w="8296" w:type="dxa"/>
+          </w:tcPr>
+          <w:p>
+            <w:pPr>
+              <w:ind w:firstLineChars="0" w:firstLine="0"/>
+            </w:pPr>
+          </w:p>
+        </w:tc>
+      </w:tr>
+      <w:tr>
+        <w:tc>
+          <w:tcPr>
+            <w:tcW w:w="8296" w:type="dxa"/>
+          </w:tcPr>
+          <w:p>
+            <w:pPr>
+              <w:ind w:firstLineChars="0" w:firstLine="0"/>
+            </w:pPr>
+          </w:p>
+        </w:tc>
+      </w:tr>
+    </w:tbl>
+    <w:p>
+      <w:pPr>
+        <w:ind w:firstLine="480"/>
+      </w:pPr>
     </w:p>
     <w:p>
       <w:pPr>
@@ -26191,6 +26716,14 @@
     </w:p>
     <w:p>
       <w:pPr>
+        <w:ind w:firstLine="480"/>
+        <w:rPr>
+          <w:rFonts w:hint="eastAsia"/>
+        </w:rPr>
+      </w:pPr>
+    </w:p>
+    <w:p>
+      <w:pPr>
         <w:pStyle w:val="1"/>
         <w:rPr>
           <w:rFonts w:ascii="黑体" w:hAnsi="黑体" w:hint="eastAsia"/>
@@ -26330,10 +26863,10 @@
           <w:position w:val="-12"/>
         </w:rPr>
         <w:object w:dxaOrig="311" w:dyaOrig="358" w14:anchorId="3430A713">
-          <v:shape id="_x0000_i1029" type="#_x0000_t75" style="width:15.6pt;height:18.25pt" o:ole="">
-            <v:imagedata r:id="rId17" o:title=""/>
+          <v:shape id="_x0000_i1034" type="#_x0000_t75" style="width:14.4pt;height:22.1pt" o:ole="">
+            <v:imagedata r:id="rId33" o:title=""/>
           </v:shape>
-          <o:OLEObject Type="Embed" ProgID="Equation.AxMath" ShapeID="_x0000_i1029" DrawAspect="Content" ObjectID="_1839764180" r:id="rId18"/>
+          <o:OLEObject Type="Embed" ProgID="Equation.AxMath" ShapeID="_x0000_i1034" DrawAspect="Content" ObjectID="_1843039372" r:id="rId34"/>
         </w:object>
       </w:r>
       <w:r>
@@ -26347,17 +26880,24 @@
           <w:position w:val="-12"/>
         </w:rPr>
         <w:object w:dxaOrig="815" w:dyaOrig="372" w14:anchorId="18F695A7">
-          <v:shape id="_x0000_i1030" type="#_x0000_t75" style="width:40.3pt;height:19.35pt" o:ole="">
-            <v:imagedata r:id="rId19" o:title=""/>
+          <v:shape id="_x0000_i1035" type="#_x0000_t75" style="width:43.2pt;height:21.1pt" o:ole="">
+            <v:imagedata r:id="rId35" o:title=""/>
           </v:shape>
-          <o:OLEObject Type="Embed" ProgID="Equation.AxMath" ShapeID="_x0000_i1030" DrawAspect="Content" ObjectID="_1839764181" r:id="rId20"/>
+          <o:OLEObject Type="Embed" ProgID="Equation.AxMath" ShapeID="_x0000_i1035" DrawAspect="Content" ObjectID="_1843039373" r:id="rId36"/>
         </w:object>
       </w:r>
       <w:r>
         <w:rPr>
           <w:rFonts w:hint="eastAsia"/>
         </w:rPr>
-        <w:t>，然后根据排名的优先级，即指向最优个体的向量权重最大，构建协方差矩阵：</w:t>
+        <w:t>，然后</w:t>
+      </w:r>
+      <w:r>
+        <w:rPr>
+          <w:rFonts w:hint="eastAsia"/>
+        </w:rPr>
+        <w:lastRenderedPageBreak/>
+        <w:t>根据排名的优先级，即指向最优个体的向量权重最大，构建协方差矩阵：</w:t>
       </w:r>
       <w:r>
         <w:tab/>
@@ -26376,10 +26916,10 @@
           <w:position w:val="-34"/>
         </w:rPr>
         <w:object w:dxaOrig="3724" w:dyaOrig="820" w14:anchorId="3E9C8D33">
-          <v:shape id="_x0000_i1031" type="#_x0000_t75" style="width:185.9pt;height:41.9pt" o:ole="">
-            <v:imagedata r:id="rId21" o:title=""/>
+          <v:shape id="_x0000_i1036" type="#_x0000_t75" style="width:187.2pt;height:43.2pt" o:ole="">
+            <v:imagedata r:id="rId37" o:title=""/>
           </v:shape>
-          <o:OLEObject Type="Embed" ProgID="Equation.AxMath" ShapeID="_x0000_i1031" DrawAspect="Content" ObjectID="_1839764182" r:id="rId22"/>
+          <o:OLEObject Type="Embed" ProgID="Equation.AxMath" ShapeID="_x0000_i1036" DrawAspect="Content" ObjectID="_1843039374" r:id="rId38"/>
         </w:object>
       </w:r>
       <w:r>
@@ -26451,10 +26991,10 @@
           <w:position w:val="-12"/>
         </w:rPr>
         <w:object w:dxaOrig="638" w:dyaOrig="358" w14:anchorId="49690A82">
-          <v:shape id="_x0000_i1032" type="#_x0000_t75" style="width:31.7pt;height:18.25pt" o:ole="">
-            <v:imagedata r:id="rId23" o:title=""/>
+          <v:shape id="_x0000_i1037" type="#_x0000_t75" style="width:28.8pt;height:22.1pt" o:ole="">
+            <v:imagedata r:id="rId39" o:title=""/>
           </v:shape>
-          <o:OLEObject Type="Embed" ProgID="Equation.AxMath" ShapeID="_x0000_i1032" DrawAspect="Content" ObjectID="_1839764183" r:id="rId24"/>
+          <o:OLEObject Type="Embed" ProgID="Equation.AxMath" ShapeID="_x0000_i1037" DrawAspect="Content" ObjectID="_1843039375" r:id="rId40"/>
         </w:object>
       </w:r>
       <w:r>
@@ -26468,10 +27008,10 @@
           <w:position w:val="-12"/>
         </w:rPr>
         <w:object w:dxaOrig="196" w:dyaOrig="358" w14:anchorId="436B3D56">
-          <v:shape id="_x0000_i1033" type="#_x0000_t75" style="width:10.2pt;height:18.25pt" o:ole="">
-            <v:imagedata r:id="rId25" o:title=""/>
+          <v:shape id="_x0000_i1038" type="#_x0000_t75" style="width:7.7pt;height:22.1pt" o:ole="">
+            <v:imagedata r:id="rId41" o:title=""/>
           </v:shape>
-          <o:OLEObject Type="Embed" ProgID="Equation.AxMath" ShapeID="_x0000_i1033" DrawAspect="Content" ObjectID="_1839764184" r:id="rId26"/>
+          <o:OLEObject Type="Embed" ProgID="Equation.AxMath" ShapeID="_x0000_i1038" DrawAspect="Content" ObjectID="_1843039376" r:id="rId42"/>
         </w:object>
       </w:r>
       <w:r>
@@ -26494,10 +27034,10 @@
           <w:position w:val="-12"/>
         </w:rPr>
         <w:object w:dxaOrig="2254" w:dyaOrig="358" w14:anchorId="096C309A">
-          <v:shape id="_x0000_i1034" type="#_x0000_t75" style="width:112.3pt;height:18.25pt" o:ole="">
-            <v:imagedata r:id="rId27" o:title=""/>
+          <v:shape id="_x0000_i1039" type="#_x0000_t75" style="width:115.2pt;height:22.1pt" o:ole="">
+            <v:imagedata r:id="rId43" o:title=""/>
           </v:shape>
-          <o:OLEObject Type="Embed" ProgID="Equation.AxMath" ShapeID="_x0000_i1034" DrawAspect="Content" ObjectID="_1839764185" r:id="rId28"/>
+          <o:OLEObject Type="Embed" ProgID="Equation.AxMath" ShapeID="_x0000_i1039" DrawAspect="Content" ObjectID="_1843039377" r:id="rId44"/>
         </w:object>
       </w:r>
       <w:r>
@@ -26544,14 +27084,7 @@
         <w:rPr>
           <w:rFonts w:hint="eastAsia"/>
         </w:rPr>
-        <w:t>也就是将权重化后的差分向量投影到特征向量上，然后进行求和，如果和为正，那么即代表此时的特征向量方向与差分向量一致，反之则需要将特征向</w:t>
-      </w:r>
-      <w:r>
-        <w:rPr>
-          <w:rFonts w:hint="eastAsia"/>
-        </w:rPr>
-        <w:lastRenderedPageBreak/>
-        <w:t>量作相反处理。</w:t>
+        <w:t>也就是将权重化后的差分向量投影到特征向量上，然后进行求和，如果和为正，那么即代表此时的特征向量方向与差分向量一致，反之则需要将特征向量作相反处理。</w:t>
       </w:r>
     </w:p>
     <w:p>
@@ -26583,10 +27116,10 @@
           <w:position w:val="-12"/>
         </w:rPr>
         <w:object w:dxaOrig="236" w:dyaOrig="359" w14:anchorId="299B9AFE">
-          <v:shape id="_x0000_i1035" type="#_x0000_t75" style="width:11.8pt;height:18.25pt" o:ole="">
-            <v:imagedata r:id="rId29" o:title=""/>
+          <v:shape id="_x0000_i1040" type="#_x0000_t75" style="width:14.4pt;height:21.1pt" o:ole="">
+            <v:imagedata r:id="rId45" o:title=""/>
           </v:shape>
-          <o:OLEObject Type="Embed" ProgID="Equation.AxMath" ShapeID="_x0000_i1035" DrawAspect="Content" ObjectID="_1839764186" r:id="rId30"/>
+          <o:OLEObject Type="Embed" ProgID="Equation.AxMath" ShapeID="_x0000_i1040" DrawAspect="Content" ObjectID="_1843039378" r:id="rId46"/>
         </w:object>
       </w:r>
       <w:r>
@@ -26612,10 +27145,10 @@
           <w:position w:val="-12"/>
         </w:rPr>
         <w:object w:dxaOrig="179" w:dyaOrig="358" w14:anchorId="6E6ADC6F">
-          <v:shape id="_x0000_i1036" type="#_x0000_t75" style="width:9.15pt;height:18.25pt" o:ole="">
-            <v:imagedata r:id="rId31" o:title=""/>
+          <v:shape id="_x0000_i1041" type="#_x0000_t75" style="width:6.7pt;height:22.1pt" o:ole="">
+            <v:imagedata r:id="rId47" o:title=""/>
           </v:shape>
-          <o:OLEObject Type="Embed" ProgID="Equation.AxMath" ShapeID="_x0000_i1036" DrawAspect="Content" ObjectID="_1839764187" r:id="rId32"/>
+          <o:OLEObject Type="Embed" ProgID="Equation.AxMath" ShapeID="_x0000_i1041" DrawAspect="Content" ObjectID="_1843039379" r:id="rId48"/>
         </w:object>
       </w:r>
       <w:proofErr w:type="gramStart"/>
@@ -26646,10 +27179,10 @@
           <w:position w:val="-12"/>
         </w:rPr>
         <w:object w:dxaOrig="2936" w:dyaOrig="377" w14:anchorId="2F22AC6C">
-          <v:shape id="_x0000_i1037" type="#_x0000_t75" style="width:146.7pt;height:19.35pt" o:ole="">
-            <v:imagedata r:id="rId33" o:title=""/>
+          <v:shape id="_x0000_i1042" type="#_x0000_t75" style="width:2in;height:22.1pt" o:ole="">
+            <v:imagedata r:id="rId49" o:title=""/>
           </v:shape>
-          <o:OLEObject Type="Embed" ProgID="Equation.AxMath" ShapeID="_x0000_i1037" DrawAspect="Content" ObjectID="_1839764188" r:id="rId34"/>
+          <o:OLEObject Type="Embed" ProgID="Equation.AxMath" ShapeID="_x0000_i1042" DrawAspect="Content" ObjectID="_1843039380" r:id="rId50"/>
         </w:object>
       </w:r>
       <w:r>
@@ -26738,10 +27271,10 @@
           <w:position w:val="-12"/>
         </w:rPr>
         <w:object w:dxaOrig="969" w:dyaOrig="359" w14:anchorId="2D275DFF">
-          <v:shape id="_x0000_i1038" type="#_x0000_t75" style="width:47.8pt;height:18.25pt" o:ole="">
-            <v:imagedata r:id="rId35" o:title=""/>
+          <v:shape id="_x0000_i1043" type="#_x0000_t75" style="width:49.9pt;height:21.1pt" o:ole="">
+            <v:imagedata r:id="rId51" o:title=""/>
           </v:shape>
-          <o:OLEObject Type="Embed" ProgID="Equation.AxMath" ShapeID="_x0000_i1038" DrawAspect="Content" ObjectID="_1839764189" r:id="rId36"/>
+          <o:OLEObject Type="Embed" ProgID="Equation.AxMath" ShapeID="_x0000_i1043" DrawAspect="Content" ObjectID="_1843039381" r:id="rId52"/>
         </w:object>
       </w:r>
       <w:r>
@@ -26812,10 +27345,10 @@
           <w:position w:val="-12"/>
         </w:rPr>
         <w:object w:dxaOrig="1375" w:dyaOrig="372" w14:anchorId="514A9494">
-          <v:shape id="_x0000_i1039" type="#_x0000_t75" style="width:68.8pt;height:19.35pt" o:ole="">
-            <v:imagedata r:id="rId37" o:title=""/>
+          <v:shape id="_x0000_i1044" type="#_x0000_t75" style="width:1in;height:21.1pt" o:ole="">
+            <v:imagedata r:id="rId53" o:title=""/>
           </v:shape>
-          <o:OLEObject Type="Embed" ProgID="Equation.AxMath" ShapeID="_x0000_i1039" DrawAspect="Content" ObjectID="_1839764190" r:id="rId38"/>
+          <o:OLEObject Type="Embed" ProgID="Equation.AxMath" ShapeID="_x0000_i1044" DrawAspect="Content" ObjectID="_1843039382" r:id="rId54"/>
         </w:object>
       </w:r>
       <w:r>
@@ -26878,10 +27411,10 @@
           <w:position w:val="-13"/>
         </w:rPr>
         <w:object w:dxaOrig="2388" w:dyaOrig="391" w14:anchorId="326602FD">
-          <v:shape id="_x0000_i1040" type="#_x0000_t75" style="width:119.8pt;height:19.35pt" o:ole="">
-            <v:imagedata r:id="rId39" o:title=""/>
+          <v:shape id="_x0000_i1045" type="#_x0000_t75" style="width:122.4pt;height:22.1pt" o:ole="">
+            <v:imagedata r:id="rId55" o:title=""/>
           </v:shape>
-          <o:OLEObject Type="Embed" ProgID="Equation.AxMath" ShapeID="_x0000_i1040" DrawAspect="Content" ObjectID="_1839764191" r:id="rId40"/>
+          <o:OLEObject Type="Embed" ProgID="Equation.AxMath" ShapeID="_x0000_i1045" DrawAspect="Content" ObjectID="_1843039383" r:id="rId56"/>
         </w:object>
       </w:r>
       <w:r>
@@ -26941,10 +27474,10 @@
           <w:position w:val="-12"/>
         </w:rPr>
         <w:object w:dxaOrig="329" w:dyaOrig="359" w14:anchorId="38B3B3C8">
-          <v:shape id="_x0000_i1041" type="#_x0000_t75" style="width:16.65pt;height:18.25pt" o:ole="">
-            <v:imagedata r:id="rId41" o:title=""/>
+          <v:shape id="_x0000_i1046" type="#_x0000_t75" style="width:14.4pt;height:21.1pt" o:ole="">
+            <v:imagedata r:id="rId57" o:title=""/>
           </v:shape>
-          <o:OLEObject Type="Embed" ProgID="Equation.AxMath" ShapeID="_x0000_i1041" DrawAspect="Content" ObjectID="_1839764192" r:id="rId42"/>
+          <o:OLEObject Type="Embed" ProgID="Equation.AxMath" ShapeID="_x0000_i1046" DrawAspect="Content" ObjectID="_1843039384" r:id="rId58"/>
         </w:object>
       </w:r>
       <w:r>
@@ -26958,10 +27491,10 @@
           <w:position w:val="-12"/>
         </w:rPr>
         <w:object w:dxaOrig="945" w:dyaOrig="377" w14:anchorId="3DE37C44">
-          <v:shape id="_x0000_i1042" type="#_x0000_t75" style="width:47.8pt;height:19.35pt" o:ole="">
-            <v:imagedata r:id="rId43" o:title=""/>
+          <v:shape id="_x0000_i1047" type="#_x0000_t75" style="width:50.9pt;height:22.1pt" o:ole="">
+            <v:imagedata r:id="rId59" o:title=""/>
           </v:shape>
-          <o:OLEObject Type="Embed" ProgID="Equation.AxMath" ShapeID="_x0000_i1042" DrawAspect="Content" ObjectID="_1839764193" r:id="rId44"/>
+          <o:OLEObject Type="Embed" ProgID="Equation.AxMath" ShapeID="_x0000_i1047" DrawAspect="Content" ObjectID="_1843039385" r:id="rId60"/>
         </w:object>
       </w:r>
       <w:r>
@@ -26981,10 +27514,10 @@
           <w:position w:val="-12"/>
         </w:rPr>
         <w:object w:dxaOrig="178" w:dyaOrig="358" w14:anchorId="3AD1C18E">
-          <v:shape id="_x0000_i1043" type="#_x0000_t75" style="width:8.6pt;height:18.25pt" o:ole="">
-            <v:imagedata r:id="rId45" o:title=""/>
+          <v:shape id="_x0000_i1048" type="#_x0000_t75" style="width:7.7pt;height:22.1pt" o:ole="">
+            <v:imagedata r:id="rId61" o:title=""/>
           </v:shape>
-          <o:OLEObject Type="Embed" ProgID="Equation.AxMath" ShapeID="_x0000_i1043" DrawAspect="Content" ObjectID="_1839764194" r:id="rId46"/>
+          <o:OLEObject Type="Embed" ProgID="Equation.AxMath" ShapeID="_x0000_i1048" DrawAspect="Content" ObjectID="_1843039386" r:id="rId62"/>
         </w:object>
       </w:r>
       <w:r>
@@ -26998,10 +27531,10 @@
           <w:position w:val="-12"/>
         </w:rPr>
         <w:object w:dxaOrig="235" w:dyaOrig="358" w14:anchorId="21D289E0">
-          <v:shape id="_x0000_i1044" type="#_x0000_t75" style="width:11.8pt;height:18.25pt" o:ole="">
-            <v:imagedata r:id="rId47" o:title=""/>
+          <v:shape id="_x0000_i1049" type="#_x0000_t75" style="width:14.4pt;height:22.1pt" o:ole="">
+            <v:imagedata r:id="rId63" o:title=""/>
           </v:shape>
-          <o:OLEObject Type="Embed" ProgID="Equation.AxMath" ShapeID="_x0000_i1044" DrawAspect="Content" ObjectID="_1839764195" r:id="rId48"/>
+          <o:OLEObject Type="Embed" ProgID="Equation.AxMath" ShapeID="_x0000_i1049" DrawAspect="Content" ObjectID="_1843039387" r:id="rId64"/>
         </w:object>
       </w:r>
       <w:r>
@@ -27015,10 +27548,10 @@
           <w:position w:val="-12"/>
         </w:rPr>
         <w:object w:dxaOrig="178" w:dyaOrig="358" w14:anchorId="1448DBD6">
-          <v:shape id="_x0000_i1045" type="#_x0000_t75" style="width:8.6pt;height:18.25pt" o:ole="">
-            <v:imagedata r:id="rId45" o:title=""/>
+          <v:shape id="_x0000_i1050" type="#_x0000_t75" style="width:7.7pt;height:22.1pt" o:ole="">
+            <v:imagedata r:id="rId61" o:title=""/>
           </v:shape>
-          <o:OLEObject Type="Embed" ProgID="Equation.AxMath" ShapeID="_x0000_i1045" DrawAspect="Content" ObjectID="_1839764196" r:id="rId49"/>
+          <o:OLEObject Type="Embed" ProgID="Equation.AxMath" ShapeID="_x0000_i1050" DrawAspect="Content" ObjectID="_1843039388" r:id="rId65"/>
         </w:object>
       </w:r>
       <w:r>
@@ -27034,6 +27567,7 @@
         <w:ind w:firstLine="480"/>
       </w:pPr>
       <w:r>
+        <w:lastRenderedPageBreak/>
         <w:tab/>
       </w:r>
       <w:r>
@@ -27041,10 +27575,10 @@
           <w:position w:val="-72"/>
         </w:rPr>
         <w:object w:dxaOrig="2940" w:dyaOrig="1587" w14:anchorId="57CF477B">
-          <v:shape id="_x0000_i1046" type="#_x0000_t75" style="width:147.2pt;height:79.5pt" o:ole="">
-            <v:imagedata r:id="rId50" o:title=""/>
+          <v:shape id="_x0000_i1051" type="#_x0000_t75" style="width:2in;height:78.7pt" o:ole="">
+            <v:imagedata r:id="rId66" o:title=""/>
           </v:shape>
-          <o:OLEObject Type="Embed" ProgID="Equation.AxMath" ShapeID="_x0000_i1046" DrawAspect="Content" ObjectID="_1839764197" r:id="rId51"/>
+          <o:OLEObject Type="Embed" ProgID="Equation.AxMath" ShapeID="_x0000_i1051" DrawAspect="Content" ObjectID="_1843039389" r:id="rId67"/>
         </w:object>
       </w:r>
       <w:r>
@@ -27100,10 +27634,10 @@
           <w:position w:val="-12"/>
         </w:rPr>
         <w:object w:dxaOrig="235" w:dyaOrig="358" w14:anchorId="09711E16">
-          <v:shape id="_x0000_i1047" type="#_x0000_t75" style="width:11.8pt;height:18.25pt" o:ole="">
-            <v:imagedata r:id="rId47" o:title=""/>
+          <v:shape id="_x0000_i1052" type="#_x0000_t75" style="width:14.4pt;height:22.1pt" o:ole="">
+            <v:imagedata r:id="rId63" o:title=""/>
           </v:shape>
-          <o:OLEObject Type="Embed" ProgID="Equation.AxMath" ShapeID="_x0000_i1047" DrawAspect="Content" ObjectID="_1839764198" r:id="rId52"/>
+          <o:OLEObject Type="Embed" ProgID="Equation.AxMath" ShapeID="_x0000_i1052" DrawAspect="Content" ObjectID="_1843039390" r:id="rId68"/>
         </w:object>
       </w:r>
       <w:r>
@@ -27154,10 +27688,10 @@
           <w:position w:val="-31"/>
         </w:rPr>
         <w:object w:dxaOrig="3080" w:dyaOrig="760" w14:anchorId="514F58BE">
-          <v:shape id="_x0000_i1048" type="#_x0000_t75" style="width:154.2pt;height:38.15pt" o:ole="">
-            <v:imagedata r:id="rId53" o:title=""/>
+          <v:shape id="_x0000_i1053" type="#_x0000_t75" style="width:151.7pt;height:35.5pt" o:ole="">
+            <v:imagedata r:id="rId69" o:title=""/>
           </v:shape>
-          <o:OLEObject Type="Embed" ProgID="Equation.AxMath" ShapeID="_x0000_i1048" DrawAspect="Content" ObjectID="_1839764199" r:id="rId54"/>
+          <o:OLEObject Type="Embed" ProgID="Equation.AxMath" ShapeID="_x0000_i1053" DrawAspect="Content" ObjectID="_1843039391" r:id="rId70"/>
         </w:object>
       </w:r>
       <w:r>
@@ -27213,7 +27747,6 @@
         <w:ind w:firstLine="480"/>
       </w:pPr>
       <w:r>
-        <w:lastRenderedPageBreak/>
         <w:tab/>
       </w:r>
       <w:r>
@@ -27221,10 +27754,10 @@
           <w:position w:val="-55"/>
         </w:rPr>
         <w:object w:dxaOrig="3417" w:dyaOrig="1243" w14:anchorId="118CE9BA">
-          <v:shape id="_x0000_i1049" type="#_x0000_t75" style="width:170.85pt;height:61.8pt" o:ole="">
-            <v:imagedata r:id="rId55" o:title=""/>
+          <v:shape id="_x0000_i1054" type="#_x0000_t75" style="width:172.8pt;height:65.3pt" o:ole="">
+            <v:imagedata r:id="rId71" o:title=""/>
           </v:shape>
-          <o:OLEObject Type="Embed" ProgID="Equation.AxMath" ShapeID="_x0000_i1049" DrawAspect="Content" ObjectID="_1839764200" r:id="rId56"/>
+          <o:OLEObject Type="Embed" ProgID="Equation.AxMath" ShapeID="_x0000_i1054" DrawAspect="Content" ObjectID="_1843039392" r:id="rId72"/>
         </w:object>
       </w:r>
       <w:r>
@@ -27287,10 +27820,10 @@
           <w:position w:val="-12"/>
         </w:rPr>
         <w:object w:dxaOrig="5492" w:dyaOrig="375" w14:anchorId="7E7495BB">
-          <v:shape id="_x0000_i1050" type="#_x0000_t75" style="width:275.1pt;height:19.35pt" o:ole="">
-            <v:imagedata r:id="rId57" o:title=""/>
+          <v:shape id="_x0000_i1055" type="#_x0000_t75" style="width:273.6pt;height:22.1pt" o:ole="">
+            <v:imagedata r:id="rId73" o:title=""/>
           </v:shape>
-          <o:OLEObject Type="Embed" ProgID="Equation.AxMath" ShapeID="_x0000_i1050" DrawAspect="Content" ObjectID="_1839764201" r:id="rId58"/>
+          <o:OLEObject Type="Embed" ProgID="Equation.AxMath" ShapeID="_x0000_i1055" DrawAspect="Content" ObjectID="_1843039393" r:id="rId74"/>
         </w:object>
       </w:r>
       <w:r>
@@ -27409,10 +27942,10 @@
           <w:position w:val="-74"/>
         </w:rPr>
         <w:object w:dxaOrig="3578" w:dyaOrig="1621" w14:anchorId="26043ACA">
-          <v:shape id="_x0000_i1051" type="#_x0000_t75" style="width:178.4pt;height:81.65pt" o:ole="">
-            <v:imagedata r:id="rId59" o:title=""/>
+          <v:shape id="_x0000_i1056" type="#_x0000_t75" style="width:179.5pt;height:78.7pt" o:ole="">
+            <v:imagedata r:id="rId75" o:title=""/>
           </v:shape>
-          <o:OLEObject Type="Embed" ProgID="Equation.AxMath" ShapeID="_x0000_i1051" DrawAspect="Content" ObjectID="_1839764202" r:id="rId60"/>
+          <o:OLEObject Type="Embed" ProgID="Equation.AxMath" ShapeID="_x0000_i1056" DrawAspect="Content" ObjectID="_1843039394" r:id="rId76"/>
         </w:object>
       </w:r>
       <w:r>
@@ -27466,10 +27999,10 @@
           <w:position w:val="-12"/>
         </w:rPr>
         <w:object w:dxaOrig="311" w:dyaOrig="358" w14:anchorId="58F3FE31">
-          <v:shape id="_x0000_i1052" type="#_x0000_t75" style="width:15.6pt;height:18.25pt" o:ole="">
-            <v:imagedata r:id="rId17" o:title=""/>
+          <v:shape id="_x0000_i1057" type="#_x0000_t75" style="width:14.4pt;height:22.1pt" o:ole="">
+            <v:imagedata r:id="rId33" o:title=""/>
           </v:shape>
-          <o:OLEObject Type="Embed" ProgID="Equation.AxMath" ShapeID="_x0000_i1052" DrawAspect="Content" ObjectID="_1839764203" r:id="rId61"/>
+          <o:OLEObject Type="Embed" ProgID="Equation.AxMath" ShapeID="_x0000_i1057" DrawAspect="Content" ObjectID="_1843039395" r:id="rId77"/>
         </w:object>
       </w:r>
       <w:r>
@@ -27492,10 +28025,10 @@
           <w:position w:val="-33"/>
         </w:rPr>
         <w:object w:dxaOrig="1261" w:dyaOrig="785" w14:anchorId="160935ED">
-          <v:shape id="_x0000_i1053" type="#_x0000_t75" style="width:62.85pt;height:39.2pt" o:ole="">
-            <v:imagedata r:id="rId62" o:title=""/>
+          <v:shape id="_x0000_i1058" type="#_x0000_t75" style="width:65.3pt;height:35.5pt" o:ole="">
+            <v:imagedata r:id="rId78" o:title=""/>
           </v:shape>
-          <o:OLEObject Type="Embed" ProgID="Equation.AxMath" ShapeID="_x0000_i1053" DrawAspect="Content" ObjectID="_1839764204" r:id="rId63"/>
+          <o:OLEObject Type="Embed" ProgID="Equation.AxMath" ShapeID="_x0000_i1058" DrawAspect="Content" ObjectID="_1843039396" r:id="rId79"/>
         </w:object>
       </w:r>
       <w:r>
@@ -27549,10 +28082,10 @@
           <w:position w:val="-12"/>
         </w:rPr>
         <w:object w:dxaOrig="680" w:dyaOrig="359" w14:anchorId="1D582210">
-          <v:shape id="_x0000_i1054" type="#_x0000_t75" style="width:34.4pt;height:18.25pt" o:ole="">
-            <v:imagedata r:id="rId64" o:title=""/>
+          <v:shape id="_x0000_i1059" type="#_x0000_t75" style="width:36.5pt;height:21.1pt" o:ole="">
+            <v:imagedata r:id="rId80" o:title=""/>
           </v:shape>
-          <o:OLEObject Type="Embed" ProgID="Equation.AxMath" ShapeID="_x0000_i1054" DrawAspect="Content" ObjectID="_1839764205" r:id="rId65"/>
+          <o:OLEObject Type="Embed" ProgID="Equation.AxMath" ShapeID="_x0000_i1059" DrawAspect="Content" ObjectID="_1843039397" r:id="rId81"/>
         </w:object>
       </w:r>
       <w:r>
@@ -27578,10 +28111,10 @@
           <w:position w:val="-12"/>
         </w:rPr>
         <w:object w:dxaOrig="260" w:dyaOrig="359" w14:anchorId="76DF0E53">
-          <v:shape id="_x0000_i1055" type="#_x0000_t75" style="width:12.9pt;height:18.25pt" o:ole="">
-            <v:imagedata r:id="rId66" o:title=""/>
+          <v:shape id="_x0000_i1060" type="#_x0000_t75" style="width:14.4pt;height:21.1pt" o:ole="">
+            <v:imagedata r:id="rId82" o:title=""/>
           </v:shape>
-          <o:OLEObject Type="Embed" ProgID="Equation.AxMath" ShapeID="_x0000_i1055" DrawAspect="Content" ObjectID="_1839764206" r:id="rId67"/>
+          <o:OLEObject Type="Embed" ProgID="Equation.AxMath" ShapeID="_x0000_i1060" DrawAspect="Content" ObjectID="_1843039398" r:id="rId83"/>
         </w:object>
       </w:r>
       <w:r>
@@ -27597,6 +28130,7 @@
         <w:ind w:firstLine="480"/>
       </w:pPr>
       <w:r>
+        <w:lastRenderedPageBreak/>
         <w:tab/>
       </w:r>
       <w:r>
@@ -27604,10 +28138,10 @@
           <w:position w:val="-33"/>
         </w:rPr>
         <w:object w:dxaOrig="1647" w:dyaOrig="784" w14:anchorId="6CBACECF">
-          <v:shape id="_x0000_i1056" type="#_x0000_t75" style="width:82.75pt;height:39.2pt" o:ole="">
-            <v:imagedata r:id="rId68" o:title=""/>
+          <v:shape id="_x0000_i1061" type="#_x0000_t75" style="width:79.7pt;height:35.5pt" o:ole="">
+            <v:imagedata r:id="rId84" o:title=""/>
           </v:shape>
-          <o:OLEObject Type="Embed" ProgID="Equation.AxMath" ShapeID="_x0000_i1056" DrawAspect="Content" ObjectID="_1839764207" r:id="rId69"/>
+          <o:OLEObject Type="Embed" ProgID="Equation.AxMath" ShapeID="_x0000_i1061" DrawAspect="Content" ObjectID="_1843039399" r:id="rId85"/>
         </w:object>
       </w:r>
       <w:r>
@@ -27683,10 +28217,10 @@
           <w:position w:val="-12"/>
         </w:rPr>
         <w:object w:dxaOrig="212" w:dyaOrig="358" w14:anchorId="15462A7E">
-          <v:shape id="_x0000_i1057" type="#_x0000_t75" style="width:10.75pt;height:18.25pt" o:ole="">
-            <v:imagedata r:id="rId70" o:title=""/>
+          <v:shape id="_x0000_i1062" type="#_x0000_t75" style="width:6.7pt;height:22.1pt" o:ole="">
+            <v:imagedata r:id="rId86" o:title=""/>
           </v:shape>
-          <o:OLEObject Type="Embed" ProgID="Equation.AxMath" ShapeID="_x0000_i1057" DrawAspect="Content" ObjectID="_1839764208" r:id="rId71"/>
+          <o:OLEObject Type="Embed" ProgID="Equation.AxMath" ShapeID="_x0000_i1062" DrawAspect="Content" ObjectID="_1843039400" r:id="rId87"/>
         </w:object>
       </w:r>
       <w:r>
@@ -27749,10 +28283,10 @@
           <w:position w:val="-12"/>
         </w:rPr>
         <w:object w:dxaOrig="236" w:dyaOrig="359" w14:anchorId="2A40F2E5">
-          <v:shape id="_x0000_i1058" type="#_x0000_t75" style="width:11.8pt;height:18.25pt" o:ole="">
-            <v:imagedata r:id="rId72" o:title=""/>
+          <v:shape id="_x0000_i1063" type="#_x0000_t75" style="width:14.4pt;height:21.1pt" o:ole="">
+            <v:imagedata r:id="rId88" o:title=""/>
           </v:shape>
-          <o:OLEObject Type="Embed" ProgID="Equation.AxMath" ShapeID="_x0000_i1058" DrawAspect="Content" ObjectID="_1839764209" r:id="rId73">
+          <o:OLEObject Type="Embed" ProgID="Equation.AxMath" ShapeID="_x0000_i1063" DrawAspect="Content" ObjectID="_1843039401" r:id="rId89">
             <o:FieldCodes>\* MERGEFORMAT</o:FieldCodes>
           </o:OLEObject>
         </w:object>
@@ -27768,10 +28302,10 @@
           <w:position w:val="-12"/>
         </w:rPr>
         <w:object w:dxaOrig="258" w:dyaOrig="359" w14:anchorId="0CD3CD98">
-          <v:shape id="_x0000_i1059" type="#_x0000_t75" style="width:12.9pt;height:18.25pt" o:ole="">
-            <v:imagedata r:id="rId74" o:title=""/>
+          <v:shape id="_x0000_i1064" type="#_x0000_t75" style="width:14.4pt;height:21.1pt" o:ole="">
+            <v:imagedata r:id="rId90" o:title=""/>
           </v:shape>
-          <o:OLEObject Type="Embed" ProgID="Equation.AxMath" ShapeID="_x0000_i1059" DrawAspect="Content" ObjectID="_1839764210" r:id="rId75"/>
+          <o:OLEObject Type="Embed" ProgID="Equation.AxMath" ShapeID="_x0000_i1064" DrawAspect="Content" ObjectID="_1843039402" r:id="rId91"/>
         </w:object>
       </w:r>
       <w:r>
@@ -27785,10 +28319,10 @@
           <w:position w:val="-12"/>
         </w:rPr>
         <w:object w:dxaOrig="401" w:dyaOrig="358" w14:anchorId="67E51FA2">
-          <v:shape id="_x0000_i1060" type="#_x0000_t75" style="width:19.9pt;height:18.25pt" o:ole="">
-            <v:imagedata r:id="rId76" o:title=""/>
+          <v:shape id="_x0000_i1065" type="#_x0000_t75" style="width:21.1pt;height:22.1pt" o:ole="">
+            <v:imagedata r:id="rId92" o:title=""/>
           </v:shape>
-          <o:OLEObject Type="Embed" ProgID="Equation.AxMath" ShapeID="_x0000_i1060" DrawAspect="Content" ObjectID="_1839764211" r:id="rId77"/>
+          <o:OLEObject Type="Embed" ProgID="Equation.AxMath" ShapeID="_x0000_i1065" DrawAspect="Content" ObjectID="_1843039403" r:id="rId93"/>
         </w:object>
       </w:r>
       <w:r>
@@ -27813,10 +28347,10 @@
           <w:position w:val="-12"/>
         </w:rPr>
         <w:object w:dxaOrig="236" w:dyaOrig="359" w14:anchorId="07A081C5">
-          <v:shape id="_x0000_i1061" type="#_x0000_t75" style="width:11.8pt;height:18.25pt" o:ole="">
-            <v:imagedata r:id="rId29" o:title=""/>
+          <v:shape id="_x0000_i1066" type="#_x0000_t75" style="width:14.4pt;height:21.1pt" o:ole="">
+            <v:imagedata r:id="rId45" o:title=""/>
           </v:shape>
-          <o:OLEObject Type="Embed" ProgID="Equation.AxMath" ShapeID="_x0000_i1061" DrawAspect="Content" ObjectID="_1839764212" r:id="rId78"/>
+          <o:OLEObject Type="Embed" ProgID="Equation.AxMath" ShapeID="_x0000_i1066" DrawAspect="Content" ObjectID="_1843039404" r:id="rId94"/>
         </w:object>
       </w:r>
       <w:r>
@@ -27830,10 +28364,10 @@
           <w:position w:val="-12"/>
         </w:rPr>
         <w:object w:dxaOrig="258" w:dyaOrig="359" w14:anchorId="40F3454B">
-          <v:shape id="_x0000_i1062" type="#_x0000_t75" style="width:12.9pt;height:18.25pt" o:ole="">
-            <v:imagedata r:id="rId74" o:title=""/>
+          <v:shape id="_x0000_i1067" type="#_x0000_t75" style="width:14.4pt;height:21.1pt" o:ole="">
+            <v:imagedata r:id="rId90" o:title=""/>
           </v:shape>
-          <o:OLEObject Type="Embed" ProgID="Equation.AxMath" ShapeID="_x0000_i1062" DrawAspect="Content" ObjectID="_1839764213" r:id="rId79"/>
+          <o:OLEObject Type="Embed" ProgID="Equation.AxMath" ShapeID="_x0000_i1067" DrawAspect="Content" ObjectID="_1843039405" r:id="rId95"/>
         </w:object>
       </w:r>
       <w:r>
@@ -27847,24 +28381,17 @@
           <w:position w:val="-12"/>
         </w:rPr>
         <w:object w:dxaOrig="401" w:dyaOrig="358" w14:anchorId="48F2DAA3">
-          <v:shape id="_x0000_i1063" type="#_x0000_t75" style="width:19.9pt;height:18.25pt" o:ole="">
-            <v:imagedata r:id="rId76" o:title=""/>
+          <v:shape id="_x0000_i1068" type="#_x0000_t75" style="width:21.1pt;height:22.1pt" o:ole="">
+            <v:imagedata r:id="rId92" o:title=""/>
           </v:shape>
-          <o:OLEObject Type="Embed" ProgID="Equation.AxMath" ShapeID="_x0000_i1063" DrawAspect="Content" ObjectID="_1839764214" r:id="rId80"/>
+          <o:OLEObject Type="Embed" ProgID="Equation.AxMath" ShapeID="_x0000_i1068" DrawAspect="Content" ObjectID="_1843039406" r:id="rId96"/>
         </w:object>
       </w:r>
       <w:r>
         <w:rPr>
           <w:rFonts w:hint="eastAsia"/>
         </w:rPr>
-        <w:t>只能保证这个方向通往一个差解，但是需要明确的是“远离差解的方向，并不意味着通往好解”，也可能远离差解后，到达的是另</w:t>
-      </w:r>
-      <w:r>
-        <w:rPr>
-          <w:rFonts w:hint="eastAsia"/>
-        </w:rPr>
-        <w:lastRenderedPageBreak/>
-        <w:t>一个差解，或者是一个平坦区域（鞍点），这是一个间断推断，置信度较低。</w:t>
+        <w:t>只能保证这个方向通往一个差解，但是需要明确的是“远离差解的方向，并不意味着通往好解”，也可能远离差解后，到达的是另一个差解，或者是一个平坦区域（鞍点），这是一个间断推断，置信度较低。</w:t>
       </w:r>
     </w:p>
     <w:p>
@@ -27961,10 +28488,10 @@
           <w:position w:val="-12"/>
         </w:rPr>
         <w:object w:dxaOrig="401" w:dyaOrig="358" w14:anchorId="4D73F887">
-          <v:shape id="_x0000_i1064" type="#_x0000_t75" style="width:19.9pt;height:18.25pt" o:ole="">
-            <v:imagedata r:id="rId76" o:title=""/>
+          <v:shape id="_x0000_i1069" type="#_x0000_t75" style="width:21.1pt;height:22.1pt" o:ole="">
+            <v:imagedata r:id="rId92" o:title=""/>
           </v:shape>
-          <o:OLEObject Type="Embed" ProgID="Equation.AxMath" ShapeID="_x0000_i1064" DrawAspect="Content" ObjectID="_1839764215" r:id="rId81"/>
+          <o:OLEObject Type="Embed" ProgID="Equation.AxMath" ShapeID="_x0000_i1069" DrawAspect="Content" ObjectID="_1843039407" r:id="rId97"/>
         </w:object>
       </w:r>
       <w:r>
@@ -28008,10 +28535,10 @@
           <w:position w:val="-12"/>
         </w:rPr>
         <w:object w:dxaOrig="278" w:dyaOrig="359" w14:anchorId="39B89BEF">
-          <v:shape id="_x0000_i1065" type="#_x0000_t75" style="width:13.95pt;height:18.25pt" o:ole="">
-            <v:imagedata r:id="rId82" o:title=""/>
+          <v:shape id="_x0000_i1070" type="#_x0000_t75" style="width:14.4pt;height:21.1pt" o:ole="">
+            <v:imagedata r:id="rId98" o:title=""/>
           </v:shape>
-          <o:OLEObject Type="Embed" ProgID="Equation.AxMath" ShapeID="_x0000_i1065" DrawAspect="Content" ObjectID="_1839764216" r:id="rId83"/>
+          <o:OLEObject Type="Embed" ProgID="Equation.AxMath" ShapeID="_x0000_i1070" DrawAspect="Content" ObjectID="_1843039408" r:id="rId99"/>
         </w:object>
       </w:r>
       <w:r>
@@ -28041,10 +28568,10 @@
           <w:position w:val="-12"/>
         </w:rPr>
         <w:object w:dxaOrig="401" w:dyaOrig="358" w14:anchorId="5883703C">
-          <v:shape id="_x0000_i1066" type="#_x0000_t75" style="width:19.9pt;height:18.25pt" o:ole="">
-            <v:imagedata r:id="rId76" o:title=""/>
+          <v:shape id="_x0000_i1071" type="#_x0000_t75" style="width:21.1pt;height:22.1pt" o:ole="">
+            <v:imagedata r:id="rId92" o:title=""/>
           </v:shape>
-          <o:OLEObject Type="Embed" ProgID="Equation.AxMath" ShapeID="_x0000_i1066" DrawAspect="Content" ObjectID="_1839764217" r:id="rId84"/>
+          <o:OLEObject Type="Embed" ProgID="Equation.AxMath" ShapeID="_x0000_i1071" DrawAspect="Content" ObjectID="_1843039409" r:id="rId100"/>
         </w:object>
       </w:r>
       <w:r>
@@ -28088,10 +28615,10 @@
           <w:position w:val="-12"/>
         </w:rPr>
         <w:object w:dxaOrig="319" w:dyaOrig="359" w14:anchorId="50E21BCA">
-          <v:shape id="_x0000_i1067" type="#_x0000_t75" style="width:16.1pt;height:18.25pt" o:ole="">
-            <v:imagedata r:id="rId85" o:title=""/>
+          <v:shape id="_x0000_i1072" type="#_x0000_t75" style="width:14.4pt;height:21.1pt" o:ole="">
+            <v:imagedata r:id="rId101" o:title=""/>
           </v:shape>
-          <o:OLEObject Type="Embed" ProgID="Equation.AxMath" ShapeID="_x0000_i1067" DrawAspect="Content" ObjectID="_1839764218" r:id="rId86"/>
+          <o:OLEObject Type="Embed" ProgID="Equation.AxMath" ShapeID="_x0000_i1072" DrawAspect="Content" ObjectID="_1843039410" r:id="rId102"/>
         </w:object>
       </w:r>
       <w:r>
@@ -28108,10 +28635,10 @@
       </w:pPr>
       <w:r>
         <w:object w:dxaOrig="3930" w:dyaOrig="3198" w14:anchorId="17728842">
-          <v:shape id="_x0000_i1068" type="#_x0000_t75" style="width:196.65pt;height:160.1pt" o:ole="">
-            <v:imagedata r:id="rId87" o:title=""/>
+          <v:shape id="_x0000_i1073" type="#_x0000_t75" style="width:193.9pt;height:158.4pt" o:ole="">
+            <v:imagedata r:id="rId103" o:title=""/>
           </v:shape>
-          <o:OLEObject Type="Embed" ProgID="AxGlyph.Document" ShapeID="_x0000_i1068" DrawAspect="Content" ObjectID="_1839764219" r:id="rId88"/>
+          <o:OLEObject Type="Embed" ProgID="AxGlyph.Document" ShapeID="_x0000_i1073" DrawAspect="Content" ObjectID="_1843039411" r:id="rId104"/>
         </w:object>
       </w:r>
     </w:p>
@@ -28132,6 +28659,7 @@
         <w:ind w:firstLine="480"/>
       </w:pPr>
       <w:r>
+        <w:lastRenderedPageBreak/>
         <w:tab/>
       </w:r>
       <w:r>
@@ -28139,10 +28667,10 @@
           <w:position w:val="-39"/>
         </w:rPr>
         <w:object w:dxaOrig="3779" w:dyaOrig="906" w14:anchorId="647C9F26">
-          <v:shape id="_x0000_i1069" type="#_x0000_t75" style="width:189.15pt;height:45.15pt" o:ole="">
-            <v:imagedata r:id="rId89" o:title=""/>
+          <v:shape id="_x0000_i1074" type="#_x0000_t75" style="width:187.2pt;height:43.2pt" o:ole="">
+            <v:imagedata r:id="rId105" o:title=""/>
           </v:shape>
-          <o:OLEObject Type="Embed" ProgID="Equation.AxMath" ShapeID="_x0000_i1069" DrawAspect="Content" ObjectID="_1839764220" r:id="rId90"/>
+          <o:OLEObject Type="Embed" ProgID="Equation.AxMath" ShapeID="_x0000_i1074" DrawAspect="Content" ObjectID="_1843039412" r:id="rId106"/>
         </w:object>
       </w:r>
       <w:r>
@@ -28205,10 +28733,10 @@
           <w:position w:val="-54"/>
         </w:rPr>
         <w:object w:dxaOrig="1573" w:dyaOrig="1208" w14:anchorId="2DEE1A6F">
-          <v:shape id="_x0000_i1070" type="#_x0000_t75" style="width:78.45pt;height:60.2pt" o:ole="">
-            <v:imagedata r:id="rId91" o:title=""/>
+          <v:shape id="_x0000_i1075" type="#_x0000_t75" style="width:79.7pt;height:57.6pt" o:ole="">
+            <v:imagedata r:id="rId107" o:title=""/>
           </v:shape>
-          <o:OLEObject Type="Embed" ProgID="Equation.AxMath" ShapeID="_x0000_i1070" DrawAspect="Content" ObjectID="_1839764221" r:id="rId92"/>
+          <o:OLEObject Type="Embed" ProgID="Equation.AxMath" ShapeID="_x0000_i1075" DrawAspect="Content" ObjectID="_1843039413" r:id="rId108"/>
         </w:object>
       </w:r>
       <w:r>
@@ -28320,10 +28848,10 @@
           <w:position w:val="-12"/>
         </w:rPr>
         <w:object w:dxaOrig="1007" w:dyaOrig="372" w14:anchorId="17D0EC51">
-          <v:shape id="_x0000_i1071" type="#_x0000_t75" style="width:50.5pt;height:18.25pt" o:ole="">
-            <v:imagedata r:id="rId93" o:title=""/>
+          <v:shape id="_x0000_i1076" type="#_x0000_t75" style="width:50.9pt;height:21.1pt" o:ole="">
+            <v:imagedata r:id="rId109" o:title=""/>
           </v:shape>
-          <o:OLEObject Type="Embed" ProgID="Equation.AxMath" ShapeID="_x0000_i1071" DrawAspect="Content" ObjectID="_1839764222" r:id="rId94"/>
+          <o:OLEObject Type="Embed" ProgID="Equation.AxMath" ShapeID="_x0000_i1076" DrawAspect="Content" ObjectID="_1843039414" r:id="rId110"/>
         </w:object>
       </w:r>
       <w:r>
@@ -28349,10 +28877,10 @@
           <w:position w:val="-12"/>
         </w:rPr>
         <w:object w:dxaOrig="178" w:dyaOrig="358" w14:anchorId="6571E669">
-          <v:shape id="_x0000_i1072" type="#_x0000_t75" style="width:9.15pt;height:18.25pt" o:ole="">
-            <v:imagedata r:id="rId45" o:title=""/>
+          <v:shape id="_x0000_i1077" type="#_x0000_t75" style="width:7.7pt;height:22.1pt" o:ole="">
+            <v:imagedata r:id="rId61" o:title=""/>
           </v:shape>
-          <o:OLEObject Type="Embed" ProgID="Equation.AxMath" ShapeID="_x0000_i1072" DrawAspect="Content" ObjectID="_1839764223" r:id="rId95"/>
+          <o:OLEObject Type="Embed" ProgID="Equation.AxMath" ShapeID="_x0000_i1077" DrawAspect="Content" ObjectID="_1843039415" r:id="rId111"/>
         </w:object>
       </w:r>
       <w:r>
@@ -28365,26 +28893,20 @@
     <w:p>
       <w:pPr>
         <w:ind w:firstLineChars="83" w:firstLine="199"/>
-        <w:rPr>
-          <w:rFonts w:hint="eastAsia"/>
-        </w:rPr>
       </w:pPr>
     </w:p>
     <w:p>
       <w:pPr>
         <w:ind w:firstLine="480"/>
-        <w:rPr>
-          <w:rFonts w:hint="eastAsia"/>
-        </w:rPr>
       </w:pPr>
     </w:p>
     <w:sectPr>
-      <w:headerReference w:type="even" r:id="rId96"/>
-      <w:headerReference w:type="default" r:id="rId97"/>
-      <w:footerReference w:type="even" r:id="rId98"/>
-      <w:footerReference w:type="default" r:id="rId99"/>
-      <w:headerReference w:type="first" r:id="rId100"/>
-      <w:footerReference w:type="first" r:id="rId101"/>
+      <w:headerReference w:type="even" r:id="rId112"/>
+      <w:headerReference w:type="default" r:id="rId113"/>
+      <w:footerReference w:type="even" r:id="rId114"/>
+      <w:footerReference w:type="default" r:id="rId115"/>
+      <w:headerReference w:type="first" r:id="rId116"/>
+      <w:footerReference w:type="first" r:id="rId117"/>
       <w:pgSz w:w="11906" w:h="16838"/>
       <w:pgMar w:top="1440" w:right="1800" w:bottom="1440" w:left="1800" w:header="851" w:footer="992" w:gutter="0"/>
       <w:cols w:space="425"/>
